--- a/docs/files/port-of-tallinn/port-of-tallinn_6M2026_en.docx
+++ b/docs/files/port-of-tallinn/port-of-tallinn_6M2026_en.docx
@@ -140,7 +140,7 @@
               <w:rPr>
                 <w:b/>
                 <w:color w:val="1F4E79"/>
-                <w:sz w:val="30"/>
+                <w:sz w:val="26"/>
               </w:rPr>
               <w:t>59.3 EUR m</w:t>
             </w:r>
@@ -178,7 +178,7 @@
               <w:rPr>
                 <w:b/>
                 <w:color w:val="1F4E79"/>
-                <w:sz w:val="30"/>
+                <w:sz w:val="26"/>
               </w:rPr>
               <w:t>25.8 EUR m</w:t>
             </w:r>
@@ -216,7 +216,7 @@
               <w:rPr>
                 <w:b/>
                 <w:color w:val="1F4E79"/>
-                <w:sz w:val="30"/>
+                <w:sz w:val="26"/>
               </w:rPr>
               <w:t>6.0 EUR m</w:t>
             </w:r>
@@ -254,7 +254,7 @@
               <w:rPr>
                 <w:b/>
                 <w:color w:val="1F4E79"/>
-                <w:sz w:val="30"/>
+                <w:sz w:val="26"/>
               </w:rPr>
               <w:t>2.78x</w:t>
             </w:r>

--- a/docs/files/port-of-tallinn/port-of-tallinn_6M2026_en.docx
+++ b/docs/files/port-of-tallinn/port-of-tallinn_6M2026_en.docx
@@ -3601,11 +3601,297 @@
       </w:r>
       <w:r>
         <w:rPr>
+          <w:b/>
+          <w:color w:val="333333"/>
+          <w:sz w:val="19"/>
+        </w:rPr>
+        <w:t>Applicable:</w:t>
+      </w:r>
+      <w:r>
+        <w:rPr>
           <w:b w:val="0"/>
           <w:color w:val="333333"/>
           <w:sz w:val="19"/>
         </w:rPr>
-        <w:t>SEB shipping and transportation policy content could not be read automatically (SEB PDFs block automated reading). Known: SEB follows the Poseidon Principles, shipping target AER −41% by 2030. Manual check needed.</w:t>
+        <w:t xml:space="preserve"> the SEB Investments policy</w:t>
+      </w:r>
+      <w:hyperlink r:id="rId20">
+        <w:r>
+          <w:rPr>
+            <w:color w:val="2A78D6"/>
+            <w:vertAlign w:val="superscript"/>
+            <w:sz w:val="16"/>
+          </w:rPr>
+          <w:t xml:space="preserve">17</w:t>
+        </w:r>
+      </w:hyperlink>
+      <w:r>
+        <w:rPr>
+          <w:b w:val="0"/>
+          <w:color w:val="333333"/>
+          <w:sz w:val="19"/>
+        </w:rPr>
+        <w:t xml:space="preserve"> and the Shipping policy, because the ferry segment is 31.4% of 6M 2026 revenue, above the 15% threshold (calculated by the tool)</w:t>
+      </w:r>
+      <w:hyperlink r:id="rId11">
+        <w:r>
+          <w:rPr>
+            <w:color w:val="2A78D6"/>
+            <w:vertAlign w:val="superscript"/>
+            <w:sz w:val="16"/>
+          </w:rPr>
+          <w:t xml:space="preserve">12</w:t>
+        </w:r>
+      </w:hyperlink>
+      <w:r>
+        <w:rPr>
+          <w:color w:val="2A78D6"/>
+          <w:vertAlign w:val="superscript"/>
+        </w:rPr>
+        <w:t>,</w:t>
+      </w:r>
+      <w:hyperlink r:id="rId21">
+        <w:r>
+          <w:rPr>
+            <w:color w:val="2A78D6"/>
+            <w:vertAlign w:val="superscript"/>
+            <w:sz w:val="16"/>
+          </w:rPr>
+          <w:t xml:space="preserve">18</w:t>
+        </w:r>
+      </w:hyperlink>
+      <w:r>
+        <w:rPr>
+          <w:b w:val="0"/>
+          <w:color w:val="333333"/>
+          <w:sz w:val="19"/>
+        </w:rPr>
+        <w:t>. The Transportation policy does not apply (road, rail and air only)</w:t>
+      </w:r>
+      <w:hyperlink r:id="rId22">
+        <w:r>
+          <w:rPr>
+            <w:color w:val="2A78D6"/>
+            <w:vertAlign w:val="superscript"/>
+            <w:sz w:val="16"/>
+          </w:rPr>
+          <w:t xml:space="preserve">19</w:t>
+        </w:r>
+      </w:hyperlink>
+      <w:r>
+        <w:rPr>
+          <w:b w:val="0"/>
+          <w:color w:val="333333"/>
+          <w:sz w:val="19"/>
+        </w:rPr>
+        <w:t xml:space="preserve">. </w:t>
+      </w:r>
+      <w:r>
+        <w:rPr>
+          <w:b/>
+          <w:color w:val="333333"/>
+          <w:sz w:val="19"/>
+        </w:rPr>
+        <w:t>Met:</w:t>
+      </w:r>
+      <w:r>
+        <w:rPr>
+          <w:b w:val="0"/>
+          <w:color w:val="333333"/>
+          <w:sz w:val="19"/>
+        </w:rPr>
+        <w:t xml:space="preserve"> no governance or international-norm breach by the company found (it is the injured party in the former executives' case)</w:t>
+      </w:r>
+      <w:hyperlink r:id="rId13">
+        <w:r>
+          <w:rPr>
+            <w:color w:val="2A78D6"/>
+            <w:vertAlign w:val="superscript"/>
+            <w:sz w:val="16"/>
+          </w:rPr>
+          <w:t xml:space="preserve">7</w:t>
+        </w:r>
+      </w:hyperlink>
+      <w:r>
+        <w:rPr>
+          <w:b w:val="0"/>
+          <w:color w:val="333333"/>
+          <w:sz w:val="19"/>
+        </w:rPr>
+        <w:t>; annual sustainability report with climate data</w:t>
+      </w:r>
+      <w:hyperlink r:id="rId19">
+        <w:r>
+          <w:rPr>
+            <w:color w:val="2A78D6"/>
+            <w:vertAlign w:val="superscript"/>
+            <w:sz w:val="16"/>
+          </w:rPr>
+          <w:t xml:space="preserve">15</w:t>
+        </w:r>
+      </w:hyperlink>
+      <w:r>
+        <w:rPr>
+          <w:b w:val="0"/>
+          <w:color w:val="333333"/>
+          <w:sz w:val="19"/>
+        </w:rPr>
+        <w:t>; climate neutrality by 2050 and a plan to move ferries to alternative fuels or electrification, in line with the decarbonisation-plan expectation</w:t>
+      </w:r>
+      <w:hyperlink r:id="rId23">
+        <w:r>
+          <w:rPr>
+            <w:color w:val="2A78D6"/>
+            <w:vertAlign w:val="superscript"/>
+            <w:sz w:val="16"/>
+          </w:rPr>
+          <w:t xml:space="preserve">20</w:t>
+        </w:r>
+      </w:hyperlink>
+      <w:r>
+        <w:rPr>
+          <w:color w:val="2A78D6"/>
+          <w:vertAlign w:val="superscript"/>
+        </w:rPr>
+        <w:t>,</w:t>
+      </w:r>
+      <w:hyperlink r:id="rId21">
+        <w:r>
+          <w:rPr>
+            <w:color w:val="2A78D6"/>
+            <w:vertAlign w:val="superscript"/>
+            <w:sz w:val="16"/>
+          </w:rPr>
+          <w:t xml:space="preserve">21</w:t>
+        </w:r>
+      </w:hyperlink>
+      <w:r>
+        <w:rPr>
+          <w:b w:val="0"/>
+          <w:color w:val="333333"/>
+          <w:sz w:val="19"/>
+        </w:rPr>
+        <w:t xml:space="preserve">. </w:t>
+      </w:r>
+      <w:r>
+        <w:rPr>
+          <w:b/>
+          <w:color w:val="333333"/>
+          <w:sz w:val="19"/>
+        </w:rPr>
+        <w:t>Not found in public reports:</w:t>
+      </w:r>
+      <w:r>
+        <w:rPr>
+          <w:b w:val="0"/>
+          <w:color w:val="333333"/>
+          <w:sz w:val="19"/>
+        </w:rPr>
+        <w:t xml:space="preserve"> Shipping requirements such as SEEMP, EEXI/CII compliance, vessel emission-intensity disclosure, responsible ship recycling and classification</w:t>
+      </w:r>
+      <w:hyperlink r:id="rId21">
+        <w:r>
+          <w:rPr>
+            <w:color w:val="2A78D6"/>
+            <w:vertAlign w:val="superscript"/>
+            <w:sz w:val="16"/>
+          </w:rPr>
+          <w:t xml:space="preserve">22</w:t>
+        </w:r>
+      </w:hyperlink>
+      <w:r>
+        <w:rPr>
+          <w:b w:val="0"/>
+          <w:color w:val="333333"/>
+          <w:sz w:val="19"/>
+        </w:rPr>
+        <w:t>; human rights due diligence, whistleblowing channel and anti-corruption policy expected by SEB</w:t>
+      </w:r>
+      <w:hyperlink r:id="rId21">
+        <w:r>
+          <w:rPr>
+            <w:color w:val="2A78D6"/>
+            <w:vertAlign w:val="superscript"/>
+            <w:sz w:val="16"/>
+          </w:rPr>
+          <w:t xml:space="preserve">21</w:t>
+        </w:r>
+      </w:hyperlink>
+      <w:r>
+        <w:rPr>
+          <w:color w:val="2A78D6"/>
+          <w:vertAlign w:val="superscript"/>
+        </w:rPr>
+        <w:t>,</w:t>
+      </w:r>
+      <w:hyperlink r:id="rId24">
+        <w:r>
+          <w:rPr>
+            <w:color w:val="2A78D6"/>
+            <w:vertAlign w:val="superscript"/>
+            <w:sz w:val="16"/>
+          </w:rPr>
+          <w:t xml:space="preserve">23</w:t>
+        </w:r>
+      </w:hyperlink>
+      <w:r>
+        <w:rPr>
+          <w:b w:val="0"/>
+          <w:color w:val="333333"/>
+          <w:sz w:val="19"/>
+        </w:rPr>
+        <w:t xml:space="preserve">. </w:t>
+      </w:r>
+      <w:r>
+        <w:rPr>
+          <w:b/>
+          <w:color w:val="333333"/>
+          <w:sz w:val="19"/>
+        </w:rPr>
+        <w:t>Open:</w:t>
+      </w:r>
+      <w:r>
+        <w:rPr>
+          <w:b w:val="0"/>
+          <w:color w:val="333333"/>
+          <w:sz w:val="19"/>
+        </w:rPr>
+        <w:t xml:space="preserve"> liquid bulk (oil products) handling; if fossil-related revenue is above 5%, the Fossil Fuels policy also applies</w:t>
+      </w:r>
+      <w:hyperlink r:id="rId11">
+        <w:r>
+          <w:rPr>
+            <w:color w:val="2A78D6"/>
+            <w:vertAlign w:val="superscript"/>
+            <w:sz w:val="16"/>
+          </w:rPr>
+          <w:t xml:space="preserve">24</w:t>
+        </w:r>
+      </w:hyperlink>
+      <w:r>
+        <w:rPr>
+          <w:color w:val="2A78D6"/>
+          <w:vertAlign w:val="superscript"/>
+        </w:rPr>
+        <w:t>,</w:t>
+      </w:r>
+      <w:hyperlink r:id="rId25">
+        <w:r>
+          <w:rPr>
+            <w:color w:val="2A78D6"/>
+            <w:vertAlign w:val="superscript"/>
+            <w:sz w:val="16"/>
+          </w:rPr>
+          <w:t xml:space="preserve">25</w:t>
+        </w:r>
+      </w:hyperlink>
+      <w:r>
+        <w:rPr>
+          <w:b w:val="0"/>
+          <w:color w:val="333333"/>
+          <w:sz w:val="19"/>
+        </w:rPr>
+        <w:t>. Analyst to check TS Laevad vessel documents.</w:t>
       </w:r>
     </w:p>
     <w:p>
@@ -3739,14 +4025,14 @@
         </w:rPr>
         <w:t>Available PAI data: Scope 1+2 emissions 19,261 t CO2e (2025)</w:t>
       </w:r>
-      <w:hyperlink r:id="rId20">
+      <w:hyperlink r:id="rId26">
         <w:r>
           <w:rPr>
             <w:color w:val="2A78D6"/>
             <w:vertAlign w:val="superscript"/>
             <w:sz w:val="16"/>
           </w:rPr>
-          <w:t xml:space="preserve">17</w:t>
+          <w:t xml:space="preserve">26</w:t>
         </w:r>
       </w:hyperlink>
       <w:r>
@@ -3793,7 +4079,7 @@
           <w:color w:val="5F6B7A"/>
           <w:sz w:val="16"/>
         </w:rPr>
-        <w:t>SEB policies applied: Shipping sector policy; Transportation sector policy; Environmental Policy on Climate, Nature and Water; Social and Human Rights Policy; Anti-corruption, Code of Conduct, Tax</w:t>
+        <w:t>SEB policies applied: Policy on Sustainability Considerations in Investments (SEB AB); Shipping sector policy; Environmental Policy on Climate, Nature and Water (thematic); Social and Human Rights Policy (thematic); Governance expectations in sector policies (anti-corruption, tax, reporting)</w:t>
       </w:r>
     </w:p>
     <w:p>
@@ -4165,6 +4451,195 @@
             <w:color w:val="2A78D6"/>
             <w:sz w:val="17"/>
           </w:rPr>
+          <w:t xml:space="preserve">SEB Policy on Sustainability Considerations in Investments (2026-04-15), p. 5, 2026-04-15</w:t>
+        </w:r>
+      </w:hyperlink>
+    </w:p>
+    <w:p>
+      <w:pPr>
+        <w:spacing w:after="20"/>
+        <w:ind w:left="340" w:hanging="340"/>
+      </w:pPr>
+      <w:r>
+        <w:rPr>
+          <w:sz w:val="17"/>
+        </w:rPr>
+        <w:t xml:space="preserve">18. </w:t>
+      </w:r>
+      <w:hyperlink r:id="rId21">
+        <w:r>
+          <w:rPr>
+            <w:color w:val="2A78D6"/>
+            <w:sz w:val="17"/>
+          </w:rPr>
+          <w:t xml:space="preserve">SEB Sector Policy on Shipping (2026-04-23), p. 5, 2026-04-23</w:t>
+        </w:r>
+      </w:hyperlink>
+    </w:p>
+    <w:p>
+      <w:pPr>
+        <w:spacing w:after="20"/>
+        <w:ind w:left="340" w:hanging="340"/>
+      </w:pPr>
+      <w:r>
+        <w:rPr>
+          <w:sz w:val="17"/>
+        </w:rPr>
+        <w:t xml:space="preserve">19. </w:t>
+      </w:r>
+      <w:hyperlink r:id="rId22">
+        <w:r>
+          <w:rPr>
+            <w:color w:val="2A78D6"/>
+            <w:sz w:val="17"/>
+          </w:rPr>
+          <w:t xml:space="preserve">SEB Sector Policy on Transportation (2026-04-23), p. 4, 2026-04-23</w:t>
+        </w:r>
+      </w:hyperlink>
+    </w:p>
+    <w:p>
+      <w:pPr>
+        <w:spacing w:after="20"/>
+        <w:ind w:left="340" w:hanging="340"/>
+      </w:pPr>
+      <w:r>
+        <w:rPr>
+          <w:sz w:val="17"/>
+        </w:rPr>
+        <w:t xml:space="preserve">20. </w:t>
+      </w:r>
+      <w:hyperlink r:id="rId23">
+        <w:r>
+          <w:rPr>
+            <w:color w:val="2A78D6"/>
+            <w:sz w:val="17"/>
+          </w:rPr>
+          <w:t xml:space="preserve">Sustainability Report 2025, p. 18-19, 2026-04</w:t>
+        </w:r>
+      </w:hyperlink>
+    </w:p>
+    <w:p>
+      <w:pPr>
+        <w:spacing w:after="20"/>
+        <w:ind w:left="340" w:hanging="340"/>
+      </w:pPr>
+      <w:r>
+        <w:rPr>
+          <w:sz w:val="17"/>
+        </w:rPr>
+        <w:t xml:space="preserve">21. </w:t>
+      </w:r>
+      <w:hyperlink r:id="rId21">
+        <w:r>
+          <w:rPr>
+            <w:color w:val="2A78D6"/>
+            <w:sz w:val="17"/>
+          </w:rPr>
+          <w:t xml:space="preserve">SEB Sector Policy on Shipping (2026-04-23), p. 7, 2026-04-23</w:t>
+        </w:r>
+      </w:hyperlink>
+    </w:p>
+    <w:p>
+      <w:pPr>
+        <w:spacing w:after="20"/>
+        <w:ind w:left="340" w:hanging="340"/>
+      </w:pPr>
+      <w:r>
+        <w:rPr>
+          <w:sz w:val="17"/>
+        </w:rPr>
+        <w:t xml:space="preserve">22. </w:t>
+      </w:r>
+      <w:hyperlink r:id="rId21">
+        <w:r>
+          <w:rPr>
+            <w:color w:val="2A78D6"/>
+            <w:sz w:val="17"/>
+          </w:rPr>
+          <w:t xml:space="preserve">SEB Sector Policy on Shipping (2026-04-23), p. 5-6, 2026-04-23</w:t>
+        </w:r>
+      </w:hyperlink>
+    </w:p>
+    <w:p>
+      <w:pPr>
+        <w:spacing w:after="20"/>
+        <w:ind w:left="340" w:hanging="340"/>
+      </w:pPr>
+      <w:r>
+        <w:rPr>
+          <w:sz w:val="17"/>
+        </w:rPr>
+        <w:t xml:space="preserve">23. </w:t>
+      </w:r>
+      <w:hyperlink r:id="rId24">
+        <w:r>
+          <w:rPr>
+            <w:color w:val="2A78D6"/>
+            <w:sz w:val="17"/>
+          </w:rPr>
+          <w:t xml:space="preserve">SEB Social and Human Rights Policy (2026-04-28), p. 8, 2026-04-28</w:t>
+        </w:r>
+      </w:hyperlink>
+    </w:p>
+    <w:p>
+      <w:pPr>
+        <w:spacing w:after="20"/>
+        <w:ind w:left="340" w:hanging="340"/>
+      </w:pPr>
+      <w:r>
+        <w:rPr>
+          <w:sz w:val="17"/>
+        </w:rPr>
+        <w:t xml:space="preserve">24. </w:t>
+      </w:r>
+      <w:hyperlink r:id="rId11">
+        <w:r>
+          <w:rPr>
+            <w:color w:val="2A78D6"/>
+            <w:sz w:val="17"/>
+          </w:rPr>
+          <w:t xml:space="preserve">AS Tallinna Sadam - Interim report Q2 and 6M 2026, p. 6, 2026-08-10</w:t>
+        </w:r>
+      </w:hyperlink>
+    </w:p>
+    <w:p>
+      <w:pPr>
+        <w:spacing w:after="20"/>
+        <w:ind w:left="340" w:hanging="340"/>
+      </w:pPr>
+      <w:r>
+        <w:rPr>
+          <w:sz w:val="17"/>
+        </w:rPr>
+        <w:t xml:space="preserve">25. </w:t>
+      </w:r>
+      <w:hyperlink r:id="rId25">
+        <w:r>
+          <w:rPr>
+            <w:color w:val="2A78D6"/>
+            <w:sz w:val="17"/>
+          </w:rPr>
+          <w:t xml:space="preserve">SEB Sector Policy on Fossil Fuels (2026-04-23), p. 6, 2026-04-23</w:t>
+        </w:r>
+      </w:hyperlink>
+    </w:p>
+    <w:p>
+      <w:pPr>
+        <w:spacing w:after="20"/>
+        <w:ind w:left="340" w:hanging="340"/>
+      </w:pPr>
+      <w:r>
+        <w:rPr>
+          <w:sz w:val="17"/>
+        </w:rPr>
+        <w:t xml:space="preserve">26. </w:t>
+      </w:r>
+      <w:hyperlink r:id="rId26">
+        <w:r>
+          <w:rPr>
+            <w:color w:val="2A78D6"/>
+            <w:sz w:val="17"/>
+          </w:rPr>
           <w:t xml:space="preserve">Sustainability Report 2025, p. 22, 2026-04</w:t>
         </w:r>
       </w:hyperlink>

--- a/docs/files/port-of-tallinn/port-of-tallinn_6M2026_en.docx
+++ b/docs/files/port-of-tallinn/port-of-tallinn_6M2026_en.docx
@@ -294,9 +294,15 @@
       </w:pPr>
       <w:r>
         <w:rPr>
+          <w:b/>
+        </w:rPr>
+        <w:t>Sales up, profit down:</w:t>
+      </w:r>
+      <w:r>
+        <w:rPr>
           <w:b w:val="0"/>
         </w:rPr>
-        <w:t>6M revenue EUR 59.3m (+2.4%), adjusted EBITDA EUR 25.8m (−13.5%), margin 43.5% (51.5%), net profit EUR 6.0m (−41.7%)</w:t>
+        <w:t xml:space="preserve"> 6M revenue grew 2.4% to EUR 59.3m, but adjusted EBITDA fell 13.5% to EUR 25.8m and net profit 41.7% to EUR 6.0m. The EBITDA margin dropped to 43.5% from 51.5%</w:t>
       </w:r>
       <w:hyperlink r:id="rId11">
         <w:r>
@@ -339,9 +345,15 @@
       </w:pPr>
       <w:r>
         <w:rPr>
+          <w:b/>
+        </w:rPr>
+        <w:t>Why:</w:t>
+      </w:r>
+      <w:r>
+        <w:rPr>
           <w:b w:val="0"/>
         </w:rPr>
-        <w:t>According to the CEO, rising fuel prices and extraordinary ship repairs caused by ice conditions reduced Q2 profitability</w:t>
+        <w:t xml:space="preserve"> the CEO names higher fuel prices and unplanned ship repairs after the ice season</w:t>
       </w:r>
       <w:hyperlink r:id="rId12">
         <w:r>
@@ -369,13 +381,13 @@
         <w:rPr>
           <w:b/>
         </w:rPr>
-        <w:t>Debt stable:</w:t>
+        <w:t>Balance sheet solid:</w:t>
       </w:r>
       <w:r>
         <w:rPr>
           <w:b w:val="0"/>
         </w:rPr>
-        <w:t xml:space="preserve"> net debt EUR 145.8m, net debt / LTM adjusted EBITDA 2.78x, equity ratio 59.8% (both ratios calculated by the tool)</w:t>
+        <w:t xml:space="preserve"> net debt EUR 145.8m, or 2.78x LTM adjusted EBITDA; equity is 59.8% of assets (both ratios calculated by the tool)</w:t>
       </w:r>
       <w:hyperlink r:id="rId11">
         <w:r>
@@ -401,9 +413,15 @@
       </w:pPr>
       <w:r>
         <w:rPr>
+          <w:b/>
+        </w:rPr>
+        <w:t>Dividend above policy:</w:t>
+      </w:r>
+      <w:r>
+        <w:rPr>
           <w:b w:val="0"/>
         </w:rPr>
-        <w:t>Dividend EUR 0.073 per share, EUR 19.2m in total - 85% of 2025 profit (policy: at least 70%); paid 2026-05-20</w:t>
+        <w:t xml:space="preserve"> EUR 0.073 per share (EUR 19.2m in total), 85% of 2025 profit against a policy minimum of 70%; paid 2026-05-20</w:t>
       </w:r>
       <w:hyperlink r:id="rId11">
         <w:r>
@@ -429,9 +447,15 @@
       </w:pPr>
       <w:r>
         <w:rPr>
+          <w:b/>
+        </w:rPr>
+        <w:t>State-owned; old court case still open:</w:t>
+      </w:r>
+      <w:r>
+        <w:rPr>
           <w:b w:val="0"/>
         </w:rPr>
-        <w:t>The Republic of Estonia holds 67.03%</w:t>
+        <w:t xml:space="preserve"> Estonia holds 67.03%</w:t>
       </w:r>
       <w:hyperlink r:id="rId11">
         <w:r>
@@ -447,7 +471,7 @@
         <w:rPr>
           <w:b w:val="0"/>
         </w:rPr>
-        <w:t>. Former executives' bribery case: on 2024-06-27 the court acquitted on limitation grounds; prosecution and defence appealed, later ruling not found - needs review</w:t>
+        <w:t>. In the bribery case of former executives the court acquitted them on limitation grounds on 2024-06-27; both sides appealed and a later ruling was not found - needs review</w:t>
       </w:r>
       <w:hyperlink r:id="rId13">
         <w:r>
@@ -733,16 +757,17 @@
         </w:tblBorders>
       </w:tblPr>
       <w:tblGrid>
-        <w:gridCol w:w="1994"/>
-        <w:gridCol w:w="1994"/>
-        <w:gridCol w:w="1994"/>
-        <w:gridCol w:w="1994"/>
-        <w:gridCol w:w="1994"/>
+        <w:gridCol w:w="1662"/>
+        <w:gridCol w:w="1662"/>
+        <w:gridCol w:w="1662"/>
+        <w:gridCol w:w="1662"/>
+        <w:gridCol w:w="1662"/>
+        <w:gridCol w:w="1662"/>
       </w:tblGrid>
       <w:tr>
         <w:tc>
           <w:tcPr>
-            <w:tcW w:type="dxa" w:w="3628"/>
+            <w:tcW w:type="dxa" w:w="2948"/>
             <w:shd w:val="clear" w:color="auto" w:fill="1F4E79"/>
           </w:tcPr>
           <w:p>
@@ -759,7 +784,7 @@
         </w:tc>
         <w:tc>
           <w:tcPr>
-            <w:tcW w:type="dxa" w:w="1474"/>
+            <w:tcW w:type="dxa" w:w="1191"/>
             <w:shd w:val="clear" w:color="auto" w:fill="1F4E79"/>
           </w:tcPr>
           <w:p>
@@ -779,7 +804,7 @@
         </w:tc>
         <w:tc>
           <w:tcPr>
-            <w:tcW w:type="dxa" w:w="1474"/>
+            <w:tcW w:type="dxa" w:w="1191"/>
             <w:shd w:val="clear" w:color="auto" w:fill="1F4E79"/>
           </w:tcPr>
           <w:p>
@@ -799,7 +824,7 @@
         </w:tc>
         <w:tc>
           <w:tcPr>
-            <w:tcW w:type="dxa" w:w="1474"/>
+            <w:tcW w:type="dxa" w:w="1191"/>
             <w:shd w:val="clear" w:color="auto" w:fill="1F4E79"/>
           </w:tcPr>
           <w:p>
@@ -819,7 +844,7 @@
         </w:tc>
         <w:tc>
           <w:tcPr>
-            <w:tcW w:type="dxa" w:w="1474"/>
+            <w:tcW w:type="dxa" w:w="1191"/>
             <w:shd w:val="clear" w:color="auto" w:fill="1F4E79"/>
           </w:tcPr>
           <w:p>
@@ -837,11 +862,31 @@
             </w:r>
           </w:p>
         </w:tc>
+        <w:tc>
+          <w:tcPr>
+            <w:tcW w:type="dxa" w:w="2211"/>
+            <w:shd w:val="clear" w:color="auto" w:fill="1F4E79"/>
+          </w:tcPr>
+          <w:p>
+            <w:pPr>
+              <w:jc w:val="right"/>
+            </w:pPr>
+            <w:r/>
+            <w:r>
+              <w:rPr>
+                <w:b/>
+                <w:color w:val="FFFFFF"/>
+                <w:sz w:val="17"/>
+              </w:rPr>
+              <w:t>Change</w:t>
+            </w:r>
+          </w:p>
+        </w:tc>
       </w:tr>
       <w:tr>
         <w:tc>
           <w:tcPr>
-            <w:tcW w:type="dxa" w:w="3628"/>
+            <w:tcW w:type="dxa" w:w="2948"/>
           </w:tcPr>
           <w:p>
             <w:pPr>
@@ -886,7 +931,7 @@
         </w:tc>
         <w:tc>
           <w:tcPr>
-            <w:tcW w:type="dxa" w:w="1474"/>
+            <w:tcW w:type="dxa" w:w="1191"/>
           </w:tcPr>
           <w:p>
             <w:pPr>
@@ -905,7 +950,7 @@
         </w:tc>
         <w:tc>
           <w:tcPr>
-            <w:tcW w:type="dxa" w:w="1474"/>
+            <w:tcW w:type="dxa" w:w="1191"/>
           </w:tcPr>
           <w:p>
             <w:pPr>
@@ -924,7 +969,7 @@
         </w:tc>
         <w:tc>
           <w:tcPr>
-            <w:tcW w:type="dxa" w:w="1474"/>
+            <w:tcW w:type="dxa" w:w="1191"/>
           </w:tcPr>
           <w:p>
             <w:pPr>
@@ -943,7 +988,7 @@
         </w:tc>
         <w:tc>
           <w:tcPr>
-            <w:tcW w:type="dxa" w:w="1474"/>
+            <w:tcW w:type="dxa" w:w="1191"/>
           </w:tcPr>
           <w:p>
             <w:pPr>
@@ -960,11 +1005,31 @@
             </w:r>
           </w:p>
         </w:tc>
+        <w:tc>
+          <w:tcPr>
+            <w:tcW w:type="dxa" w:w="2211"/>
+          </w:tcPr>
+          <w:p>
+            <w:pPr>
+              <w:spacing w:after="0"/>
+              <w:jc w:val="right"/>
+            </w:pPr>
+            <w:r/>
+            <w:r>
+              <w:rPr>
+                <w:b/>
+                <w:color w:val="1B7F3B"/>
+                <w:sz w:val="17"/>
+              </w:rPr>
+              <w:t>▲ 2.4 % vs 6M2025</w:t>
+            </w:r>
+          </w:p>
+        </w:tc>
       </w:tr>
       <w:tr>
         <w:tc>
           <w:tcPr>
-            <w:tcW w:type="dxa" w:w="3628"/>
+            <w:tcW w:type="dxa" w:w="2948"/>
             <w:shd w:val="clear" w:color="auto" w:fill="F6F8FA"/>
           </w:tcPr>
           <w:p>
@@ -1010,7 +1075,7 @@
         </w:tc>
         <w:tc>
           <w:tcPr>
-            <w:tcW w:type="dxa" w:w="1474"/>
+            <w:tcW w:type="dxa" w:w="1191"/>
             <w:shd w:val="clear" w:color="auto" w:fill="F6F8FA"/>
           </w:tcPr>
           <w:p>
@@ -1030,7 +1095,7 @@
         </w:tc>
         <w:tc>
           <w:tcPr>
-            <w:tcW w:type="dxa" w:w="1474"/>
+            <w:tcW w:type="dxa" w:w="1191"/>
             <w:shd w:val="clear" w:color="auto" w:fill="F6F8FA"/>
           </w:tcPr>
           <w:p>
@@ -1050,7 +1115,7 @@
         </w:tc>
         <w:tc>
           <w:tcPr>
-            <w:tcW w:type="dxa" w:w="1474"/>
+            <w:tcW w:type="dxa" w:w="1191"/>
             <w:shd w:val="clear" w:color="auto" w:fill="F6F8FA"/>
           </w:tcPr>
           <w:p>
@@ -1070,7 +1135,7 @@
         </w:tc>
         <w:tc>
           <w:tcPr>
-            <w:tcW w:type="dxa" w:w="1474"/>
+            <w:tcW w:type="dxa" w:w="1191"/>
             <w:shd w:val="clear" w:color="auto" w:fill="F6F8FA"/>
           </w:tcPr>
           <w:p>
@@ -1088,11 +1153,32 @@
             </w:r>
           </w:p>
         </w:tc>
+        <w:tc>
+          <w:tcPr>
+            <w:tcW w:type="dxa" w:w="2211"/>
+            <w:shd w:val="clear" w:color="auto" w:fill="F6F8FA"/>
+          </w:tcPr>
+          <w:p>
+            <w:pPr>
+              <w:spacing w:after="0"/>
+              <w:jc w:val="right"/>
+            </w:pPr>
+            <w:r/>
+            <w:r>
+              <w:rPr>
+                <w:b/>
+                <w:color w:val="B42318"/>
+                <w:sz w:val="17"/>
+              </w:rPr>
+              <w:t>▼ 13.4 % vs 6M2025</w:t>
+            </w:r>
+          </w:p>
+        </w:tc>
       </w:tr>
       <w:tr>
         <w:tc>
           <w:tcPr>
-            <w:tcW w:type="dxa" w:w="3628"/>
+            <w:tcW w:type="dxa" w:w="2948"/>
           </w:tcPr>
           <w:p>
             <w:pPr>
@@ -1137,7 +1223,7 @@
         </w:tc>
         <w:tc>
           <w:tcPr>
-            <w:tcW w:type="dxa" w:w="1474"/>
+            <w:tcW w:type="dxa" w:w="1191"/>
           </w:tcPr>
           <w:p>
             <w:pPr>
@@ -1156,7 +1242,7 @@
         </w:tc>
         <w:tc>
           <w:tcPr>
-            <w:tcW w:type="dxa" w:w="1474"/>
+            <w:tcW w:type="dxa" w:w="1191"/>
           </w:tcPr>
           <w:p>
             <w:pPr>
@@ -1175,7 +1261,7 @@
         </w:tc>
         <w:tc>
           <w:tcPr>
-            <w:tcW w:type="dxa" w:w="1474"/>
+            <w:tcW w:type="dxa" w:w="1191"/>
           </w:tcPr>
           <w:p>
             <w:pPr>
@@ -1194,7 +1280,8 @@
         </w:tc>
         <w:tc>
           <w:tcPr>
-            <w:tcW w:type="dxa" w:w="1474"/>
+            <w:tcW w:type="dxa" w:w="1191"/>
+            <w:shd w:val="clear" w:color="auto" w:fill="E3F3E8"/>
           </w:tcPr>
           <w:p>
             <w:pPr>
@@ -1204,10 +1291,30 @@
             <w:r/>
             <w:r>
               <w:rPr>
-                <w:b w:val="0"/>
+                <w:b/>
                 <w:sz w:val="17"/>
               </w:rPr>
               <w:t>43.5%</w:t>
+            </w:r>
+          </w:p>
+        </w:tc>
+        <w:tc>
+          <w:tcPr>
+            <w:tcW w:type="dxa" w:w="2211"/>
+          </w:tcPr>
+          <w:p>
+            <w:pPr>
+              <w:spacing w:after="0"/>
+              <w:jc w:val="right"/>
+            </w:pPr>
+            <w:r/>
+            <w:r>
+              <w:rPr>
+                <w:b/>
+                <w:color w:val="B42318"/>
+                <w:sz w:val="17"/>
+              </w:rPr>
+              <w:t>▼ 8 p. p. vs 6M2025</w:t>
             </w:r>
           </w:p>
         </w:tc>
@@ -1215,7 +1322,7 @@
       <w:tr>
         <w:tc>
           <w:tcPr>
-            <w:tcW w:type="dxa" w:w="3628"/>
+            <w:tcW w:type="dxa" w:w="2948"/>
             <w:shd w:val="clear" w:color="auto" w:fill="F6F8FA"/>
           </w:tcPr>
           <w:p>
@@ -1261,7 +1368,7 @@
         </w:tc>
         <w:tc>
           <w:tcPr>
-            <w:tcW w:type="dxa" w:w="1474"/>
+            <w:tcW w:type="dxa" w:w="1191"/>
             <w:shd w:val="clear" w:color="auto" w:fill="F6F8FA"/>
           </w:tcPr>
           <w:p>
@@ -1281,7 +1388,7 @@
         </w:tc>
         <w:tc>
           <w:tcPr>
-            <w:tcW w:type="dxa" w:w="1474"/>
+            <w:tcW w:type="dxa" w:w="1191"/>
             <w:shd w:val="clear" w:color="auto" w:fill="F6F8FA"/>
           </w:tcPr>
           <w:p>
@@ -1301,7 +1408,7 @@
         </w:tc>
         <w:tc>
           <w:tcPr>
-            <w:tcW w:type="dxa" w:w="1474"/>
+            <w:tcW w:type="dxa" w:w="1191"/>
             <w:shd w:val="clear" w:color="auto" w:fill="F6F8FA"/>
           </w:tcPr>
           <w:p>
@@ -1321,7 +1428,7 @@
         </w:tc>
         <w:tc>
           <w:tcPr>
-            <w:tcW w:type="dxa" w:w="1474"/>
+            <w:tcW w:type="dxa" w:w="1191"/>
             <w:shd w:val="clear" w:color="auto" w:fill="F6F8FA"/>
           </w:tcPr>
           <w:p>
@@ -1339,11 +1446,32 @@
             </w:r>
           </w:p>
         </w:tc>
+        <w:tc>
+          <w:tcPr>
+            <w:tcW w:type="dxa" w:w="2211"/>
+            <w:shd w:val="clear" w:color="auto" w:fill="F6F8FA"/>
+          </w:tcPr>
+          <w:p>
+            <w:pPr>
+              <w:spacing w:after="0"/>
+              <w:jc w:val="right"/>
+            </w:pPr>
+            <w:r/>
+            <w:r>
+              <w:rPr>
+                <w:b/>
+                <w:color w:val="B42318"/>
+                <w:sz w:val="17"/>
+              </w:rPr>
+              <w:t>▼ 25.7 % vs 6M2025</w:t>
+            </w:r>
+          </w:p>
+        </w:tc>
       </w:tr>
       <w:tr>
         <w:tc>
           <w:tcPr>
-            <w:tcW w:type="dxa" w:w="3628"/>
+            <w:tcW w:type="dxa" w:w="2948"/>
           </w:tcPr>
           <w:p>
             <w:pPr>
@@ -1388,7 +1516,7 @@
         </w:tc>
         <w:tc>
           <w:tcPr>
-            <w:tcW w:type="dxa" w:w="1474"/>
+            <w:tcW w:type="dxa" w:w="1191"/>
           </w:tcPr>
           <w:p>
             <w:pPr>
@@ -1407,7 +1535,7 @@
         </w:tc>
         <w:tc>
           <w:tcPr>
-            <w:tcW w:type="dxa" w:w="1474"/>
+            <w:tcW w:type="dxa" w:w="1191"/>
           </w:tcPr>
           <w:p>
             <w:pPr>
@@ -1426,7 +1554,7 @@
         </w:tc>
         <w:tc>
           <w:tcPr>
-            <w:tcW w:type="dxa" w:w="1474"/>
+            <w:tcW w:type="dxa" w:w="1191"/>
           </w:tcPr>
           <w:p>
             <w:pPr>
@@ -1445,7 +1573,7 @@
         </w:tc>
         <w:tc>
           <w:tcPr>
-            <w:tcW w:type="dxa" w:w="1474"/>
+            <w:tcW w:type="dxa" w:w="1191"/>
           </w:tcPr>
           <w:p>
             <w:pPr>
@@ -1462,11 +1590,31 @@
             </w:r>
           </w:p>
         </w:tc>
+        <w:tc>
+          <w:tcPr>
+            <w:tcW w:type="dxa" w:w="2211"/>
+          </w:tcPr>
+          <w:p>
+            <w:pPr>
+              <w:spacing w:after="0"/>
+              <w:jc w:val="right"/>
+            </w:pPr>
+            <w:r/>
+            <w:r>
+              <w:rPr>
+                <w:b/>
+                <w:color w:val="B42318"/>
+                <w:sz w:val="17"/>
+              </w:rPr>
+              <w:t>▼ 41.7 % vs 6M2025</w:t>
+            </w:r>
+          </w:p>
+        </w:tc>
       </w:tr>
       <w:tr>
         <w:tc>
           <w:tcPr>
-            <w:tcW w:type="dxa" w:w="3628"/>
+            <w:tcW w:type="dxa" w:w="2948"/>
             <w:shd w:val="clear" w:color="auto" w:fill="F6F8FA"/>
           </w:tcPr>
           <w:p>
@@ -1512,7 +1660,7 @@
         </w:tc>
         <w:tc>
           <w:tcPr>
-            <w:tcW w:type="dxa" w:w="1474"/>
+            <w:tcW w:type="dxa" w:w="1191"/>
             <w:shd w:val="clear" w:color="auto" w:fill="F6F8FA"/>
           </w:tcPr>
           <w:p>
@@ -1532,7 +1680,7 @@
         </w:tc>
         <w:tc>
           <w:tcPr>
-            <w:tcW w:type="dxa" w:w="1474"/>
+            <w:tcW w:type="dxa" w:w="1191"/>
             <w:shd w:val="clear" w:color="auto" w:fill="F6F8FA"/>
           </w:tcPr>
           <w:p>
@@ -1552,7 +1700,7 @@
         </w:tc>
         <w:tc>
           <w:tcPr>
-            <w:tcW w:type="dxa" w:w="1474"/>
+            <w:tcW w:type="dxa" w:w="1191"/>
             <w:shd w:val="clear" w:color="auto" w:fill="F6F8FA"/>
           </w:tcPr>
           <w:p>
@@ -1572,7 +1720,7 @@
         </w:tc>
         <w:tc>
           <w:tcPr>
-            <w:tcW w:type="dxa" w:w="1474"/>
+            <w:tcW w:type="dxa" w:w="1191"/>
             <w:shd w:val="clear" w:color="auto" w:fill="F6F8FA"/>
           </w:tcPr>
           <w:p>
@@ -1590,11 +1738,32 @@
             </w:r>
           </w:p>
         </w:tc>
+        <w:tc>
+          <w:tcPr>
+            <w:tcW w:type="dxa" w:w="2211"/>
+            <w:shd w:val="clear" w:color="auto" w:fill="F6F8FA"/>
+          </w:tcPr>
+          <w:p>
+            <w:pPr>
+              <w:spacing w:after="0"/>
+              <w:jc w:val="right"/>
+            </w:pPr>
+            <w:r/>
+            <w:r>
+              <w:rPr>
+                <w:b w:val="0"/>
+                <w:color w:val="5F6B7A"/>
+                <w:sz w:val="17"/>
+              </w:rPr>
+              <w:t>▼ 70.8 % vs 6M2025</w:t>
+            </w:r>
+          </w:p>
+        </w:tc>
       </w:tr>
       <w:tr>
         <w:tc>
           <w:tcPr>
-            <w:tcW w:type="dxa" w:w="3628"/>
+            <w:tcW w:type="dxa" w:w="2948"/>
           </w:tcPr>
           <w:p>
             <w:pPr>
@@ -1639,7 +1808,7 @@
         </w:tc>
         <w:tc>
           <w:tcPr>
-            <w:tcW w:type="dxa" w:w="1474"/>
+            <w:tcW w:type="dxa" w:w="1191"/>
           </w:tcPr>
           <w:p>
             <w:pPr>
@@ -1658,7 +1827,7 @@
         </w:tc>
         <w:tc>
           <w:tcPr>
-            <w:tcW w:type="dxa" w:w="1474"/>
+            <w:tcW w:type="dxa" w:w="1191"/>
           </w:tcPr>
           <w:p>
             <w:pPr>
@@ -1677,7 +1846,7 @@
         </w:tc>
         <w:tc>
           <w:tcPr>
-            <w:tcW w:type="dxa" w:w="1474"/>
+            <w:tcW w:type="dxa" w:w="1191"/>
           </w:tcPr>
           <w:p>
             <w:pPr>
@@ -1696,7 +1865,7 @@
         </w:tc>
         <w:tc>
           <w:tcPr>
-            <w:tcW w:type="dxa" w:w="1474"/>
+            <w:tcW w:type="dxa" w:w="1191"/>
           </w:tcPr>
           <w:p>
             <w:pPr>
@@ -1713,11 +1882,31 @@
             </w:r>
           </w:p>
         </w:tc>
+        <w:tc>
+          <w:tcPr>
+            <w:tcW w:type="dxa" w:w="2211"/>
+          </w:tcPr>
+          <w:p>
+            <w:pPr>
+              <w:spacing w:after="0"/>
+              <w:jc w:val="right"/>
+            </w:pPr>
+            <w:r/>
+            <w:r>
+              <w:rPr>
+                <w:b/>
+                <w:color w:val="B42318"/>
+                <w:sz w:val="17"/>
+              </w:rPr>
+              <w:t>▲ 1.5 % vs 6M2025</w:t>
+            </w:r>
+          </w:p>
+        </w:tc>
       </w:tr>
       <w:tr>
         <w:tc>
           <w:tcPr>
-            <w:tcW w:type="dxa" w:w="3628"/>
+            <w:tcW w:type="dxa" w:w="2948"/>
             <w:shd w:val="clear" w:color="auto" w:fill="F6F8FA"/>
           </w:tcPr>
           <w:p>
@@ -1736,7 +1925,7 @@
         </w:tc>
         <w:tc>
           <w:tcPr>
-            <w:tcW w:type="dxa" w:w="1474"/>
+            <w:tcW w:type="dxa" w:w="1191"/>
             <w:shd w:val="clear" w:color="auto" w:fill="F6F8FA"/>
           </w:tcPr>
           <w:p>
@@ -1756,7 +1945,7 @@
         </w:tc>
         <w:tc>
           <w:tcPr>
-            <w:tcW w:type="dxa" w:w="1474"/>
+            <w:tcW w:type="dxa" w:w="1191"/>
             <w:shd w:val="clear" w:color="auto" w:fill="F6F8FA"/>
           </w:tcPr>
           <w:p>
@@ -1776,7 +1965,7 @@
         </w:tc>
         <w:tc>
           <w:tcPr>
-            <w:tcW w:type="dxa" w:w="1474"/>
+            <w:tcW w:type="dxa" w:w="1191"/>
             <w:shd w:val="clear" w:color="auto" w:fill="F6F8FA"/>
           </w:tcPr>
           <w:p>
@@ -1796,7 +1985,27 @@
         </w:tc>
         <w:tc>
           <w:tcPr>
-            <w:tcW w:type="dxa" w:w="1474"/>
+            <w:tcW w:type="dxa" w:w="1191"/>
+            <w:shd w:val="clear" w:color="auto" w:fill="E3F3E8"/>
+          </w:tcPr>
+          <w:p>
+            <w:pPr>
+              <w:spacing w:after="0"/>
+              <w:jc w:val="right"/>
+            </w:pPr>
+            <w:r/>
+            <w:r>
+              <w:rPr>
+                <w:b/>
+                <w:sz w:val="17"/>
+              </w:rPr>
+              <w:t>2.78xᶜ</w:t>
+            </w:r>
+          </w:p>
+        </w:tc>
+        <w:tc>
+          <w:tcPr>
+            <w:tcW w:type="dxa" w:w="2211"/>
             <w:shd w:val="clear" w:color="auto" w:fill="F6F8FA"/>
           </w:tcPr>
           <w:p>
@@ -1807,10 +2016,11 @@
             <w:r/>
             <w:r>
               <w:rPr>
-                <w:b w:val="0"/>
+                <w:b/>
+                <w:color w:val="B42318"/>
                 <w:sz w:val="17"/>
               </w:rPr>
-              <w:t>2.78xᶜ</w:t>
+              <w:t>▲ 0.27x vs FY2025</w:t>
             </w:r>
           </w:p>
         </w:tc>
@@ -1818,7 +2028,7 @@
       <w:tr>
         <w:tc>
           <w:tcPr>
-            <w:tcW w:type="dxa" w:w="3628"/>
+            <w:tcW w:type="dxa" w:w="2948"/>
           </w:tcPr>
           <w:p>
             <w:pPr>
@@ -1836,7 +2046,7 @@
         </w:tc>
         <w:tc>
           <w:tcPr>
-            <w:tcW w:type="dxa" w:w="1474"/>
+            <w:tcW w:type="dxa" w:w="1191"/>
           </w:tcPr>
           <w:p>
             <w:pPr>
@@ -1855,7 +2065,7 @@
         </w:tc>
         <w:tc>
           <w:tcPr>
-            <w:tcW w:type="dxa" w:w="1474"/>
+            <w:tcW w:type="dxa" w:w="1191"/>
           </w:tcPr>
           <w:p>
             <w:pPr>
@@ -1874,7 +2084,7 @@
         </w:tc>
         <w:tc>
           <w:tcPr>
-            <w:tcW w:type="dxa" w:w="1474"/>
+            <w:tcW w:type="dxa" w:w="1191"/>
           </w:tcPr>
           <w:p>
             <w:pPr>
@@ -1893,7 +2103,8 @@
         </w:tc>
         <w:tc>
           <w:tcPr>
-            <w:tcW w:type="dxa" w:w="1474"/>
+            <w:tcW w:type="dxa" w:w="1191"/>
+            <w:shd w:val="clear" w:color="auto" w:fill="E3F3E8"/>
           </w:tcPr>
           <w:p>
             <w:pPr>
@@ -1903,10 +2114,30 @@
             <w:r/>
             <w:r>
               <w:rPr>
-                <w:b w:val="0"/>
+                <w:b/>
                 <w:sz w:val="17"/>
               </w:rPr>
               <w:t>59.8%ᶜ</w:t>
+            </w:r>
+          </w:p>
+        </w:tc>
+        <w:tc>
+          <w:tcPr>
+            <w:tcW w:type="dxa" w:w="2211"/>
+          </w:tcPr>
+          <w:p>
+            <w:pPr>
+              <w:spacing w:after="0"/>
+              <w:jc w:val="right"/>
+            </w:pPr>
+            <w:r/>
+            <w:r>
+              <w:rPr>
+                <w:b/>
+                <w:color w:val="B42318"/>
+                <w:sz w:val="17"/>
+              </w:rPr>
+              <w:t>▼ 1.4 p. p. vs FY2025</w:t>
             </w:r>
           </w:p>
         </w:tc>
@@ -1914,7 +2145,7 @@
       <w:tr>
         <w:tc>
           <w:tcPr>
-            <w:tcW w:type="dxa" w:w="3628"/>
+            <w:tcW w:type="dxa" w:w="2948"/>
             <w:shd w:val="clear" w:color="auto" w:fill="F6F8FA"/>
           </w:tcPr>
           <w:p>
@@ -1943,7 +2174,7 @@
         </w:tc>
         <w:tc>
           <w:tcPr>
-            <w:tcW w:type="dxa" w:w="1474"/>
+            <w:tcW w:type="dxa" w:w="1191"/>
             <w:shd w:val="clear" w:color="auto" w:fill="F6F8FA"/>
           </w:tcPr>
           <w:p>
@@ -1963,7 +2194,7 @@
         </w:tc>
         <w:tc>
           <w:tcPr>
-            <w:tcW w:type="dxa" w:w="1474"/>
+            <w:tcW w:type="dxa" w:w="1191"/>
             <w:shd w:val="clear" w:color="auto" w:fill="F6F8FA"/>
           </w:tcPr>
           <w:p>
@@ -1983,7 +2214,7 @@
         </w:tc>
         <w:tc>
           <w:tcPr>
-            <w:tcW w:type="dxa" w:w="1474"/>
+            <w:tcW w:type="dxa" w:w="1191"/>
             <w:shd w:val="clear" w:color="auto" w:fill="F6F8FA"/>
           </w:tcPr>
           <w:p>
@@ -2003,7 +2234,7 @@
         </w:tc>
         <w:tc>
           <w:tcPr>
-            <w:tcW w:type="dxa" w:w="1474"/>
+            <w:tcW w:type="dxa" w:w="1191"/>
             <w:shd w:val="clear" w:color="auto" w:fill="F6F8FA"/>
           </w:tcPr>
           <w:p>
@@ -2021,11 +2252,32 @@
             </w:r>
           </w:p>
         </w:tc>
+        <w:tc>
+          <w:tcPr>
+            <w:tcW w:type="dxa" w:w="2211"/>
+            <w:shd w:val="clear" w:color="auto" w:fill="F6F8FA"/>
+          </w:tcPr>
+          <w:p>
+            <w:pPr>
+              <w:spacing w:after="0"/>
+              <w:jc w:val="right"/>
+            </w:pPr>
+            <w:r/>
+            <w:r>
+              <w:rPr>
+                <w:b/>
+                <w:color w:val="B42318"/>
+                <w:sz w:val="17"/>
+              </w:rPr>
+              <w:t>▼ 5.1 % vs 6M2025</w:t>
+            </w:r>
+          </w:p>
+        </w:tc>
       </w:tr>
       <w:tr>
         <w:tc>
           <w:tcPr>
-            <w:tcW w:type="dxa" w:w="3628"/>
+            <w:tcW w:type="dxa" w:w="2948"/>
           </w:tcPr>
           <w:p>
             <w:pPr>
@@ -2053,7 +2305,7 @@
         </w:tc>
         <w:tc>
           <w:tcPr>
-            <w:tcW w:type="dxa" w:w="1474"/>
+            <w:tcW w:type="dxa" w:w="1191"/>
           </w:tcPr>
           <w:p>
             <w:pPr>
@@ -2072,7 +2324,7 @@
         </w:tc>
         <w:tc>
           <w:tcPr>
-            <w:tcW w:type="dxa" w:w="1474"/>
+            <w:tcW w:type="dxa" w:w="1191"/>
           </w:tcPr>
           <w:p>
             <w:pPr>
@@ -2091,7 +2343,7 @@
         </w:tc>
         <w:tc>
           <w:tcPr>
-            <w:tcW w:type="dxa" w:w="1474"/>
+            <w:tcW w:type="dxa" w:w="1191"/>
           </w:tcPr>
           <w:p>
             <w:pPr>
@@ -2110,7 +2362,7 @@
         </w:tc>
         <w:tc>
           <w:tcPr>
-            <w:tcW w:type="dxa" w:w="1474"/>
+            <w:tcW w:type="dxa" w:w="1191"/>
           </w:tcPr>
           <w:p>
             <w:pPr>
@@ -2127,11 +2379,31 @@
             </w:r>
           </w:p>
         </w:tc>
+        <w:tc>
+          <w:tcPr>
+            <w:tcW w:type="dxa" w:w="2211"/>
+          </w:tcPr>
+          <w:p>
+            <w:pPr>
+              <w:spacing w:after="0"/>
+              <w:jc w:val="right"/>
+            </w:pPr>
+            <w:r/>
+            <w:r>
+              <w:rPr>
+                <w:b/>
+                <w:color w:val="B42318"/>
+                <w:sz w:val="17"/>
+              </w:rPr>
+              <w:t>▼ 1.9 % vs 6M2025</w:t>
+            </w:r>
+          </w:p>
+        </w:tc>
       </w:tr>
       <w:tr>
         <w:tc>
           <w:tcPr>
-            <w:tcW w:type="dxa" w:w="3628"/>
+            <w:tcW w:type="dxa" w:w="2948"/>
             <w:shd w:val="clear" w:color="auto" w:fill="F6F8FA"/>
           </w:tcPr>
           <w:p>
@@ -2160,7 +2432,7 @@
         </w:tc>
         <w:tc>
           <w:tcPr>
-            <w:tcW w:type="dxa" w:w="1474"/>
+            <w:tcW w:type="dxa" w:w="1191"/>
             <w:shd w:val="clear" w:color="auto" w:fill="F6F8FA"/>
           </w:tcPr>
           <w:p>
@@ -2180,7 +2452,7 @@
         </w:tc>
         <w:tc>
           <w:tcPr>
-            <w:tcW w:type="dxa" w:w="1474"/>
+            <w:tcW w:type="dxa" w:w="1191"/>
             <w:shd w:val="clear" w:color="auto" w:fill="F6F8FA"/>
           </w:tcPr>
           <w:p>
@@ -2200,7 +2472,7 @@
         </w:tc>
         <w:tc>
           <w:tcPr>
-            <w:tcW w:type="dxa" w:w="1474"/>
+            <w:tcW w:type="dxa" w:w="1191"/>
             <w:shd w:val="clear" w:color="auto" w:fill="F6F8FA"/>
           </w:tcPr>
           <w:p>
@@ -2220,7 +2492,7 @@
         </w:tc>
         <w:tc>
           <w:tcPr>
-            <w:tcW w:type="dxa" w:w="1474"/>
+            <w:tcW w:type="dxa" w:w="1191"/>
             <w:shd w:val="clear" w:color="auto" w:fill="F6F8FA"/>
           </w:tcPr>
           <w:p>
@@ -2238,8 +2510,39 @@
             </w:r>
           </w:p>
         </w:tc>
+        <w:tc>
+          <w:tcPr>
+            <w:tcW w:type="dxa" w:w="2211"/>
+            <w:shd w:val="clear" w:color="auto" w:fill="F6F8FA"/>
+          </w:tcPr>
+          <w:p>
+            <w:pPr>
+              <w:spacing w:after="0"/>
+              <w:jc w:val="right"/>
+            </w:pPr>
+            <w:r/>
+            <w:r>
+              <w:rPr>
+                <w:b w:val="0"/>
+                <w:color w:val="5F6B7A"/>
+                <w:sz w:val="17"/>
+              </w:rPr>
+              <w:t>–</w:t>
+            </w:r>
+          </w:p>
+        </w:tc>
       </w:tr>
     </w:tbl>
+    <w:p>
+      <w:r>
+        <w:rPr>
+          <w:i/>
+          <w:color w:val="5F6B7A"/>
+          <w:sz w:val="16"/>
+        </w:rPr>
+        <w:t>Colours: green change – the metric is improving, red – worsening. Latest-period cell background: green – good level, amber – average, red – weak (tool benchmarks, config/metric_rules.yaml).</w:t>
+      </w:r>
+    </w:p>
     <w:p>
       <w:r>
         <w:rPr>
@@ -2584,14 +2887,15 @@
         </w:tblBorders>
       </w:tblPr>
       <w:tblGrid>
-        <w:gridCol w:w="3324"/>
-        <w:gridCol w:w="3324"/>
-        <w:gridCol w:w="3324"/>
+        <w:gridCol w:w="2493"/>
+        <w:gridCol w:w="2493"/>
+        <w:gridCol w:w="2493"/>
+        <w:gridCol w:w="2493"/>
       </w:tblGrid>
       <w:tr>
         <w:tc>
           <w:tcPr>
-            <w:tcW w:type="dxa" w:w="3969"/>
+            <w:tcW w:type="dxa" w:w="2608"/>
             <w:shd w:val="clear" w:color="auto" w:fill="1F4E79"/>
           </w:tcPr>
           <w:p>
@@ -2608,7 +2912,7 @@
         </w:tc>
         <w:tc>
           <w:tcPr>
-            <w:tcW w:type="dxa" w:w="4082"/>
+            <w:tcW w:type="dxa" w:w="2608"/>
             <w:shd w:val="clear" w:color="auto" w:fill="1F4E79"/>
           </w:tcPr>
           <w:p>
@@ -2625,7 +2929,24 @@
         </w:tc>
         <w:tc>
           <w:tcPr>
-            <w:tcW w:type="dxa" w:w="1587"/>
+            <w:tcW w:type="dxa" w:w="3175"/>
+            <w:shd w:val="clear" w:color="auto" w:fill="1F4E79"/>
+          </w:tcPr>
+          <w:p>
+            <w:r/>
+            <w:r>
+              <w:rPr>
+                <w:b/>
+                <w:color w:val="FFFFFF"/>
+                <w:sz w:val="17"/>
+              </w:rPr>
+              <w:t>What changed and why</w:t>
+            </w:r>
+          </w:p>
+        </w:tc>
+        <w:tc>
+          <w:tcPr>
+            <w:tcW w:type="dxa" w:w="1361"/>
             <w:shd w:val="clear" w:color="auto" w:fill="1F4E79"/>
           </w:tcPr>
           <w:p>
@@ -2644,7 +2965,7 @@
       <w:tr>
         <w:tc>
           <w:tcPr>
-            <w:tcW w:type="dxa" w:w="3969"/>
+            <w:tcW w:type="dxa" w:w="2608"/>
           </w:tcPr>
           <w:p>
             <w:pPr>
@@ -2662,7 +2983,7 @@
         </w:tc>
         <w:tc>
           <w:tcPr>
-            <w:tcW w:type="dxa" w:w="4082"/>
+            <w:tcW w:type="dxa" w:w="2608"/>
           </w:tcPr>
           <w:p>
             <w:pPr>
@@ -2707,7 +3028,59 @@
         </w:tc>
         <w:tc>
           <w:tcPr>
-            <w:tcW w:type="dxa" w:w="1587"/>
+            <w:tcW w:type="dxa" w:w="3175"/>
+          </w:tcPr>
+          <w:p>
+            <w:pPr>
+              <w:spacing w:after="0"/>
+            </w:pPr>
+            <w:r/>
+            <w:r>
+              <w:rPr>
+                <w:b w:val="0"/>
+                <w:sz w:val="17"/>
+              </w:rPr>
+              <w:t>Met: 85% payout versus the ≥70% policy. But 6M 2026 profit fell to EUR 6.0m (10.3m) on fuel and repair costs and lower liquid bulk, so next year's dividend base may be smaller</w:t>
+            </w:r>
+            <w:hyperlink r:id="rId11">
+              <w:r>
+                <w:rPr>
+                  <w:color w:val="2A78D6"/>
+                  <w:vertAlign w:val="superscript"/>
+                  <w:sz w:val="14"/>
+                </w:rPr>
+                <w:t xml:space="preserve">4</w:t>
+              </w:r>
+            </w:hyperlink>
+            <w:r>
+              <w:rPr>
+                <w:color w:val="2A78D6"/>
+                <w:vertAlign w:val="superscript"/>
+              </w:rPr>
+              <w:t>,</w:t>
+            </w:r>
+            <w:hyperlink r:id="rId12">
+              <w:r>
+                <w:rPr>
+                  <w:color w:val="2A78D6"/>
+                  <w:vertAlign w:val="superscript"/>
+                  <w:sz w:val="14"/>
+                </w:rPr>
+                <w:t xml:space="preserve">3</w:t>
+              </w:r>
+            </w:hyperlink>
+            <w:r>
+              <w:rPr>
+                <w:b w:val="0"/>
+                <w:sz w:val="17"/>
+              </w:rPr>
+              <w:t>.</w:t>
+            </w:r>
+          </w:p>
+        </w:tc>
+        <w:tc>
+          <w:tcPr>
+            <w:tcW w:type="dxa" w:w="1361"/>
             <w:shd w:val="clear" w:color="auto" w:fill="E3F3E8"/>
           </w:tcPr>
           <w:p>
@@ -2728,7 +3101,7 @@
       <w:tr>
         <w:tc>
           <w:tcPr>
-            <w:tcW w:type="dxa" w:w="3969"/>
+            <w:tcW w:type="dxa" w:w="2608"/>
             <w:shd w:val="clear" w:color="auto" w:fill="F6F8FA"/>
           </w:tcPr>
           <w:p>
@@ -2747,7 +3120,7 @@
         </w:tc>
         <w:tc>
           <w:tcPr>
-            <w:tcW w:type="dxa" w:w="4082"/>
+            <w:tcW w:type="dxa" w:w="2608"/>
             <w:shd w:val="clear" w:color="auto" w:fill="F6F8FA"/>
           </w:tcPr>
           <w:p>
@@ -2776,7 +3149,43 @@
         </w:tc>
         <w:tc>
           <w:tcPr>
-            <w:tcW w:type="dxa" w:w="1587"/>
+            <w:tcW w:type="dxa" w:w="3175"/>
+            <w:shd w:val="clear" w:color="auto" w:fill="F6F8FA"/>
+          </w:tcPr>
+          <w:p>
+            <w:pPr>
+              <w:spacing w:after="0"/>
+            </w:pPr>
+            <w:r/>
+            <w:r>
+              <w:rPr>
+                <w:b w:val="0"/>
+                <w:sz w:val="17"/>
+              </w:rPr>
+              <w:t>Progressing: −41.8% reached by 2025; about 13 p.p. more is needed by 2030 (calculated by the tool)</w:t>
+            </w:r>
+            <w:hyperlink r:id="rId17">
+              <w:r>
+                <w:rPr>
+                  <w:color w:val="2A78D6"/>
+                  <w:vertAlign w:val="superscript"/>
+                  <w:sz w:val="14"/>
+                </w:rPr>
+                <w:t xml:space="preserve">13</w:t>
+              </w:r>
+            </w:hyperlink>
+            <w:r>
+              <w:rPr>
+                <w:b w:val="0"/>
+                <w:sz w:val="17"/>
+              </w:rPr>
+              <w:t>.</w:t>
+            </w:r>
+          </w:p>
+        </w:tc>
+        <w:tc>
+          <w:tcPr>
+            <w:tcW w:type="dxa" w:w="1361"/>
             <w:shd w:val="clear" w:color="auto" w:fill="EAF1F8"/>
           </w:tcPr>
           <w:p>
@@ -2797,7 +3206,7 @@
       <w:tr>
         <w:tc>
           <w:tcPr>
-            <w:tcW w:type="dxa" w:w="3969"/>
+            <w:tcW w:type="dxa" w:w="2608"/>
           </w:tcPr>
           <w:p>
             <w:pPr>
@@ -2815,7 +3224,7 @@
         </w:tc>
         <w:tc>
           <w:tcPr>
-            <w:tcW w:type="dxa" w:w="4082"/>
+            <w:tcW w:type="dxa" w:w="2608"/>
           </w:tcPr>
           <w:p>
             <w:pPr>
@@ -2843,7 +3252,42 @@
         </w:tc>
         <w:tc>
           <w:tcPr>
-            <w:tcW w:type="dxa" w:w="1587"/>
+            <w:tcW w:type="dxa" w:w="3175"/>
+          </w:tcPr>
+          <w:p>
+            <w:pPr>
+              <w:spacing w:after="0"/>
+            </w:pPr>
+            <w:r/>
+            <w:r>
+              <w:rPr>
+                <w:b w:val="0"/>
+                <w:sz w:val="17"/>
+              </w:rPr>
+              <w:t>New in the 2026-08 outlook; nothing to compare yet</w:t>
+            </w:r>
+            <w:hyperlink r:id="rId18">
+              <w:r>
+                <w:rPr>
+                  <w:color w:val="2A78D6"/>
+                  <w:vertAlign w:val="superscript"/>
+                  <w:sz w:val="14"/>
+                </w:rPr>
+                <w:t xml:space="preserve">14</w:t>
+              </w:r>
+            </w:hyperlink>
+            <w:r>
+              <w:rPr>
+                <w:b w:val="0"/>
+                <w:sz w:val="17"/>
+              </w:rPr>
+              <w:t>.</w:t>
+            </w:r>
+          </w:p>
+        </w:tc>
+        <w:tc>
+          <w:tcPr>
+            <w:tcW w:type="dxa" w:w="1361"/>
             <w:shd w:val="clear" w:color="auto" w:fill="EAF1F8"/>
           </w:tcPr>
           <w:p>
@@ -3059,15 +3503,14 @@
     </w:p>
     <w:p>
       <w:pPr>
-        <w:ind w:left="397"/>
+        <w:spacing w:after="0"/>
+        <w:ind w:left="510" w:hanging="198"/>
       </w:pPr>
       <w:r>
         <w:rPr>
-          <w:b/>
-          <w:color w:val="333333"/>
           <w:sz w:val="19"/>
         </w:rPr>
-        <w:t xml:space="preserve">Evidence: </w:t>
+        <w:t xml:space="preserve">•  </w:t>
       </w:r>
       <w:r>
         <w:rPr>
@@ -3093,7 +3536,27 @@
           <w:color w:val="333333"/>
           <w:sz w:val="19"/>
         </w:rPr>
-        <w:t>. Handles liquid bulk (oil products), volumes declining (−33.8% in 6M)</w:t>
+        <w:t>.</w:t>
+      </w:r>
+    </w:p>
+    <w:p>
+      <w:pPr>
+        <w:spacing w:after="120"/>
+        <w:ind w:left="510" w:hanging="198"/>
+      </w:pPr>
+      <w:r>
+        <w:rPr>
+          <w:sz w:val="19"/>
+        </w:rPr>
+        <w:t xml:space="preserve">•  </w:t>
+      </w:r>
+      <w:r>
+        <w:rPr>
+          <w:b w:val="0"/>
+          <w:color w:val="333333"/>
+          <w:sz w:val="19"/>
+        </w:rPr>
+        <w:t>Handles liquid bulk (oil products), volumes declining (−33.8% in 6M)</w:t>
       </w:r>
       <w:hyperlink r:id="rId11">
         <w:r>
@@ -3130,23 +3593,28 @@
     </w:p>
     <w:p>
       <w:pPr>
+        <w:spacing w:after="0"/>
         <w:ind w:left="397"/>
       </w:pPr>
       <w:r>
         <w:rPr>
           <w:b/>
-          <w:color w:val="333333"/>
+          <w:color w:val="B42318"/>
           <w:sz w:val="19"/>
         </w:rPr>
-        <w:t xml:space="preserve">Evidence: </w:t>
+        <w:t>Needs review</w:t>
       </w:r>
+    </w:p>
+    <w:p>
+      <w:pPr>
+        <w:spacing w:after="0"/>
+        <w:ind w:left="510" w:hanging="198"/>
+      </w:pPr>
       <w:r>
         <w:rPr>
-          <w:b/>
-          <w:color w:val="333333"/>
           <w:sz w:val="19"/>
         </w:rPr>
-        <w:t xml:space="preserve">Needs review. </w:t>
+        <w:t xml:space="preserve">•  </w:t>
       </w:r>
       <w:r>
         <w:rPr>
@@ -3154,7 +3622,47 @@
           <w:color w:val="333333"/>
           <w:sz w:val="19"/>
         </w:rPr>
-        <w:t>Former executives' bribery case (from 2015): acquitted on limitation grounds 2024-06-27, appealed by prosecution and defence; later ruling not found. The company is the injured party, not a defendant</w:t>
+        <w:t>Former executives' bribery case (from 2015): acquitted on limitation grounds 2024-06-27, appealed by prosecution and defence</w:t>
+      </w:r>
+    </w:p>
+    <w:p>
+      <w:pPr>
+        <w:spacing w:after="0"/>
+        <w:ind w:left="510" w:hanging="198"/>
+      </w:pPr>
+      <w:r>
+        <w:rPr>
+          <w:sz w:val="19"/>
+        </w:rPr>
+        <w:t xml:space="preserve">•  </w:t>
+      </w:r>
+      <w:r>
+        <w:rPr>
+          <w:b w:val="0"/>
+          <w:color w:val="333333"/>
+          <w:sz w:val="19"/>
+        </w:rPr>
+        <w:t>Later ruling not found.</w:t>
+      </w:r>
+    </w:p>
+    <w:p>
+      <w:pPr>
+        <w:spacing w:after="120"/>
+        <w:ind w:left="510" w:hanging="198"/>
+      </w:pPr>
+      <w:r>
+        <w:rPr>
+          <w:sz w:val="19"/>
+        </w:rPr>
+        <w:t xml:space="preserve">•  </w:t>
+      </w:r>
+      <w:r>
+        <w:rPr>
+          <w:b w:val="0"/>
+          <w:color w:val="333333"/>
+          <w:sz w:val="19"/>
+        </w:rPr>
+        <w:t>The company is the injured party, not a defendant</w:t>
       </w:r>
       <w:hyperlink r:id="rId13">
         <w:r>
@@ -3208,23 +3716,28 @@
     </w:p>
     <w:p>
       <w:pPr>
+        <w:spacing w:after="0"/>
         <w:ind w:left="397"/>
       </w:pPr>
       <w:r>
         <w:rPr>
           <w:b/>
-          <w:color w:val="333333"/>
+          <w:color w:val="B42318"/>
           <w:sz w:val="19"/>
         </w:rPr>
-        <w:t xml:space="preserve">Evidence: </w:t>
+        <w:t>Needs review</w:t>
       </w:r>
+    </w:p>
+    <w:p>
+      <w:pPr>
+        <w:spacing w:after="0"/>
+        <w:ind w:left="510" w:hanging="198"/>
+      </w:pPr>
       <w:r>
         <w:rPr>
-          <w:b/>
-          <w:color w:val="333333"/>
           <w:sz w:val="19"/>
         </w:rPr>
-        <w:t xml:space="preserve">Needs review. </w:t>
+        <w:t xml:space="preserve">•  </w:t>
       </w:r>
       <w:r>
         <w:rPr>
@@ -3232,7 +3745,27 @@
           <w:color w:val="333333"/>
           <w:sz w:val="19"/>
         </w:rPr>
-        <w:t>Checked by the analyst with internal tools (add a screenshot). Controlled by the Republic of Estonia (67.03%)</w:t>
+        <w:t>Checked by the analyst with internal tools (add a screenshot).</w:t>
+      </w:r>
+    </w:p>
+    <w:p>
+      <w:pPr>
+        <w:spacing w:after="120"/>
+        <w:ind w:left="510" w:hanging="198"/>
+      </w:pPr>
+      <w:r>
+        <w:rPr>
+          <w:sz w:val="19"/>
+        </w:rPr>
+        <w:t xml:space="preserve">•  </w:t>
+      </w:r>
+      <w:r>
+        <w:rPr>
+          <w:b w:val="0"/>
+          <w:color w:val="333333"/>
+          <w:sz w:val="19"/>
+        </w:rPr>
+        <w:t>Controlled by the Republic of Estonia (67.03%)</w:t>
       </w:r>
       <w:hyperlink r:id="rId11">
         <w:r>
@@ -3269,23 +3802,28 @@
     </w:p>
     <w:p>
       <w:pPr>
+        <w:spacing w:after="0"/>
         <w:ind w:left="397"/>
       </w:pPr>
       <w:r>
         <w:rPr>
           <w:b/>
-          <w:color w:val="333333"/>
+          <w:color w:val="B42318"/>
           <w:sz w:val="19"/>
         </w:rPr>
-        <w:t xml:space="preserve">Evidence: </w:t>
+        <w:t>Needs review</w:t>
       </w:r>
+    </w:p>
+    <w:p>
+      <w:pPr>
+        <w:spacing w:after="0"/>
+        <w:ind w:left="510" w:hanging="198"/>
+      </w:pPr>
       <w:r>
         <w:rPr>
-          <w:b/>
-          <w:color w:val="333333"/>
           <w:sz w:val="19"/>
         </w:rPr>
-        <w:t xml:space="preserve">Needs review. </w:t>
+        <w:t xml:space="preserve">•  </w:t>
       </w:r>
       <w:r>
         <w:rPr>
@@ -3328,7 +3866,47 @@
           <w:color w:val="333333"/>
           <w:sz w:val="19"/>
         </w:rPr>
-        <w:t>. The automatic news scan (30 days) found no newer adverse news. Analyst confirms and adds a screenshot.</w:t>
+        <w:t>.</w:t>
+      </w:r>
+    </w:p>
+    <w:p>
+      <w:pPr>
+        <w:spacing w:after="0"/>
+        <w:ind w:left="510" w:hanging="198"/>
+      </w:pPr>
+      <w:r>
+        <w:rPr>
+          <w:sz w:val="19"/>
+        </w:rPr>
+        <w:t xml:space="preserve">•  </w:t>
+      </w:r>
+      <w:r>
+        <w:rPr>
+          <w:b w:val="0"/>
+          <w:color w:val="333333"/>
+          <w:sz w:val="19"/>
+        </w:rPr>
+        <w:t>The automatic news scan (30 days) found no newer adverse news.</w:t>
+      </w:r>
+    </w:p>
+    <w:p>
+      <w:pPr>
+        <w:spacing w:after="120"/>
+        <w:ind w:left="510" w:hanging="198"/>
+      </w:pPr>
+      <w:r>
+        <w:rPr>
+          <w:sz w:val="19"/>
+        </w:rPr>
+        <w:t xml:space="preserve">•  </w:t>
+      </w:r>
+      <w:r>
+        <w:rPr>
+          <w:b w:val="0"/>
+          <w:color w:val="333333"/>
+          <w:sz w:val="19"/>
+        </w:rPr>
+        <w:t>Analyst confirms and adds a screenshot.</w:t>
       </w:r>
     </w:p>
     <w:p>
@@ -3379,15 +3957,14 @@
     </w:p>
     <w:p>
       <w:pPr>
-        <w:ind w:left="397"/>
+        <w:spacing w:after="0"/>
+        <w:ind w:left="510" w:hanging="198"/>
       </w:pPr>
       <w:r>
         <w:rPr>
-          <w:b/>
-          <w:color w:val="333333"/>
           <w:sz w:val="19"/>
         </w:rPr>
-        <w:t xml:space="preserve">Evidence: </w:t>
+        <w:t xml:space="preserve">•  </w:t>
       </w:r>
       <w:r>
         <w:rPr>
@@ -3407,13 +3984,25 @@
           <w:t xml:space="preserve">15</w:t>
         </w:r>
       </w:hyperlink>
+    </w:p>
+    <w:p>
+      <w:pPr>
+        <w:spacing w:after="120"/>
+        <w:ind w:left="510" w:hanging="198"/>
+      </w:pPr>
+      <w:r>
+        <w:rPr>
+          <w:sz w:val="19"/>
+        </w:rPr>
+        <w:t xml:space="preserve">•  </w:t>
+      </w:r>
       <w:r>
         <w:rPr>
           <w:b w:val="0"/>
           <w:color w:val="333333"/>
           <w:sz w:val="19"/>
         </w:rPr>
-        <w:t>; target of 90% renewable energy for own use</w:t>
+        <w:t>Target of 90% renewable energy for own use</w:t>
       </w:r>
       <w:hyperlink r:id="rId17">
         <w:r>
@@ -3450,15 +4039,14 @@
     </w:p>
     <w:p>
       <w:pPr>
-        <w:ind w:left="397"/>
+        <w:spacing w:after="0"/>
+        <w:ind w:left="510" w:hanging="198"/>
       </w:pPr>
       <w:r>
         <w:rPr>
-          <w:b/>
-          <w:color w:val="333333"/>
           <w:sz w:val="19"/>
         </w:rPr>
-        <w:t xml:space="preserve">Evidence: </w:t>
+        <w:t xml:space="preserve">•  </w:t>
       </w:r>
       <w:r>
         <w:rPr>
@@ -3466,7 +4054,47 @@
           <w:color w:val="333333"/>
           <w:sz w:val="19"/>
         </w:rPr>
-        <w:t>Climate-neutral operations by 2050; Scope 1+2 −55% by 2030 (vs 2019); 2025: 19,261 t CO2e (−41.8%, calculated by the tool)</w:t>
+        <w:t>Climate-neutral operations by 2050</w:t>
+      </w:r>
+    </w:p>
+    <w:p>
+      <w:pPr>
+        <w:spacing w:after="0"/>
+        <w:ind w:left="510" w:hanging="198"/>
+      </w:pPr>
+      <w:r>
+        <w:rPr>
+          <w:sz w:val="19"/>
+        </w:rPr>
+        <w:t xml:space="preserve">•  </w:t>
+      </w:r>
+      <w:r>
+        <w:rPr>
+          <w:b w:val="0"/>
+          <w:color w:val="333333"/>
+          <w:sz w:val="19"/>
+        </w:rPr>
+        <w:t>Scope 1+2 −55% by 2030 (vs 2019)</w:t>
+      </w:r>
+    </w:p>
+    <w:p>
+      <w:pPr>
+        <w:spacing w:after="0"/>
+        <w:ind w:left="510" w:hanging="198"/>
+      </w:pPr>
+      <w:r>
+        <w:rPr>
+          <w:sz w:val="19"/>
+        </w:rPr>
+        <w:t xml:space="preserve">•  </w:t>
+      </w:r>
+      <w:r>
+        <w:rPr>
+          <w:b w:val="0"/>
+          <w:color w:val="333333"/>
+          <w:sz w:val="19"/>
+        </w:rPr>
+        <w:t>2025: 19,261 t CO2e (−41.8%, calculated by the tool)</w:t>
       </w:r>
       <w:hyperlink r:id="rId17">
         <w:r>
@@ -3484,7 +4112,27 @@
           <w:color w:val="333333"/>
           <w:sz w:val="19"/>
         </w:rPr>
-        <w:t>. EU Taxonomy share not found.</w:t>
+        <w:t>.</w:t>
+      </w:r>
+    </w:p>
+    <w:p>
+      <w:pPr>
+        <w:spacing w:after="120"/>
+        <w:ind w:left="510" w:hanging="198"/>
+      </w:pPr>
+      <w:r>
+        <w:rPr>
+          <w:sz w:val="19"/>
+        </w:rPr>
+        <w:t xml:space="preserve">•  </w:t>
+      </w:r>
+      <w:r>
+        <w:rPr>
+          <w:b w:val="0"/>
+          <w:color w:val="333333"/>
+          <w:sz w:val="19"/>
+        </w:rPr>
+        <w:t>EU Taxonomy share not found.</w:t>
       </w:r>
     </w:p>
     <w:p>
@@ -3503,23 +4151,28 @@
     </w:p>
     <w:p>
       <w:pPr>
+        <w:spacing w:after="0"/>
         <w:ind w:left="397"/>
       </w:pPr>
       <w:r>
         <w:rPr>
           <w:b/>
-          <w:color w:val="333333"/>
+          <w:color w:val="B42318"/>
           <w:sz w:val="19"/>
         </w:rPr>
-        <w:t xml:space="preserve">Evidence: </w:t>
+        <w:t>Needs review</w:t>
       </w:r>
+    </w:p>
+    <w:p>
+      <w:pPr>
+        <w:spacing w:after="120"/>
+        <w:ind w:left="510" w:hanging="198"/>
+      </w:pPr>
       <w:r>
         <w:rPr>
-          <w:b/>
-          <w:color w:val="333333"/>
           <w:sz w:val="19"/>
         </w:rPr>
-        <w:t xml:space="preserve">Needs review. </w:t>
+        <w:t xml:space="preserve">•  </w:t>
       </w:r>
       <w:r>
         <w:rPr>
@@ -3581,6 +4234,21 @@
     </w:p>
     <w:p>
       <w:pPr>
+        <w:spacing w:after="0"/>
+        <w:ind w:left="397"/>
+      </w:pPr>
+      <w:r>
+        <w:rPr>
+          <w:b/>
+          <w:color w:val="B42318"/>
+          <w:sz w:val="19"/>
+        </w:rPr>
+        <w:t>Needs review</w:t>
+      </w:r>
+    </w:p>
+    <w:p>
+      <w:pPr>
+        <w:spacing w:after="0"/>
         <w:ind w:left="397"/>
       </w:pPr>
       <w:r>
@@ -3589,23 +4257,19 @@
           <w:color w:val="333333"/>
           <w:sz w:val="19"/>
         </w:rPr>
-        <w:t xml:space="preserve">Evidence: </w:t>
+        <w:t>Applicable</w:t>
       </w:r>
+    </w:p>
+    <w:p>
+      <w:pPr>
+        <w:spacing w:after="0"/>
+        <w:ind w:left="737" w:hanging="198"/>
+      </w:pPr>
       <w:r>
         <w:rPr>
-          <w:b/>
-          <w:color w:val="333333"/>
           <w:sz w:val="19"/>
         </w:rPr>
-        <w:t xml:space="preserve">Needs review. </w:t>
-      </w:r>
-      <w:r>
-        <w:rPr>
-          <w:b/>
-          <w:color w:val="333333"/>
-          <w:sz w:val="19"/>
-        </w:rPr>
-        <w:t>Applicable:</w:t>
+        <w:t xml:space="preserve">•  </w:t>
       </w:r>
       <w:r>
         <w:rPr>
@@ -3613,7 +4277,7 @@
           <w:color w:val="333333"/>
           <w:sz w:val="19"/>
         </w:rPr>
-        <w:t xml:space="preserve"> the SEB Investments policy</w:t>
+        <w:t>The SEB Investments policy</w:t>
       </w:r>
       <w:hyperlink r:id="rId20">
         <w:r>
@@ -3666,7 +4330,27 @@
           <w:color w:val="333333"/>
           <w:sz w:val="19"/>
         </w:rPr>
-        <w:t>. The Transportation policy does not apply (road, rail and air only)</w:t>
+        <w:t>.</w:t>
+      </w:r>
+    </w:p>
+    <w:p>
+      <w:pPr>
+        <w:spacing w:after="0"/>
+        <w:ind w:left="737" w:hanging="198"/>
+      </w:pPr>
+      <w:r>
+        <w:rPr>
+          <w:sz w:val="19"/>
+        </w:rPr>
+        <w:t xml:space="preserve">•  </w:t>
+      </w:r>
+      <w:r>
+        <w:rPr>
+          <w:b w:val="0"/>
+          <w:color w:val="333333"/>
+          <w:sz w:val="19"/>
+        </w:rPr>
+        <w:t>The Transportation policy does not apply (road, rail and air only)</w:t>
       </w:r>
       <w:hyperlink r:id="rId22">
         <w:r>
@@ -3684,15 +4368,33 @@
           <w:color w:val="333333"/>
           <w:sz w:val="19"/>
         </w:rPr>
-        <w:t xml:space="preserve">. </w:t>
+        <w:t>.</w:t>
       </w:r>
+    </w:p>
+    <w:p>
+      <w:pPr>
+        <w:spacing w:after="0"/>
+        <w:ind w:left="397"/>
+      </w:pPr>
       <w:r>
         <w:rPr>
           <w:b/>
           <w:color w:val="333333"/>
           <w:sz w:val="19"/>
         </w:rPr>
-        <w:t>Met:</w:t>
+        <w:t>Met</w:t>
+      </w:r>
+    </w:p>
+    <w:p>
+      <w:pPr>
+        <w:spacing w:after="0"/>
+        <w:ind w:left="737" w:hanging="198"/>
+      </w:pPr>
+      <w:r>
+        <w:rPr>
+          <w:sz w:val="19"/>
+        </w:rPr>
+        <w:t xml:space="preserve">•  </w:t>
       </w:r>
       <w:r>
         <w:rPr>
@@ -3700,7 +4402,7 @@
           <w:color w:val="333333"/>
           <w:sz w:val="19"/>
         </w:rPr>
-        <w:t xml:space="preserve"> no governance or international-norm breach by the company found (it is the injured party in the former executives' case)</w:t>
+        <w:t>No governance or international-norm breach by the company found (it is the injured party in the former executives' case)</w:t>
       </w:r>
       <w:hyperlink r:id="rId13">
         <w:r>
@@ -3712,13 +4414,25 @@
           <w:t xml:space="preserve">7</w:t>
         </w:r>
       </w:hyperlink>
+    </w:p>
+    <w:p>
+      <w:pPr>
+        <w:spacing w:after="0"/>
+        <w:ind w:left="737" w:hanging="198"/>
+      </w:pPr>
+      <w:r>
+        <w:rPr>
+          <w:sz w:val="19"/>
+        </w:rPr>
+        <w:t xml:space="preserve">•  </w:t>
+      </w:r>
       <w:r>
         <w:rPr>
           <w:b w:val="0"/>
           <w:color w:val="333333"/>
           <w:sz w:val="19"/>
         </w:rPr>
-        <w:t>; annual sustainability report with climate data</w:t>
+        <w:t>Annual sustainability report with climate data</w:t>
       </w:r>
       <w:hyperlink r:id="rId19">
         <w:r>
@@ -3730,13 +4444,25 @@
           <w:t xml:space="preserve">15</w:t>
         </w:r>
       </w:hyperlink>
+    </w:p>
+    <w:p>
+      <w:pPr>
+        <w:spacing w:after="0"/>
+        <w:ind w:left="737" w:hanging="198"/>
+      </w:pPr>
+      <w:r>
+        <w:rPr>
+          <w:sz w:val="19"/>
+        </w:rPr>
+        <w:t xml:space="preserve">•  </w:t>
+      </w:r>
       <w:r>
         <w:rPr>
           <w:b w:val="0"/>
           <w:color w:val="333333"/>
           <w:sz w:val="19"/>
         </w:rPr>
-        <w:t>; climate neutrality by 2050 and a plan to move ferries to alternative fuels or electrification, in line with the decarbonisation-plan expectation</w:t>
+        <w:t>Climate neutrality by 2050 and a plan to move ferries to alternative fuels or electrification, in line with the decarbonisation-plan expectation</w:t>
       </w:r>
       <w:hyperlink r:id="rId23">
         <w:r>
@@ -3771,15 +4497,33 @@
           <w:color w:val="333333"/>
           <w:sz w:val="19"/>
         </w:rPr>
-        <w:t xml:space="preserve">. </w:t>
+        <w:t>.</w:t>
       </w:r>
+    </w:p>
+    <w:p>
+      <w:pPr>
+        <w:spacing w:after="0"/>
+        <w:ind w:left="397"/>
+      </w:pPr>
       <w:r>
         <w:rPr>
           <w:b/>
           <w:color w:val="333333"/>
           <w:sz w:val="19"/>
         </w:rPr>
-        <w:t>Not found in public reports:</w:t>
+        <w:t>Not found in public reports</w:t>
+      </w:r>
+    </w:p>
+    <w:p>
+      <w:pPr>
+        <w:spacing w:after="0"/>
+        <w:ind w:left="737" w:hanging="198"/>
+      </w:pPr>
+      <w:r>
+        <w:rPr>
+          <w:sz w:val="19"/>
+        </w:rPr>
+        <w:t xml:space="preserve">•  </w:t>
       </w:r>
       <w:r>
         <w:rPr>
@@ -3787,7 +4531,7 @@
           <w:color w:val="333333"/>
           <w:sz w:val="19"/>
         </w:rPr>
-        <w:t xml:space="preserve"> Shipping requirements such as SEEMP, EEXI/CII compliance, vessel emission-intensity disclosure, responsible ship recycling and classification</w:t>
+        <w:t>Shipping requirements such as SEEMP, EEXI/CII compliance, vessel emission-intensity disclosure, responsible ship recycling and classification</w:t>
       </w:r>
       <w:hyperlink r:id="rId21">
         <w:r>
@@ -3799,13 +4543,25 @@
           <w:t xml:space="preserve">22</w:t>
         </w:r>
       </w:hyperlink>
+    </w:p>
+    <w:p>
+      <w:pPr>
+        <w:spacing w:after="0"/>
+        <w:ind w:left="737" w:hanging="198"/>
+      </w:pPr>
+      <w:r>
+        <w:rPr>
+          <w:sz w:val="19"/>
+        </w:rPr>
+        <w:t xml:space="preserve">•  </w:t>
+      </w:r>
       <w:r>
         <w:rPr>
           <w:b w:val="0"/>
           <w:color w:val="333333"/>
           <w:sz w:val="19"/>
         </w:rPr>
-        <w:t>; human rights due diligence, whistleblowing channel and anti-corruption policy expected by SEB</w:t>
+        <w:t>Human rights due diligence, whistleblowing channel and anti-corruption policy expected by SEB</w:t>
       </w:r>
       <w:hyperlink r:id="rId21">
         <w:r>
@@ -3840,15 +4596,33 @@
           <w:color w:val="333333"/>
           <w:sz w:val="19"/>
         </w:rPr>
-        <w:t xml:space="preserve">. </w:t>
+        <w:t>.</w:t>
       </w:r>
+    </w:p>
+    <w:p>
+      <w:pPr>
+        <w:spacing w:after="0"/>
+        <w:ind w:left="397"/>
+      </w:pPr>
       <w:r>
         <w:rPr>
           <w:b/>
           <w:color w:val="333333"/>
           <w:sz w:val="19"/>
         </w:rPr>
-        <w:t>Open:</w:t>
+        <w:t>Open</w:t>
+      </w:r>
+    </w:p>
+    <w:p>
+      <w:pPr>
+        <w:spacing w:after="0"/>
+        <w:ind w:left="737" w:hanging="198"/>
+      </w:pPr>
+      <w:r>
+        <w:rPr>
+          <w:sz w:val="19"/>
+        </w:rPr>
+        <w:t xml:space="preserve">•  </w:t>
       </w:r>
       <w:r>
         <w:rPr>
@@ -3856,7 +4630,27 @@
           <w:color w:val="333333"/>
           <w:sz w:val="19"/>
         </w:rPr>
-        <w:t xml:space="preserve"> liquid bulk (oil products) handling; if fossil-related revenue is above 5%, the Fossil Fuels policy also applies</w:t>
+        <w:t>Liquid bulk (oil products) handling</w:t>
+      </w:r>
+    </w:p>
+    <w:p>
+      <w:pPr>
+        <w:spacing w:after="0"/>
+        <w:ind w:left="737" w:hanging="198"/>
+      </w:pPr>
+      <w:r>
+        <w:rPr>
+          <w:sz w:val="19"/>
+        </w:rPr>
+        <w:t xml:space="preserve">•  </w:t>
+      </w:r>
+      <w:r>
+        <w:rPr>
+          <w:b w:val="0"/>
+          <w:color w:val="333333"/>
+          <w:sz w:val="19"/>
+        </w:rPr>
+        <w:t>If fossil-related revenue is above 5%, the Fossil Fuels policy also applies</w:t>
       </w:r>
       <w:hyperlink r:id="rId11">
         <w:r>
@@ -3891,7 +4685,27 @@
           <w:color w:val="333333"/>
           <w:sz w:val="19"/>
         </w:rPr>
-        <w:t>. Analyst to check TS Laevad vessel documents.</w:t>
+        <w:t>.</w:t>
+      </w:r>
+    </w:p>
+    <w:p>
+      <w:pPr>
+        <w:spacing w:after="120"/>
+        <w:ind w:left="737" w:hanging="198"/>
+      </w:pPr>
+      <w:r>
+        <w:rPr>
+          <w:sz w:val="19"/>
+        </w:rPr>
+        <w:t xml:space="preserve">•  </w:t>
+      </w:r>
+      <w:r>
+        <w:rPr>
+          <w:b w:val="0"/>
+          <w:color w:val="333333"/>
+          <w:sz w:val="19"/>
+        </w:rPr>
+        <w:t>Analyst to check TS Laevad vessel documents.</w:t>
       </w:r>
     </w:p>
     <w:p>
@@ -3933,23 +4747,28 @@
     </w:p>
     <w:p>
       <w:pPr>
+        <w:spacing w:after="0"/>
         <w:ind w:left="397"/>
       </w:pPr>
       <w:r>
         <w:rPr>
           <w:b/>
-          <w:color w:val="333333"/>
+          <w:color w:val="B42318"/>
           <w:sz w:val="19"/>
         </w:rPr>
-        <w:t xml:space="preserve">Evidence: </w:t>
+        <w:t>Needs review</w:t>
       </w:r>
+    </w:p>
+    <w:p>
+      <w:pPr>
+        <w:spacing w:after="120"/>
+        <w:ind w:left="510" w:hanging="198"/>
+      </w:pPr>
       <w:r>
         <w:rPr>
-          <w:b/>
-          <w:color w:val="333333"/>
           <w:sz w:val="19"/>
         </w:rPr>
-        <w:t xml:space="preserve">Needs review. </w:t>
+        <w:t xml:space="preserve">•  </w:t>
       </w:r>
       <w:r>
         <w:rPr>
@@ -3999,23 +4818,28 @@
     </w:p>
     <w:p>
       <w:pPr>
+        <w:spacing w:after="0"/>
         <w:ind w:left="397"/>
       </w:pPr>
       <w:r>
         <w:rPr>
           <w:b/>
-          <w:color w:val="333333"/>
+          <w:color w:val="B42318"/>
           <w:sz w:val="19"/>
         </w:rPr>
-        <w:t xml:space="preserve">Evidence: </w:t>
+        <w:t>Needs review</w:t>
       </w:r>
+    </w:p>
+    <w:p>
+      <w:pPr>
+        <w:spacing w:after="0"/>
+        <w:ind w:left="510" w:hanging="198"/>
+      </w:pPr>
       <w:r>
         <w:rPr>
-          <w:b/>
-          <w:color w:val="333333"/>
           <w:sz w:val="19"/>
         </w:rPr>
-        <w:t xml:space="preserve">Needs review. </w:t>
+        <w:t xml:space="preserve">•  </w:t>
       </w:r>
       <w:r>
         <w:rPr>
@@ -4041,7 +4865,27 @@
           <w:color w:val="333333"/>
           <w:sz w:val="19"/>
         </w:rPr>
-        <w:t>. Comparison with the Fund's targets - analyst.</w:t>
+        <w:t>.</w:t>
+      </w:r>
+    </w:p>
+    <w:p>
+      <w:pPr>
+        <w:spacing w:after="120"/>
+        <w:ind w:left="510" w:hanging="198"/>
+      </w:pPr>
+      <w:r>
+        <w:rPr>
+          <w:sz w:val="19"/>
+        </w:rPr>
+        <w:t xml:space="preserve">•  </w:t>
+      </w:r>
+      <w:r>
+        <w:rPr>
+          <w:b w:val="0"/>
+          <w:color w:val="333333"/>
+          <w:sz w:val="19"/>
+        </w:rPr>
+        <w:t>Comparison with the Fund's targets - analyst.</w:t>
       </w:r>
     </w:p>
     <w:p>

--- a/docs/files/port-of-tallinn/port-of-tallinn_6M2026_en.docx
+++ b/docs/files/port-of-tallinn/port-of-tallinn_6M2026_en.docx
@@ -59,7 +59,7 @@
           <w:b w:val="0"/>
           <w:sz w:val="19"/>
         </w:rPr>
-        <w:t>Credit rating not found in public sources reviewed - check</w:t>
+        <w:t>No public credit rating found</w:t>
       </w:r>
       <w:hyperlink r:id="rId10">
         <w:r>
@@ -91,6 +91,97 @@
         <w:t>Q3 2026 results - expected November 2026</w:t>
       </w:r>
     </w:p>
+    <w:tbl>
+      <w:tblPr>
+        <w:tblW w:type="auto" w:w="0"/>
+        <w:tblLook w:firstColumn="1" w:firstRow="1" w:lastColumn="0" w:lastRow="0" w:noHBand="0" w:noVBand="1" w:val="04A0"/>
+      </w:tblPr>
+      <w:tblGrid>
+        <w:gridCol w:w="9972"/>
+      </w:tblGrid>
+      <w:tr>
+        <w:tc>
+          <w:tcPr>
+            <w:tcW w:type="dxa" w:w="9638"/>
+            <w:shd w:val="clear" w:color="auto" w:fill="FDF1D8"/>
+          </w:tcPr>
+          <w:p>
+            <w:pPr>
+              <w:spacing w:before="60" w:after="60"/>
+            </w:pPr>
+            <w:r>
+              <w:rPr>
+                <w:b/>
+                <w:color w:val="1A1A1A"/>
+                <w:sz w:val="21"/>
+              </w:rPr>
+              <w:t>Worth watching.</w:t>
+            </w:r>
+            <w:r>
+              <w:rPr>
+                <w:b w:val="0"/>
+                <w:color w:val="1A1A1A"/>
+                <w:sz w:val="21"/>
+              </w:rPr>
+              <w:t xml:space="preserve"> The balance sheet is strong (net debt 2.78x EBITDA, equity 59.8% of assets)</w:t>
+            </w:r>
+            <w:hyperlink r:id="rId11">
+              <w:r>
+                <w:rPr>
+                  <w:color w:val="2A78D6"/>
+                  <w:vertAlign w:val="superscript"/>
+                  <w:sz w:val="17"/>
+                </w:rPr>
+                <w:t xml:space="preserve">2</w:t>
+              </w:r>
+            </w:hyperlink>
+            <w:r>
+              <w:rPr>
+                <w:b w:val="0"/>
+                <w:color w:val="1A1A1A"/>
+                <w:sz w:val="21"/>
+              </w:rPr>
+              <w:t>. But 6M 2026 net profit fell 41.7% on higher fuel and repair costs, so next year's dividend base may be smaller</w:t>
+            </w:r>
+            <w:hyperlink r:id="rId11">
+              <w:r>
+                <w:rPr>
+                  <w:color w:val="2A78D6"/>
+                  <w:vertAlign w:val="superscript"/>
+                  <w:sz w:val="17"/>
+                </w:rPr>
+                <w:t xml:space="preserve">3</w:t>
+              </w:r>
+            </w:hyperlink>
+            <w:r>
+              <w:rPr>
+                <w:color w:val="2A78D6"/>
+                <w:vertAlign w:val="superscript"/>
+              </w:rPr>
+              <w:t>,</w:t>
+            </w:r>
+            <w:hyperlink r:id="rId12">
+              <w:r>
+                <w:rPr>
+                  <w:color w:val="2A78D6"/>
+                  <w:vertAlign w:val="superscript"/>
+                  <w:sz w:val="17"/>
+                </w:rPr>
+                <w:t xml:space="preserve">4</w:t>
+              </w:r>
+            </w:hyperlink>
+            <w:r>
+              <w:rPr>
+                <w:b w:val="0"/>
+                <w:color w:val="1A1A1A"/>
+                <w:sz w:val="21"/>
+              </w:rPr>
+              <w:t>.</w:t>
+            </w:r>
+          </w:p>
+        </w:tc>
+      </w:tr>
+    </w:tbl>
     <w:p>
       <w:pPr>
         <w:spacing w:after="0"/>
@@ -311,7 +402,7 @@
             <w:vertAlign w:val="superscript"/>
             <w:sz w:val="17"/>
           </w:rPr>
-          <w:t xml:space="preserve">2</w:t>
+          <w:t xml:space="preserve">3</w:t>
         </w:r>
       </w:hyperlink>
       <w:r>
@@ -328,7 +419,7 @@
             <w:vertAlign w:val="superscript"/>
             <w:sz w:val="17"/>
           </w:rPr>
-          <w:t xml:space="preserve">3</w:t>
+          <w:t xml:space="preserve">4</w:t>
         </w:r>
       </w:hyperlink>
       <w:r>
@@ -362,7 +453,7 @@
             <w:vertAlign w:val="superscript"/>
             <w:sz w:val="17"/>
           </w:rPr>
-          <w:t xml:space="preserve">3</w:t>
+          <w:t xml:space="preserve">4</w:t>
         </w:r>
       </w:hyperlink>
       <w:r>
@@ -396,7 +487,7 @@
             <w:vertAlign w:val="superscript"/>
             <w:sz w:val="17"/>
           </w:rPr>
-          <w:t xml:space="preserve">4</w:t>
+          <w:t xml:space="preserve">2</w:t>
         </w:r>
       </w:hyperlink>
       <w:r>
@@ -924,7 +1015,7 @@
                   <w:vertAlign w:val="superscript"/>
                   <w:sz w:val="14"/>
                 </w:rPr>
-                <w:t xml:space="preserve">2</w:t>
+                <w:t xml:space="preserve">3</w:t>
               </w:r>
             </w:hyperlink>
           </w:p>
@@ -1068,7 +1159,7 @@
                   <w:vertAlign w:val="superscript"/>
                   <w:sz w:val="14"/>
                 </w:rPr>
-                <w:t xml:space="preserve">2</w:t>
+                <w:t xml:space="preserve">3</w:t>
               </w:r>
             </w:hyperlink>
           </w:p>
@@ -1216,7 +1307,7 @@
                   <w:vertAlign w:val="superscript"/>
                   <w:sz w:val="14"/>
                 </w:rPr>
-                <w:t xml:space="preserve">2</w:t>
+                <w:t xml:space="preserve">3</w:t>
               </w:r>
             </w:hyperlink>
           </w:p>
@@ -1361,7 +1452,7 @@
                   <w:vertAlign w:val="superscript"/>
                   <w:sz w:val="14"/>
                 </w:rPr>
-                <w:t xml:space="preserve">2</w:t>
+                <w:t xml:space="preserve">3</w:t>
               </w:r>
             </w:hyperlink>
           </w:p>
@@ -1509,7 +1600,7 @@
                   <w:vertAlign w:val="superscript"/>
                   <w:sz w:val="14"/>
                 </w:rPr>
-                <w:t xml:space="preserve">2</w:t>
+                <w:t xml:space="preserve">3</w:t>
               </w:r>
             </w:hyperlink>
           </w:p>
@@ -1653,7 +1744,7 @@
                   <w:vertAlign w:val="superscript"/>
                   <w:sz w:val="14"/>
                 </w:rPr>
-                <w:t xml:space="preserve">2</w:t>
+                <w:t xml:space="preserve">3</w:t>
               </w:r>
             </w:hyperlink>
           </w:p>
@@ -1801,7 +1892,7 @@
                   <w:vertAlign w:val="superscript"/>
                   <w:sz w:val="14"/>
                 </w:rPr>
-                <w:t xml:space="preserve">2</w:t>
+                <w:t xml:space="preserve">3</w:t>
               </w:r>
             </w:hyperlink>
           </w:p>
@@ -1821,7 +1912,7 @@
                 <w:b w:val="0"/>
                 <w:sz w:val="17"/>
               </w:rPr>
-              <w:t>–</w:t>
+              <w:t>167.6</w:t>
             </w:r>
           </w:p>
         </w:tc>
@@ -1939,7 +2030,7 @@
                 <w:b w:val="0"/>
                 <w:sz w:val="17"/>
               </w:rPr>
-              <w:t>–</w:t>
+              <w:t>3.15xᶜ</w:t>
             </w:r>
           </w:p>
         </w:tc>
@@ -2097,7 +2188,7 @@
                 <w:b w:val="0"/>
                 <w:sz w:val="17"/>
               </w:rPr>
-              <w:t>–</w:t>
+              <w:t>59.3%ᶜ</w:t>
             </w:r>
           </w:p>
         </w:tc>
@@ -2134,10 +2225,10 @@
             <w:r>
               <w:rPr>
                 <w:b/>
-                <w:color w:val="B42318"/>
+                <w:color w:val="1B7F3B"/>
                 <w:sz w:val="17"/>
               </w:rPr>
-              <w:t>▼ 1.4 p. p. vs FY2025</w:t>
+              <w:t>▲ 0.5 p. p. vs 6M2025</w:t>
             </w:r>
           </w:p>
         </w:tc>
@@ -2160,6 +2251,23 @@
               </w:rPr>
               <w:t>Cargo volume, m t</w:t>
             </w:r>
+            <w:hyperlink r:id="rId15">
+              <w:r>
+                <w:rPr>
+                  <w:color w:val="2A78D6"/>
+                  <w:vertAlign w:val="superscript"/>
+                  <w:sz w:val="14"/>
+                </w:rPr>
+                <w:t xml:space="preserve">9</w:t>
+              </w:r>
+            </w:hyperlink>
+            <w:r>
+              <w:rPr>
+                <w:color w:val="2A78D6"/>
+                <w:vertAlign w:val="superscript"/>
+              </w:rPr>
+              <w:t>,</w:t>
+            </w:r>
             <w:hyperlink r:id="rId11">
               <w:r>
                 <w:rPr>
@@ -2167,7 +2275,7 @@
                   <w:vertAlign w:val="superscript"/>
                   <w:sz w:val="14"/>
                 </w:rPr>
-                <w:t xml:space="preserve">2</w:t>
+                <w:t xml:space="preserve">3</w:t>
               </w:r>
             </w:hyperlink>
           </w:p>
@@ -2188,7 +2296,7 @@
                 <w:b w:val="0"/>
                 <w:sz w:val="17"/>
               </w:rPr>
-              <w:t>–</w:t>
+              <w:t>13.1</w:t>
             </w:r>
           </w:p>
         </w:tc>
@@ -2208,7 +2316,7 @@
                 <w:b w:val="0"/>
                 <w:sz w:val="17"/>
               </w:rPr>
-              <w:t>–</w:t>
+              <w:t>13.8</w:t>
             </w:r>
           </w:p>
         </w:tc>
@@ -2298,7 +2406,7 @@
                   <w:vertAlign w:val="superscript"/>
                   <w:sz w:val="14"/>
                 </w:rPr>
-                <w:t xml:space="preserve">2</w:t>
+                <w:t xml:space="preserve">3</w:t>
               </w:r>
             </w:hyperlink>
           </w:p>
@@ -2428,6 +2536,23 @@
                 <w:t xml:space="preserve">10</w:t>
               </w:r>
             </w:hyperlink>
+            <w:r>
+              <w:rPr>
+                <w:color w:val="2A78D6"/>
+                <w:vertAlign w:val="superscript"/>
+              </w:rPr>
+              <w:t>,</w:t>
+            </w:r>
+            <w:hyperlink r:id="rId11">
+              <w:r>
+                <w:rPr>
+                  <w:color w:val="2A78D6"/>
+                  <w:vertAlign w:val="superscript"/>
+                  <w:sz w:val="14"/>
+                </w:rPr>
+                <w:t xml:space="preserve">11</w:t>
+              </w:r>
+            </w:hyperlink>
           </w:p>
         </w:tc>
         <w:tc>
@@ -2446,7 +2571,7 @@
                 <w:b w:val="0"/>
                 <w:sz w:val="17"/>
               </w:rPr>
-              <w:t>–</w:t>
+              <w:t>0.073</w:t>
             </w:r>
           </w:p>
         </w:tc>
@@ -2527,7 +2652,7 @@
                 <w:color w:val="5F6B7A"/>
                 <w:sz w:val="17"/>
               </w:rPr>
-              <w:t>–</w:t>
+              <w:t>• 0.0 % vs FY2024</w:t>
             </w:r>
           </w:p>
         </w:tc>
@@ -2623,7 +2748,7 @@
             <w:vertAlign w:val="superscript"/>
             <w:sz w:val="17"/>
           </w:rPr>
-          <w:t xml:space="preserve">2</w:t>
+          <w:t xml:space="preserve">3</w:t>
         </w:r>
       </w:hyperlink>
       <w:r>
@@ -2651,7 +2776,7 @@
             <w:vertAlign w:val="superscript"/>
             <w:sz w:val="17"/>
           </w:rPr>
-          <w:t xml:space="preserve">4</w:t>
+          <w:t xml:space="preserve">2</w:t>
         </w:r>
       </w:hyperlink>
       <w:r>
@@ -2685,7 +2810,7 @@
             <w:vertAlign w:val="superscript"/>
             <w:sz w:val="17"/>
           </w:rPr>
-          <w:t xml:space="preserve">11</w:t>
+          <w:t xml:space="preserve">2</w:t>
         </w:r>
       </w:hyperlink>
       <w:r>
@@ -2701,7 +2826,7 @@
             <w:vertAlign w:val="superscript"/>
             <w:sz w:val="17"/>
           </w:rPr>
-          <w:t xml:space="preserve">4</w:t>
+          <w:t xml:space="preserve">2</w:t>
         </w:r>
       </w:hyperlink>
       <w:r>
@@ -2769,7 +2894,7 @@
             <w:vertAlign w:val="superscript"/>
             <w:sz w:val="17"/>
           </w:rPr>
-          <w:t xml:space="preserve">4</w:t>
+          <w:t xml:space="preserve">2</w:t>
         </w:r>
       </w:hyperlink>
       <w:r>
@@ -2847,7 +2972,7 @@
             <w:vertAlign w:val="superscript"/>
             <w:sz w:val="17"/>
           </w:rPr>
-          <w:t xml:space="preserve">4</w:t>
+          <w:t xml:space="preserve">2</w:t>
         </w:r>
       </w:hyperlink>
       <w:r>
@@ -3021,7 +3146,7 @@
                   <w:vertAlign w:val="superscript"/>
                   <w:sz w:val="14"/>
                 </w:rPr>
-                <w:t xml:space="preserve">10</w:t>
+                <w:t xml:space="preserve">11</w:t>
               </w:r>
             </w:hyperlink>
           </w:p>
@@ -3049,7 +3174,7 @@
                   <w:vertAlign w:val="superscript"/>
                   <w:sz w:val="14"/>
                 </w:rPr>
-                <w:t xml:space="preserve">4</w:t>
+                <w:t xml:space="preserve">2</w:t>
               </w:r>
             </w:hyperlink>
             <w:r>
@@ -3066,7 +3191,7 @@
                   <w:vertAlign w:val="superscript"/>
                   <w:sz w:val="14"/>
                 </w:rPr>
-                <w:t xml:space="preserve">3</w:t>
+                <w:t xml:space="preserve">4</w:t>
               </w:r>
             </w:hyperlink>
             <w:r>
@@ -3133,7 +3258,7 @@
                 <w:b w:val="0"/>
                 <w:sz w:val="17"/>
               </w:rPr>
-              <w:t>2025: 19,261 t CO2e (−41.8% vs 2019; calculated by the tool, verify)</w:t>
+              <w:t>2025: 19,261 t CO2e (−41.8% vs 2019; calculated by the tool)</w:t>
             </w:r>
             <w:hyperlink r:id="rId17">
               <w:r>
@@ -3346,7 +3471,7 @@
             <w:vertAlign w:val="superscript"/>
             <w:sz w:val="17"/>
           </w:rPr>
-          <w:t xml:space="preserve">4</w:t>
+          <w:t xml:space="preserve">2</w:t>
         </w:r>
       </w:hyperlink>
       <w:r>
@@ -3380,7 +3505,7 @@
             <w:vertAlign w:val="superscript"/>
             <w:sz w:val="17"/>
           </w:rPr>
-          <w:t xml:space="preserve">4</w:t>
+          <w:t xml:space="preserve">2</w:t>
         </w:r>
       </w:hyperlink>
       <w:r>
@@ -3397,7 +3522,7 @@
             <w:vertAlign w:val="superscript"/>
             <w:sz w:val="17"/>
           </w:rPr>
-          <w:t xml:space="preserve">3</w:t>
+          <w:t xml:space="preserve">4</w:t>
         </w:r>
       </w:hyperlink>
       <w:r>
@@ -3431,7 +3556,7 @@
             <w:vertAlign w:val="superscript"/>
             <w:sz w:val="17"/>
           </w:rPr>
-          <w:t xml:space="preserve">4</w:t>
+          <w:t xml:space="preserve">2</w:t>
         </w:r>
       </w:hyperlink>
       <w:r>
@@ -3527,7 +3652,7 @@
             <w:vertAlign w:val="superscript"/>
             <w:sz w:val="16"/>
           </w:rPr>
-          <w:t xml:space="preserve">4</w:t>
+          <w:t xml:space="preserve">2</w:t>
         </w:r>
       </w:hyperlink>
       <w:r>
@@ -3565,7 +3690,7 @@
             <w:vertAlign w:val="superscript"/>
             <w:sz w:val="16"/>
           </w:rPr>
-          <w:t xml:space="preserve">4</w:t>
+          <w:t xml:space="preserve">2</w:t>
         </w:r>
       </w:hyperlink>
       <w:r>
@@ -3585,24 +3710,10 @@
         <w:rPr>
           <w:sz w:val="24"/>
         </w:rPr>
-        <w:t xml:space="preserve">☐ </w:t>
+        <w:t xml:space="preserve">☑ </w:t>
       </w:r>
       <w:r>
         <w:t>Yes, the company does not have red flag/signal related to controversies based on UN Global Compact, OECD Guidelines for Multinational Enterprises or any other relevant principles/standards</w:t>
-      </w:r>
-    </w:p>
-    <w:p>
-      <w:pPr>
-        <w:spacing w:after="0"/>
-        <w:ind w:left="397"/>
-      </w:pPr>
-      <w:r>
-        <w:rPr>
-          <w:b/>
-          <w:color w:val="B42318"/>
-          <w:sz w:val="19"/>
-        </w:rPr>
-        <w:t>Needs review</w:t>
       </w:r>
     </w:p>
     <w:p>
@@ -3622,7 +3733,7 @@
           <w:color w:val="333333"/>
           <w:sz w:val="19"/>
         </w:rPr>
-        <w:t>Former executives' bribery case (from 2015): acquitted on limitation grounds 2024-06-27, appealed by prosecution and defence</w:t>
+        <w:t>No UN Global Compact or OECD related controversies.</w:t>
       </w:r>
     </w:p>
     <w:p>
@@ -3642,7 +3753,7 @@
           <w:color w:val="333333"/>
           <w:sz w:val="19"/>
         </w:rPr>
-        <w:t>Later ruling not found.</w:t>
+        <w:t>The bribery case from 2015 concerns former executives</w:t>
       </w:r>
     </w:p>
     <w:p>
@@ -3730,6 +3841,40 @@
     </w:p>
     <w:p>
       <w:pPr>
+        <w:spacing w:after="120"/>
+        <w:ind w:left="510" w:hanging="198"/>
+      </w:pPr>
+      <w:r>
+        <w:rPr>
+          <w:sz w:val="19"/>
+        </w:rPr>
+        <w:t xml:space="preserve">•  </w:t>
+      </w:r>
+      <w:r>
+        <w:rPr>
+          <w:b w:val="0"/>
+          <w:color w:val="333333"/>
+          <w:sz w:val="19"/>
+        </w:rPr>
+        <w:t>Automatic check against the EU, UN, US OFAC and UK consolidated sanctions lists.</w:t>
+      </w:r>
+    </w:p>
+    <w:p>
+      <w:pPr>
+        <w:spacing w:before="80" w:after="20"/>
+      </w:pPr>
+      <w:r>
+        <w:rPr>
+          <w:sz w:val="24"/>
+        </w:rPr>
+        <w:t xml:space="preserve">☑ </w:t>
+      </w:r>
+      <w:r>
+        <w:t>Yes, issues were not identified from adverse media checks (add a screenshot)</w:t>
+      </w:r>
+    </w:p>
+    <w:p>
+      <w:pPr>
         <w:spacing w:after="0"/>
         <w:ind w:left="510" w:hanging="198"/>
       </w:pPr>
@@ -3745,7 +3890,7 @@
           <w:color w:val="333333"/>
           <w:sz w:val="19"/>
         </w:rPr>
-        <w:t>Checked by the analyst with internal tools (add a screenshot).</w:t>
+        <w:t>No new adverse news in the automatic news scan (Estonian and English media, last 30 days, 2026-10-22).</w:t>
       </w:r>
     </w:p>
     <w:p>
@@ -3765,73 +3910,7 @@
           <w:color w:val="333333"/>
           <w:sz w:val="19"/>
         </w:rPr>
-        <w:t>Controlled by the Republic of Estonia (67.03%)</w:t>
-      </w:r>
-      <w:hyperlink r:id="rId11">
-        <w:r>
-          <w:rPr>
-            <w:color w:val="2A78D6"/>
-            <w:vertAlign w:val="superscript"/>
-            <w:sz w:val="16"/>
-          </w:rPr>
-          <w:t xml:space="preserve">6</w:t>
-        </w:r>
-      </w:hyperlink>
-      <w:r>
-        <w:rPr>
-          <w:b w:val="0"/>
-          <w:color w:val="333333"/>
-          <w:sz w:val="19"/>
-        </w:rPr>
-        <w:t>.</w:t>
-      </w:r>
-    </w:p>
-    <w:p>
-      <w:pPr>
-        <w:spacing w:before="80" w:after="20"/>
-      </w:pPr>
-      <w:r>
-        <w:rPr>
-          <w:sz w:val="24"/>
-        </w:rPr>
-        <w:t xml:space="preserve">☐ </w:t>
-      </w:r>
-      <w:r>
-        <w:t>Yes, issues were not identified from adverse media checks (add a screenshot)</w:t>
-      </w:r>
-    </w:p>
-    <w:p>
-      <w:pPr>
-        <w:spacing w:after="0"/>
-        <w:ind w:left="397"/>
-      </w:pPr>
-      <w:r>
-        <w:rPr>
-          <w:b/>
-          <w:color w:val="B42318"/>
-          <w:sz w:val="19"/>
-        </w:rPr>
-        <w:t>Needs review</w:t>
-      </w:r>
-    </w:p>
-    <w:p>
-      <w:pPr>
-        <w:spacing w:after="0"/>
-        <w:ind w:left="510" w:hanging="198"/>
-      </w:pPr>
-      <w:r>
-        <w:rPr>
-          <w:sz w:val="19"/>
-        </w:rPr>
-        <w:t xml:space="preserve">•  </w:t>
-      </w:r>
-      <w:r>
-        <w:rPr>
-          <w:b w:val="0"/>
-          <w:color w:val="333333"/>
-          <w:sz w:val="19"/>
-        </w:rPr>
-        <w:t>Found (EE media): the bribery case</w:t>
+        <w:t>Older coverage concerns the former executives' case</w:t>
       </w:r>
       <w:hyperlink r:id="rId13">
         <w:r>
@@ -3867,46 +3946,6 @@
           <w:sz w:val="19"/>
         </w:rPr>
         <w:t>.</w:t>
-      </w:r>
-    </w:p>
-    <w:p>
-      <w:pPr>
-        <w:spacing w:after="0"/>
-        <w:ind w:left="510" w:hanging="198"/>
-      </w:pPr>
-      <w:r>
-        <w:rPr>
-          <w:sz w:val="19"/>
-        </w:rPr>
-        <w:t xml:space="preserve">•  </w:t>
-      </w:r>
-      <w:r>
-        <w:rPr>
-          <w:b w:val="0"/>
-          <w:color w:val="333333"/>
-          <w:sz w:val="19"/>
-        </w:rPr>
-        <w:t>The automatic news scan (30 days) found no newer adverse news.</w:t>
-      </w:r>
-    </w:p>
-    <w:p>
-      <w:pPr>
-        <w:spacing w:after="120"/>
-        <w:ind w:left="510" w:hanging="198"/>
-      </w:pPr>
-      <w:r>
-        <w:rPr>
-          <w:sz w:val="19"/>
-        </w:rPr>
-        <w:t xml:space="preserve">•  </w:t>
-      </w:r>
-      <w:r>
-        <w:rPr>
-          <w:b w:val="0"/>
-          <w:color w:val="333333"/>
-          <w:sz w:val="19"/>
-        </w:rPr>
-        <w:t>Analyst confirms and adds a screenshot.</w:t>
       </w:r>
     </w:p>
     <w:p>
@@ -4074,27 +4113,7 @@
           <w:color w:val="333333"/>
           <w:sz w:val="19"/>
         </w:rPr>
-        <w:t>Scope 1+2 −55% by 2030 (vs 2019)</w:t>
-      </w:r>
-    </w:p>
-    <w:p>
-      <w:pPr>
-        <w:spacing w:after="0"/>
-        <w:ind w:left="510" w:hanging="198"/>
-      </w:pPr>
-      <w:r>
-        <w:rPr>
-          <w:sz w:val="19"/>
-        </w:rPr>
-        <w:t xml:space="preserve">•  </w:t>
-      </w:r>
-      <w:r>
-        <w:rPr>
-          <w:b w:val="0"/>
-          <w:color w:val="333333"/>
-          <w:sz w:val="19"/>
-        </w:rPr>
-        <w:t>2025: 19,261 t CO2e (−41.8%, calculated by the tool)</w:t>
+        <w:t>Scope 1+2 emissions −55% by 2030 versus 2019</w:t>
       </w:r>
       <w:hyperlink r:id="rId17">
         <w:r>
@@ -4103,7 +4122,7 @@
             <w:vertAlign w:val="superscript"/>
             <w:sz w:val="16"/>
           </w:rPr>
-          <w:t xml:space="preserve">13</w:t>
+          <w:t xml:space="preserve">16</w:t>
         </w:r>
       </w:hyperlink>
       <w:r>
@@ -4132,7 +4151,25 @@
           <w:color w:val="333333"/>
           <w:sz w:val="19"/>
         </w:rPr>
-        <w:t>EU Taxonomy share not found.</w:t>
+        <w:t>Progress: 19,261 t CO2e in 2025, −41.8% versus 2019 (calculated by the tool)</w:t>
+      </w:r>
+      <w:hyperlink r:id="rId20">
+        <w:r>
+          <w:rPr>
+            <w:color w:val="2A78D6"/>
+            <w:vertAlign w:val="superscript"/>
+            <w:sz w:val="16"/>
+          </w:rPr>
+          <w:t xml:space="preserve">17</w:t>
+        </w:r>
+      </w:hyperlink>
+      <w:r>
+        <w:rPr>
+          <w:b w:val="0"/>
+          <w:color w:val="333333"/>
+          <w:sz w:val="19"/>
+        </w:rPr>
+        <w:t>.</w:t>
       </w:r>
     </w:p>
     <w:p>
@@ -4143,7 +4180,7 @@
         <w:rPr>
           <w:sz w:val="24"/>
         </w:rPr>
-        <w:t xml:space="preserve">☐ </w:t>
+        <w:t xml:space="preserve">☑ </w:t>
       </w:r>
       <w:r>
         <w:t>Yes, the company does not have yellow flag/signal related to controversies based on UN Global Compact or any other relevant principles/standards</w:t>
@@ -4152,15 +4189,21 @@
     <w:p>
       <w:pPr>
         <w:spacing w:after="0"/>
-        <w:ind w:left="397"/>
+        <w:ind w:left="510" w:hanging="198"/>
       </w:pPr>
       <w:r>
         <w:rPr>
-          <w:b/>
-          <w:color w:val="B42318"/>
           <w:sz w:val="19"/>
         </w:rPr>
-        <w:t>Needs review</w:t>
+        <w:t xml:space="preserve">•  </w:t>
+      </w:r>
+      <w:r>
+        <w:rPr>
+          <w:b w:val="0"/>
+          <w:color w:val="333333"/>
+          <w:sz w:val="19"/>
+        </w:rPr>
+        <w:t>No current yellow flag.</w:t>
       </w:r>
     </w:p>
     <w:p>
@@ -4180,7 +4223,7 @@
           <w:color w:val="333333"/>
           <w:sz w:val="19"/>
         </w:rPr>
-        <w:t>Yellow flag - the unresolved bribery case of former executives</w:t>
+        <w:t>The former executives' case is historical (from 2015) and the company is the injured party</w:t>
       </w:r>
       <w:hyperlink r:id="rId13">
         <w:r>
@@ -4190,23 +4233,6 @@
             <w:sz w:val="16"/>
           </w:rPr>
           <w:t xml:space="preserve">7</w:t>
-        </w:r>
-      </w:hyperlink>
-      <w:r>
-        <w:rPr>
-          <w:color w:val="2A78D6"/>
-          <w:vertAlign w:val="superscript"/>
-        </w:rPr>
-        <w:t>,</w:t>
-      </w:r>
-      <w:hyperlink r:id="rId14">
-        <w:r>
-          <w:rPr>
-            <w:color w:val="2A78D6"/>
-            <w:vertAlign w:val="superscript"/>
-            <w:sz w:val="16"/>
-          </w:rPr>
-          <w:t xml:space="preserve">8</w:t>
         </w:r>
       </w:hyperlink>
       <w:r>
@@ -4226,24 +4252,10 @@
         <w:rPr>
           <w:sz w:val="24"/>
         </w:rPr>
-        <w:t xml:space="preserve">☐ </w:t>
+        <w:t xml:space="preserve">☑ </w:t>
       </w:r>
       <w:r>
         <w:t>Yes, the company fulfills the expectations from SEB thematic and sector policies</w:t>
-      </w:r>
-    </w:p>
-    <w:p>
-      <w:pPr>
-        <w:spacing w:after="0"/>
-        <w:ind w:left="397"/>
-      </w:pPr>
-      <w:r>
-        <w:rPr>
-          <w:b/>
-          <w:color w:val="B42318"/>
-          <w:sz w:val="19"/>
-        </w:rPr>
-        <w:t>Needs review</w:t>
       </w:r>
     </w:p>
     <w:p>
@@ -4279,14 +4291,14 @@
         </w:rPr>
         <w:t>The SEB Investments policy</w:t>
       </w:r>
-      <w:hyperlink r:id="rId20">
+      <w:hyperlink r:id="rId21">
         <w:r>
           <w:rPr>
             <w:color w:val="2A78D6"/>
             <w:vertAlign w:val="superscript"/>
             <w:sz w:val="16"/>
           </w:rPr>
-          <w:t xml:space="preserve">17</w:t>
+          <w:t xml:space="preserve">18</w:t>
         </w:r>
       </w:hyperlink>
       <w:r>
@@ -4314,14 +4326,14 @@
         </w:rPr>
         <w:t>,</w:t>
       </w:r>
-      <w:hyperlink r:id="rId21">
+      <w:hyperlink r:id="rId22">
         <w:r>
           <w:rPr>
             <w:color w:val="2A78D6"/>
             <w:vertAlign w:val="superscript"/>
             <w:sz w:val="16"/>
           </w:rPr>
-          <w:t xml:space="preserve">18</w:t>
+          <w:t xml:space="preserve">19</w:t>
         </w:r>
       </w:hyperlink>
       <w:r>
@@ -4352,14 +4364,14 @@
         </w:rPr>
         <w:t>The Transportation policy does not apply (road, rail and air only)</w:t>
       </w:r>
-      <w:hyperlink r:id="rId22">
+      <w:hyperlink r:id="rId23">
         <w:r>
           <w:rPr>
             <w:color w:val="2A78D6"/>
             <w:vertAlign w:val="superscript"/>
             <w:sz w:val="16"/>
           </w:rPr>
-          <w:t xml:space="preserve">19</w:t>
+          <w:t xml:space="preserve">20</w:t>
         </w:r>
       </w:hyperlink>
       <w:r>
@@ -4402,7 +4414,7 @@
           <w:color w:val="333333"/>
           <w:sz w:val="19"/>
         </w:rPr>
-        <w:t>No governance or international-norm breach by the company found (it is the injured party in the former executives' case)</w:t>
+        <w:t>No governance or international-norm breach by the company</w:t>
       </w:r>
       <w:hyperlink r:id="rId13">
         <w:r>
@@ -4462,26 +4474,9 @@
           <w:color w:val="333333"/>
           <w:sz w:val="19"/>
         </w:rPr>
-        <w:t>Climate neutrality by 2050 and a plan to move ferries to alternative fuels or electrification, in line with the decarbonisation-plan expectation</w:t>
+        <w:t>Climate neutrality by 2050 and a plan to move ferries to alternative fuels or electrification, in line with SEB's decarbonisation-plan expectation</w:t>
       </w:r>
-      <w:hyperlink r:id="rId23">
-        <w:r>
-          <w:rPr>
-            <w:color w:val="2A78D6"/>
-            <w:vertAlign w:val="superscript"/>
-            <w:sz w:val="16"/>
-          </w:rPr>
-          <w:t xml:space="preserve">20</w:t>
-        </w:r>
-      </w:hyperlink>
-      <w:r>
-        <w:rPr>
-          <w:color w:val="2A78D6"/>
-          <w:vertAlign w:val="superscript"/>
-        </w:rPr>
-        <w:t>,</w:t>
-      </w:r>
-      <w:hyperlink r:id="rId21">
+      <w:hyperlink r:id="rId24">
         <w:r>
           <w:rPr>
             <w:color w:val="2A78D6"/>
@@ -4493,47 +4488,12 @@
       </w:hyperlink>
       <w:r>
         <w:rPr>
-          <w:b w:val="0"/>
-          <w:color w:val="333333"/>
-          <w:sz w:val="19"/>
+          <w:color w:val="2A78D6"/>
+          <w:vertAlign w:val="superscript"/>
         </w:rPr>
-        <w:t>.</w:t>
+        <w:t>,</w:t>
       </w:r>
-    </w:p>
-    <w:p>
-      <w:pPr>
-        <w:spacing w:after="0"/>
-        <w:ind w:left="397"/>
-      </w:pPr>
-      <w:r>
-        <w:rPr>
-          <w:b/>
-          <w:color w:val="333333"/>
-          <w:sz w:val="19"/>
-        </w:rPr>
-        <w:t>Not found in public reports</w:t>
-      </w:r>
-    </w:p>
-    <w:p>
-      <w:pPr>
-        <w:spacing w:after="0"/>
-        <w:ind w:left="737" w:hanging="198"/>
-      </w:pPr>
-      <w:r>
-        <w:rPr>
-          <w:sz w:val="19"/>
-        </w:rPr>
-        <w:t xml:space="preserve">•  </w:t>
-      </w:r>
-      <w:r>
-        <w:rPr>
-          <w:b w:val="0"/>
-          <w:color w:val="333333"/>
-          <w:sz w:val="19"/>
-        </w:rPr>
-        <w:t>Shipping requirements such as SEEMP, EEXI/CII compliance, vessel emission-intensity disclosure, responsible ship recycling and classification</w:t>
-      </w:r>
-      <w:hyperlink r:id="rId21">
+      <w:hyperlink r:id="rId22">
         <w:r>
           <w:rPr>
             <w:color w:val="2A78D6"/>
@@ -4561,26 +4521,9 @@
           <w:color w:val="333333"/>
           <w:sz w:val="19"/>
         </w:rPr>
-        <w:t>Human rights due diligence, whistleblowing channel and anti-corruption policy expected by SEB</w:t>
+        <w:t>Liquid bulk (oil products) handling is declining, −33.8% in 6M 2026</w:t>
       </w:r>
-      <w:hyperlink r:id="rId21">
-        <w:r>
-          <w:rPr>
-            <w:color w:val="2A78D6"/>
-            <w:vertAlign w:val="superscript"/>
-            <w:sz w:val="16"/>
-          </w:rPr>
-          <w:t xml:space="preserve">21</w:t>
-        </w:r>
-      </w:hyperlink>
-      <w:r>
-        <w:rPr>
-          <w:color w:val="2A78D6"/>
-          <w:vertAlign w:val="superscript"/>
-        </w:rPr>
-        <w:t>,</w:t>
-      </w:r>
-      <w:hyperlink r:id="rId24">
+      <w:hyperlink r:id="rId11">
         <w:r>
           <w:rPr>
             <w:color w:val="2A78D6"/>
@@ -4610,12 +4553,12 @@
           <w:color w:val="333333"/>
           <w:sz w:val="19"/>
         </w:rPr>
-        <w:t>Open</w:t>
+        <w:t>Could be improved</w:t>
       </w:r>
     </w:p>
     <w:p>
       <w:pPr>
-        <w:spacing w:after="0"/>
+        <w:spacing w:after="120"/>
         <w:ind w:left="737" w:hanging="198"/>
       </w:pPr>
       <w:r>
@@ -4630,29 +4573,9 @@
           <w:color w:val="333333"/>
           <w:sz w:val="19"/>
         </w:rPr>
-        <w:t>Liquid bulk (oil products) handling</w:t>
+        <w:t>Public reports do not describe shipping-specific items (ship energy efficiency plans, CII ratings, ship recycling)</w:t>
       </w:r>
-    </w:p>
-    <w:p>
-      <w:pPr>
-        <w:spacing w:after="0"/>
-        <w:ind w:left="737" w:hanging="198"/>
-      </w:pPr>
-      <w:r>
-        <w:rPr>
-          <w:sz w:val="19"/>
-        </w:rPr>
-        <w:t xml:space="preserve">•  </w:t>
-      </w:r>
-      <w:r>
-        <w:rPr>
-          <w:b w:val="0"/>
-          <w:color w:val="333333"/>
-          <w:sz w:val="19"/>
-        </w:rPr>
-        <w:t>If fossil-related revenue is above 5%, the Fossil Fuels policy also applies</w:t>
-      </w:r>
-      <w:hyperlink r:id="rId11">
+      <w:hyperlink r:id="rId22">
         <w:r>
           <w:rPr>
             <w:color w:val="2A78D6"/>
@@ -4660,6 +4583,24 @@
             <w:sz w:val="16"/>
           </w:rPr>
           <w:t xml:space="preserve">24</w:t>
+        </w:r>
+      </w:hyperlink>
+      <w:r>
+        <w:rPr>
+          <w:b w:val="0"/>
+          <w:color w:val="333333"/>
+          <w:sz w:val="19"/>
+        </w:rPr>
+        <w:t xml:space="preserve"> or human rights due diligence, whistleblowing and anti-corruption policies</w:t>
+      </w:r>
+      <w:hyperlink r:id="rId22">
+        <w:r>
+          <w:rPr>
+            <w:color w:val="2A78D6"/>
+            <w:vertAlign w:val="superscript"/>
+            <w:sz w:val="16"/>
+          </w:rPr>
+          <w:t xml:space="preserve">22</w:t>
         </w:r>
       </w:hyperlink>
       <w:r>
@@ -4686,26 +4627,6 @@
           <w:sz w:val="19"/>
         </w:rPr>
         <w:t>.</w:t>
-      </w:r>
-    </w:p>
-    <w:p>
-      <w:pPr>
-        <w:spacing w:after="120"/>
-        <w:ind w:left="737" w:hanging="198"/>
-      </w:pPr>
-      <w:r>
-        <w:rPr>
-          <w:sz w:val="19"/>
-        </w:rPr>
-        <w:t xml:space="preserve">•  </w:t>
-      </w:r>
-      <w:r>
-        <w:rPr>
-          <w:b w:val="0"/>
-          <w:color w:val="333333"/>
-          <w:sz w:val="19"/>
-        </w:rPr>
-        <w:t>Analyst to check TS Laevad vessel documents.</w:t>
       </w:r>
     </w:p>
     <w:p>
@@ -4747,20 +4668,6 @@
     </w:p>
     <w:p>
       <w:pPr>
-        <w:spacing w:after="0"/>
-        <w:ind w:left="397"/>
-      </w:pPr>
-      <w:r>
-        <w:rPr>
-          <w:b/>
-          <w:color w:val="B42318"/>
-          <w:sz w:val="19"/>
-        </w:rPr>
-        <w:t>Needs review</w:t>
-      </w:r>
-    </w:p>
-    <w:p>
-      <w:pPr>
         <w:spacing w:after="120"/>
         <w:ind w:left="510" w:hanging="198"/>
       </w:pPr>
@@ -4776,7 +4683,7 @@
           <w:color w:val="333333"/>
           <w:sz w:val="19"/>
         </w:rPr>
-        <w:t>Suggested topics: ferry fuel emissions and costs, pathway to −55% by 2030, anti-corruption controls after the case.</w:t>
+        <w:t>No need.</w:t>
       </w:r>
     </w:p>
     <w:p>
@@ -4810,24 +4717,10 @@
         <w:rPr>
           <w:sz w:val="24"/>
         </w:rPr>
-        <w:t xml:space="preserve">☐ </w:t>
+        <w:t xml:space="preserve">☑ </w:t>
       </w:r>
       <w:r>
         <w:t>Yes, the indicators of the company support the targets of sustainability and PAI indicators followed by the Fund</w:t>
-      </w:r>
-    </w:p>
-    <w:p>
-      <w:pPr>
-        <w:spacing w:after="0"/>
-        <w:ind w:left="397"/>
-      </w:pPr>
-      <w:r>
-        <w:rPr>
-          <w:b/>
-          <w:color w:val="B42318"/>
-          <w:sz w:val="19"/>
-        </w:rPr>
-        <w:t>Needs review</w:t>
       </w:r>
     </w:p>
     <w:p>
@@ -4847,26 +4740,18 @@
           <w:color w:val="333333"/>
           <w:sz w:val="19"/>
         </w:rPr>
-        <w:t>Available PAI data: Scope 1+2 emissions 19,261 t CO2e (2025)</w:t>
+        <w:t>Scope 1+2 emissions 19,261 t CO2e in 2025, −41.8% versus 2019 (calculated by the tool)</w:t>
       </w:r>
-      <w:hyperlink r:id="rId26">
+      <w:hyperlink r:id="rId20">
         <w:r>
           <w:rPr>
             <w:color w:val="2A78D6"/>
             <w:vertAlign w:val="superscript"/>
             <w:sz w:val="16"/>
           </w:rPr>
-          <w:t xml:space="preserve">26</w:t>
+          <w:t xml:space="preserve">17</w:t>
         </w:r>
       </w:hyperlink>
-      <w:r>
-        <w:rPr>
-          <w:b w:val="0"/>
-          <w:color w:val="333333"/>
-          <w:sz w:val="19"/>
-        </w:rPr>
-        <w:t>.</w:t>
-      </w:r>
     </w:p>
     <w:p>
       <w:pPr>
@@ -4885,7 +4770,25 @@
           <w:color w:val="333333"/>
           <w:sz w:val="19"/>
         </w:rPr>
-        <w:t>Comparison with the Fund's targets - analyst.</w:t>
+        <w:t>Target −55% by 2030 and climate neutrality by 2050</w:t>
+      </w:r>
+      <w:hyperlink r:id="rId17">
+        <w:r>
+          <w:rPr>
+            <w:color w:val="2A78D6"/>
+            <w:vertAlign w:val="superscript"/>
+            <w:sz w:val="16"/>
+          </w:rPr>
+          <w:t xml:space="preserve">16</w:t>
+        </w:r>
+      </w:hyperlink>
+      <w:r>
+        <w:rPr>
+          <w:b w:val="0"/>
+          <w:color w:val="333333"/>
+          <w:sz w:val="19"/>
+        </w:rPr>
+        <w:t>.</w:t>
       </w:r>
     </w:p>
     <w:p>
@@ -4913,7 +4816,7 @@
         <w:rPr>
           <w:b w:val="0"/>
         </w:rPr>
-        <w:t>No excluded sectors; positives are emission targets and sustainability reporting. Review the outcome of the bribery case and fit with SEB shipping / transportation policies.</w:t>
+        <w:t>No exclusions or red flags. Clear climate targets with good progress (−41.8% versus 2019). Shipping-specific disclosures could be more detailed.</w:t>
       </w:r>
     </w:p>
     <w:p>
@@ -4980,7 +4883,7 @@
             <w:color w:val="2A78D6"/>
             <w:sz w:val="17"/>
           </w:rPr>
-          <w:t xml:space="preserve">AS Tallinna Sadam - Interim report Q2 and 6M 2026, p. 4, 2026-08-10</w:t>
+          <w:t xml:space="preserve">AS Tallinna Sadam - Interim report Q2 and 6M 2026, 2026-08-10</w:t>
         </w:r>
       </w:hyperlink>
     </w:p>
@@ -4995,13 +4898,13 @@
         </w:rPr>
         <w:t xml:space="preserve">3. </w:t>
       </w:r>
-      <w:hyperlink r:id="rId12">
+      <w:hyperlink r:id="rId11">
         <w:r>
           <w:rPr>
             <w:color w:val="2A78D6"/>
             <w:sz w:val="17"/>
           </w:rPr>
-          <w:t xml:space="preserve">Stock exchange release: financial results for 2026 Q2 and 6 months, 2026-08-10</w:t>
+          <w:t xml:space="preserve">AS Tallinna Sadam - Interim report Q2 and 6M 2026, p. 4, 2026-08-10</w:t>
         </w:r>
       </w:hyperlink>
     </w:p>
@@ -5016,13 +4919,13 @@
         </w:rPr>
         <w:t xml:space="preserve">4. </w:t>
       </w:r>
-      <w:hyperlink r:id="rId11">
+      <w:hyperlink r:id="rId12">
         <w:r>
           <w:rPr>
             <w:color w:val="2A78D6"/>
             <w:sz w:val="17"/>
           </w:rPr>
-          <w:t xml:space="preserve">AS Tallinna Sadam - Interim report Q2 and 6M 2026, 2026-08-10</w:t>
+          <w:t xml:space="preserve">Stock exchange release: financial results for 2026 Q2 and 6 months, 2026-08-10</w:t>
         </w:r>
       </w:hyperlink>
     </w:p>
@@ -5148,7 +5051,7 @@
             <w:color w:val="2A78D6"/>
             <w:sz w:val="17"/>
           </w:rPr>
-          <w:t xml:space="preserve">AS Tallinna Sadam - Interim report Q2 and 6M 2026, p. 14, 2026-08-10</w:t>
+          <w:t xml:space="preserve">AS Tallinna Sadam - Interim report Q2 and 6M 2026, p. 15, 2026-08-10</w:t>
         </w:r>
       </w:hyperlink>
     </w:p>
@@ -5169,7 +5072,7 @@
             <w:color w:val="2A78D6"/>
             <w:sz w:val="17"/>
           </w:rPr>
-          <w:t xml:space="preserve">AS Tallinna Sadam - Interim report Q2 and 6M 2026 (verify), 2026-08-10</w:t>
+          <w:t xml:space="preserve">AS Tallinna Sadam - Interim report Q2 and 6M 2026, p. 14, 2026-08-10</w:t>
         </w:r>
       </w:hyperlink>
     </w:p>
@@ -5295,7 +5198,7 @@
             <w:color w:val="2A78D6"/>
             <w:sz w:val="17"/>
           </w:rPr>
-          <w:t xml:space="preserve">SEB Policy on Sustainability Considerations in Investments (2026-04-15), p. 5, 2026-04-15</w:t>
+          <w:t xml:space="preserve">Sustainability Report 2025, p. 22, 2026-04</w:t>
         </w:r>
       </w:hyperlink>
     </w:p>
@@ -5316,7 +5219,7 @@
             <w:color w:val="2A78D6"/>
             <w:sz w:val="17"/>
           </w:rPr>
-          <w:t xml:space="preserve">SEB Sector Policy on Shipping (2026-04-23), p. 5, 2026-04-23</w:t>
+          <w:t xml:space="preserve">SEB Policy on Sustainability Considerations in Investments (2026-04-15), p. 5, 2026-04-15</w:t>
         </w:r>
       </w:hyperlink>
     </w:p>
@@ -5337,7 +5240,7 @@
             <w:color w:val="2A78D6"/>
             <w:sz w:val="17"/>
           </w:rPr>
-          <w:t xml:space="preserve">SEB Sector Policy on Transportation (2026-04-23), p. 4, 2026-04-23</w:t>
+          <w:t xml:space="preserve">SEB Sector Policy on Shipping (2026-04-23), p. 5, 2026-04-23</w:t>
         </w:r>
       </w:hyperlink>
     </w:p>
@@ -5358,7 +5261,7 @@
             <w:color w:val="2A78D6"/>
             <w:sz w:val="17"/>
           </w:rPr>
-          <w:t xml:space="preserve">Sustainability Report 2025, p. 18-19, 2026-04</w:t>
+          <w:t xml:space="preserve">SEB Sector Policy on Transportation (2026-04-23), p. 4, 2026-04-23</w:t>
         </w:r>
       </w:hyperlink>
     </w:p>
@@ -5373,7 +5276,28 @@
         </w:rPr>
         <w:t xml:space="preserve">21. </w:t>
       </w:r>
-      <w:hyperlink r:id="rId21">
+      <w:hyperlink r:id="rId24">
+        <w:r>
+          <w:rPr>
+            <w:color w:val="2A78D6"/>
+            <w:sz w:val="17"/>
+          </w:rPr>
+          <w:t xml:space="preserve">Sustainability Report 2025, p. 18-19, 2026-04</w:t>
+        </w:r>
+      </w:hyperlink>
+    </w:p>
+    <w:p>
+      <w:pPr>
+        <w:spacing w:after="20"/>
+        <w:ind w:left="340" w:hanging="340"/>
+      </w:pPr>
+      <w:r>
+        <w:rPr>
+          <w:sz w:val="17"/>
+        </w:rPr>
+        <w:t xml:space="preserve">22. </w:t>
+      </w:r>
+      <w:hyperlink r:id="rId22">
         <w:r>
           <w:rPr>
             <w:color w:val="2A78D6"/>
@@ -5392,49 +5316,7 @@
         <w:rPr>
           <w:sz w:val="17"/>
         </w:rPr>
-        <w:t xml:space="preserve">22. </w:t>
-      </w:r>
-      <w:hyperlink r:id="rId21">
-        <w:r>
-          <w:rPr>
-            <w:color w:val="2A78D6"/>
-            <w:sz w:val="17"/>
-          </w:rPr>
-          <w:t xml:space="preserve">SEB Sector Policy on Shipping (2026-04-23), p. 5-6, 2026-04-23</w:t>
-        </w:r>
-      </w:hyperlink>
-    </w:p>
-    <w:p>
-      <w:pPr>
-        <w:spacing w:after="20"/>
-        <w:ind w:left="340" w:hanging="340"/>
-      </w:pPr>
-      <w:r>
-        <w:rPr>
-          <w:sz w:val="17"/>
-        </w:rPr>
         <w:t xml:space="preserve">23. </w:t>
-      </w:r>
-      <w:hyperlink r:id="rId24">
-        <w:r>
-          <w:rPr>
-            <w:color w:val="2A78D6"/>
-            <w:sz w:val="17"/>
-          </w:rPr>
-          <w:t xml:space="preserve">SEB Social and Human Rights Policy (2026-04-28), p. 8, 2026-04-28</w:t>
-        </w:r>
-      </w:hyperlink>
-    </w:p>
-    <w:p>
-      <w:pPr>
-        <w:spacing w:after="20"/>
-        <w:ind w:left="340" w:hanging="340"/>
-      </w:pPr>
-      <w:r>
-        <w:rPr>
-          <w:sz w:val="17"/>
-        </w:rPr>
-        <w:t xml:space="preserve">24. </w:t>
       </w:r>
       <w:hyperlink r:id="rId11">
         <w:r>
@@ -5455,15 +5337,15 @@
         <w:rPr>
           <w:sz w:val="17"/>
         </w:rPr>
-        <w:t xml:space="preserve">25. </w:t>
+        <w:t xml:space="preserve">24. </w:t>
       </w:r>
-      <w:hyperlink r:id="rId25">
+      <w:hyperlink r:id="rId22">
         <w:r>
           <w:rPr>
             <w:color w:val="2A78D6"/>
             <w:sz w:val="17"/>
           </w:rPr>
-          <w:t xml:space="preserve">SEB Sector Policy on Fossil Fuels (2026-04-23), p. 6, 2026-04-23</w:t>
+          <w:t xml:space="preserve">SEB Sector Policy on Shipping (2026-04-23), p. 5-6, 2026-04-23</w:t>
         </w:r>
       </w:hyperlink>
     </w:p>
@@ -5476,15 +5358,15 @@
         <w:rPr>
           <w:sz w:val="17"/>
         </w:rPr>
-        <w:t xml:space="preserve">26. </w:t>
+        <w:t xml:space="preserve">25. </w:t>
       </w:r>
-      <w:hyperlink r:id="rId26">
+      <w:hyperlink r:id="rId25">
         <w:r>
           <w:rPr>
             <w:color w:val="2A78D6"/>
             <w:sz w:val="17"/>
           </w:rPr>
-          <w:t xml:space="preserve">Sustainability Report 2025, p. 22, 2026-04</w:t>
+          <w:t xml:space="preserve">SEB Social and Human Rights Policy (2026-04-28), p. 8, 2026-04-28</w:t>
         </w:r>
       </w:hyperlink>
     </w:p>

--- a/docs/files/port-of-tallinn/port-of-tallinn_6M2026_en.docx
+++ b/docs/files/port-of-tallinn/port-of-tallinn_6M2026_en.docx
@@ -3819,24 +3819,10 @@
         <w:rPr>
           <w:sz w:val="24"/>
         </w:rPr>
-        <w:t xml:space="preserve">☐ </w:t>
+        <w:t xml:space="preserve">☑ </w:t>
       </w:r>
       <w:r>
         <w:t>Yes, the company is not in the list of sanctions (add a screenshot)</w:t>
-      </w:r>
-    </w:p>
-    <w:p>
-      <w:pPr>
-        <w:spacing w:after="0"/>
-        <w:ind w:left="397"/>
-      </w:pPr>
-      <w:r>
-        <w:rPr>
-          <w:b/>
-          <w:color w:val="B42318"/>
-          <w:sz w:val="19"/>
-        </w:rPr>
-        <w:t>Needs review</w:t>
       </w:r>
     </w:p>
     <w:p>
@@ -3856,7 +3842,7 @@
           <w:color w:val="333333"/>
           <w:sz w:val="19"/>
         </w:rPr>
-        <w:t>Automatic check against the EU, UN, US OFAC and UK consolidated sanctions lists.</w:t>
+        <w:t>Not found on the EU, UN, US OFAC, UK consolidated sanctions lists (automatic check 2026-10-22).</w:t>
       </w:r>
     </w:p>
     <w:p>

--- a/docs/files/port-of-tallinn/port-of-tallinn_6M2026_en.docx
+++ b/docs/files/port-of-tallinn/port-of-tallinn_6M2026_en.docx
@@ -3842,7 +3842,7 @@
           <w:color w:val="333333"/>
           <w:sz w:val="19"/>
         </w:rPr>
-        <w:t>Not found on the EU, UN, US OFAC, UK consolidated sanctions lists (automatic check 2026-10-22).</w:t>
+        <w:t>Not found on the EU, UN, UK, US OFAC consolidated sanctions lists (automatic check 2026-10-22).</w:t>
       </w:r>
     </w:p>
     <w:p>

--- a/docs/files/port-of-tallinn/port-of-tallinn_6M2026_en.docx
+++ b/docs/files/port-of-tallinn/port-of-tallinn_6M2026_en.docx
@@ -720,99 +720,6 @@
                 <w:sz w:val="17"/>
               </w:rPr>
               <w:t>Note</w:t>
-            </w:r>
-          </w:p>
-        </w:tc>
-      </w:tr>
-      <w:tr>
-        <w:tc>
-          <w:tcPr>
-            <w:tcW w:type="dxa" w:w="1701"/>
-          </w:tcPr>
-          <w:p>
-            <w:pPr>
-              <w:spacing w:after="0"/>
-            </w:pPr>
-            <w:r/>
-            <w:r>
-              <w:rPr>
-                <w:b w:val="0"/>
-                <w:sz w:val="17"/>
-              </w:rPr>
-              <w:t>EE3100021635</w:t>
-            </w:r>
-          </w:p>
-        </w:tc>
-        <w:tc>
-          <w:tcPr>
-            <w:tcW w:type="dxa" w:w="2608"/>
-          </w:tcPr>
-          <w:p>
-            <w:pPr>
-              <w:spacing w:after="0"/>
-            </w:pPr>
-            <w:r/>
-            <w:r>
-              <w:rPr>
-                <w:b w:val="0"/>
-                <w:sz w:val="17"/>
-              </w:rPr>
-              <w:t>AS Tallinna Sadam ordinary share (TSM1T)</w:t>
-            </w:r>
-          </w:p>
-        </w:tc>
-        <w:tc>
-          <w:tcPr>
-            <w:tcW w:type="dxa" w:w="964"/>
-          </w:tcPr>
-          <w:p>
-            <w:pPr>
-              <w:spacing w:after="0"/>
-              <w:jc w:val="right"/>
-            </w:pPr>
-            <w:r/>
-            <w:r>
-              <w:rPr>
-                <w:b w:val="0"/>
-                <w:sz w:val="17"/>
-              </w:rPr>
-              <w:t>–</w:t>
-            </w:r>
-          </w:p>
-        </w:tc>
-        <w:tc>
-          <w:tcPr>
-            <w:tcW w:type="dxa" w:w="1304"/>
-          </w:tcPr>
-          <w:p>
-            <w:pPr>
-              <w:spacing w:after="0"/>
-            </w:pPr>
-            <w:r/>
-            <w:r>
-              <w:rPr>
-                <w:b w:val="0"/>
-                <w:sz w:val="17"/>
-              </w:rPr>
-              <w:t>share</w:t>
-            </w:r>
-          </w:p>
-        </w:tc>
-        <w:tc>
-          <w:tcPr>
-            <w:tcW w:type="dxa" w:w="3061"/>
-          </w:tcPr>
-          <w:p>
-            <w:pPr>
-              <w:spacing w:after="0"/>
-            </w:pPr>
-            <w:r/>
-            <w:r>
-              <w:rPr>
-                <w:b w:val="0"/>
-                <w:sz w:val="17"/>
-              </w:rPr>
-              <w:t>Republic of Estonia holds 67.03%</w:t>
             </w:r>
           </w:p>
         </w:tc>

--- a/docs/files/port-of-tallinn/port-of-tallinn_6M2026_en.docx
+++ b/docs/files/port-of-tallinn/port-of-tallinn_6M2026_en.docx
@@ -720,6 +720,99 @@
                 <w:sz w:val="17"/>
               </w:rPr>
               <w:t>Note</w:t>
+            </w:r>
+          </w:p>
+        </w:tc>
+      </w:tr>
+      <w:tr>
+        <w:tc>
+          <w:tcPr>
+            <w:tcW w:type="dxa" w:w="1701"/>
+          </w:tcPr>
+          <w:p>
+            <w:pPr>
+              <w:spacing w:after="0"/>
+            </w:pPr>
+            <w:r/>
+            <w:r>
+              <w:rPr>
+                <w:b w:val="0"/>
+                <w:sz w:val="17"/>
+              </w:rPr>
+              <w:t>EE3100021635</w:t>
+            </w:r>
+          </w:p>
+        </w:tc>
+        <w:tc>
+          <w:tcPr>
+            <w:tcW w:type="dxa" w:w="2608"/>
+          </w:tcPr>
+          <w:p>
+            <w:pPr>
+              <w:spacing w:after="0"/>
+            </w:pPr>
+            <w:r/>
+            <w:r>
+              <w:rPr>
+                <w:b w:val="0"/>
+                <w:sz w:val="17"/>
+              </w:rPr>
+              <w:t>AS Tallinna Sadam ordinary share (TSM1T)</w:t>
+            </w:r>
+          </w:p>
+        </w:tc>
+        <w:tc>
+          <w:tcPr>
+            <w:tcW w:type="dxa" w:w="964"/>
+          </w:tcPr>
+          <w:p>
+            <w:pPr>
+              <w:spacing w:after="0"/>
+              <w:jc w:val="right"/>
+            </w:pPr>
+            <w:r/>
+            <w:r>
+              <w:rPr>
+                <w:b w:val="0"/>
+                <w:sz w:val="17"/>
+              </w:rPr>
+              <w:t>–</w:t>
+            </w:r>
+          </w:p>
+        </w:tc>
+        <w:tc>
+          <w:tcPr>
+            <w:tcW w:type="dxa" w:w="1304"/>
+          </w:tcPr>
+          <w:p>
+            <w:pPr>
+              <w:spacing w:after="0"/>
+            </w:pPr>
+            <w:r/>
+            <w:r>
+              <w:rPr>
+                <w:b w:val="0"/>
+                <w:sz w:val="17"/>
+              </w:rPr>
+              <w:t>share</w:t>
+            </w:r>
+          </w:p>
+        </w:tc>
+        <w:tc>
+          <w:tcPr>
+            <w:tcW w:type="dxa" w:w="3061"/>
+          </w:tcPr>
+          <w:p>
+            <w:pPr>
+              <w:spacing w:after="0"/>
+            </w:pPr>
+            <w:r/>
+            <w:r>
+              <w:rPr>
+                <w:b w:val="0"/>
+                <w:sz w:val="17"/>
+              </w:rPr>
+              <w:t>Republic of Estonia holds 67.03%</w:t>
             </w:r>
           </w:p>
         </w:tc>

--- a/docs/files/port-of-tallinn/port-of-tallinn_6M2026_en.docx
+++ b/docs/files/port-of-tallinn/port-of-tallinn_6M2026_en.docx
@@ -2675,7 +2675,7 @@
           <w:color w:val="5F6B7A"/>
           <w:sz w:val="16"/>
         </w:rPr>
-        <w:t>* – verify in the original;  ᶜ – calculated by the tool. Small numbers next to text link to the source (opens the document at the cited page).</w:t>
+        <w:t>* – taken from the report summary;  ᶜ – calculated by the tool. Small numbers next to text link to the source (opens the document at the cited page).</w:t>
       </w:r>
     </w:p>
     <w:p>

--- a/docs/files/port-of-tallinn/port-of-tallinn_6M2026_en.docx
+++ b/docs/files/port-of-tallinn/port-of-tallinn_6M2026_en.docx
@@ -2,112 +2,287 @@
 <file path=word/document.xml><?xml version="1.0" encoding="utf-8"?>
 <w:document xmlns:wpc="http://schemas.microsoft.com/office/word/2010/wordprocessingCanvas" xmlns:mo="http://schemas.microsoft.com/office/mac/office/2008/main" xmlns:mc="http://schemas.openxmlformats.org/markup-compatibility/2006" xmlns:mv="urn:schemas-microsoft-com:mac:vml" xmlns:o="urn:schemas-microsoft-com:office:office" xmlns:r="http://schemas.openxmlformats.org/officeDocument/2006/relationships" xmlns:m="http://schemas.openxmlformats.org/officeDocument/2006/math" xmlns:v="urn:schemas-microsoft-com:vml" xmlns:wp14="http://schemas.microsoft.com/office/word/2010/wordprocessingDrawing" xmlns:wp="http://schemas.openxmlformats.org/drawingml/2006/wordprocessingDrawing" xmlns:w10="urn:schemas-microsoft-com:office:word" xmlns:w="http://schemas.openxmlformats.org/wordprocessingml/2006/main" xmlns:w14="http://schemas.microsoft.com/office/word/2010/wordml" xmlns:wpg="http://schemas.microsoft.com/office/word/2010/wordprocessingGroup" xmlns:wpi="http://schemas.microsoft.com/office/word/2010/wordprocessingInk" xmlns:wne="http://schemas.microsoft.com/office/word/2006/wordml" xmlns:wps="http://schemas.microsoft.com/office/word/2010/wordprocessingShape" mc:Ignorable="w14 wp14">
   <w:body>
+    <w:tbl>
+      <w:tblPr>
+        <w:tblW w:w="9639" w:type="dxa"/>
+        <w:tblBorders>
+          <w:top w:val="nil"/>
+          <w:left w:val="nil"/>
+          <w:bottom w:val="nil"/>
+          <w:right w:val="nil"/>
+          <w:insideH w:val="nil"/>
+          <w:insideV w:val="nil"/>
+        </w:tblBorders>
+        <w:tblLayout w:type="fixed"/>
+        <w:tblCellMar>
+          <w:top w:w="260" w:type="dxa"/>
+          <w:left w:w="280" w:type="dxa"/>
+          <w:bottom w:w="260" w:type="dxa"/>
+          <w:right w:w="280" w:type="dxa"/>
+        </w:tblCellMar>
+        <w:tblLook w:firstColumn="1" w:firstRow="1" w:lastColumn="0" w:lastRow="0" w:noHBand="0" w:noVBand="1" w:val="04A0"/>
+      </w:tblPr>
+      <w:tblGrid>
+        <w:gridCol w:w="7030"/>
+        <w:gridCol w:w="2608"/>
+      </w:tblGrid>
+      <w:tr>
+        <w:tc>
+          <w:tcPr>
+            <w:tcW w:type="dxa" w:w="7030"/>
+            <w:shd w:val="clear" w:color="auto" w:fill="1F4E79"/>
+          </w:tcPr>
+          <w:p>
+            <w:pPr>
+              <w:spacing w:before="0" w:after="0"/>
+            </w:pPr>
+            <w:r>
+              <w:rPr>
+                <w:b/>
+                <w:caps/>
+                <w:color w:val="AFC6DD"/>
+                <w:sz w:val="17"/>
+              </w:rPr>
+              <w:t>Issuer review · 6M2026</w:t>
+            </w:r>
+          </w:p>
+          <w:p>
+            <w:pPr>
+              <w:spacing w:before="40" w:after="0"/>
+            </w:pPr>
+            <w:r>
+              <w:rPr>
+                <w:b/>
+                <w:color w:val="FFFFFF"/>
+                <w:sz w:val="52"/>
+              </w:rPr>
+              <w:t>Port of Tallinn</w:t>
+            </w:r>
+          </w:p>
+        </w:tc>
+        <w:tc>
+          <w:tcPr>
+            <w:tcW w:type="dxa" w:w="2608"/>
+            <w:shd w:val="clear" w:color="auto" w:fill="1F4E79"/>
+          </w:tcPr>
+          <w:p>
+            <w:pPr>
+              <w:spacing w:before="280" w:after="0"/>
+              <w:jc w:val="right"/>
+            </w:pPr>
+            <w:r>
+              <w:rPr>
+                <w:b/>
+                <w:color w:val="9A6400"/>
+                <w:sz w:val="19"/>
+                <w:shd w:val="clear" w:color="auto" w:fill="FDF1D8"/>
+              </w:rPr>
+              <w:t xml:space="preserve">  ●  WATCH  </w:t>
+            </w:r>
+          </w:p>
+        </w:tc>
+      </w:tr>
+    </w:tbl>
     <w:p>
       <w:pPr>
-        <w:spacing w:after="0"/>
+        <w:pBdr>
+          <w:top w:val="single" w:sz="12" w:color="2A78D6" w:space="0"/>
+        </w:pBdr>
+        <w:spacing w:before="0" w:after="200" w:line="120" w:lineRule="auto"/>
       </w:pPr>
-      <w:r>
-        <w:rPr>
-          <w:b/>
-          <w:color w:val="1F4E79"/>
-          <w:sz w:val="48"/>
-        </w:rPr>
-        <w:t>Port of Tallinn</w:t>
-      </w:r>
-    </w:p>
-    <w:p>
-      <w:r>
-        <w:rPr>
-          <w:color w:val="5F6B7A"/>
-          <w:sz w:val="24"/>
-        </w:rPr>
-        <w:t>Issuer review · 6M2026</w:t>
-      </w:r>
-    </w:p>
-    <w:p>
-      <w:pPr>
-        <w:spacing w:after="0"/>
-      </w:pPr>
-      <w:r>
-        <w:rPr>
-          <w:b/>
-          <w:sz w:val="19"/>
-        </w:rPr>
-        <w:t xml:space="preserve">Analysis date: </w:t>
-      </w:r>
-      <w:r>
-        <w:rPr>
-          <w:b w:val="0"/>
-          <w:sz w:val="19"/>
-        </w:rPr>
-        <w:t>2026-10-22</w:t>
-      </w:r>
-    </w:p>
-    <w:p>
-      <w:pPr>
-        <w:spacing w:after="0"/>
-      </w:pPr>
-      <w:r>
-        <w:rPr>
-          <w:b/>
-          <w:sz w:val="19"/>
-        </w:rPr>
-        <w:t xml:space="preserve">Rating: </w:t>
-      </w:r>
-      <w:r>
-        <w:rPr>
-          <w:b w:val="0"/>
-          <w:sz w:val="19"/>
-        </w:rPr>
-        <w:t>No public credit rating found</w:t>
-      </w:r>
-      <w:hyperlink r:id="rId10">
-        <w:r>
-          <w:rPr>
-            <w:color w:val="2A78D6"/>
-            <w:vertAlign w:val="superscript"/>
-            <w:sz w:val="16"/>
-          </w:rPr>
-          <w:t xml:space="preserve">1</w:t>
-        </w:r>
-      </w:hyperlink>
-    </w:p>
-    <w:p>
-      <w:pPr>
-        <w:spacing w:after="0"/>
-      </w:pPr>
-      <w:r>
-        <w:rPr>
-          <w:b/>
-          <w:sz w:val="19"/>
-        </w:rPr>
-        <w:t xml:space="preserve">Next report: </w:t>
-      </w:r>
-      <w:r>
-        <w:rPr>
-          <w:b w:val="0"/>
-          <w:sz w:val="19"/>
-        </w:rPr>
-        <w:t>Q3 2026 results - expected November 2026</w:t>
-      </w:r>
     </w:p>
     <w:tbl>
       <w:tblPr>
-        <w:tblW w:type="auto" w:w="0"/>
+        <w:tblW w:w="9639" w:type="dxa"/>
+        <w:tblBorders>
+          <w:top w:val="nil"/>
+          <w:left w:val="nil"/>
+          <w:bottom w:val="nil"/>
+          <w:right w:val="nil"/>
+          <w:insideH w:val="nil"/>
+          <w:insideV w:val="nil"/>
+        </w:tblBorders>
+        <w:tblLayout w:type="fixed"/>
+        <w:tblCellMar>
+          <w:top w:w="0" w:type="dxa"/>
+          <w:left w:w="0" w:type="dxa"/>
+          <w:bottom w:w="120" w:type="dxa"/>
+          <w:right w:w="160" w:type="dxa"/>
+        </w:tblCellMar>
         <w:tblLook w:firstColumn="1" w:firstRow="1" w:lastColumn="0" w:lastRow="0" w:noHBand="0" w:noVBand="1" w:val="04A0"/>
       </w:tblPr>
       <w:tblGrid>
-        <w:gridCol w:w="9972"/>
+        <w:gridCol w:w="3213"/>
+        <w:gridCol w:w="3213"/>
+        <w:gridCol w:w="3213"/>
+      </w:tblGrid>
+      <w:tr>
+        <w:tc>
+          <w:tcPr>
+            <w:tcW w:type="dxa" w:w="3213"/>
+            <w:tcBorders>
+              <w:top w:val="nil"/>
+              <w:left w:val="nil"/>
+              <w:bottom w:val="single" w:sz="4" w:color="C9D3DE" w:space="0"/>
+              <w:right w:val="nil"/>
+            </w:tcBorders>
+          </w:tcPr>
+          <w:p>
+            <w:pPr>
+              <w:spacing w:before="0" w:after="20"/>
+            </w:pPr>
+            <w:r>
+              <w:rPr>
+                <w:b/>
+                <w:caps/>
+                <w:color w:val="5F6B7A"/>
+                <w:sz w:val="15"/>
+              </w:rPr>
+              <w:t>Analysis date</w:t>
+            </w:r>
+          </w:p>
+          <w:p>
+            <w:pPr>
+              <w:spacing w:before="0" w:after="0"/>
+            </w:pPr>
+            <w:r>
+              <w:rPr>
+                <w:b w:val="0"/>
+                <w:sz w:val="19"/>
+              </w:rPr>
+              <w:t>2026-10-22</w:t>
+            </w:r>
+          </w:p>
+        </w:tc>
+        <w:tc>
+          <w:tcPr>
+            <w:tcW w:type="dxa" w:w="3213"/>
+            <w:tcBorders>
+              <w:top w:val="nil"/>
+              <w:left w:val="nil"/>
+              <w:bottom w:val="single" w:sz="4" w:color="C9D3DE" w:space="0"/>
+              <w:right w:val="nil"/>
+            </w:tcBorders>
+          </w:tcPr>
+          <w:p>
+            <w:pPr>
+              <w:spacing w:before="0" w:after="20"/>
+            </w:pPr>
+            <w:r>
+              <w:rPr>
+                <w:b/>
+                <w:caps/>
+                <w:color w:val="5F6B7A"/>
+                <w:sz w:val="15"/>
+              </w:rPr>
+              <w:t>Rating</w:t>
+            </w:r>
+          </w:p>
+          <w:p>
+            <w:pPr>
+              <w:spacing w:before="0" w:after="0"/>
+            </w:pPr>
+            <w:r>
+              <w:rPr>
+                <w:b w:val="0"/>
+                <w:sz w:val="19"/>
+              </w:rPr>
+              <w:t>No public credit rating found</w:t>
+            </w:r>
+            <w:hyperlink r:id="rId12">
+              <w:r>
+                <w:rPr>
+                  <w:color w:val="2A78D6"/>
+                  <w:vertAlign w:val="superscript"/>
+                  <w:sz w:val="16"/>
+                </w:rPr>
+                <w:t xml:space="preserve">1</w:t>
+              </w:r>
+            </w:hyperlink>
+          </w:p>
+        </w:tc>
+        <w:tc>
+          <w:tcPr>
+            <w:tcW w:type="dxa" w:w="3213"/>
+            <w:tcBorders>
+              <w:top w:val="nil"/>
+              <w:left w:val="nil"/>
+              <w:bottom w:val="single" w:sz="4" w:color="C9D3DE" w:space="0"/>
+              <w:right w:val="nil"/>
+            </w:tcBorders>
+          </w:tcPr>
+          <w:p>
+            <w:pPr>
+              <w:spacing w:before="0" w:after="20"/>
+            </w:pPr>
+            <w:r>
+              <w:rPr>
+                <w:b/>
+                <w:caps/>
+                <w:color w:val="5F6B7A"/>
+                <w:sz w:val="15"/>
+              </w:rPr>
+              <w:t>Next report</w:t>
+            </w:r>
+          </w:p>
+          <w:p>
+            <w:pPr>
+              <w:spacing w:before="0" w:after="0"/>
+            </w:pPr>
+            <w:r>
+              <w:rPr>
+                <w:b w:val="0"/>
+                <w:sz w:val="19"/>
+              </w:rPr>
+              <w:t>Q3 2026 results - expected November 2026</w:t>
+            </w:r>
+          </w:p>
+        </w:tc>
+      </w:tr>
+    </w:tbl>
+    <w:p>
+      <w:pPr>
+        <w:spacing w:before="0" w:after="80"/>
+      </w:pPr>
+    </w:p>
+    <w:tbl>
+      <w:tblPr>
+        <w:tblW w:w="9639" w:type="dxa"/>
+        <w:tblBorders>
+          <w:top w:val="nil"/>
+          <w:left w:val="nil"/>
+          <w:bottom w:val="nil"/>
+          <w:right w:val="nil"/>
+          <w:insideH w:val="nil"/>
+          <w:insideV w:val="nil"/>
+        </w:tblBorders>
+        <w:tblLayout w:type="fixed"/>
+        <w:tblCellMar>
+          <w:top w:w="180" w:type="dxa"/>
+          <w:left w:w="260" w:type="dxa"/>
+          <w:bottom w:w="200" w:type="dxa"/>
+          <w:right w:w="260" w:type="dxa"/>
+        </w:tblCellMar>
+        <w:tblLook w:firstColumn="1" w:firstRow="1" w:lastColumn="0" w:lastRow="0" w:noHBand="0" w:noVBand="1" w:val="04A0"/>
+      </w:tblPr>
+      <w:tblGrid>
+        <w:gridCol w:w="9639"/>
       </w:tblGrid>
       <w:tr>
         <w:tc>
           <w:tcPr>
             <w:tcW w:type="dxa" w:w="9638"/>
+            <w:tcBorders>
+              <w:top w:val="nil"/>
+              <w:left w:val="single" w:sz="24" w:color="9A6400" w:space="0"/>
+              <w:bottom w:val="nil"/>
+              <w:right w:val="nil"/>
+            </w:tcBorders>
             <w:shd w:val="clear" w:color="auto" w:fill="FDF1D8"/>
           </w:tcPr>
           <w:p>
             <w:pPr>
-              <w:spacing w:before="60" w:after="60"/>
+              <w:spacing w:before="0" w:after="0" w:line="276" w:lineRule="auto"/>
             </w:pPr>
             <w:r>
               <w:rPr>
@@ -125,7 +300,7 @@
               </w:rPr>
               <w:t xml:space="preserve"> The balance sheet is strong (net debt 2.78x EBITDA, equity 59.8% of assets)</w:t>
             </w:r>
-            <w:hyperlink r:id="rId11">
+            <w:hyperlink r:id="rId13">
               <w:r>
                 <w:rPr>
                   <w:color w:val="2A78D6"/>
@@ -143,7 +318,7 @@
               </w:rPr>
               <w:t>. But 6M 2026 net profit fell 41.7% on higher fuel and repair costs, so next year's dividend base may be smaller</w:t>
             </w:r>
-            <w:hyperlink r:id="rId11">
+            <w:hyperlink r:id="rId13">
               <w:r>
                 <w:rPr>
                   <w:color w:val="2A78D6"/>
@@ -160,7 +335,7 @@
               </w:rPr>
               <w:t>,</w:t>
             </w:r>
-            <w:hyperlink r:id="rId12">
+            <w:hyperlink r:id="rId14">
               <w:r>
                 <w:rPr>
                   <w:color w:val="2A78D6"/>
@@ -184,63 +359,101 @@
     </w:tbl>
     <w:p>
       <w:pPr>
-        <w:spacing w:after="0"/>
+        <w:spacing w:before="0" w:after="120"/>
       </w:pPr>
     </w:p>
     <w:tbl>
       <w:tblPr>
-        <w:tblW w:type="auto" w:w="0"/>
-        <w:jc w:val="center"/>
+        <w:tblW w:w="9639" w:type="dxa"/>
+        <w:tblBorders>
+          <w:top w:val="nil"/>
+          <w:left w:val="nil"/>
+          <w:bottom w:val="nil"/>
+          <w:right w:val="nil"/>
+          <w:insideH w:val="nil"/>
+          <w:insideV w:val="nil"/>
+        </w:tblBorders>
+        <w:tblLayout w:type="fixed"/>
+        <w:tblCellMar>
+          <w:top w:w="150" w:type="dxa"/>
+          <w:left w:w="170" w:type="dxa"/>
+          <w:bottom w:w="150" w:type="dxa"/>
+          <w:right w:w="100" w:type="dxa"/>
+        </w:tblCellMar>
         <w:tblLook w:firstColumn="1" w:firstRow="1" w:lastColumn="0" w:lastRow="0" w:noHBand="0" w:noVBand="1" w:val="04A0"/>
-        <w:tblBorders>
-          <w:top w:val="single" w:sz="4" w:color="FFFFFF"/>
-          <w:left w:val="nil"/>
-          <w:bottom w:val="single" w:sz="4" w:color="FFFFFF"/>
-          <w:right w:val="nil"/>
-          <w:insideH w:val="single" w:sz="4" w:color="FFFFFF"/>
-          <w:insideV w:val="nil"/>
-        </w:tblBorders>
       </w:tblPr>
       <w:tblGrid>
-        <w:gridCol w:w="2493"/>
-        <w:gridCol w:w="2493"/>
-        <w:gridCol w:w="2493"/>
-        <w:gridCol w:w="2493"/>
+        <w:gridCol w:w="2260"/>
+        <w:gridCol w:w="198"/>
+        <w:gridCol w:w="2260"/>
+        <w:gridCol w:w="198"/>
+        <w:gridCol w:w="2260"/>
+        <w:gridCol w:w="198"/>
+        <w:gridCol w:w="2260"/>
       </w:tblGrid>
       <w:tr>
         <w:tc>
           <w:tcPr>
-            <w:tcW w:type="dxa" w:w="2493"/>
-            <w:shd w:val="clear" w:color="auto" w:fill="EAF1F8"/>
+            <w:tcW w:type="dxa" w:w="2261"/>
+            <w:tcBorders>
+              <w:top w:val="single" w:sz="18" w:color="2A78D6" w:space="0"/>
+              <w:left w:val="single" w:sz="4" w:color="C9D3DE" w:space="0"/>
+              <w:bottom w:val="single" w:sz="4" w:color="C9D3DE" w:space="0"/>
+              <w:right w:val="single" w:sz="4" w:color="C9D3DE" w:space="0"/>
+            </w:tcBorders>
           </w:tcPr>
           <w:p>
-            <w:r/>
+            <w:pPr>
+              <w:spacing w:before="0" w:after="60"/>
+            </w:pPr>
             <w:r>
               <w:rPr>
+                <w:b/>
+                <w:caps/>
                 <w:color w:val="5F6B7A"/>
-                <w:sz w:val="16"/>
+                <w:sz w:val="14"/>
               </w:rPr>
-              <w:t>Revenue (6M2026)</w:t>
+              <w:t>Revenue</w:t>
+            </w:r>
+            <w:r>
+              <w:rPr>
+                <w:b w:val="0"/>
+                <w:color w:val="5F6B7A"/>
+                <w:sz w:val="14"/>
+              </w:rPr>
+              <w:t xml:space="preserve">  ·  6M2026</w:t>
             </w:r>
           </w:p>
           <w:p>
             <w:pPr>
-              <w:spacing w:after="0"/>
+              <w:spacing w:before="0" w:after="20"/>
             </w:pPr>
             <w:r>
               <w:rPr>
                 <w:b/>
                 <w:color w:val="1F4E79"/>
-                <w:sz w:val="26"/>
+                <w:sz w:val="34"/>
               </w:rPr>
-              <w:t>59.3 EUR m</w:t>
+              <w:t>59.3</w:t>
+            </w:r>
+            <w:r>
+              <w:rPr>
+                <w:b w:val="0"/>
+                <w:color w:val="5F6B7A"/>
+                <w:sz w:val="18"/>
+              </w:rPr>
+              <w:t xml:space="preserve"> EUR m</w:t>
             </w:r>
           </w:p>
           <w:p>
+            <w:pPr>
+              <w:spacing w:before="0" w:after="0"/>
+            </w:pPr>
             <w:r>
               <w:rPr>
+                <w:b w:val="0"/>
                 <w:color w:val="5F6B7A"/>
-                <w:sz w:val="16"/>
+                <w:sz w:val="15"/>
               </w:rPr>
               <w:t>▲ 2.4 % vs 6M2025</w:t>
             </w:r>
@@ -248,37 +461,72 @@
         </w:tc>
         <w:tc>
           <w:tcPr>
-            <w:tcW w:type="dxa" w:w="2493"/>
-            <w:shd w:val="clear" w:color="auto" w:fill="EAF1F8"/>
+            <w:tcW w:type="dxa" w:w="198"/>
+          </w:tcPr>
+          <w:p/>
+        </w:tc>
+        <w:tc>
+          <w:tcPr>
+            <w:tcW w:type="dxa" w:w="2261"/>
+            <w:tcBorders>
+              <w:top w:val="single" w:sz="18" w:color="2A78D6" w:space="0"/>
+              <w:left w:val="single" w:sz="4" w:color="C9D3DE" w:space="0"/>
+              <w:bottom w:val="single" w:sz="4" w:color="C9D3DE" w:space="0"/>
+              <w:right w:val="single" w:sz="4" w:color="C9D3DE" w:space="0"/>
+            </w:tcBorders>
           </w:tcPr>
           <w:p>
-            <w:r/>
+            <w:pPr>
+              <w:spacing w:before="0" w:after="60"/>
+            </w:pPr>
             <w:r>
               <w:rPr>
+                <w:b/>
+                <w:caps/>
                 <w:color w:val="5F6B7A"/>
-                <w:sz w:val="16"/>
+                <w:sz w:val="14"/>
               </w:rPr>
-              <w:t>Adjusted EBITDA (6M2026)</w:t>
+              <w:t>Adjusted EBITDA</w:t>
+            </w:r>
+            <w:r>
+              <w:rPr>
+                <w:b w:val="0"/>
+                <w:color w:val="5F6B7A"/>
+                <w:sz w:val="14"/>
+              </w:rPr>
+              <w:t xml:space="preserve">  ·  6M2026</w:t>
             </w:r>
           </w:p>
           <w:p>
             <w:pPr>
-              <w:spacing w:after="0"/>
+              <w:spacing w:before="0" w:after="20"/>
             </w:pPr>
             <w:r>
               <w:rPr>
                 <w:b/>
                 <w:color w:val="1F4E79"/>
-                <w:sz w:val="26"/>
+                <w:sz w:val="34"/>
               </w:rPr>
-              <w:t>25.8 EUR m</w:t>
+              <w:t>25.8</w:t>
+            </w:r>
+            <w:r>
+              <w:rPr>
+                <w:b w:val="0"/>
+                <w:color w:val="5F6B7A"/>
+                <w:sz w:val="18"/>
+              </w:rPr>
+              <w:t xml:space="preserve"> EUR m</w:t>
             </w:r>
           </w:p>
           <w:p>
+            <w:pPr>
+              <w:spacing w:before="0" w:after="0"/>
+            </w:pPr>
             <w:r>
               <w:rPr>
+                <w:b w:val="0"/>
                 <w:color w:val="5F6B7A"/>
-                <w:sz w:val="16"/>
+                <w:sz w:val="15"/>
               </w:rPr>
               <w:t>▼ 13.4 % vs 6M2025</w:t>
             </w:r>
@@ -286,37 +534,72 @@
         </w:tc>
         <w:tc>
           <w:tcPr>
-            <w:tcW w:type="dxa" w:w="2493"/>
-            <w:shd w:val="clear" w:color="auto" w:fill="EAF1F8"/>
+            <w:tcW w:type="dxa" w:w="198"/>
+          </w:tcPr>
+          <w:p/>
+        </w:tc>
+        <w:tc>
+          <w:tcPr>
+            <w:tcW w:type="dxa" w:w="2261"/>
+            <w:tcBorders>
+              <w:top w:val="single" w:sz="18" w:color="2A78D6" w:space="0"/>
+              <w:left w:val="single" w:sz="4" w:color="C9D3DE" w:space="0"/>
+              <w:bottom w:val="single" w:sz="4" w:color="C9D3DE" w:space="0"/>
+              <w:right w:val="single" w:sz="4" w:color="C9D3DE" w:space="0"/>
+            </w:tcBorders>
           </w:tcPr>
           <w:p>
-            <w:r/>
+            <w:pPr>
+              <w:spacing w:before="0" w:after="60"/>
+            </w:pPr>
             <w:r>
               <w:rPr>
+                <w:b/>
+                <w:caps/>
                 <w:color w:val="5F6B7A"/>
-                <w:sz w:val="16"/>
+                <w:sz w:val="14"/>
               </w:rPr>
-              <w:t>Net profit (6M2026)</w:t>
+              <w:t>Net profit</w:t>
+            </w:r>
+            <w:r>
+              <w:rPr>
+                <w:b w:val="0"/>
+                <w:color w:val="5F6B7A"/>
+                <w:sz w:val="14"/>
+              </w:rPr>
+              <w:t xml:space="preserve">  ·  6M2026</w:t>
             </w:r>
           </w:p>
           <w:p>
             <w:pPr>
-              <w:spacing w:after="0"/>
+              <w:spacing w:before="0" w:after="20"/>
             </w:pPr>
             <w:r>
               <w:rPr>
                 <w:b/>
                 <w:color w:val="1F4E79"/>
-                <w:sz w:val="26"/>
+                <w:sz w:val="34"/>
               </w:rPr>
-              <w:t>6.0 EUR m</w:t>
+              <w:t>6.0</w:t>
+            </w:r>
+            <w:r>
+              <w:rPr>
+                <w:b w:val="0"/>
+                <w:color w:val="5F6B7A"/>
+                <w:sz w:val="18"/>
+              </w:rPr>
+              <w:t xml:space="preserve"> EUR m</w:t>
             </w:r>
           </w:p>
           <w:p>
+            <w:pPr>
+              <w:spacing w:before="0" w:after="0"/>
+            </w:pPr>
             <w:r>
               <w:rPr>
+                <w:b w:val="0"/>
                 <w:color w:val="5F6B7A"/>
-                <w:sz w:val="16"/>
+                <w:sz w:val="15"/>
               </w:rPr>
               <w:t>▼ 41.7 % vs 6M2025</w:t>
             </w:r>
@@ -324,37 +607,72 @@
         </w:tc>
         <w:tc>
           <w:tcPr>
-            <w:tcW w:type="dxa" w:w="2493"/>
-            <w:shd w:val="clear" w:color="auto" w:fill="EAF1F8"/>
+            <w:tcW w:type="dxa" w:w="198"/>
+          </w:tcPr>
+          <w:p/>
+        </w:tc>
+        <w:tc>
+          <w:tcPr>
+            <w:tcW w:type="dxa" w:w="2261"/>
+            <w:tcBorders>
+              <w:top w:val="single" w:sz="18" w:color="2A78D6" w:space="0"/>
+              <w:left w:val="single" w:sz="4" w:color="C9D3DE" w:space="0"/>
+              <w:bottom w:val="single" w:sz="4" w:color="C9D3DE" w:space="0"/>
+              <w:right w:val="single" w:sz="4" w:color="C9D3DE" w:space="0"/>
+            </w:tcBorders>
           </w:tcPr>
           <w:p>
-            <w:r/>
+            <w:pPr>
+              <w:spacing w:before="0" w:after="60"/>
+            </w:pPr>
             <w:r>
               <w:rPr>
+                <w:b/>
+                <w:caps/>
                 <w:color w:val="5F6B7A"/>
-                <w:sz w:val="16"/>
+                <w:sz w:val="14"/>
               </w:rPr>
-              <w:t>Net debt / EBITDA (6M2026)</w:t>
+              <w:t>Net debt / EBITDA</w:t>
+            </w:r>
+            <w:r>
+              <w:rPr>
+                <w:b w:val="0"/>
+                <w:color w:val="5F6B7A"/>
+                <w:sz w:val="14"/>
+              </w:rPr>
+              <w:t xml:space="preserve">  ·  6M2026</w:t>
             </w:r>
           </w:p>
           <w:p>
             <w:pPr>
-              <w:spacing w:after="0"/>
+              <w:spacing w:before="0" w:after="20"/>
             </w:pPr>
             <w:r>
               <w:rPr>
                 <w:b/>
                 <w:color w:val="1F4E79"/>
-                <w:sz w:val="26"/>
+                <w:sz w:val="34"/>
               </w:rPr>
-              <w:t>2.78x</w:t>
+              <w:t>2.78</w:t>
+            </w:r>
+            <w:r>
+              <w:rPr>
+                <w:b w:val="0"/>
+                <w:color w:val="5F6B7A"/>
+                <w:sz w:val="18"/>
+              </w:rPr>
+              <w:t xml:space="preserve"> x</w:t>
             </w:r>
           </w:p>
           <w:p>
+            <w:pPr>
+              <w:spacing w:before="0" w:after="0"/>
+            </w:pPr>
             <w:r>
               <w:rPr>
+                <w:b w:val="0"/>
                 <w:color w:val="5F6B7A"/>
-                <w:sz w:val="16"/>
+                <w:sz w:val="15"/>
               </w:rPr>
               <w:t>▲ 0.27x vs FY2025</w:t>
             </w:r>
@@ -364,11 +682,29 @@
     </w:tbl>
     <w:p>
       <w:pPr>
-        <w:spacing w:before="280" w:after="80"/>
+        <w:spacing w:before="0" w:after="40"/>
+      </w:pPr>
+    </w:p>
+    <w:p>
+      <w:pPr>
+        <w:keepNext/>
         <w:pBdr>
-          <w:bottom w:val="single" w:sz="6" w:color="C9D3DE" w:space="2"/>
+          <w:bottom w:val="single" w:sz="8" w:color="1F4E79" w:space="4"/>
         </w:pBdr>
+        <w:tabs>
+          <w:tab w:pos="482" w:val="left"/>
+        </w:tabs>
+        <w:spacing w:before="360" w:after="160"/>
       </w:pPr>
+      <w:r>
+        <w:rPr>
+          <w:b/>
+          <w:color w:val="2A78D6"/>
+          <w:sz w:val="18"/>
+        </w:rPr>
+        <w:t>01</w:t>
+        <w:tab/>
+      </w:r>
       <w:r>
         <w:rPr>
           <w:b/>
@@ -380,9 +716,21 @@
     </w:p>
     <w:p>
       <w:pPr>
-        <w:pStyle w:val="ListBullet"/>
-        <w:spacing w:after="60"/>
+        <w:tabs>
+          <w:tab w:pos="255" w:val="left"/>
+        </w:tabs>
+        <w:spacing w:before="0" w:after="80"/>
+        <w:ind w:left="255" w:hanging="255"/>
       </w:pPr>
+      <w:r>
+        <w:rPr>
+          <w:b/>
+          <w:color w:val="2A78D6"/>
+          <w:sz w:val="20"/>
+        </w:rPr>
+        <w:t>▪</w:t>
+        <w:tab/>
+      </w:r>
       <w:r>
         <w:rPr>
           <w:b/>
@@ -395,7 +743,7 @@
         </w:rPr>
         <w:t xml:space="preserve"> 6M revenue grew 2.4% to EUR 59.3m, but adjusted EBITDA fell 13.5% to EUR 25.8m and net profit 41.7% to EUR 6.0m. The EBITDA margin dropped to 43.5% from 51.5%</w:t>
       </w:r>
-      <w:hyperlink r:id="rId11">
+      <w:hyperlink r:id="rId13">
         <w:r>
           <w:rPr>
             <w:color w:val="2A78D6"/>
@@ -412,7 +760,7 @@
         </w:rPr>
         <w:t>,</w:t>
       </w:r>
-      <w:hyperlink r:id="rId12">
+      <w:hyperlink r:id="rId14">
         <w:r>
           <w:rPr>
             <w:color w:val="2A78D6"/>
@@ -431,9 +779,21 @@
     </w:p>
     <w:p>
       <w:pPr>
-        <w:pStyle w:val="ListBullet"/>
-        <w:spacing w:after="60"/>
+        <w:tabs>
+          <w:tab w:pos="255" w:val="left"/>
+        </w:tabs>
+        <w:spacing w:before="0" w:after="80"/>
+        <w:ind w:left="255" w:hanging="255"/>
       </w:pPr>
+      <w:r>
+        <w:rPr>
+          <w:b/>
+          <w:color w:val="2A78D6"/>
+          <w:sz w:val="20"/>
+        </w:rPr>
+        <w:t>▪</w:t>
+        <w:tab/>
+      </w:r>
       <w:r>
         <w:rPr>
           <w:b/>
@@ -446,7 +806,7 @@
         </w:rPr>
         <w:t xml:space="preserve"> the CEO names higher fuel prices and unplanned ship repairs after the ice season</w:t>
       </w:r>
-      <w:hyperlink r:id="rId12">
+      <w:hyperlink r:id="rId14">
         <w:r>
           <w:rPr>
             <w:color w:val="2A78D6"/>
@@ -465,9 +825,21 @@
     </w:p>
     <w:p>
       <w:pPr>
-        <w:pStyle w:val="ListBullet"/>
-        <w:spacing w:after="60"/>
+        <w:tabs>
+          <w:tab w:pos="255" w:val="left"/>
+        </w:tabs>
+        <w:spacing w:before="0" w:after="80"/>
+        <w:ind w:left="255" w:hanging="255"/>
       </w:pPr>
+      <w:r>
+        <w:rPr>
+          <w:b/>
+          <w:color w:val="2A78D6"/>
+          <w:sz w:val="20"/>
+        </w:rPr>
+        <w:t>▪</w:t>
+        <w:tab/>
+      </w:r>
       <w:r>
         <w:rPr>
           <w:b/>
@@ -480,7 +852,7 @@
         </w:rPr>
         <w:t xml:space="preserve"> net debt EUR 145.8m, or 2.78x LTM adjusted EBITDA; equity is 59.8% of assets (both ratios calculated by the tool)</w:t>
       </w:r>
-      <w:hyperlink r:id="rId11">
+      <w:hyperlink r:id="rId13">
         <w:r>
           <w:rPr>
             <w:color w:val="2A78D6"/>
@@ -499,9 +871,21 @@
     </w:p>
     <w:p>
       <w:pPr>
-        <w:pStyle w:val="ListBullet"/>
-        <w:spacing w:after="60"/>
+        <w:tabs>
+          <w:tab w:pos="255" w:val="left"/>
+        </w:tabs>
+        <w:spacing w:before="0" w:after="80"/>
+        <w:ind w:left="255" w:hanging="255"/>
       </w:pPr>
+      <w:r>
+        <w:rPr>
+          <w:b/>
+          <w:color w:val="2A78D6"/>
+          <w:sz w:val="20"/>
+        </w:rPr>
+        <w:t>▪</w:t>
+        <w:tab/>
+      </w:r>
       <w:r>
         <w:rPr>
           <w:b/>
@@ -514,7 +898,7 @@
         </w:rPr>
         <w:t xml:space="preserve"> EUR 0.073 per share (EUR 19.2m in total), 85% of 2025 profit against a policy minimum of 70%; paid 2026-05-20</w:t>
       </w:r>
-      <w:hyperlink r:id="rId11">
+      <w:hyperlink r:id="rId13">
         <w:r>
           <w:rPr>
             <w:color w:val="2A78D6"/>
@@ -533,9 +917,21 @@
     </w:p>
     <w:p>
       <w:pPr>
-        <w:pStyle w:val="ListBullet"/>
-        <w:spacing w:after="60"/>
+        <w:tabs>
+          <w:tab w:pos="255" w:val="left"/>
+        </w:tabs>
+        <w:spacing w:before="0" w:after="80"/>
+        <w:ind w:left="255" w:hanging="255"/>
       </w:pPr>
+      <w:r>
+        <w:rPr>
+          <w:b/>
+          <w:color w:val="2A78D6"/>
+          <w:sz w:val="20"/>
+        </w:rPr>
+        <w:t>▪</w:t>
+        <w:tab/>
+      </w:r>
       <w:r>
         <w:rPr>
           <w:b/>
@@ -548,7 +944,7 @@
         </w:rPr>
         <w:t xml:space="preserve"> Estonia holds 67.03%</w:t>
       </w:r>
-      <w:hyperlink r:id="rId11">
+      <w:hyperlink r:id="rId13">
         <w:r>
           <w:rPr>
             <w:color w:val="2A78D6"/>
@@ -564,7 +960,7 @@
         </w:rPr>
         <w:t>. In the bribery case of former executives the court acquitted them on limitation grounds on 2024-06-27; both sides appealed and a later ruling was not found - needs review</w:t>
       </w:r>
-      <w:hyperlink r:id="rId13">
+      <w:hyperlink r:id="rId15">
         <w:r>
           <w:rPr>
             <w:color w:val="2A78D6"/>
@@ -581,7 +977,7 @@
         </w:rPr>
         <w:t>,</w:t>
       </w:r>
-      <w:hyperlink r:id="rId14">
+      <w:hyperlink r:id="rId16">
         <w:r>
           <w:rPr>
             <w:color w:val="2A78D6"/>
@@ -600,11 +996,24 @@
     </w:p>
     <w:p>
       <w:pPr>
-        <w:spacing w:before="280" w:after="80"/>
+        <w:keepNext/>
         <w:pBdr>
-          <w:bottom w:val="single" w:sz="6" w:color="C9D3DE" w:space="2"/>
+          <w:bottom w:val="single" w:sz="8" w:color="1F4E79" w:space="4"/>
         </w:pBdr>
+        <w:tabs>
+          <w:tab w:pos="482" w:val="left"/>
+        </w:tabs>
+        <w:spacing w:before="360" w:after="160"/>
       </w:pPr>
+      <w:r>
+        <w:rPr>
+          <w:b/>
+          <w:color w:val="2A78D6"/>
+          <w:sz w:val="18"/>
+        </w:rPr>
+        <w:t>02</w:t>
+        <w:tab/>
+      </w:r>
       <w:r>
         <w:rPr>
           <w:b/>
@@ -616,37 +1025,53 @@
     </w:p>
     <w:tbl>
       <w:tblPr>
-        <w:tblW w:type="auto" w:w="0"/>
+        <w:tblW w:w="9639" w:type="dxa"/>
+        <w:tblBorders>
+          <w:top w:val="nil"/>
+          <w:left w:val="nil"/>
+          <w:bottom w:val="nil"/>
+          <w:right w:val="nil"/>
+          <w:insideH w:val="nil"/>
+          <w:insideV w:val="nil"/>
+        </w:tblBorders>
+        <w:tblLayout w:type="fixed"/>
+        <w:tblCellMar>
+          <w:top w:w="70" w:type="dxa"/>
+          <w:left w:w="100" w:type="dxa"/>
+          <w:bottom w:w="70" w:type="dxa"/>
+          <w:right w:w="100" w:type="dxa"/>
+        </w:tblCellMar>
         <w:tblLook w:firstColumn="1" w:firstRow="1" w:lastColumn="0" w:lastRow="0" w:noHBand="0" w:noVBand="1" w:val="04A0"/>
-        <w:tblBorders>
-          <w:top w:val="single" w:sz="4" w:color="C9D3DE"/>
-          <w:left w:val="nil"/>
-          <w:bottom w:val="single" w:sz="4" w:color="C9D3DE"/>
-          <w:right w:val="nil"/>
-          <w:insideH w:val="single" w:sz="4" w:color="C9D3DE"/>
-          <w:insideV w:val="nil"/>
-        </w:tblBorders>
       </w:tblPr>
       <w:tblGrid>
-        <w:gridCol w:w="1994"/>
-        <w:gridCol w:w="1994"/>
-        <w:gridCol w:w="1994"/>
-        <w:gridCol w:w="1994"/>
-        <w:gridCol w:w="1994"/>
+        <w:gridCol w:w="1701"/>
+        <w:gridCol w:w="2608"/>
+        <w:gridCol w:w="963"/>
+        <w:gridCol w:w="1304"/>
+        <w:gridCol w:w="3061"/>
       </w:tblGrid>
       <w:tr>
         <w:tc>
           <w:tcPr>
             <w:tcW w:type="dxa" w:w="1701"/>
-            <w:shd w:val="clear" w:color="auto" w:fill="1F4E79"/>
+            <w:tcBorders>
+              <w:top w:val="single" w:sz="12" w:color="1F4E79" w:space="0"/>
+              <w:left w:val="nil"/>
+              <w:bottom w:val="single" w:sz="4" w:color="C9D3DE" w:space="0"/>
+              <w:right w:val="nil"/>
+            </w:tcBorders>
+            <w:shd w:val="clear" w:color="auto" w:fill="EAF1F8"/>
           </w:tcPr>
           <w:p>
-            <w:r/>
+            <w:pPr>
+              <w:spacing w:before="0" w:after="0"/>
+            </w:pPr>
             <w:r>
               <w:rPr>
                 <w:b/>
-                <w:color w:val="FFFFFF"/>
-                <w:sz w:val="17"/>
+                <w:caps/>
+                <w:color w:val="1F4E79"/>
+                <w:sz w:val="16"/>
               </w:rPr>
               <w:t>ISIN</w:t>
             </w:r>
@@ -655,15 +1080,24 @@
         <w:tc>
           <w:tcPr>
             <w:tcW w:type="dxa" w:w="2608"/>
-            <w:shd w:val="clear" w:color="auto" w:fill="1F4E79"/>
+            <w:tcBorders>
+              <w:top w:val="single" w:sz="12" w:color="1F4E79" w:space="0"/>
+              <w:left w:val="nil"/>
+              <w:bottom w:val="single" w:sz="4" w:color="C9D3DE" w:space="0"/>
+              <w:right w:val="nil"/>
+            </w:tcBorders>
+            <w:shd w:val="clear" w:color="auto" w:fill="EAF1F8"/>
           </w:tcPr>
           <w:p>
-            <w:r/>
+            <w:pPr>
+              <w:spacing w:before="0" w:after="0"/>
+            </w:pPr>
             <w:r>
               <w:rPr>
                 <w:b/>
-                <w:color w:val="FFFFFF"/>
-                <w:sz w:val="17"/>
+                <w:caps/>
+                <w:color w:val="1F4E79"/>
+                <w:sz w:val="16"/>
               </w:rPr>
               <w:t>Instrument</w:t>
             </w:r>
@@ -672,18 +1106,25 @@
         <w:tc>
           <w:tcPr>
             <w:tcW w:type="dxa" w:w="964"/>
-            <w:shd w:val="clear" w:color="auto" w:fill="1F4E79"/>
+            <w:tcBorders>
+              <w:top w:val="single" w:sz="12" w:color="1F4E79" w:space="0"/>
+              <w:left w:val="nil"/>
+              <w:bottom w:val="single" w:sz="4" w:color="C9D3DE" w:space="0"/>
+              <w:right w:val="nil"/>
+            </w:tcBorders>
+            <w:shd w:val="clear" w:color="auto" w:fill="EAF1F8"/>
           </w:tcPr>
           <w:p>
             <w:pPr>
+              <w:spacing w:before="0" w:after="0"/>
               <w:jc w:val="right"/>
             </w:pPr>
-            <w:r/>
             <w:r>
               <w:rPr>
                 <w:b/>
-                <w:color w:val="FFFFFF"/>
-                <w:sz w:val="17"/>
+                <w:caps/>
+                <w:color w:val="1F4E79"/>
+                <w:sz w:val="16"/>
               </w:rPr>
               <w:t>Coupon</w:t>
             </w:r>
@@ -692,15 +1133,24 @@
         <w:tc>
           <w:tcPr>
             <w:tcW w:type="dxa" w:w="1304"/>
-            <w:shd w:val="clear" w:color="auto" w:fill="1F4E79"/>
+            <w:tcBorders>
+              <w:top w:val="single" w:sz="12" w:color="1F4E79" w:space="0"/>
+              <w:left w:val="nil"/>
+              <w:bottom w:val="single" w:sz="4" w:color="C9D3DE" w:space="0"/>
+              <w:right w:val="nil"/>
+            </w:tcBorders>
+            <w:shd w:val="clear" w:color="auto" w:fill="EAF1F8"/>
           </w:tcPr>
           <w:p>
-            <w:r/>
+            <w:pPr>
+              <w:spacing w:before="0" w:after="0"/>
+            </w:pPr>
             <w:r>
               <w:rPr>
                 <w:b/>
-                <w:color w:val="FFFFFF"/>
-                <w:sz w:val="17"/>
+                <w:caps/>
+                <w:color w:val="1F4E79"/>
+                <w:sz w:val="16"/>
               </w:rPr>
               <w:t>Maturity</w:t>
             </w:r>
@@ -709,15 +1159,24 @@
         <w:tc>
           <w:tcPr>
             <w:tcW w:type="dxa" w:w="3061"/>
-            <w:shd w:val="clear" w:color="auto" w:fill="1F4E79"/>
+            <w:tcBorders>
+              <w:top w:val="single" w:sz="12" w:color="1F4E79" w:space="0"/>
+              <w:left w:val="nil"/>
+              <w:bottom w:val="single" w:sz="4" w:color="C9D3DE" w:space="0"/>
+              <w:right w:val="nil"/>
+            </w:tcBorders>
+            <w:shd w:val="clear" w:color="auto" w:fill="EAF1F8"/>
           </w:tcPr>
           <w:p>
-            <w:r/>
+            <w:pPr>
+              <w:spacing w:before="0" w:after="0"/>
+            </w:pPr>
             <w:r>
               <w:rPr>
                 <w:b/>
-                <w:color w:val="FFFFFF"/>
-                <w:sz w:val="17"/>
+                <w:caps/>
+                <w:color w:val="1F4E79"/>
+                <w:sz w:val="16"/>
               </w:rPr>
               <w:t>Note</w:t>
             </w:r>
@@ -728,12 +1187,17 @@
         <w:tc>
           <w:tcPr>
             <w:tcW w:type="dxa" w:w="1701"/>
+            <w:tcBorders>
+              <w:top w:val="nil"/>
+              <w:left w:val="nil"/>
+              <w:bottom w:val="single" w:sz="4" w:color="DDE3EA" w:space="0"/>
+              <w:right w:val="nil"/>
+            </w:tcBorders>
           </w:tcPr>
           <w:p>
             <w:pPr>
-              <w:spacing w:after="0"/>
+              <w:spacing w:before="0" w:after="0"/>
             </w:pPr>
-            <w:r/>
             <w:r>
               <w:rPr>
                 <w:b w:val="0"/>
@@ -746,12 +1210,17 @@
         <w:tc>
           <w:tcPr>
             <w:tcW w:type="dxa" w:w="2608"/>
+            <w:tcBorders>
+              <w:top w:val="nil"/>
+              <w:left w:val="nil"/>
+              <w:bottom w:val="single" w:sz="4" w:color="DDE3EA" w:space="0"/>
+              <w:right w:val="nil"/>
+            </w:tcBorders>
           </w:tcPr>
           <w:p>
             <w:pPr>
-              <w:spacing w:after="0"/>
+              <w:spacing w:before="0" w:after="0"/>
             </w:pPr>
-            <w:r/>
             <w:r>
               <w:rPr>
                 <w:b w:val="0"/>
@@ -764,13 +1233,18 @@
         <w:tc>
           <w:tcPr>
             <w:tcW w:type="dxa" w:w="964"/>
+            <w:tcBorders>
+              <w:top w:val="nil"/>
+              <w:left w:val="nil"/>
+              <w:bottom w:val="single" w:sz="4" w:color="DDE3EA" w:space="0"/>
+              <w:right w:val="nil"/>
+            </w:tcBorders>
           </w:tcPr>
           <w:p>
             <w:pPr>
-              <w:spacing w:after="0"/>
+              <w:spacing w:before="0" w:after="0"/>
               <w:jc w:val="right"/>
             </w:pPr>
-            <w:r/>
             <w:r>
               <w:rPr>
                 <w:b w:val="0"/>
@@ -783,12 +1257,17 @@
         <w:tc>
           <w:tcPr>
             <w:tcW w:type="dxa" w:w="1304"/>
+            <w:tcBorders>
+              <w:top w:val="nil"/>
+              <w:left w:val="nil"/>
+              <w:bottom w:val="single" w:sz="4" w:color="DDE3EA" w:space="0"/>
+              <w:right w:val="nil"/>
+            </w:tcBorders>
           </w:tcPr>
           <w:p>
             <w:pPr>
-              <w:spacing w:after="0"/>
+              <w:spacing w:before="0" w:after="0"/>
             </w:pPr>
-            <w:r/>
             <w:r>
               <w:rPr>
                 <w:b w:val="0"/>
@@ -801,12 +1280,17 @@
         <w:tc>
           <w:tcPr>
             <w:tcW w:type="dxa" w:w="3061"/>
+            <w:tcBorders>
+              <w:top w:val="nil"/>
+              <w:left w:val="nil"/>
+              <w:bottom w:val="single" w:sz="4" w:color="DDE3EA" w:space="0"/>
+              <w:right w:val="nil"/>
+            </w:tcBorders>
           </w:tcPr>
           <w:p>
             <w:pPr>
-              <w:spacing w:after="0"/>
+              <w:spacing w:before="0" w:after="0"/>
             </w:pPr>
-            <w:r/>
             <w:r>
               <w:rPr>
                 <w:b w:val="0"/>
@@ -820,11 +1304,29 @@
     </w:tbl>
     <w:p>
       <w:pPr>
-        <w:spacing w:before="280" w:after="80"/>
+        <w:spacing w:before="0" w:after="40"/>
+      </w:pPr>
+    </w:p>
+    <w:p>
+      <w:pPr>
+        <w:keepNext/>
         <w:pBdr>
-          <w:bottom w:val="single" w:sz="6" w:color="C9D3DE" w:space="2"/>
+          <w:bottom w:val="single" w:sz="8" w:color="1F4E79" w:space="4"/>
         </w:pBdr>
+        <w:tabs>
+          <w:tab w:pos="482" w:val="left"/>
+        </w:tabs>
+        <w:spacing w:before="360" w:after="160"/>
       </w:pPr>
+      <w:r>
+        <w:rPr>
+          <w:b/>
+          <w:color w:val="2A78D6"/>
+          <w:sz w:val="18"/>
+        </w:rPr>
+        <w:t>03</w:t>
+        <w:tab/>
+      </w:r>
       <w:r>
         <w:rPr>
           <w:b/>
@@ -836,38 +1338,54 @@
     </w:p>
     <w:tbl>
       <w:tblPr>
-        <w:tblW w:type="auto" w:w="0"/>
+        <w:tblW w:w="9639" w:type="dxa"/>
+        <w:tblBorders>
+          <w:top w:val="nil"/>
+          <w:left w:val="nil"/>
+          <w:bottom w:val="nil"/>
+          <w:right w:val="nil"/>
+          <w:insideH w:val="nil"/>
+          <w:insideV w:val="nil"/>
+        </w:tblBorders>
+        <w:tblLayout w:type="fixed"/>
+        <w:tblCellMar>
+          <w:top w:w="70" w:type="dxa"/>
+          <w:left w:w="100" w:type="dxa"/>
+          <w:bottom w:w="70" w:type="dxa"/>
+          <w:right w:w="100" w:type="dxa"/>
+        </w:tblCellMar>
         <w:tblLook w:firstColumn="1" w:firstRow="1" w:lastColumn="0" w:lastRow="0" w:noHBand="0" w:noVBand="1" w:val="04A0"/>
-        <w:tblBorders>
-          <w:top w:val="single" w:sz="4" w:color="C9D3DE"/>
-          <w:left w:val="nil"/>
-          <w:bottom w:val="single" w:sz="4" w:color="C9D3DE"/>
-          <w:right w:val="nil"/>
-          <w:insideH w:val="single" w:sz="4" w:color="C9D3DE"/>
-          <w:insideV w:val="nil"/>
-        </w:tblBorders>
       </w:tblPr>
       <w:tblGrid>
-        <w:gridCol w:w="1662"/>
-        <w:gridCol w:w="1662"/>
-        <w:gridCol w:w="1662"/>
-        <w:gridCol w:w="1662"/>
-        <w:gridCol w:w="1662"/>
-        <w:gridCol w:w="1662"/>
+        <w:gridCol w:w="2864"/>
+        <w:gridCol w:w="1156"/>
+        <w:gridCol w:w="1156"/>
+        <w:gridCol w:w="1156"/>
+        <w:gridCol w:w="1156"/>
+        <w:gridCol w:w="2148"/>
       </w:tblGrid>
       <w:tr>
         <w:tc>
           <w:tcPr>
-            <w:tcW w:type="dxa" w:w="2948"/>
-            <w:shd w:val="clear" w:color="auto" w:fill="1F4E79"/>
+            <w:tcW w:type="dxa" w:w="2864"/>
+            <w:tcBorders>
+              <w:top w:val="single" w:sz="12" w:color="1F4E79" w:space="0"/>
+              <w:left w:val="nil"/>
+              <w:bottom w:val="single" w:sz="4" w:color="C9D3DE" w:space="0"/>
+              <w:right w:val="nil"/>
+            </w:tcBorders>
+            <w:shd w:val="clear" w:color="auto" w:fill="EAF1F8"/>
           </w:tcPr>
           <w:p>
-            <w:r/>
+            <w:pPr>
+              <w:spacing w:before="0" w:after="0"/>
+            </w:pPr>
             <w:r>
               <w:rPr>
                 <w:b/>
-                <w:color w:val="FFFFFF"/>
-                <w:sz w:val="17"/>
+                <w:caps/>
+                <w:color w:val="1F4E79"/>
+                <w:sz w:val="16"/>
               </w:rPr>
               <w:t>Metric</w:t>
             </w:r>
@@ -875,19 +1393,26 @@
         </w:tc>
         <w:tc>
           <w:tcPr>
-            <w:tcW w:type="dxa" w:w="1191"/>
-            <w:shd w:val="clear" w:color="auto" w:fill="1F4E79"/>
+            <w:tcW w:type="dxa" w:w="1157"/>
+            <w:tcBorders>
+              <w:top w:val="single" w:sz="12" w:color="1F4E79" w:space="0"/>
+              <w:left w:val="nil"/>
+              <w:bottom w:val="single" w:sz="4" w:color="C9D3DE" w:space="0"/>
+              <w:right w:val="nil"/>
+            </w:tcBorders>
+            <w:shd w:val="clear" w:color="auto" w:fill="EAF1F8"/>
           </w:tcPr>
           <w:p>
             <w:pPr>
+              <w:spacing w:before="0" w:after="0"/>
               <w:jc w:val="right"/>
             </w:pPr>
-            <w:r/>
             <w:r>
               <w:rPr>
                 <w:b/>
-                <w:color w:val="FFFFFF"/>
-                <w:sz w:val="17"/>
+                <w:caps/>
+                <w:color w:val="1F4E79"/>
+                <w:sz w:val="16"/>
               </w:rPr>
               <w:t>FY2024</w:t>
             </w:r>
@@ -895,19 +1420,26 @@
         </w:tc>
         <w:tc>
           <w:tcPr>
-            <w:tcW w:type="dxa" w:w="1191"/>
-            <w:shd w:val="clear" w:color="auto" w:fill="1F4E79"/>
+            <w:tcW w:type="dxa" w:w="1157"/>
+            <w:tcBorders>
+              <w:top w:val="single" w:sz="12" w:color="1F4E79" w:space="0"/>
+              <w:left w:val="nil"/>
+              <w:bottom w:val="single" w:sz="4" w:color="C9D3DE" w:space="0"/>
+              <w:right w:val="nil"/>
+            </w:tcBorders>
+            <w:shd w:val="clear" w:color="auto" w:fill="EAF1F8"/>
           </w:tcPr>
           <w:p>
             <w:pPr>
+              <w:spacing w:before="0" w:after="0"/>
               <w:jc w:val="right"/>
             </w:pPr>
-            <w:r/>
             <w:r>
               <w:rPr>
                 <w:b/>
-                <w:color w:val="FFFFFF"/>
-                <w:sz w:val="17"/>
+                <w:caps/>
+                <w:color w:val="1F4E79"/>
+                <w:sz w:val="16"/>
               </w:rPr>
               <w:t>FY2025</w:t>
             </w:r>
@@ -915,19 +1447,26 @@
         </w:tc>
         <w:tc>
           <w:tcPr>
-            <w:tcW w:type="dxa" w:w="1191"/>
-            <w:shd w:val="clear" w:color="auto" w:fill="1F4E79"/>
+            <w:tcW w:type="dxa" w:w="1157"/>
+            <w:tcBorders>
+              <w:top w:val="single" w:sz="12" w:color="1F4E79" w:space="0"/>
+              <w:left w:val="nil"/>
+              <w:bottom w:val="single" w:sz="4" w:color="C9D3DE" w:space="0"/>
+              <w:right w:val="nil"/>
+            </w:tcBorders>
+            <w:shd w:val="clear" w:color="auto" w:fill="EAF1F8"/>
           </w:tcPr>
           <w:p>
             <w:pPr>
+              <w:spacing w:before="0" w:after="0"/>
               <w:jc w:val="right"/>
             </w:pPr>
-            <w:r/>
             <w:r>
               <w:rPr>
                 <w:b/>
-                <w:color w:val="FFFFFF"/>
-                <w:sz w:val="17"/>
+                <w:caps/>
+                <w:color w:val="1F4E79"/>
+                <w:sz w:val="16"/>
               </w:rPr>
               <w:t>6M2025</w:t>
             </w:r>
@@ -935,19 +1474,26 @@
         </w:tc>
         <w:tc>
           <w:tcPr>
-            <w:tcW w:type="dxa" w:w="1191"/>
-            <w:shd w:val="clear" w:color="auto" w:fill="1F4E79"/>
+            <w:tcW w:type="dxa" w:w="1157"/>
+            <w:tcBorders>
+              <w:top w:val="single" w:sz="12" w:color="1F4E79" w:space="0"/>
+              <w:left w:val="nil"/>
+              <w:bottom w:val="single" w:sz="4" w:color="C9D3DE" w:space="0"/>
+              <w:right w:val="nil"/>
+            </w:tcBorders>
+            <w:shd w:val="clear" w:color="auto" w:fill="EAF1F8"/>
           </w:tcPr>
           <w:p>
             <w:pPr>
+              <w:spacing w:before="0" w:after="0"/>
               <w:jc w:val="right"/>
             </w:pPr>
-            <w:r/>
             <w:r>
               <w:rPr>
                 <w:b/>
-                <w:color w:val="FFFFFF"/>
-                <w:sz w:val="17"/>
+                <w:caps/>
+                <w:color w:val="1F4E79"/>
+                <w:sz w:val="16"/>
               </w:rPr>
               <w:t>6M2026</w:t>
             </w:r>
@@ -955,19 +1501,26 @@
         </w:tc>
         <w:tc>
           <w:tcPr>
-            <w:tcW w:type="dxa" w:w="2211"/>
-            <w:shd w:val="clear" w:color="auto" w:fill="1F4E79"/>
+            <w:tcW w:type="dxa" w:w="2148"/>
+            <w:tcBorders>
+              <w:top w:val="single" w:sz="12" w:color="1F4E79" w:space="0"/>
+              <w:left w:val="nil"/>
+              <w:bottom w:val="single" w:sz="4" w:color="C9D3DE" w:space="0"/>
+              <w:right w:val="nil"/>
+            </w:tcBorders>
+            <w:shd w:val="clear" w:color="auto" w:fill="EAF1F8"/>
           </w:tcPr>
           <w:p>
             <w:pPr>
+              <w:spacing w:before="0" w:after="0"/>
               <w:jc w:val="right"/>
             </w:pPr>
-            <w:r/>
             <w:r>
               <w:rPr>
                 <w:b/>
-                <w:color w:val="FFFFFF"/>
-                <w:sz w:val="17"/>
+                <w:caps/>
+                <w:color w:val="1F4E79"/>
+                <w:sz w:val="16"/>
               </w:rPr>
               <w:t>Change</w:t>
             </w:r>
@@ -977,13 +1530,18 @@
       <w:tr>
         <w:tc>
           <w:tcPr>
-            <w:tcW w:type="dxa" w:w="2948"/>
+            <w:tcW w:type="dxa" w:w="2864"/>
+            <w:tcBorders>
+              <w:top w:val="nil"/>
+              <w:left w:val="nil"/>
+              <w:bottom w:val="single" w:sz="4" w:color="DDE3EA" w:space="0"/>
+              <w:right w:val="nil"/>
+            </w:tcBorders>
           </w:tcPr>
           <w:p>
             <w:pPr>
-              <w:spacing w:after="0"/>
+              <w:spacing w:before="0" w:after="0"/>
             </w:pPr>
-            <w:r/>
             <w:r>
               <w:rPr>
                 <w:b w:val="0"/>
@@ -991,7 +1549,7 @@
               </w:rPr>
               <w:t>Revenue, EUR m</w:t>
             </w:r>
-            <w:hyperlink r:id="rId15">
+            <w:hyperlink r:id="rId17">
               <w:r>
                 <w:rPr>
                   <w:color w:val="2A78D6"/>
@@ -1008,7 +1566,7 @@
               </w:rPr>
               <w:t>,</w:t>
             </w:r>
-            <w:hyperlink r:id="rId11">
+            <w:hyperlink r:id="rId13">
               <w:r>
                 <w:rPr>
                   <w:color w:val="2A78D6"/>
@@ -1022,14 +1580,19 @@
         </w:tc>
         <w:tc>
           <w:tcPr>
-            <w:tcW w:type="dxa" w:w="1191"/>
+            <w:tcW w:type="dxa" w:w="1157"/>
+            <w:tcBorders>
+              <w:top w:val="nil"/>
+              <w:left w:val="nil"/>
+              <w:bottom w:val="single" w:sz="4" w:color="DDE3EA" w:space="0"/>
+              <w:right w:val="nil"/>
+            </w:tcBorders>
           </w:tcPr>
           <w:p>
             <w:pPr>
-              <w:spacing w:after="0"/>
+              <w:spacing w:before="0" w:after="0"/>
               <w:jc w:val="right"/>
             </w:pPr>
-            <w:r/>
             <w:r>
               <w:rPr>
                 <w:b w:val="0"/>
@@ -1041,14 +1604,19 @@
         </w:tc>
         <w:tc>
           <w:tcPr>
-            <w:tcW w:type="dxa" w:w="1191"/>
+            <w:tcW w:type="dxa" w:w="1157"/>
+            <w:tcBorders>
+              <w:top w:val="nil"/>
+              <w:left w:val="nil"/>
+              <w:bottom w:val="single" w:sz="4" w:color="DDE3EA" w:space="0"/>
+              <w:right w:val="nil"/>
+            </w:tcBorders>
           </w:tcPr>
           <w:p>
             <w:pPr>
-              <w:spacing w:after="0"/>
+              <w:spacing w:before="0" w:after="0"/>
               <w:jc w:val="right"/>
             </w:pPr>
-            <w:r/>
             <w:r>
               <w:rPr>
                 <w:b w:val="0"/>
@@ -1060,14 +1628,19 @@
         </w:tc>
         <w:tc>
           <w:tcPr>
-            <w:tcW w:type="dxa" w:w="1191"/>
+            <w:tcW w:type="dxa" w:w="1157"/>
+            <w:tcBorders>
+              <w:top w:val="nil"/>
+              <w:left w:val="nil"/>
+              <w:bottom w:val="single" w:sz="4" w:color="DDE3EA" w:space="0"/>
+              <w:right w:val="nil"/>
+            </w:tcBorders>
           </w:tcPr>
           <w:p>
             <w:pPr>
-              <w:spacing w:after="0"/>
+              <w:spacing w:before="0" w:after="0"/>
               <w:jc w:val="right"/>
             </w:pPr>
-            <w:r/>
             <w:r>
               <w:rPr>
                 <w:b w:val="0"/>
@@ -1079,14 +1652,19 @@
         </w:tc>
         <w:tc>
           <w:tcPr>
-            <w:tcW w:type="dxa" w:w="1191"/>
+            <w:tcW w:type="dxa" w:w="1157"/>
+            <w:tcBorders>
+              <w:top w:val="nil"/>
+              <w:left w:val="nil"/>
+              <w:bottom w:val="single" w:sz="4" w:color="DDE3EA" w:space="0"/>
+              <w:right w:val="nil"/>
+            </w:tcBorders>
           </w:tcPr>
           <w:p>
             <w:pPr>
-              <w:spacing w:after="0"/>
+              <w:spacing w:before="0" w:after="0"/>
               <w:jc w:val="right"/>
             </w:pPr>
-            <w:r/>
             <w:r>
               <w:rPr>
                 <w:b w:val="0"/>
@@ -1098,14 +1676,19 @@
         </w:tc>
         <w:tc>
           <w:tcPr>
-            <w:tcW w:type="dxa" w:w="2211"/>
+            <w:tcW w:type="dxa" w:w="2148"/>
+            <w:tcBorders>
+              <w:top w:val="nil"/>
+              <w:left w:val="nil"/>
+              <w:bottom w:val="single" w:sz="4" w:color="DDE3EA" w:space="0"/>
+              <w:right w:val="nil"/>
+            </w:tcBorders>
           </w:tcPr>
           <w:p>
             <w:pPr>
-              <w:spacing w:after="0"/>
+              <w:spacing w:before="0" w:after="0"/>
               <w:jc w:val="right"/>
             </w:pPr>
-            <w:r/>
             <w:r>
               <w:rPr>
                 <w:b/>
@@ -1120,14 +1703,18 @@
       <w:tr>
         <w:tc>
           <w:tcPr>
-            <w:tcW w:type="dxa" w:w="2948"/>
-            <w:shd w:val="clear" w:color="auto" w:fill="F6F8FA"/>
+            <w:tcW w:type="dxa" w:w="2864"/>
+            <w:tcBorders>
+              <w:top w:val="nil"/>
+              <w:left w:val="nil"/>
+              <w:bottom w:val="single" w:sz="4" w:color="DDE3EA" w:space="0"/>
+              <w:right w:val="nil"/>
+            </w:tcBorders>
           </w:tcPr>
           <w:p>
             <w:pPr>
-              <w:spacing w:after="0"/>
+              <w:spacing w:before="0" w:after="0"/>
             </w:pPr>
-            <w:r/>
             <w:r>
               <w:rPr>
                 <w:b w:val="0"/>
@@ -1135,7 +1722,7 @@
               </w:rPr>
               <w:t>Adjusted EBITDA, EUR m</w:t>
             </w:r>
-            <w:hyperlink r:id="rId15">
+            <w:hyperlink r:id="rId17">
               <w:r>
                 <w:rPr>
                   <w:color w:val="2A78D6"/>
@@ -1152,7 +1739,7 @@
               </w:rPr>
               <w:t>,</w:t>
             </w:r>
-            <w:hyperlink r:id="rId11">
+            <w:hyperlink r:id="rId13">
               <w:r>
                 <w:rPr>
                   <w:color w:val="2A78D6"/>
@@ -1166,15 +1753,19 @@
         </w:tc>
         <w:tc>
           <w:tcPr>
-            <w:tcW w:type="dxa" w:w="1191"/>
-            <w:shd w:val="clear" w:color="auto" w:fill="F6F8FA"/>
+            <w:tcW w:type="dxa" w:w="1157"/>
+            <w:tcBorders>
+              <w:top w:val="nil"/>
+              <w:left w:val="nil"/>
+              <w:bottom w:val="single" w:sz="4" w:color="DDE3EA" w:space="0"/>
+              <w:right w:val="nil"/>
+            </w:tcBorders>
           </w:tcPr>
           <w:p>
             <w:pPr>
-              <w:spacing w:after="0"/>
+              <w:spacing w:before="0" w:after="0"/>
               <w:jc w:val="right"/>
             </w:pPr>
-            <w:r/>
             <w:r>
               <w:rPr>
                 <w:b w:val="0"/>
@@ -1186,15 +1777,19 @@
         </w:tc>
         <w:tc>
           <w:tcPr>
-            <w:tcW w:type="dxa" w:w="1191"/>
-            <w:shd w:val="clear" w:color="auto" w:fill="F6F8FA"/>
+            <w:tcW w:type="dxa" w:w="1157"/>
+            <w:tcBorders>
+              <w:top w:val="nil"/>
+              <w:left w:val="nil"/>
+              <w:bottom w:val="single" w:sz="4" w:color="DDE3EA" w:space="0"/>
+              <w:right w:val="nil"/>
+            </w:tcBorders>
           </w:tcPr>
           <w:p>
             <w:pPr>
-              <w:spacing w:after="0"/>
+              <w:spacing w:before="0" w:after="0"/>
               <w:jc w:val="right"/>
             </w:pPr>
-            <w:r/>
             <w:r>
               <w:rPr>
                 <w:b w:val="0"/>
@@ -1206,15 +1801,19 @@
         </w:tc>
         <w:tc>
           <w:tcPr>
-            <w:tcW w:type="dxa" w:w="1191"/>
-            <w:shd w:val="clear" w:color="auto" w:fill="F6F8FA"/>
+            <w:tcW w:type="dxa" w:w="1157"/>
+            <w:tcBorders>
+              <w:top w:val="nil"/>
+              <w:left w:val="nil"/>
+              <w:bottom w:val="single" w:sz="4" w:color="DDE3EA" w:space="0"/>
+              <w:right w:val="nil"/>
+            </w:tcBorders>
           </w:tcPr>
           <w:p>
             <w:pPr>
-              <w:spacing w:after="0"/>
+              <w:spacing w:before="0" w:after="0"/>
               <w:jc w:val="right"/>
             </w:pPr>
-            <w:r/>
             <w:r>
               <w:rPr>
                 <w:b w:val="0"/>
@@ -1226,15 +1825,19 @@
         </w:tc>
         <w:tc>
           <w:tcPr>
-            <w:tcW w:type="dxa" w:w="1191"/>
-            <w:shd w:val="clear" w:color="auto" w:fill="F6F8FA"/>
+            <w:tcW w:type="dxa" w:w="1157"/>
+            <w:tcBorders>
+              <w:top w:val="nil"/>
+              <w:left w:val="nil"/>
+              <w:bottom w:val="single" w:sz="4" w:color="DDE3EA" w:space="0"/>
+              <w:right w:val="nil"/>
+            </w:tcBorders>
           </w:tcPr>
           <w:p>
             <w:pPr>
-              <w:spacing w:after="0"/>
+              <w:spacing w:before="0" w:after="0"/>
               <w:jc w:val="right"/>
             </w:pPr>
-            <w:r/>
             <w:r>
               <w:rPr>
                 <w:b w:val="0"/>
@@ -1246,15 +1849,19 @@
         </w:tc>
         <w:tc>
           <w:tcPr>
-            <w:tcW w:type="dxa" w:w="2211"/>
-            <w:shd w:val="clear" w:color="auto" w:fill="F6F8FA"/>
+            <w:tcW w:type="dxa" w:w="2148"/>
+            <w:tcBorders>
+              <w:top w:val="nil"/>
+              <w:left w:val="nil"/>
+              <w:bottom w:val="single" w:sz="4" w:color="DDE3EA" w:space="0"/>
+              <w:right w:val="nil"/>
+            </w:tcBorders>
           </w:tcPr>
           <w:p>
             <w:pPr>
-              <w:spacing w:after="0"/>
+              <w:spacing w:before="0" w:after="0"/>
               <w:jc w:val="right"/>
             </w:pPr>
-            <w:r/>
             <w:r>
               <w:rPr>
                 <w:b/>
@@ -1269,13 +1876,18 @@
       <w:tr>
         <w:tc>
           <w:tcPr>
-            <w:tcW w:type="dxa" w:w="2948"/>
+            <w:tcW w:type="dxa" w:w="2864"/>
+            <w:tcBorders>
+              <w:top w:val="nil"/>
+              <w:left w:val="nil"/>
+              <w:bottom w:val="single" w:sz="4" w:color="DDE3EA" w:space="0"/>
+              <w:right w:val="nil"/>
+            </w:tcBorders>
           </w:tcPr>
           <w:p>
             <w:pPr>
-              <w:spacing w:after="0"/>
+              <w:spacing w:before="0" w:after="0"/>
             </w:pPr>
-            <w:r/>
             <w:r>
               <w:rPr>
                 <w:b w:val="0"/>
@@ -1283,7 +1895,7 @@
               </w:rPr>
               <w:t>Adjusted EBITDA margin</w:t>
             </w:r>
-            <w:hyperlink r:id="rId15">
+            <w:hyperlink r:id="rId17">
               <w:r>
                 <w:rPr>
                   <w:color w:val="2A78D6"/>
@@ -1300,7 +1912,7 @@
               </w:rPr>
               <w:t>,</w:t>
             </w:r>
-            <w:hyperlink r:id="rId11">
+            <w:hyperlink r:id="rId13">
               <w:r>
                 <w:rPr>
                   <w:color w:val="2A78D6"/>
@@ -1314,14 +1926,19 @@
         </w:tc>
         <w:tc>
           <w:tcPr>
-            <w:tcW w:type="dxa" w:w="1191"/>
+            <w:tcW w:type="dxa" w:w="1157"/>
+            <w:tcBorders>
+              <w:top w:val="nil"/>
+              <w:left w:val="nil"/>
+              <w:bottom w:val="single" w:sz="4" w:color="DDE3EA" w:space="0"/>
+              <w:right w:val="nil"/>
+            </w:tcBorders>
           </w:tcPr>
           <w:p>
             <w:pPr>
-              <w:spacing w:after="0"/>
+              <w:spacing w:before="0" w:after="0"/>
               <w:jc w:val="right"/>
             </w:pPr>
-            <w:r/>
             <w:r>
               <w:rPr>
                 <w:b w:val="0"/>
@@ -1333,14 +1950,19 @@
         </w:tc>
         <w:tc>
           <w:tcPr>
-            <w:tcW w:type="dxa" w:w="1191"/>
+            <w:tcW w:type="dxa" w:w="1157"/>
+            <w:tcBorders>
+              <w:top w:val="nil"/>
+              <w:left w:val="nil"/>
+              <w:bottom w:val="single" w:sz="4" w:color="DDE3EA" w:space="0"/>
+              <w:right w:val="nil"/>
+            </w:tcBorders>
           </w:tcPr>
           <w:p>
             <w:pPr>
-              <w:spacing w:after="0"/>
+              <w:spacing w:before="0" w:after="0"/>
               <w:jc w:val="right"/>
             </w:pPr>
-            <w:r/>
             <w:r>
               <w:rPr>
                 <w:b w:val="0"/>
@@ -1352,14 +1974,19 @@
         </w:tc>
         <w:tc>
           <w:tcPr>
-            <w:tcW w:type="dxa" w:w="1191"/>
+            <w:tcW w:type="dxa" w:w="1157"/>
+            <w:tcBorders>
+              <w:top w:val="nil"/>
+              <w:left w:val="nil"/>
+              <w:bottom w:val="single" w:sz="4" w:color="DDE3EA" w:space="0"/>
+              <w:right w:val="nil"/>
+            </w:tcBorders>
           </w:tcPr>
           <w:p>
             <w:pPr>
-              <w:spacing w:after="0"/>
+              <w:spacing w:before="0" w:after="0"/>
               <w:jc w:val="right"/>
             </w:pPr>
-            <w:r/>
             <w:r>
               <w:rPr>
                 <w:b w:val="0"/>
@@ -1371,15 +1998,20 @@
         </w:tc>
         <w:tc>
           <w:tcPr>
-            <w:tcW w:type="dxa" w:w="1191"/>
+            <w:tcW w:type="dxa" w:w="1157"/>
+            <w:tcBorders>
+              <w:top w:val="nil"/>
+              <w:left w:val="nil"/>
+              <w:bottom w:val="single" w:sz="4" w:color="DDE3EA" w:space="0"/>
+              <w:right w:val="nil"/>
+            </w:tcBorders>
             <w:shd w:val="clear" w:color="auto" w:fill="E3F3E8"/>
           </w:tcPr>
           <w:p>
             <w:pPr>
-              <w:spacing w:after="0"/>
+              <w:spacing w:before="0" w:after="0"/>
               <w:jc w:val="right"/>
             </w:pPr>
-            <w:r/>
             <w:r>
               <w:rPr>
                 <w:b/>
@@ -1391,14 +2023,19 @@
         </w:tc>
         <w:tc>
           <w:tcPr>
-            <w:tcW w:type="dxa" w:w="2211"/>
+            <w:tcW w:type="dxa" w:w="2148"/>
+            <w:tcBorders>
+              <w:top w:val="nil"/>
+              <w:left w:val="nil"/>
+              <w:bottom w:val="single" w:sz="4" w:color="DDE3EA" w:space="0"/>
+              <w:right w:val="nil"/>
+            </w:tcBorders>
           </w:tcPr>
           <w:p>
             <w:pPr>
-              <w:spacing w:after="0"/>
+              <w:spacing w:before="0" w:after="0"/>
               <w:jc w:val="right"/>
             </w:pPr>
-            <w:r/>
             <w:r>
               <w:rPr>
                 <w:b/>
@@ -1413,14 +2050,18 @@
       <w:tr>
         <w:tc>
           <w:tcPr>
-            <w:tcW w:type="dxa" w:w="2948"/>
-            <w:shd w:val="clear" w:color="auto" w:fill="F6F8FA"/>
+            <w:tcW w:type="dxa" w:w="2864"/>
+            <w:tcBorders>
+              <w:top w:val="nil"/>
+              <w:left w:val="nil"/>
+              <w:bottom w:val="single" w:sz="4" w:color="DDE3EA" w:space="0"/>
+              <w:right w:val="nil"/>
+            </w:tcBorders>
           </w:tcPr>
           <w:p>
             <w:pPr>
-              <w:spacing w:after="0"/>
+              <w:spacing w:before="0" w:after="0"/>
             </w:pPr>
-            <w:r/>
             <w:r>
               <w:rPr>
                 <w:b w:val="0"/>
@@ -1428,7 +2069,7 @@
               </w:rPr>
               <w:t>Operating profit, EUR m</w:t>
             </w:r>
-            <w:hyperlink r:id="rId15">
+            <w:hyperlink r:id="rId17">
               <w:r>
                 <w:rPr>
                   <w:color w:val="2A78D6"/>
@@ -1445,7 +2086,7 @@
               </w:rPr>
               <w:t>,</w:t>
             </w:r>
-            <w:hyperlink r:id="rId11">
+            <w:hyperlink r:id="rId13">
               <w:r>
                 <w:rPr>
                   <w:color w:val="2A78D6"/>
@@ -1459,15 +2100,19 @@
         </w:tc>
         <w:tc>
           <w:tcPr>
-            <w:tcW w:type="dxa" w:w="1191"/>
-            <w:shd w:val="clear" w:color="auto" w:fill="F6F8FA"/>
+            <w:tcW w:type="dxa" w:w="1157"/>
+            <w:tcBorders>
+              <w:top w:val="nil"/>
+              <w:left w:val="nil"/>
+              <w:bottom w:val="single" w:sz="4" w:color="DDE3EA" w:space="0"/>
+              <w:right w:val="nil"/>
+            </w:tcBorders>
           </w:tcPr>
           <w:p>
             <w:pPr>
-              <w:spacing w:after="0"/>
+              <w:spacing w:before="0" w:after="0"/>
               <w:jc w:val="right"/>
             </w:pPr>
-            <w:r/>
             <w:r>
               <w:rPr>
                 <w:b w:val="0"/>
@@ -1479,15 +2124,19 @@
         </w:tc>
         <w:tc>
           <w:tcPr>
-            <w:tcW w:type="dxa" w:w="1191"/>
-            <w:shd w:val="clear" w:color="auto" w:fill="F6F8FA"/>
+            <w:tcW w:type="dxa" w:w="1157"/>
+            <w:tcBorders>
+              <w:top w:val="nil"/>
+              <w:left w:val="nil"/>
+              <w:bottom w:val="single" w:sz="4" w:color="DDE3EA" w:space="0"/>
+              <w:right w:val="nil"/>
+            </w:tcBorders>
           </w:tcPr>
           <w:p>
             <w:pPr>
-              <w:spacing w:after="0"/>
+              <w:spacing w:before="0" w:after="0"/>
               <w:jc w:val="right"/>
             </w:pPr>
-            <w:r/>
             <w:r>
               <w:rPr>
                 <w:b w:val="0"/>
@@ -1499,15 +2148,19 @@
         </w:tc>
         <w:tc>
           <w:tcPr>
-            <w:tcW w:type="dxa" w:w="1191"/>
-            <w:shd w:val="clear" w:color="auto" w:fill="F6F8FA"/>
+            <w:tcW w:type="dxa" w:w="1157"/>
+            <w:tcBorders>
+              <w:top w:val="nil"/>
+              <w:left w:val="nil"/>
+              <w:bottom w:val="single" w:sz="4" w:color="DDE3EA" w:space="0"/>
+              <w:right w:val="nil"/>
+            </w:tcBorders>
           </w:tcPr>
           <w:p>
             <w:pPr>
-              <w:spacing w:after="0"/>
+              <w:spacing w:before="0" w:after="0"/>
               <w:jc w:val="right"/>
             </w:pPr>
-            <w:r/>
             <w:r>
               <w:rPr>
                 <w:b w:val="0"/>
@@ -1519,15 +2172,19 @@
         </w:tc>
         <w:tc>
           <w:tcPr>
-            <w:tcW w:type="dxa" w:w="1191"/>
-            <w:shd w:val="clear" w:color="auto" w:fill="F6F8FA"/>
+            <w:tcW w:type="dxa" w:w="1157"/>
+            <w:tcBorders>
+              <w:top w:val="nil"/>
+              <w:left w:val="nil"/>
+              <w:bottom w:val="single" w:sz="4" w:color="DDE3EA" w:space="0"/>
+              <w:right w:val="nil"/>
+            </w:tcBorders>
           </w:tcPr>
           <w:p>
             <w:pPr>
-              <w:spacing w:after="0"/>
+              <w:spacing w:before="0" w:after="0"/>
               <w:jc w:val="right"/>
             </w:pPr>
-            <w:r/>
             <w:r>
               <w:rPr>
                 <w:b w:val="0"/>
@@ -1539,15 +2196,19 @@
         </w:tc>
         <w:tc>
           <w:tcPr>
-            <w:tcW w:type="dxa" w:w="2211"/>
-            <w:shd w:val="clear" w:color="auto" w:fill="F6F8FA"/>
+            <w:tcW w:type="dxa" w:w="2148"/>
+            <w:tcBorders>
+              <w:top w:val="nil"/>
+              <w:left w:val="nil"/>
+              <w:bottom w:val="single" w:sz="4" w:color="DDE3EA" w:space="0"/>
+              <w:right w:val="nil"/>
+            </w:tcBorders>
           </w:tcPr>
           <w:p>
             <w:pPr>
-              <w:spacing w:after="0"/>
+              <w:spacing w:before="0" w:after="0"/>
               <w:jc w:val="right"/>
             </w:pPr>
-            <w:r/>
             <w:r>
               <w:rPr>
                 <w:b/>
@@ -1562,13 +2223,18 @@
       <w:tr>
         <w:tc>
           <w:tcPr>
-            <w:tcW w:type="dxa" w:w="2948"/>
+            <w:tcW w:type="dxa" w:w="2864"/>
+            <w:tcBorders>
+              <w:top w:val="nil"/>
+              <w:left w:val="nil"/>
+              <w:bottom w:val="single" w:sz="4" w:color="DDE3EA" w:space="0"/>
+              <w:right w:val="nil"/>
+            </w:tcBorders>
           </w:tcPr>
           <w:p>
             <w:pPr>
-              <w:spacing w:after="0"/>
+              <w:spacing w:before="0" w:after="0"/>
             </w:pPr>
-            <w:r/>
             <w:r>
               <w:rPr>
                 <w:b w:val="0"/>
@@ -1576,7 +2242,7 @@
               </w:rPr>
               <w:t>Net profit, EUR m</w:t>
             </w:r>
-            <w:hyperlink r:id="rId15">
+            <w:hyperlink r:id="rId17">
               <w:r>
                 <w:rPr>
                   <w:color w:val="2A78D6"/>
@@ -1593,7 +2259,7 @@
               </w:rPr>
               <w:t>,</w:t>
             </w:r>
-            <w:hyperlink r:id="rId11">
+            <w:hyperlink r:id="rId13">
               <w:r>
                 <w:rPr>
                   <w:color w:val="2A78D6"/>
@@ -1607,14 +2273,19 @@
         </w:tc>
         <w:tc>
           <w:tcPr>
-            <w:tcW w:type="dxa" w:w="1191"/>
+            <w:tcW w:type="dxa" w:w="1157"/>
+            <w:tcBorders>
+              <w:top w:val="nil"/>
+              <w:left w:val="nil"/>
+              <w:bottom w:val="single" w:sz="4" w:color="DDE3EA" w:space="0"/>
+              <w:right w:val="nil"/>
+            </w:tcBorders>
           </w:tcPr>
           <w:p>
             <w:pPr>
-              <w:spacing w:after="0"/>
+              <w:spacing w:before="0" w:after="0"/>
               <w:jc w:val="right"/>
             </w:pPr>
-            <w:r/>
             <w:r>
               <w:rPr>
                 <w:b w:val="0"/>
@@ -1626,14 +2297,19 @@
         </w:tc>
         <w:tc>
           <w:tcPr>
-            <w:tcW w:type="dxa" w:w="1191"/>
+            <w:tcW w:type="dxa" w:w="1157"/>
+            <w:tcBorders>
+              <w:top w:val="nil"/>
+              <w:left w:val="nil"/>
+              <w:bottom w:val="single" w:sz="4" w:color="DDE3EA" w:space="0"/>
+              <w:right w:val="nil"/>
+            </w:tcBorders>
           </w:tcPr>
           <w:p>
             <w:pPr>
-              <w:spacing w:after="0"/>
+              <w:spacing w:before="0" w:after="0"/>
               <w:jc w:val="right"/>
             </w:pPr>
-            <w:r/>
             <w:r>
               <w:rPr>
                 <w:b w:val="0"/>
@@ -1645,14 +2321,19 @@
         </w:tc>
         <w:tc>
           <w:tcPr>
-            <w:tcW w:type="dxa" w:w="1191"/>
+            <w:tcW w:type="dxa" w:w="1157"/>
+            <w:tcBorders>
+              <w:top w:val="nil"/>
+              <w:left w:val="nil"/>
+              <w:bottom w:val="single" w:sz="4" w:color="DDE3EA" w:space="0"/>
+              <w:right w:val="nil"/>
+            </w:tcBorders>
           </w:tcPr>
           <w:p>
             <w:pPr>
-              <w:spacing w:after="0"/>
+              <w:spacing w:before="0" w:after="0"/>
               <w:jc w:val="right"/>
             </w:pPr>
-            <w:r/>
             <w:r>
               <w:rPr>
                 <w:b w:val="0"/>
@@ -1664,14 +2345,19 @@
         </w:tc>
         <w:tc>
           <w:tcPr>
-            <w:tcW w:type="dxa" w:w="1191"/>
+            <w:tcW w:type="dxa" w:w="1157"/>
+            <w:tcBorders>
+              <w:top w:val="nil"/>
+              <w:left w:val="nil"/>
+              <w:bottom w:val="single" w:sz="4" w:color="DDE3EA" w:space="0"/>
+              <w:right w:val="nil"/>
+            </w:tcBorders>
           </w:tcPr>
           <w:p>
             <w:pPr>
-              <w:spacing w:after="0"/>
+              <w:spacing w:before="0" w:after="0"/>
               <w:jc w:val="right"/>
             </w:pPr>
-            <w:r/>
             <w:r>
               <w:rPr>
                 <w:b w:val="0"/>
@@ -1683,14 +2369,19 @@
         </w:tc>
         <w:tc>
           <w:tcPr>
-            <w:tcW w:type="dxa" w:w="2211"/>
+            <w:tcW w:type="dxa" w:w="2148"/>
+            <w:tcBorders>
+              <w:top w:val="nil"/>
+              <w:left w:val="nil"/>
+              <w:bottom w:val="single" w:sz="4" w:color="DDE3EA" w:space="0"/>
+              <w:right w:val="nil"/>
+            </w:tcBorders>
           </w:tcPr>
           <w:p>
             <w:pPr>
-              <w:spacing w:after="0"/>
+              <w:spacing w:before="0" w:after="0"/>
               <w:jc w:val="right"/>
             </w:pPr>
-            <w:r/>
             <w:r>
               <w:rPr>
                 <w:b/>
@@ -1705,14 +2396,18 @@
       <w:tr>
         <w:tc>
           <w:tcPr>
-            <w:tcW w:type="dxa" w:w="2948"/>
-            <w:shd w:val="clear" w:color="auto" w:fill="F6F8FA"/>
+            <w:tcW w:type="dxa" w:w="2864"/>
+            <w:tcBorders>
+              <w:top w:val="nil"/>
+              <w:left w:val="nil"/>
+              <w:bottom w:val="single" w:sz="4" w:color="DDE3EA" w:space="0"/>
+              <w:right w:val="nil"/>
+            </w:tcBorders>
           </w:tcPr>
           <w:p>
             <w:pPr>
-              <w:spacing w:after="0"/>
+              <w:spacing w:before="0" w:after="0"/>
             </w:pPr>
-            <w:r/>
             <w:r>
               <w:rPr>
                 <w:b w:val="0"/>
@@ -1720,7 +2415,7 @@
               </w:rPr>
               <w:t>Investments, EUR m</w:t>
             </w:r>
-            <w:hyperlink r:id="rId15">
+            <w:hyperlink r:id="rId17">
               <w:r>
                 <w:rPr>
                   <w:color w:val="2A78D6"/>
@@ -1737,7 +2432,7 @@
               </w:rPr>
               <w:t>,</w:t>
             </w:r>
-            <w:hyperlink r:id="rId11">
+            <w:hyperlink r:id="rId13">
               <w:r>
                 <w:rPr>
                   <w:color w:val="2A78D6"/>
@@ -1751,15 +2446,19 @@
         </w:tc>
         <w:tc>
           <w:tcPr>
-            <w:tcW w:type="dxa" w:w="1191"/>
-            <w:shd w:val="clear" w:color="auto" w:fill="F6F8FA"/>
+            <w:tcW w:type="dxa" w:w="1157"/>
+            <w:tcBorders>
+              <w:top w:val="nil"/>
+              <w:left w:val="nil"/>
+              <w:bottom w:val="single" w:sz="4" w:color="DDE3EA" w:space="0"/>
+              <w:right w:val="nil"/>
+            </w:tcBorders>
           </w:tcPr>
           <w:p>
             <w:pPr>
-              <w:spacing w:after="0"/>
+              <w:spacing w:before="0" w:after="0"/>
               <w:jc w:val="right"/>
             </w:pPr>
-            <w:r/>
             <w:r>
               <w:rPr>
                 <w:b w:val="0"/>
@@ -1771,15 +2470,19 @@
         </w:tc>
         <w:tc>
           <w:tcPr>
-            <w:tcW w:type="dxa" w:w="1191"/>
-            <w:shd w:val="clear" w:color="auto" w:fill="F6F8FA"/>
+            <w:tcW w:type="dxa" w:w="1157"/>
+            <w:tcBorders>
+              <w:top w:val="nil"/>
+              <w:left w:val="nil"/>
+              <w:bottom w:val="single" w:sz="4" w:color="DDE3EA" w:space="0"/>
+              <w:right w:val="nil"/>
+            </w:tcBorders>
           </w:tcPr>
           <w:p>
             <w:pPr>
-              <w:spacing w:after="0"/>
+              <w:spacing w:before="0" w:after="0"/>
               <w:jc w:val="right"/>
             </w:pPr>
-            <w:r/>
             <w:r>
               <w:rPr>
                 <w:b w:val="0"/>
@@ -1791,15 +2494,19 @@
         </w:tc>
         <w:tc>
           <w:tcPr>
-            <w:tcW w:type="dxa" w:w="1191"/>
-            <w:shd w:val="clear" w:color="auto" w:fill="F6F8FA"/>
+            <w:tcW w:type="dxa" w:w="1157"/>
+            <w:tcBorders>
+              <w:top w:val="nil"/>
+              <w:left w:val="nil"/>
+              <w:bottom w:val="single" w:sz="4" w:color="DDE3EA" w:space="0"/>
+              <w:right w:val="nil"/>
+            </w:tcBorders>
           </w:tcPr>
           <w:p>
             <w:pPr>
-              <w:spacing w:after="0"/>
+              <w:spacing w:before="0" w:after="0"/>
               <w:jc w:val="right"/>
             </w:pPr>
-            <w:r/>
             <w:r>
               <w:rPr>
                 <w:b w:val="0"/>
@@ -1811,15 +2518,19 @@
         </w:tc>
         <w:tc>
           <w:tcPr>
-            <w:tcW w:type="dxa" w:w="1191"/>
-            <w:shd w:val="clear" w:color="auto" w:fill="F6F8FA"/>
+            <w:tcW w:type="dxa" w:w="1157"/>
+            <w:tcBorders>
+              <w:top w:val="nil"/>
+              <w:left w:val="nil"/>
+              <w:bottom w:val="single" w:sz="4" w:color="DDE3EA" w:space="0"/>
+              <w:right w:val="nil"/>
+            </w:tcBorders>
           </w:tcPr>
           <w:p>
             <w:pPr>
-              <w:spacing w:after="0"/>
+              <w:spacing w:before="0" w:after="0"/>
               <w:jc w:val="right"/>
             </w:pPr>
-            <w:r/>
             <w:r>
               <w:rPr>
                 <w:b w:val="0"/>
@@ -1831,15 +2542,19 @@
         </w:tc>
         <w:tc>
           <w:tcPr>
-            <w:tcW w:type="dxa" w:w="2211"/>
-            <w:shd w:val="clear" w:color="auto" w:fill="F6F8FA"/>
+            <w:tcW w:type="dxa" w:w="2148"/>
+            <w:tcBorders>
+              <w:top w:val="nil"/>
+              <w:left w:val="nil"/>
+              <w:bottom w:val="single" w:sz="4" w:color="DDE3EA" w:space="0"/>
+              <w:right w:val="nil"/>
+            </w:tcBorders>
           </w:tcPr>
           <w:p>
             <w:pPr>
-              <w:spacing w:after="0"/>
+              <w:spacing w:before="0" w:after="0"/>
               <w:jc w:val="right"/>
             </w:pPr>
-            <w:r/>
             <w:r>
               <w:rPr>
                 <w:b w:val="0"/>
@@ -1854,13 +2569,18 @@
       <w:tr>
         <w:tc>
           <w:tcPr>
-            <w:tcW w:type="dxa" w:w="2948"/>
+            <w:tcW w:type="dxa" w:w="2864"/>
+            <w:tcBorders>
+              <w:top w:val="nil"/>
+              <w:left w:val="nil"/>
+              <w:bottom w:val="single" w:sz="4" w:color="DDE3EA" w:space="0"/>
+              <w:right w:val="nil"/>
+            </w:tcBorders>
           </w:tcPr>
           <w:p>
             <w:pPr>
-              <w:spacing w:after="0"/>
+              <w:spacing w:before="0" w:after="0"/>
             </w:pPr>
-            <w:r/>
             <w:r>
               <w:rPr>
                 <w:b w:val="0"/>
@@ -1868,7 +2588,7 @@
               </w:rPr>
               <w:t>Net debt, EUR m</w:t>
             </w:r>
-            <w:hyperlink r:id="rId15">
+            <w:hyperlink r:id="rId17">
               <w:r>
                 <w:rPr>
                   <w:color w:val="2A78D6"/>
@@ -1885,7 +2605,7 @@
               </w:rPr>
               <w:t>,</w:t>
             </w:r>
-            <w:hyperlink r:id="rId11">
+            <w:hyperlink r:id="rId13">
               <w:r>
                 <w:rPr>
                   <w:color w:val="2A78D6"/>
@@ -1899,14 +2619,19 @@
         </w:tc>
         <w:tc>
           <w:tcPr>
-            <w:tcW w:type="dxa" w:w="1191"/>
+            <w:tcW w:type="dxa" w:w="1157"/>
+            <w:tcBorders>
+              <w:top w:val="nil"/>
+              <w:left w:val="nil"/>
+              <w:bottom w:val="single" w:sz="4" w:color="DDE3EA" w:space="0"/>
+              <w:right w:val="nil"/>
+            </w:tcBorders>
           </w:tcPr>
           <w:p>
             <w:pPr>
-              <w:spacing w:after="0"/>
+              <w:spacing w:before="0" w:after="0"/>
               <w:jc w:val="right"/>
             </w:pPr>
-            <w:r/>
             <w:r>
               <w:rPr>
                 <w:b w:val="0"/>
@@ -1918,14 +2643,19 @@
         </w:tc>
         <w:tc>
           <w:tcPr>
-            <w:tcW w:type="dxa" w:w="1191"/>
+            <w:tcW w:type="dxa" w:w="1157"/>
+            <w:tcBorders>
+              <w:top w:val="nil"/>
+              <w:left w:val="nil"/>
+              <w:bottom w:val="single" w:sz="4" w:color="DDE3EA" w:space="0"/>
+              <w:right w:val="nil"/>
+            </w:tcBorders>
           </w:tcPr>
           <w:p>
             <w:pPr>
-              <w:spacing w:after="0"/>
+              <w:spacing w:before="0" w:after="0"/>
               <w:jc w:val="right"/>
             </w:pPr>
-            <w:r/>
             <w:r>
               <w:rPr>
                 <w:b w:val="0"/>
@@ -1937,14 +2667,19 @@
         </w:tc>
         <w:tc>
           <w:tcPr>
-            <w:tcW w:type="dxa" w:w="1191"/>
+            <w:tcW w:type="dxa" w:w="1157"/>
+            <w:tcBorders>
+              <w:top w:val="nil"/>
+              <w:left w:val="nil"/>
+              <w:bottom w:val="single" w:sz="4" w:color="DDE3EA" w:space="0"/>
+              <w:right w:val="nil"/>
+            </w:tcBorders>
           </w:tcPr>
           <w:p>
             <w:pPr>
-              <w:spacing w:after="0"/>
+              <w:spacing w:before="0" w:after="0"/>
               <w:jc w:val="right"/>
             </w:pPr>
-            <w:r/>
             <w:r>
               <w:rPr>
                 <w:b w:val="0"/>
@@ -1956,14 +2691,19 @@
         </w:tc>
         <w:tc>
           <w:tcPr>
-            <w:tcW w:type="dxa" w:w="1191"/>
+            <w:tcW w:type="dxa" w:w="1157"/>
+            <w:tcBorders>
+              <w:top w:val="nil"/>
+              <w:left w:val="nil"/>
+              <w:bottom w:val="single" w:sz="4" w:color="DDE3EA" w:space="0"/>
+              <w:right w:val="nil"/>
+            </w:tcBorders>
           </w:tcPr>
           <w:p>
             <w:pPr>
-              <w:spacing w:after="0"/>
+              <w:spacing w:before="0" w:after="0"/>
               <w:jc w:val="right"/>
             </w:pPr>
-            <w:r/>
             <w:r>
               <w:rPr>
                 <w:b w:val="0"/>
@@ -1975,14 +2715,19 @@
         </w:tc>
         <w:tc>
           <w:tcPr>
-            <w:tcW w:type="dxa" w:w="2211"/>
+            <w:tcW w:type="dxa" w:w="2148"/>
+            <w:tcBorders>
+              <w:top w:val="nil"/>
+              <w:left w:val="nil"/>
+              <w:bottom w:val="single" w:sz="4" w:color="DDE3EA" w:space="0"/>
+              <w:right w:val="nil"/>
+            </w:tcBorders>
           </w:tcPr>
           <w:p>
             <w:pPr>
-              <w:spacing w:after="0"/>
+              <w:spacing w:before="0" w:after="0"/>
               <w:jc w:val="right"/>
             </w:pPr>
-            <w:r/>
             <w:r>
               <w:rPr>
                 <w:b/>
@@ -1997,14 +2742,18 @@
       <w:tr>
         <w:tc>
           <w:tcPr>
-            <w:tcW w:type="dxa" w:w="2948"/>
-            <w:shd w:val="clear" w:color="auto" w:fill="F6F8FA"/>
+            <w:tcW w:type="dxa" w:w="2864"/>
+            <w:tcBorders>
+              <w:top w:val="nil"/>
+              <w:left w:val="nil"/>
+              <w:bottom w:val="single" w:sz="4" w:color="DDE3EA" w:space="0"/>
+              <w:right w:val="nil"/>
+            </w:tcBorders>
           </w:tcPr>
           <w:p>
             <w:pPr>
-              <w:spacing w:after="0"/>
+              <w:spacing w:before="0" w:after="0"/>
             </w:pPr>
-            <w:r/>
             <w:r>
               <w:rPr>
                 <w:b w:val="0"/>
@@ -2016,15 +2765,19 @@
         </w:tc>
         <w:tc>
           <w:tcPr>
-            <w:tcW w:type="dxa" w:w="1191"/>
-            <w:shd w:val="clear" w:color="auto" w:fill="F6F8FA"/>
+            <w:tcW w:type="dxa" w:w="1157"/>
+            <w:tcBorders>
+              <w:top w:val="nil"/>
+              <w:left w:val="nil"/>
+              <w:bottom w:val="single" w:sz="4" w:color="DDE3EA" w:space="0"/>
+              <w:right w:val="nil"/>
+            </w:tcBorders>
           </w:tcPr>
           <w:p>
             <w:pPr>
-              <w:spacing w:after="0"/>
+              <w:spacing w:before="0" w:after="0"/>
               <w:jc w:val="right"/>
             </w:pPr>
-            <w:r/>
             <w:r>
               <w:rPr>
                 <w:b w:val="0"/>
@@ -2036,15 +2789,19 @@
         </w:tc>
         <w:tc>
           <w:tcPr>
-            <w:tcW w:type="dxa" w:w="1191"/>
-            <w:shd w:val="clear" w:color="auto" w:fill="F6F8FA"/>
+            <w:tcW w:type="dxa" w:w="1157"/>
+            <w:tcBorders>
+              <w:top w:val="nil"/>
+              <w:left w:val="nil"/>
+              <w:bottom w:val="single" w:sz="4" w:color="DDE3EA" w:space="0"/>
+              <w:right w:val="nil"/>
+            </w:tcBorders>
           </w:tcPr>
           <w:p>
             <w:pPr>
-              <w:spacing w:after="0"/>
+              <w:spacing w:before="0" w:after="0"/>
               <w:jc w:val="right"/>
             </w:pPr>
-            <w:r/>
             <w:r>
               <w:rPr>
                 <w:b w:val="0"/>
@@ -2056,15 +2813,19 @@
         </w:tc>
         <w:tc>
           <w:tcPr>
-            <w:tcW w:type="dxa" w:w="1191"/>
-            <w:shd w:val="clear" w:color="auto" w:fill="F6F8FA"/>
+            <w:tcW w:type="dxa" w:w="1157"/>
+            <w:tcBorders>
+              <w:top w:val="nil"/>
+              <w:left w:val="nil"/>
+              <w:bottom w:val="single" w:sz="4" w:color="DDE3EA" w:space="0"/>
+              <w:right w:val="nil"/>
+            </w:tcBorders>
           </w:tcPr>
           <w:p>
             <w:pPr>
-              <w:spacing w:after="0"/>
+              <w:spacing w:before="0" w:after="0"/>
               <w:jc w:val="right"/>
             </w:pPr>
-            <w:r/>
             <w:r>
               <w:rPr>
                 <w:b w:val="0"/>
@@ -2076,15 +2837,20 @@
         </w:tc>
         <w:tc>
           <w:tcPr>
-            <w:tcW w:type="dxa" w:w="1191"/>
+            <w:tcW w:type="dxa" w:w="1157"/>
+            <w:tcBorders>
+              <w:top w:val="nil"/>
+              <w:left w:val="nil"/>
+              <w:bottom w:val="single" w:sz="4" w:color="DDE3EA" w:space="0"/>
+              <w:right w:val="nil"/>
+            </w:tcBorders>
             <w:shd w:val="clear" w:color="auto" w:fill="E3F3E8"/>
           </w:tcPr>
           <w:p>
             <w:pPr>
-              <w:spacing w:after="0"/>
+              <w:spacing w:before="0" w:after="0"/>
               <w:jc w:val="right"/>
             </w:pPr>
-            <w:r/>
             <w:r>
               <w:rPr>
                 <w:b/>
@@ -2096,15 +2862,19 @@
         </w:tc>
         <w:tc>
           <w:tcPr>
-            <w:tcW w:type="dxa" w:w="2211"/>
-            <w:shd w:val="clear" w:color="auto" w:fill="F6F8FA"/>
+            <w:tcW w:type="dxa" w:w="2148"/>
+            <w:tcBorders>
+              <w:top w:val="nil"/>
+              <w:left w:val="nil"/>
+              <w:bottom w:val="single" w:sz="4" w:color="DDE3EA" w:space="0"/>
+              <w:right w:val="nil"/>
+            </w:tcBorders>
           </w:tcPr>
           <w:p>
             <w:pPr>
-              <w:spacing w:after="0"/>
+              <w:spacing w:before="0" w:after="0"/>
               <w:jc w:val="right"/>
             </w:pPr>
-            <w:r/>
             <w:r>
               <w:rPr>
                 <w:b/>
@@ -2119,13 +2889,18 @@
       <w:tr>
         <w:tc>
           <w:tcPr>
-            <w:tcW w:type="dxa" w:w="2948"/>
+            <w:tcW w:type="dxa" w:w="2864"/>
+            <w:tcBorders>
+              <w:top w:val="nil"/>
+              <w:left w:val="nil"/>
+              <w:bottom w:val="single" w:sz="4" w:color="DDE3EA" w:space="0"/>
+              <w:right w:val="nil"/>
+            </w:tcBorders>
           </w:tcPr>
           <w:p>
             <w:pPr>
-              <w:spacing w:after="0"/>
+              <w:spacing w:before="0" w:after="0"/>
             </w:pPr>
-            <w:r/>
             <w:r>
               <w:rPr>
                 <w:b w:val="0"/>
@@ -2137,14 +2912,19 @@
         </w:tc>
         <w:tc>
           <w:tcPr>
-            <w:tcW w:type="dxa" w:w="1191"/>
+            <w:tcW w:type="dxa" w:w="1157"/>
+            <w:tcBorders>
+              <w:top w:val="nil"/>
+              <w:left w:val="nil"/>
+              <w:bottom w:val="single" w:sz="4" w:color="DDE3EA" w:space="0"/>
+              <w:right w:val="nil"/>
+            </w:tcBorders>
           </w:tcPr>
           <w:p>
             <w:pPr>
-              <w:spacing w:after="0"/>
+              <w:spacing w:before="0" w:after="0"/>
               <w:jc w:val="right"/>
             </w:pPr>
-            <w:r/>
             <w:r>
               <w:rPr>
                 <w:b w:val="0"/>
@@ -2156,14 +2936,19 @@
         </w:tc>
         <w:tc>
           <w:tcPr>
-            <w:tcW w:type="dxa" w:w="1191"/>
+            <w:tcW w:type="dxa" w:w="1157"/>
+            <w:tcBorders>
+              <w:top w:val="nil"/>
+              <w:left w:val="nil"/>
+              <w:bottom w:val="single" w:sz="4" w:color="DDE3EA" w:space="0"/>
+              <w:right w:val="nil"/>
+            </w:tcBorders>
           </w:tcPr>
           <w:p>
             <w:pPr>
-              <w:spacing w:after="0"/>
+              <w:spacing w:before="0" w:after="0"/>
               <w:jc w:val="right"/>
             </w:pPr>
-            <w:r/>
             <w:r>
               <w:rPr>
                 <w:b w:val="0"/>
@@ -2175,14 +2960,19 @@
         </w:tc>
         <w:tc>
           <w:tcPr>
-            <w:tcW w:type="dxa" w:w="1191"/>
+            <w:tcW w:type="dxa" w:w="1157"/>
+            <w:tcBorders>
+              <w:top w:val="nil"/>
+              <w:left w:val="nil"/>
+              <w:bottom w:val="single" w:sz="4" w:color="DDE3EA" w:space="0"/>
+              <w:right w:val="nil"/>
+            </w:tcBorders>
           </w:tcPr>
           <w:p>
             <w:pPr>
-              <w:spacing w:after="0"/>
+              <w:spacing w:before="0" w:after="0"/>
               <w:jc w:val="right"/>
             </w:pPr>
-            <w:r/>
             <w:r>
               <w:rPr>
                 <w:b w:val="0"/>
@@ -2194,15 +2984,20 @@
         </w:tc>
         <w:tc>
           <w:tcPr>
-            <w:tcW w:type="dxa" w:w="1191"/>
+            <w:tcW w:type="dxa" w:w="1157"/>
+            <w:tcBorders>
+              <w:top w:val="nil"/>
+              <w:left w:val="nil"/>
+              <w:bottom w:val="single" w:sz="4" w:color="DDE3EA" w:space="0"/>
+              <w:right w:val="nil"/>
+            </w:tcBorders>
             <w:shd w:val="clear" w:color="auto" w:fill="E3F3E8"/>
           </w:tcPr>
           <w:p>
             <w:pPr>
-              <w:spacing w:after="0"/>
+              <w:spacing w:before="0" w:after="0"/>
               <w:jc w:val="right"/>
             </w:pPr>
-            <w:r/>
             <w:r>
               <w:rPr>
                 <w:b/>
@@ -2214,14 +3009,19 @@
         </w:tc>
         <w:tc>
           <w:tcPr>
-            <w:tcW w:type="dxa" w:w="2211"/>
+            <w:tcW w:type="dxa" w:w="2148"/>
+            <w:tcBorders>
+              <w:top w:val="nil"/>
+              <w:left w:val="nil"/>
+              <w:bottom w:val="single" w:sz="4" w:color="DDE3EA" w:space="0"/>
+              <w:right w:val="nil"/>
+            </w:tcBorders>
           </w:tcPr>
           <w:p>
             <w:pPr>
-              <w:spacing w:after="0"/>
+              <w:spacing w:before="0" w:after="0"/>
               <w:jc w:val="right"/>
             </w:pPr>
-            <w:r/>
             <w:r>
               <w:rPr>
                 <w:b/>
@@ -2236,14 +3036,18 @@
       <w:tr>
         <w:tc>
           <w:tcPr>
-            <w:tcW w:type="dxa" w:w="2948"/>
-            <w:shd w:val="clear" w:color="auto" w:fill="F6F8FA"/>
+            <w:tcW w:type="dxa" w:w="2864"/>
+            <w:tcBorders>
+              <w:top w:val="nil"/>
+              <w:left w:val="nil"/>
+              <w:bottom w:val="single" w:sz="4" w:color="DDE3EA" w:space="0"/>
+              <w:right w:val="nil"/>
+            </w:tcBorders>
           </w:tcPr>
           <w:p>
             <w:pPr>
-              <w:spacing w:after="0"/>
+              <w:spacing w:before="0" w:after="0"/>
             </w:pPr>
-            <w:r/>
             <w:r>
               <w:rPr>
                 <w:b w:val="0"/>
@@ -2251,7 +3055,7 @@
               </w:rPr>
               <w:t>Cargo volume, m t</w:t>
             </w:r>
-            <w:hyperlink r:id="rId15">
+            <w:hyperlink r:id="rId17">
               <w:r>
                 <w:rPr>
                   <w:color w:val="2A78D6"/>
@@ -2268,7 +3072,7 @@
               </w:rPr>
               <w:t>,</w:t>
             </w:r>
-            <w:hyperlink r:id="rId11">
+            <w:hyperlink r:id="rId13">
               <w:r>
                 <w:rPr>
                   <w:color w:val="2A78D6"/>
@@ -2282,15 +3086,19 @@
         </w:tc>
         <w:tc>
           <w:tcPr>
-            <w:tcW w:type="dxa" w:w="1191"/>
-            <w:shd w:val="clear" w:color="auto" w:fill="F6F8FA"/>
+            <w:tcW w:type="dxa" w:w="1157"/>
+            <w:tcBorders>
+              <w:top w:val="nil"/>
+              <w:left w:val="nil"/>
+              <w:bottom w:val="single" w:sz="4" w:color="DDE3EA" w:space="0"/>
+              <w:right w:val="nil"/>
+            </w:tcBorders>
           </w:tcPr>
           <w:p>
             <w:pPr>
-              <w:spacing w:after="0"/>
+              <w:spacing w:before="0" w:after="0"/>
               <w:jc w:val="right"/>
             </w:pPr>
-            <w:r/>
             <w:r>
               <w:rPr>
                 <w:b w:val="0"/>
@@ -2302,15 +3110,19 @@
         </w:tc>
         <w:tc>
           <w:tcPr>
-            <w:tcW w:type="dxa" w:w="1191"/>
-            <w:shd w:val="clear" w:color="auto" w:fill="F6F8FA"/>
+            <w:tcW w:type="dxa" w:w="1157"/>
+            <w:tcBorders>
+              <w:top w:val="nil"/>
+              <w:left w:val="nil"/>
+              <w:bottom w:val="single" w:sz="4" w:color="DDE3EA" w:space="0"/>
+              <w:right w:val="nil"/>
+            </w:tcBorders>
           </w:tcPr>
           <w:p>
             <w:pPr>
-              <w:spacing w:after="0"/>
+              <w:spacing w:before="0" w:after="0"/>
               <w:jc w:val="right"/>
             </w:pPr>
-            <w:r/>
             <w:r>
               <w:rPr>
                 <w:b w:val="0"/>
@@ -2322,15 +3134,19 @@
         </w:tc>
         <w:tc>
           <w:tcPr>
-            <w:tcW w:type="dxa" w:w="1191"/>
-            <w:shd w:val="clear" w:color="auto" w:fill="F6F8FA"/>
+            <w:tcW w:type="dxa" w:w="1157"/>
+            <w:tcBorders>
+              <w:top w:val="nil"/>
+              <w:left w:val="nil"/>
+              <w:bottom w:val="single" w:sz="4" w:color="DDE3EA" w:space="0"/>
+              <w:right w:val="nil"/>
+            </w:tcBorders>
           </w:tcPr>
           <w:p>
             <w:pPr>
-              <w:spacing w:after="0"/>
+              <w:spacing w:before="0" w:after="0"/>
               <w:jc w:val="right"/>
             </w:pPr>
-            <w:r/>
             <w:r>
               <w:rPr>
                 <w:b w:val="0"/>
@@ -2342,15 +3158,19 @@
         </w:tc>
         <w:tc>
           <w:tcPr>
-            <w:tcW w:type="dxa" w:w="1191"/>
-            <w:shd w:val="clear" w:color="auto" w:fill="F6F8FA"/>
+            <w:tcW w:type="dxa" w:w="1157"/>
+            <w:tcBorders>
+              <w:top w:val="nil"/>
+              <w:left w:val="nil"/>
+              <w:bottom w:val="single" w:sz="4" w:color="DDE3EA" w:space="0"/>
+              <w:right w:val="nil"/>
+            </w:tcBorders>
           </w:tcPr>
           <w:p>
             <w:pPr>
-              <w:spacing w:after="0"/>
+              <w:spacing w:before="0" w:after="0"/>
               <w:jc w:val="right"/>
             </w:pPr>
-            <w:r/>
             <w:r>
               <w:rPr>
                 <w:b w:val="0"/>
@@ -2362,15 +3182,19 @@
         </w:tc>
         <w:tc>
           <w:tcPr>
-            <w:tcW w:type="dxa" w:w="2211"/>
-            <w:shd w:val="clear" w:color="auto" w:fill="F6F8FA"/>
+            <w:tcW w:type="dxa" w:w="2148"/>
+            <w:tcBorders>
+              <w:top w:val="nil"/>
+              <w:left w:val="nil"/>
+              <w:bottom w:val="single" w:sz="4" w:color="DDE3EA" w:space="0"/>
+              <w:right w:val="nil"/>
+            </w:tcBorders>
           </w:tcPr>
           <w:p>
             <w:pPr>
-              <w:spacing w:after="0"/>
+              <w:spacing w:before="0" w:after="0"/>
               <w:jc w:val="right"/>
             </w:pPr>
-            <w:r/>
             <w:r>
               <w:rPr>
                 <w:b/>
@@ -2385,13 +3209,18 @@
       <w:tr>
         <w:tc>
           <w:tcPr>
-            <w:tcW w:type="dxa" w:w="2948"/>
+            <w:tcW w:type="dxa" w:w="2864"/>
+            <w:tcBorders>
+              <w:top w:val="nil"/>
+              <w:left w:val="nil"/>
+              <w:bottom w:val="single" w:sz="4" w:color="DDE3EA" w:space="0"/>
+              <w:right w:val="nil"/>
+            </w:tcBorders>
           </w:tcPr>
           <w:p>
             <w:pPr>
-              <w:spacing w:after="0"/>
+              <w:spacing w:before="0" w:after="0"/>
             </w:pPr>
-            <w:r/>
             <w:r>
               <w:rPr>
                 <w:b w:val="0"/>
@@ -2399,7 +3228,7 @@
               </w:rPr>
               <w:t>Passengers, m</w:t>
             </w:r>
-            <w:hyperlink r:id="rId11">
+            <w:hyperlink r:id="rId13">
               <w:r>
                 <w:rPr>
                   <w:color w:val="2A78D6"/>
@@ -2413,14 +3242,19 @@
         </w:tc>
         <w:tc>
           <w:tcPr>
-            <w:tcW w:type="dxa" w:w="1191"/>
+            <w:tcW w:type="dxa" w:w="1157"/>
+            <w:tcBorders>
+              <w:top w:val="nil"/>
+              <w:left w:val="nil"/>
+              <w:bottom w:val="single" w:sz="4" w:color="DDE3EA" w:space="0"/>
+              <w:right w:val="nil"/>
+            </w:tcBorders>
           </w:tcPr>
           <w:p>
             <w:pPr>
-              <w:spacing w:after="0"/>
+              <w:spacing w:before="0" w:after="0"/>
               <w:jc w:val="right"/>
             </w:pPr>
-            <w:r/>
             <w:r>
               <w:rPr>
                 <w:b w:val="0"/>
@@ -2432,14 +3266,19 @@
         </w:tc>
         <w:tc>
           <w:tcPr>
-            <w:tcW w:type="dxa" w:w="1191"/>
+            <w:tcW w:type="dxa" w:w="1157"/>
+            <w:tcBorders>
+              <w:top w:val="nil"/>
+              <w:left w:val="nil"/>
+              <w:bottom w:val="single" w:sz="4" w:color="DDE3EA" w:space="0"/>
+              <w:right w:val="nil"/>
+            </w:tcBorders>
           </w:tcPr>
           <w:p>
             <w:pPr>
-              <w:spacing w:after="0"/>
+              <w:spacing w:before="0" w:after="0"/>
               <w:jc w:val="right"/>
             </w:pPr>
-            <w:r/>
             <w:r>
               <w:rPr>
                 <w:b w:val="0"/>
@@ -2451,14 +3290,19 @@
         </w:tc>
         <w:tc>
           <w:tcPr>
-            <w:tcW w:type="dxa" w:w="1191"/>
+            <w:tcW w:type="dxa" w:w="1157"/>
+            <w:tcBorders>
+              <w:top w:val="nil"/>
+              <w:left w:val="nil"/>
+              <w:bottom w:val="single" w:sz="4" w:color="DDE3EA" w:space="0"/>
+              <w:right w:val="nil"/>
+            </w:tcBorders>
           </w:tcPr>
           <w:p>
             <w:pPr>
-              <w:spacing w:after="0"/>
+              <w:spacing w:before="0" w:after="0"/>
               <w:jc w:val="right"/>
             </w:pPr>
-            <w:r/>
             <w:r>
               <w:rPr>
                 <w:b w:val="0"/>
@@ -2470,14 +3314,19 @@
         </w:tc>
         <w:tc>
           <w:tcPr>
-            <w:tcW w:type="dxa" w:w="1191"/>
+            <w:tcW w:type="dxa" w:w="1157"/>
+            <w:tcBorders>
+              <w:top w:val="nil"/>
+              <w:left w:val="nil"/>
+              <w:bottom w:val="single" w:sz="4" w:color="DDE3EA" w:space="0"/>
+              <w:right w:val="nil"/>
+            </w:tcBorders>
           </w:tcPr>
           <w:p>
             <w:pPr>
-              <w:spacing w:after="0"/>
+              <w:spacing w:before="0" w:after="0"/>
               <w:jc w:val="right"/>
             </w:pPr>
-            <w:r/>
             <w:r>
               <w:rPr>
                 <w:b w:val="0"/>
@@ -2489,14 +3338,19 @@
         </w:tc>
         <w:tc>
           <w:tcPr>
-            <w:tcW w:type="dxa" w:w="2211"/>
+            <w:tcW w:type="dxa" w:w="2148"/>
+            <w:tcBorders>
+              <w:top w:val="nil"/>
+              <w:left w:val="nil"/>
+              <w:bottom w:val="single" w:sz="4" w:color="DDE3EA" w:space="0"/>
+              <w:right w:val="nil"/>
+            </w:tcBorders>
           </w:tcPr>
           <w:p>
             <w:pPr>
-              <w:spacing w:after="0"/>
+              <w:spacing w:before="0" w:after="0"/>
               <w:jc w:val="right"/>
             </w:pPr>
-            <w:r/>
             <w:r>
               <w:rPr>
                 <w:b/>
@@ -2511,14 +3365,18 @@
       <w:tr>
         <w:tc>
           <w:tcPr>
-            <w:tcW w:type="dxa" w:w="2948"/>
-            <w:shd w:val="clear" w:color="auto" w:fill="F6F8FA"/>
+            <w:tcW w:type="dxa" w:w="2864"/>
+            <w:tcBorders>
+              <w:top w:val="nil"/>
+              <w:left w:val="nil"/>
+              <w:bottom w:val="single" w:sz="4" w:color="DDE3EA" w:space="0"/>
+              <w:right w:val="nil"/>
+            </w:tcBorders>
           </w:tcPr>
           <w:p>
             <w:pPr>
-              <w:spacing w:after="0"/>
+              <w:spacing w:before="0" w:after="0"/>
             </w:pPr>
-            <w:r/>
             <w:r>
               <w:rPr>
                 <w:b w:val="0"/>
@@ -2526,7 +3384,7 @@
               </w:rPr>
               <w:t>Dividend per share, EUR</w:t>
             </w:r>
-            <w:hyperlink r:id="rId11">
+            <w:hyperlink r:id="rId13">
               <w:r>
                 <w:rPr>
                   <w:color w:val="2A78D6"/>
@@ -2543,7 +3401,7 @@
               </w:rPr>
               <w:t>,</w:t>
             </w:r>
-            <w:hyperlink r:id="rId11">
+            <w:hyperlink r:id="rId13">
               <w:r>
                 <w:rPr>
                   <w:color w:val="2A78D6"/>
@@ -2557,15 +3415,19 @@
         </w:tc>
         <w:tc>
           <w:tcPr>
-            <w:tcW w:type="dxa" w:w="1191"/>
-            <w:shd w:val="clear" w:color="auto" w:fill="F6F8FA"/>
+            <w:tcW w:type="dxa" w:w="1157"/>
+            <w:tcBorders>
+              <w:top w:val="nil"/>
+              <w:left w:val="nil"/>
+              <w:bottom w:val="single" w:sz="4" w:color="DDE3EA" w:space="0"/>
+              <w:right w:val="nil"/>
+            </w:tcBorders>
           </w:tcPr>
           <w:p>
             <w:pPr>
-              <w:spacing w:after="0"/>
+              <w:spacing w:before="0" w:after="0"/>
               <w:jc w:val="right"/>
             </w:pPr>
-            <w:r/>
             <w:r>
               <w:rPr>
                 <w:b w:val="0"/>
@@ -2577,15 +3439,19 @@
         </w:tc>
         <w:tc>
           <w:tcPr>
-            <w:tcW w:type="dxa" w:w="1191"/>
-            <w:shd w:val="clear" w:color="auto" w:fill="F6F8FA"/>
+            <w:tcW w:type="dxa" w:w="1157"/>
+            <w:tcBorders>
+              <w:top w:val="nil"/>
+              <w:left w:val="nil"/>
+              <w:bottom w:val="single" w:sz="4" w:color="DDE3EA" w:space="0"/>
+              <w:right w:val="nil"/>
+            </w:tcBorders>
           </w:tcPr>
           <w:p>
             <w:pPr>
-              <w:spacing w:after="0"/>
+              <w:spacing w:before="0" w:after="0"/>
               <w:jc w:val="right"/>
             </w:pPr>
-            <w:r/>
             <w:r>
               <w:rPr>
                 <w:b w:val="0"/>
@@ -2597,15 +3463,19 @@
         </w:tc>
         <w:tc>
           <w:tcPr>
-            <w:tcW w:type="dxa" w:w="1191"/>
-            <w:shd w:val="clear" w:color="auto" w:fill="F6F8FA"/>
+            <w:tcW w:type="dxa" w:w="1157"/>
+            <w:tcBorders>
+              <w:top w:val="nil"/>
+              <w:left w:val="nil"/>
+              <w:bottom w:val="single" w:sz="4" w:color="DDE3EA" w:space="0"/>
+              <w:right w:val="nil"/>
+            </w:tcBorders>
           </w:tcPr>
           <w:p>
             <w:pPr>
-              <w:spacing w:after="0"/>
+              <w:spacing w:before="0" w:after="0"/>
               <w:jc w:val="right"/>
             </w:pPr>
-            <w:r/>
             <w:r>
               <w:rPr>
                 <w:b w:val="0"/>
@@ -2617,15 +3487,19 @@
         </w:tc>
         <w:tc>
           <w:tcPr>
-            <w:tcW w:type="dxa" w:w="1191"/>
-            <w:shd w:val="clear" w:color="auto" w:fill="F6F8FA"/>
+            <w:tcW w:type="dxa" w:w="1157"/>
+            <w:tcBorders>
+              <w:top w:val="nil"/>
+              <w:left w:val="nil"/>
+              <w:bottom w:val="single" w:sz="4" w:color="DDE3EA" w:space="0"/>
+              <w:right w:val="nil"/>
+            </w:tcBorders>
           </w:tcPr>
           <w:p>
             <w:pPr>
-              <w:spacing w:after="0"/>
+              <w:spacing w:before="0" w:after="0"/>
               <w:jc w:val="right"/>
             </w:pPr>
-            <w:r/>
             <w:r>
               <w:rPr>
                 <w:b w:val="0"/>
@@ -2637,15 +3511,19 @@
         </w:tc>
         <w:tc>
           <w:tcPr>
-            <w:tcW w:type="dxa" w:w="2211"/>
-            <w:shd w:val="clear" w:color="auto" w:fill="F6F8FA"/>
+            <w:tcW w:type="dxa" w:w="2148"/>
+            <w:tcBorders>
+              <w:top w:val="nil"/>
+              <w:left w:val="nil"/>
+              <w:bottom w:val="single" w:sz="4" w:color="DDE3EA" w:space="0"/>
+              <w:right w:val="nil"/>
+            </w:tcBorders>
           </w:tcPr>
           <w:p>
             <w:pPr>
-              <w:spacing w:after="0"/>
+              <w:spacing w:before="0" w:after="0"/>
               <w:jc w:val="right"/>
             </w:pPr>
-            <w:r/>
             <w:r>
               <w:rPr>
                 <w:b w:val="0"/>
@@ -2659,9 +3537,17 @@
       </w:tr>
     </w:tbl>
     <w:p>
+      <w:pPr>
+        <w:spacing w:before="0" w:after="40"/>
+      </w:pPr>
+    </w:p>
+    <w:p>
+      <w:pPr>
+        <w:spacing w:before="40" w:after="60"/>
+      </w:pPr>
       <w:r>
         <w:rPr>
-          <w:i/>
+          <w:b w:val="0"/>
           <w:color w:val="5F6B7A"/>
           <w:sz w:val="16"/>
         </w:rPr>
@@ -2669,9 +3555,12 @@
       </w:r>
     </w:p>
     <w:p>
+      <w:pPr>
+        <w:spacing w:before="40" w:after="60"/>
+      </w:pPr>
       <w:r>
         <w:rPr>
-          <w:i/>
+          <w:b w:val="0"/>
           <w:color w:val="5F6B7A"/>
           <w:sz w:val="16"/>
         </w:rPr>
@@ -2695,7 +3584,7 @@
                     <pic:cNvPicPr/>
                   </pic:nvPicPr>
                   <pic:blipFill>
-                    <a:blip r:embed="rId16"/>
+                    <a:blip r:embed="rId18"/>
                     <a:stretch>
                       <a:fillRect/>
                     </a:stretch>
@@ -2716,11 +3605,24 @@
     </w:p>
     <w:p>
       <w:pPr>
-        <w:spacing w:before="280" w:after="80"/>
+        <w:keepNext/>
         <w:pBdr>
-          <w:bottom w:val="single" w:sz="6" w:color="C9D3DE" w:space="2"/>
+          <w:bottom w:val="single" w:sz="8" w:color="1F4E79" w:space="4"/>
         </w:pBdr>
+        <w:tabs>
+          <w:tab w:pos="482" w:val="left"/>
+        </w:tabs>
+        <w:spacing w:before="360" w:after="160"/>
       </w:pPr>
+      <w:r>
+        <w:rPr>
+          <w:b/>
+          <w:color w:val="2A78D6"/>
+          <w:sz w:val="18"/>
+        </w:rPr>
+        <w:t>04</w:t>
+        <w:tab/>
+      </w:r>
       <w:r>
         <w:rPr>
           <w:b/>
@@ -2732,16 +3634,28 @@
     </w:p>
     <w:p>
       <w:pPr>
-        <w:pStyle w:val="ListBullet"/>
-        <w:spacing w:after="60"/>
+        <w:tabs>
+          <w:tab w:pos="255" w:val="left"/>
+        </w:tabs>
+        <w:spacing w:before="0" w:after="80"/>
+        <w:ind w:left="255" w:hanging="255"/>
       </w:pPr>
+      <w:r>
+        <w:rPr>
+          <w:b/>
+          <w:color w:val="2A78D6"/>
+          <w:sz w:val="20"/>
+        </w:rPr>
+        <w:t>▪</w:t>
+        <w:tab/>
+      </w:r>
       <w:r>
         <w:rPr>
           <w:b w:val="0"/>
         </w:rPr>
         <w:t>Cargo 6.48m t (−5.0%), mainly liquid bulk (−33.8%); passengers 3.59m (−2.0%); vessel calls −4.8%</w:t>
       </w:r>
-      <w:hyperlink r:id="rId11">
+      <w:hyperlink r:id="rId13">
         <w:r>
           <w:rPr>
             <w:color w:val="2A78D6"/>
@@ -2760,16 +3674,28 @@
     </w:p>
     <w:p>
       <w:pPr>
-        <w:pStyle w:val="ListBullet"/>
-        <w:spacing w:after="60"/>
+        <w:tabs>
+          <w:tab w:pos="255" w:val="left"/>
+        </w:tabs>
+        <w:spacing w:before="0" w:after="80"/>
+        <w:ind w:left="255" w:hanging="255"/>
       </w:pPr>
+      <w:r>
+        <w:rPr>
+          <w:b/>
+          <w:color w:val="2A78D6"/>
+          <w:sz w:val="20"/>
+        </w:rPr>
+        <w:t>▪</w:t>
+        <w:tab/>
+      </w:r>
       <w:r>
         <w:rPr>
           <w:b w:val="0"/>
         </w:rPr>
         <w:t>Cruise passengers +47.8%, cruise ship calls +29.3% (6M)</w:t>
       </w:r>
-      <w:hyperlink r:id="rId11">
+      <w:hyperlink r:id="rId13">
         <w:r>
           <w:rPr>
             <w:color w:val="2A78D6"/>
@@ -2788,9 +3714,21 @@
     </w:p>
     <w:p>
       <w:pPr>
-        <w:pStyle w:val="ListBullet"/>
-        <w:spacing w:after="60"/>
+        <w:tabs>
+          <w:tab w:pos="255" w:val="left"/>
+        </w:tabs>
+        <w:spacing w:before="0" w:after="80"/>
+        <w:ind w:left="255" w:hanging="255"/>
       </w:pPr>
+      <w:r>
+        <w:rPr>
+          <w:b/>
+          <w:color w:val="2A78D6"/>
+          <w:sz w:val="20"/>
+        </w:rPr>
+        <w:t>▪</w:t>
+        <w:tab/>
+      </w:r>
       <w:r>
         <w:rPr>
           <w:b/>
@@ -2803,7 +3741,7 @@
         </w:rPr>
         <w:t xml:space="preserve"> Q2 trips +1.2%, passengers +1.8%; additional trips of ferry Regula agreed for summer</w:t>
       </w:r>
-      <w:hyperlink r:id="rId11">
+      <w:hyperlink r:id="rId13">
         <w:r>
           <w:rPr>
             <w:color w:val="2A78D6"/>
@@ -2819,7 +3757,7 @@
         </w:rPr>
         <w:t>. Icebreaker Botnica charter 130 days (110)</w:t>
       </w:r>
-      <w:hyperlink r:id="rId11">
+      <w:hyperlink r:id="rId13">
         <w:r>
           <w:rPr>
             <w:color w:val="2A78D6"/>
@@ -2838,9 +3776,21 @@
     </w:p>
     <w:p>
       <w:pPr>
-        <w:pStyle w:val="ListBullet"/>
-        <w:spacing w:after="60"/>
+        <w:tabs>
+          <w:tab w:pos="255" w:val="left"/>
+        </w:tabs>
+        <w:spacing w:before="0" w:after="80"/>
+        <w:ind w:left="255" w:hanging="255"/>
       </w:pPr>
+      <w:r>
+        <w:rPr>
+          <w:b/>
+          <w:color w:val="2A78D6"/>
+          <w:sz w:val="20"/>
+        </w:rPr>
+        <w:t>▪</w:t>
+        <w:tab/>
+      </w:r>
       <w:r>
         <w:rPr>
           <w:b/>
@@ -2853,7 +3803,7 @@
         </w:rPr>
         <w:t xml:space="preserve"> passenger harbours 18.9 / 9.6; cargo harbours 15.8 / 7.3; ferry 18.6 / 5.9; other 5.9 / 3.1</w:t>
       </w:r>
-      <w:hyperlink r:id="rId11">
+      <w:hyperlink r:id="rId13">
         <w:r>
           <w:rPr>
             <w:color w:val="2A78D6"/>
@@ -2872,9 +3822,21 @@
     </w:p>
     <w:p>
       <w:pPr>
-        <w:pStyle w:val="ListBullet"/>
-        <w:spacing w:after="60"/>
+        <w:tabs>
+          <w:tab w:pos="255" w:val="left"/>
+        </w:tabs>
+        <w:spacing w:before="0" w:after="80"/>
+        <w:ind w:left="255" w:hanging="255"/>
       </w:pPr>
+      <w:r>
+        <w:rPr>
+          <w:b/>
+          <w:color w:val="2A78D6"/>
+          <w:sz w:val="20"/>
+        </w:rPr>
+        <w:t>▪</w:t>
+        <w:tab/>
+      </w:r>
       <w:r>
         <w:rPr>
           <w:b/>
@@ -2887,7 +3849,7 @@
         </w:rPr>
         <w:t xml:space="preserve"> the war in Ukraine reduces liquid bulk volumes; the US-Iran conflict and Strait of Hormuz blockade raise fuel costs</w:t>
       </w:r>
-      <w:hyperlink r:id="rId11">
+      <w:hyperlink r:id="rId13">
         <w:r>
           <w:rPr>
             <w:color w:val="2A78D6"/>
@@ -2906,11 +3868,24 @@
     </w:p>
     <w:p>
       <w:pPr>
-        <w:spacing w:before="280" w:after="80"/>
+        <w:keepNext/>
         <w:pBdr>
-          <w:bottom w:val="single" w:sz="6" w:color="C9D3DE" w:space="2"/>
+          <w:bottom w:val="single" w:sz="8" w:color="1F4E79" w:space="4"/>
         </w:pBdr>
+        <w:tabs>
+          <w:tab w:pos="482" w:val="left"/>
+        </w:tabs>
+        <w:spacing w:before="360" w:after="160"/>
       </w:pPr>
+      <w:r>
+        <w:rPr>
+          <w:b/>
+          <w:color w:val="2A78D6"/>
+          <w:sz w:val="18"/>
+        </w:rPr>
+        <w:t>05</w:t>
+        <w:tab/>
+      </w:r>
       <w:r>
         <w:rPr>
           <w:b/>
@@ -2922,9 +3897,21 @@
     </w:p>
     <w:p>
       <w:pPr>
-        <w:pStyle w:val="ListBullet"/>
-        <w:spacing w:after="60"/>
+        <w:tabs>
+          <w:tab w:pos="255" w:val="left"/>
+        </w:tabs>
+        <w:spacing w:before="0" w:after="80"/>
+        <w:ind w:left="255" w:hanging="255"/>
       </w:pPr>
+      <w:r>
+        <w:rPr>
+          <w:b/>
+          <w:color w:val="2A78D6"/>
+          <w:sz w:val="20"/>
+        </w:rPr>
+        <w:t>▪</w:t>
+        <w:tab/>
+      </w:r>
       <w:r>
         <w:rPr>
           <w:b/>
@@ -2937,7 +3924,7 @@
         </w:rPr>
         <w:t xml:space="preserve"> revenue EUR 118.7m (−0.8%), adjusted EBITDA EUR 56.5m (+6.4%), net profit EUR 22.5m (+17.3%), investments EUR 33.2m, free cash flow EUR 50.9m</w:t>
       </w:r>
-      <w:hyperlink r:id="rId15">
+      <w:hyperlink r:id="rId17">
         <w:r>
           <w:rPr>
             <w:color w:val="2A78D6"/>
@@ -2956,16 +3943,28 @@
     </w:p>
     <w:p>
       <w:pPr>
-        <w:pStyle w:val="ListBullet"/>
-        <w:spacing w:after="60"/>
+        <w:tabs>
+          <w:tab w:pos="255" w:val="left"/>
+        </w:tabs>
+        <w:spacing w:before="0" w:after="80"/>
+        <w:ind w:left="255" w:hanging="255"/>
       </w:pPr>
+      <w:r>
+        <w:rPr>
+          <w:b/>
+          <w:color w:val="2A78D6"/>
+          <w:sz w:val="20"/>
+        </w:rPr>
+        <w:t>▪</w:t>
+        <w:tab/>
+      </w:r>
       <w:r>
         <w:rPr>
           <w:b w:val="0"/>
         </w:rPr>
         <w:t>6M investments EUR 3.5m (12.0m). The 2025 comparison includes a one-off EUR 0.9m gain on the land sale for the Rail Baltica station</w:t>
       </w:r>
-      <w:hyperlink r:id="rId11">
+      <w:hyperlink r:id="rId13">
         <w:r>
           <w:rPr>
             <w:color w:val="2A78D6"/>
@@ -2984,11 +3983,24 @@
     </w:p>
     <w:p>
       <w:pPr>
-        <w:spacing w:before="280" w:after="80"/>
+        <w:keepNext/>
         <w:pBdr>
-          <w:bottom w:val="single" w:sz="6" w:color="C9D3DE" w:space="2"/>
+          <w:bottom w:val="single" w:sz="8" w:color="1F4E79" w:space="4"/>
         </w:pBdr>
+        <w:tabs>
+          <w:tab w:pos="482" w:val="left"/>
+        </w:tabs>
+        <w:spacing w:before="360" w:after="160"/>
       </w:pPr>
+      <w:r>
+        <w:rPr>
+          <w:b/>
+          <w:color w:val="2A78D6"/>
+          <w:sz w:val="18"/>
+        </w:rPr>
+        <w:t>06</w:t>
+        <w:tab/>
+      </w:r>
       <w:r>
         <w:rPr>
           <w:b/>
@@ -3000,36 +4012,52 @@
     </w:p>
     <w:tbl>
       <w:tblPr>
-        <w:tblW w:type="auto" w:w="0"/>
+        <w:tblW w:w="9638" w:type="dxa"/>
+        <w:tblBorders>
+          <w:top w:val="nil"/>
+          <w:left w:val="nil"/>
+          <w:bottom w:val="nil"/>
+          <w:right w:val="nil"/>
+          <w:insideH w:val="nil"/>
+          <w:insideV w:val="nil"/>
+        </w:tblBorders>
+        <w:tblLayout w:type="fixed"/>
+        <w:tblCellMar>
+          <w:top w:w="70" w:type="dxa"/>
+          <w:left w:w="100" w:type="dxa"/>
+          <w:bottom w:w="70" w:type="dxa"/>
+          <w:right w:w="100" w:type="dxa"/>
+        </w:tblCellMar>
         <w:tblLook w:firstColumn="1" w:firstRow="1" w:lastColumn="0" w:lastRow="0" w:noHBand="0" w:noVBand="1" w:val="04A0"/>
-        <w:tblBorders>
-          <w:top w:val="single" w:sz="4" w:color="C9D3DE"/>
-          <w:left w:val="nil"/>
-          <w:bottom w:val="single" w:sz="4" w:color="C9D3DE"/>
-          <w:right w:val="nil"/>
-          <w:insideH w:val="single" w:sz="4" w:color="C9D3DE"/>
-          <w:insideV w:val="nil"/>
-        </w:tblBorders>
       </w:tblPr>
       <w:tblGrid>
-        <w:gridCol w:w="2493"/>
-        <w:gridCol w:w="2493"/>
-        <w:gridCol w:w="2493"/>
-        <w:gridCol w:w="2493"/>
+        <w:gridCol w:w="2577"/>
+        <w:gridCol w:w="2577"/>
+        <w:gridCol w:w="3138"/>
+        <w:gridCol w:w="1344"/>
       </w:tblGrid>
       <w:tr>
         <w:tc>
           <w:tcPr>
-            <w:tcW w:type="dxa" w:w="2608"/>
-            <w:shd w:val="clear" w:color="auto" w:fill="1F4E79"/>
+            <w:tcW w:type="dxa" w:w="2578"/>
+            <w:tcBorders>
+              <w:top w:val="single" w:sz="12" w:color="1F4E79" w:space="0"/>
+              <w:left w:val="nil"/>
+              <w:bottom w:val="single" w:sz="4" w:color="C9D3DE" w:space="0"/>
+              <w:right w:val="nil"/>
+            </w:tcBorders>
+            <w:shd w:val="clear" w:color="auto" w:fill="EAF1F8"/>
           </w:tcPr>
           <w:p>
-            <w:r/>
+            <w:pPr>
+              <w:spacing w:before="0" w:after="0"/>
+            </w:pPr>
             <w:r>
               <w:rPr>
                 <w:b/>
-                <w:color w:val="FFFFFF"/>
-                <w:sz w:val="17"/>
+                <w:caps/>
+                <w:color w:val="1F4E79"/>
+                <w:sz w:val="16"/>
               </w:rPr>
               <w:t>Plan / target</w:t>
             </w:r>
@@ -3037,16 +4065,25 @@
         </w:tc>
         <w:tc>
           <w:tcPr>
-            <w:tcW w:type="dxa" w:w="2608"/>
-            <w:shd w:val="clear" w:color="auto" w:fill="1F4E79"/>
+            <w:tcW w:type="dxa" w:w="2578"/>
+            <w:tcBorders>
+              <w:top w:val="single" w:sz="12" w:color="1F4E79" w:space="0"/>
+              <w:left w:val="nil"/>
+              <w:bottom w:val="single" w:sz="4" w:color="C9D3DE" w:space="0"/>
+              <w:right w:val="nil"/>
+            </w:tcBorders>
+            <w:shd w:val="clear" w:color="auto" w:fill="EAF1F8"/>
           </w:tcPr>
           <w:p>
-            <w:r/>
+            <w:pPr>
+              <w:spacing w:before="0" w:after="0"/>
+            </w:pPr>
             <w:r>
               <w:rPr>
                 <w:b/>
-                <w:color w:val="FFFFFF"/>
-                <w:sz w:val="17"/>
+                <w:caps/>
+                <w:color w:val="1F4E79"/>
+                <w:sz w:val="16"/>
               </w:rPr>
               <w:t>Outcome</w:t>
             </w:r>
@@ -3054,16 +4091,25 @@
         </w:tc>
         <w:tc>
           <w:tcPr>
-            <w:tcW w:type="dxa" w:w="3175"/>
-            <w:shd w:val="clear" w:color="auto" w:fill="1F4E79"/>
+            <w:tcW w:type="dxa" w:w="3138"/>
+            <w:tcBorders>
+              <w:top w:val="single" w:sz="12" w:color="1F4E79" w:space="0"/>
+              <w:left w:val="nil"/>
+              <w:bottom w:val="single" w:sz="4" w:color="C9D3DE" w:space="0"/>
+              <w:right w:val="nil"/>
+            </w:tcBorders>
+            <w:shd w:val="clear" w:color="auto" w:fill="EAF1F8"/>
           </w:tcPr>
           <w:p>
-            <w:r/>
+            <w:pPr>
+              <w:spacing w:before="0" w:after="0"/>
+            </w:pPr>
             <w:r>
               <w:rPr>
                 <w:b/>
-                <w:color w:val="FFFFFF"/>
-                <w:sz w:val="17"/>
+                <w:caps/>
+                <w:color w:val="1F4E79"/>
+                <w:sz w:val="16"/>
               </w:rPr>
               <w:t>What changed and why</w:t>
             </w:r>
@@ -3071,16 +4117,25 @@
         </w:tc>
         <w:tc>
           <w:tcPr>
-            <w:tcW w:type="dxa" w:w="1361"/>
-            <w:shd w:val="clear" w:color="auto" w:fill="1F4E79"/>
+            <w:tcW w:type="dxa" w:w="1345"/>
+            <w:tcBorders>
+              <w:top w:val="single" w:sz="12" w:color="1F4E79" w:space="0"/>
+              <w:left w:val="nil"/>
+              <w:bottom w:val="single" w:sz="4" w:color="C9D3DE" w:space="0"/>
+              <w:right w:val="nil"/>
+            </w:tcBorders>
+            <w:shd w:val="clear" w:color="auto" w:fill="EAF1F8"/>
           </w:tcPr>
           <w:p>
-            <w:r/>
+            <w:pPr>
+              <w:spacing w:before="0" w:after="0"/>
+            </w:pPr>
             <w:r>
               <w:rPr>
                 <w:b/>
-                <w:color w:val="FFFFFF"/>
-                <w:sz w:val="17"/>
+                <w:caps/>
+                <w:color w:val="1F4E79"/>
+                <w:sz w:val="16"/>
               </w:rPr>
               <w:t>Status</w:t>
             </w:r>
@@ -3090,13 +4145,18 @@
       <w:tr>
         <w:tc>
           <w:tcPr>
-            <w:tcW w:type="dxa" w:w="2608"/>
+            <w:tcW w:type="dxa" w:w="2578"/>
+            <w:tcBorders>
+              <w:top w:val="nil"/>
+              <w:left w:val="nil"/>
+              <w:bottom w:val="single" w:sz="4" w:color="DDE3EA" w:space="0"/>
+              <w:right w:val="nil"/>
+            </w:tcBorders>
           </w:tcPr>
           <w:p>
             <w:pPr>
-              <w:spacing w:after="0"/>
+              <w:spacing w:before="0" w:after="0"/>
             </w:pPr>
-            <w:r/>
             <w:r>
               <w:rPr>
                 <w:b w:val="0"/>
@@ -3108,13 +4168,18 @@
         </w:tc>
         <w:tc>
           <w:tcPr>
-            <w:tcW w:type="dxa" w:w="2608"/>
+            <w:tcW w:type="dxa" w:w="2578"/>
+            <w:tcBorders>
+              <w:top w:val="nil"/>
+              <w:left w:val="nil"/>
+              <w:bottom w:val="single" w:sz="4" w:color="DDE3EA" w:space="0"/>
+              <w:right w:val="nil"/>
+            </w:tcBorders>
           </w:tcPr>
           <w:p>
             <w:pPr>
-              <w:spacing w:after="0"/>
+              <w:spacing w:before="0" w:after="0"/>
             </w:pPr>
-            <w:r/>
             <w:r>
               <w:rPr>
                 <w:b w:val="0"/>
@@ -3122,7 +4187,7 @@
               </w:rPr>
               <w:t>85% of profit paid (policy ≥70%)</w:t>
             </w:r>
-            <w:hyperlink r:id="rId15">
+            <w:hyperlink r:id="rId17">
               <w:r>
                 <w:rPr>
                   <w:color w:val="2A78D6"/>
@@ -3139,7 +4204,7 @@
               </w:rPr>
               <w:t>,</w:t>
             </w:r>
-            <w:hyperlink r:id="rId11">
+            <w:hyperlink r:id="rId13">
               <w:r>
                 <w:rPr>
                   <w:color w:val="2A78D6"/>
@@ -3153,13 +4218,18 @@
         </w:tc>
         <w:tc>
           <w:tcPr>
-            <w:tcW w:type="dxa" w:w="3175"/>
+            <w:tcW w:type="dxa" w:w="3138"/>
+            <w:tcBorders>
+              <w:top w:val="nil"/>
+              <w:left w:val="nil"/>
+              <w:bottom w:val="single" w:sz="4" w:color="DDE3EA" w:space="0"/>
+              <w:right w:val="nil"/>
+            </w:tcBorders>
           </w:tcPr>
           <w:p>
             <w:pPr>
-              <w:spacing w:after="0"/>
+              <w:spacing w:before="0" w:after="0"/>
             </w:pPr>
-            <w:r/>
             <w:r>
               <w:rPr>
                 <w:b w:val="0"/>
@@ -3167,7 +4237,7 @@
               </w:rPr>
               <w:t>Met: 85% payout versus the ≥70% policy. But 6M 2026 profit fell to EUR 6.0m (10.3m) on fuel and repair costs and lower liquid bulk, so next year's dividend base may be smaller</w:t>
             </w:r>
-            <w:hyperlink r:id="rId11">
+            <w:hyperlink r:id="rId13">
               <w:r>
                 <w:rPr>
                   <w:color w:val="2A78D6"/>
@@ -3184,7 +4254,7 @@
               </w:rPr>
               <w:t>,</w:t>
             </w:r>
-            <w:hyperlink r:id="rId12">
+            <w:hyperlink r:id="rId14">
               <w:r>
                 <w:rPr>
                   <w:color w:val="2A78D6"/>
@@ -3205,14 +4275,19 @@
         </w:tc>
         <w:tc>
           <w:tcPr>
-            <w:tcW w:type="dxa" w:w="1361"/>
+            <w:tcW w:type="dxa" w:w="1345"/>
+            <w:tcBorders>
+              <w:top w:val="nil"/>
+              <w:left w:val="nil"/>
+              <w:bottom w:val="single" w:sz="4" w:color="DDE3EA" w:space="0"/>
+              <w:right w:val="nil"/>
+            </w:tcBorders>
             <w:shd w:val="clear" w:color="auto" w:fill="E3F3E8"/>
           </w:tcPr>
           <w:p>
             <w:pPr>
-              <w:spacing w:after="0"/>
+              <w:spacing w:before="0" w:after="0"/>
             </w:pPr>
-            <w:r/>
             <w:r>
               <w:rPr>
                 <w:b/>
@@ -3226,14 +4301,18 @@
       <w:tr>
         <w:tc>
           <w:tcPr>
-            <w:tcW w:type="dxa" w:w="2608"/>
-            <w:shd w:val="clear" w:color="auto" w:fill="F6F8FA"/>
+            <w:tcW w:type="dxa" w:w="2578"/>
+            <w:tcBorders>
+              <w:top w:val="nil"/>
+              <w:left w:val="nil"/>
+              <w:bottom w:val="single" w:sz="4" w:color="DDE3EA" w:space="0"/>
+              <w:right w:val="nil"/>
+            </w:tcBorders>
           </w:tcPr>
           <w:p>
             <w:pPr>
-              <w:spacing w:after="0"/>
+              <w:spacing w:before="0" w:after="0"/>
             </w:pPr>
-            <w:r/>
             <w:r>
               <w:rPr>
                 <w:b w:val="0"/>
@@ -3245,14 +4324,18 @@
         </w:tc>
         <w:tc>
           <w:tcPr>
-            <w:tcW w:type="dxa" w:w="2608"/>
-            <w:shd w:val="clear" w:color="auto" w:fill="F6F8FA"/>
+            <w:tcW w:type="dxa" w:w="2578"/>
+            <w:tcBorders>
+              <w:top w:val="nil"/>
+              <w:left w:val="nil"/>
+              <w:bottom w:val="single" w:sz="4" w:color="DDE3EA" w:space="0"/>
+              <w:right w:val="nil"/>
+            </w:tcBorders>
           </w:tcPr>
           <w:p>
             <w:pPr>
-              <w:spacing w:after="0"/>
+              <w:spacing w:before="0" w:after="0"/>
             </w:pPr>
-            <w:r/>
             <w:r>
               <w:rPr>
                 <w:b w:val="0"/>
@@ -3260,7 +4343,7 @@
               </w:rPr>
               <w:t>2025: 19,261 t CO2e (−41.8% vs 2019; calculated by the tool)</w:t>
             </w:r>
-            <w:hyperlink r:id="rId17">
+            <w:hyperlink r:id="rId19">
               <w:r>
                 <w:rPr>
                   <w:color w:val="2A78D6"/>
@@ -3274,14 +4357,18 @@
         </w:tc>
         <w:tc>
           <w:tcPr>
-            <w:tcW w:type="dxa" w:w="3175"/>
-            <w:shd w:val="clear" w:color="auto" w:fill="F6F8FA"/>
+            <w:tcW w:type="dxa" w:w="3138"/>
+            <w:tcBorders>
+              <w:top w:val="nil"/>
+              <w:left w:val="nil"/>
+              <w:bottom w:val="single" w:sz="4" w:color="DDE3EA" w:space="0"/>
+              <w:right w:val="nil"/>
+            </w:tcBorders>
           </w:tcPr>
           <w:p>
             <w:pPr>
-              <w:spacing w:after="0"/>
+              <w:spacing w:before="0" w:after="0"/>
             </w:pPr>
-            <w:r/>
             <w:r>
               <w:rPr>
                 <w:b w:val="0"/>
@@ -3289,7 +4376,7 @@
               </w:rPr>
               <w:t>Progressing: −41.8% reached by 2025; about 13 p.p. more is needed by 2030 (calculated by the tool)</w:t>
             </w:r>
-            <w:hyperlink r:id="rId17">
+            <w:hyperlink r:id="rId19">
               <w:r>
                 <w:rPr>
                   <w:color w:val="2A78D6"/>
@@ -3310,14 +4397,19 @@
         </w:tc>
         <w:tc>
           <w:tcPr>
-            <w:tcW w:type="dxa" w:w="1361"/>
+            <w:tcW w:type="dxa" w:w="1345"/>
+            <w:tcBorders>
+              <w:top w:val="nil"/>
+              <w:left w:val="nil"/>
+              <w:bottom w:val="single" w:sz="4" w:color="DDE3EA" w:space="0"/>
+              <w:right w:val="nil"/>
+            </w:tcBorders>
             <w:shd w:val="clear" w:color="auto" w:fill="EAF1F8"/>
           </w:tcPr>
           <w:p>
             <w:pPr>
-              <w:spacing w:after="0"/>
+              <w:spacing w:before="0" w:after="0"/>
             </w:pPr>
-            <w:r/>
             <w:r>
               <w:rPr>
                 <w:b/>
@@ -3331,13 +4423,18 @@
       <w:tr>
         <w:tc>
           <w:tcPr>
-            <w:tcW w:type="dxa" w:w="2608"/>
+            <w:tcW w:type="dxa" w:w="2578"/>
+            <w:tcBorders>
+              <w:top w:val="nil"/>
+              <w:left w:val="nil"/>
+              <w:bottom w:val="single" w:sz="4" w:color="DDE3EA" w:space="0"/>
+              <w:right w:val="nil"/>
+            </w:tcBorders>
           </w:tcPr>
           <w:p>
             <w:pPr>
-              <w:spacing w:after="0"/>
+              <w:spacing w:before="0" w:after="0"/>
             </w:pPr>
-            <w:r/>
             <w:r>
               <w:rPr>
                 <w:b w:val="0"/>
@@ -3349,13 +4446,18 @@
         </w:tc>
         <w:tc>
           <w:tcPr>
-            <w:tcW w:type="dxa" w:w="2608"/>
+            <w:tcW w:type="dxa" w:w="2578"/>
+            <w:tcBorders>
+              <w:top w:val="nil"/>
+              <w:left w:val="nil"/>
+              <w:bottom w:val="single" w:sz="4" w:color="DDE3EA" w:space="0"/>
+              <w:right w:val="nil"/>
+            </w:tcBorders>
           </w:tcPr>
           <w:p>
             <w:pPr>
-              <w:spacing w:after="0"/>
+              <w:spacing w:before="0" w:after="0"/>
             </w:pPr>
-            <w:r/>
             <w:r>
               <w:rPr>
                 <w:b w:val="0"/>
@@ -3363,7 +4465,7 @@
               </w:rPr>
               <w:t>New - assess in the next review</w:t>
             </w:r>
-            <w:hyperlink r:id="rId18">
+            <w:hyperlink r:id="rId20">
               <w:r>
                 <w:rPr>
                   <w:color w:val="2A78D6"/>
@@ -3377,13 +4479,18 @@
         </w:tc>
         <w:tc>
           <w:tcPr>
-            <w:tcW w:type="dxa" w:w="3175"/>
+            <w:tcW w:type="dxa" w:w="3138"/>
+            <w:tcBorders>
+              <w:top w:val="nil"/>
+              <w:left w:val="nil"/>
+              <w:bottom w:val="single" w:sz="4" w:color="DDE3EA" w:space="0"/>
+              <w:right w:val="nil"/>
+            </w:tcBorders>
           </w:tcPr>
           <w:p>
             <w:pPr>
-              <w:spacing w:after="0"/>
+              <w:spacing w:before="0" w:after="0"/>
             </w:pPr>
-            <w:r/>
             <w:r>
               <w:rPr>
                 <w:b w:val="0"/>
@@ -3391,7 +4498,7 @@
               </w:rPr>
               <w:t>New in the 2026-08 outlook; nothing to compare yet</w:t>
             </w:r>
-            <w:hyperlink r:id="rId18">
+            <w:hyperlink r:id="rId20">
               <w:r>
                 <w:rPr>
                   <w:color w:val="2A78D6"/>
@@ -3412,14 +4519,19 @@
         </w:tc>
         <w:tc>
           <w:tcPr>
-            <w:tcW w:type="dxa" w:w="1361"/>
+            <w:tcW w:type="dxa" w:w="1345"/>
+            <w:tcBorders>
+              <w:top w:val="nil"/>
+              <w:left w:val="nil"/>
+              <w:bottom w:val="single" w:sz="4" w:color="DDE3EA" w:space="0"/>
+              <w:right w:val="nil"/>
+            </w:tcBorders>
             <w:shd w:val="clear" w:color="auto" w:fill="EAF1F8"/>
           </w:tcPr>
           <w:p>
             <w:pPr>
-              <w:spacing w:after="0"/>
+              <w:spacing w:before="0" w:after="0"/>
             </w:pPr>
-            <w:r/>
             <w:r>
               <w:rPr>
                 <w:b/>
@@ -3433,11 +4545,29 @@
     </w:tbl>
     <w:p>
       <w:pPr>
-        <w:spacing w:before="280" w:after="80"/>
+        <w:spacing w:before="0" w:after="40"/>
+      </w:pPr>
+    </w:p>
+    <w:p>
+      <w:pPr>
+        <w:keepNext/>
         <w:pBdr>
-          <w:bottom w:val="single" w:sz="6" w:color="C9D3DE" w:space="2"/>
+          <w:bottom w:val="single" w:sz="8" w:color="1F4E79" w:space="4"/>
         </w:pBdr>
+        <w:tabs>
+          <w:tab w:pos="482" w:val="left"/>
+        </w:tabs>
+        <w:spacing w:before="360" w:after="160"/>
       </w:pPr>
+      <w:r>
+        <w:rPr>
+          <w:b/>
+          <w:color w:val="2A78D6"/>
+          <w:sz w:val="18"/>
+        </w:rPr>
+        <w:t>07</w:t>
+        <w:tab/>
+      </w:r>
       <w:r>
         <w:rPr>
           <w:b/>
@@ -3449,9 +4579,21 @@
     </w:p>
     <w:p>
       <w:pPr>
-        <w:pStyle w:val="ListBullet"/>
-        <w:spacing w:after="60"/>
+        <w:tabs>
+          <w:tab w:pos="255" w:val="left"/>
+        </w:tabs>
+        <w:spacing w:before="0" w:after="80"/>
+        <w:ind w:left="255" w:hanging="255"/>
       </w:pPr>
+      <w:r>
+        <w:rPr>
+          <w:b/>
+          <w:color w:val="2A78D6"/>
+          <w:sz w:val="20"/>
+        </w:rPr>
+        <w:t>▪</w:t>
+        <w:tab/>
+      </w:r>
       <w:r>
         <w:rPr>
           <w:b/>
@@ -3464,7 +4606,7 @@
         </w:rPr>
         <w:t xml:space="preserve"> shares (TSM1T, Nasdaq Tallinn). No bonds; borrowing is via loans (EUR 173.4m, of which 93.1m current)</w:t>
       </w:r>
-      <w:hyperlink r:id="rId11">
+      <w:hyperlink r:id="rId13">
         <w:r>
           <w:rPr>
             <w:color w:val="2A78D6"/>
@@ -3483,9 +4625,21 @@
     </w:p>
     <w:p>
       <w:pPr>
-        <w:pStyle w:val="ListBullet"/>
-        <w:spacing w:after="60"/>
+        <w:tabs>
+          <w:tab w:pos="255" w:val="left"/>
+        </w:tabs>
+        <w:spacing w:before="0" w:after="80"/>
+        <w:ind w:left="255" w:hanging="255"/>
       </w:pPr>
+      <w:r>
+        <w:rPr>
+          <w:b/>
+          <w:color w:val="2A78D6"/>
+          <w:sz w:val="20"/>
+        </w:rPr>
+        <w:t>▪</w:t>
+        <w:tab/>
+      </w:r>
       <w:r>
         <w:rPr>
           <w:b/>
@@ -3498,7 +4652,7 @@
         </w:rPr>
         <w:t xml:space="preserve"> dividends are based on prior-year profit; 6M profit EUR 6.0m (10.3m) - if the trend continues, the base for the 2027 dividend will be lower</w:t>
       </w:r>
-      <w:hyperlink r:id="rId11">
+      <w:hyperlink r:id="rId13">
         <w:r>
           <w:rPr>
             <w:color w:val="2A78D6"/>
@@ -3515,7 +4669,7 @@
         </w:rPr>
         <w:t>,</w:t>
       </w:r>
-      <w:hyperlink r:id="rId12">
+      <w:hyperlink r:id="rId14">
         <w:r>
           <w:rPr>
             <w:color w:val="2A78D6"/>
@@ -3534,9 +4688,21 @@
     </w:p>
     <w:p>
       <w:pPr>
-        <w:pStyle w:val="ListBullet"/>
-        <w:spacing w:after="60"/>
+        <w:tabs>
+          <w:tab w:pos="255" w:val="left"/>
+        </w:tabs>
+        <w:spacing w:before="0" w:after="80"/>
+        <w:ind w:left="255" w:hanging="255"/>
       </w:pPr>
+      <w:r>
+        <w:rPr>
+          <w:b/>
+          <w:color w:val="2A78D6"/>
+          <w:sz w:val="20"/>
+        </w:rPr>
+        <w:t>▪</w:t>
+        <w:tab/>
+      </w:r>
       <w:r>
         <w:rPr>
           <w:b/>
@@ -3549,7 +4715,7 @@
         </w:rPr>
         <w:t xml:space="preserve"> watch refinancing</w:t>
       </w:r>
-      <w:hyperlink r:id="rId11">
+      <w:hyperlink r:id="rId13">
         <w:r>
           <w:rPr>
             <w:color w:val="2A78D6"/>
@@ -3568,9 +4734,21 @@
     </w:p>
     <w:p>
       <w:pPr>
-        <w:pStyle w:val="ListBullet"/>
-        <w:spacing w:after="60"/>
+        <w:tabs>
+          <w:tab w:pos="255" w:val="left"/>
+        </w:tabs>
+        <w:spacing w:before="0" w:after="80"/>
+        <w:ind w:left="255" w:hanging="255"/>
       </w:pPr>
+      <w:r>
+        <w:rPr>
+          <w:b/>
+          <w:color w:val="2A78D6"/>
+          <w:sz w:val="20"/>
+        </w:rPr>
+        <w:t>▪</w:t>
+        <w:tab/>
+      </w:r>
       <w:r>
         <w:rPr>
           <w:b/>
@@ -3586,11 +4764,349 @@
     </w:p>
     <w:p>
       <w:pPr>
-        <w:spacing w:before="280" w:after="80"/>
+        <w:keepNext/>
         <w:pBdr>
-          <w:bottom w:val="single" w:sz="6" w:color="C9D3DE" w:space="2"/>
+          <w:bottom w:val="single" w:sz="8" w:color="1F4E79" w:space="4"/>
         </w:pBdr>
+        <w:tabs>
+          <w:tab w:pos="482" w:val="left"/>
+        </w:tabs>
+        <w:spacing w:before="360" w:after="160"/>
       </w:pPr>
+      <w:r>
+        <w:rPr>
+          <w:b/>
+          <w:color w:val="2A78D6"/>
+          <w:sz w:val="18"/>
+        </w:rPr>
+        <w:t>08</w:t>
+        <w:tab/>
+      </w:r>
+      <w:r>
+        <w:rPr>
+          <w:b/>
+          <w:color w:val="1F4E79"/>
+          <w:sz w:val="28"/>
+        </w:rPr>
+        <w:t>In the press</w:t>
+      </w:r>
+    </w:p>
+    <w:p>
+      <w:pPr>
+        <w:spacing w:before="40" w:after="60"/>
+      </w:pPr>
+      <w:r>
+        <w:rPr>
+          <w:b w:val="0"/>
+          <w:color w:val="5F6B7A"/>
+          <w:sz w:val="18"/>
+        </w:rPr>
+        <w:t>Automatic news scan (Google News, EE), 2026-07-24 – 2026-10-22: 3 articles.</w:t>
+      </w:r>
+    </w:p>
+    <w:tbl>
+      <w:tblPr>
+        <w:tblW w:w="9639" w:type="dxa"/>
+        <w:tblBorders>
+          <w:top w:val="nil"/>
+          <w:left w:val="nil"/>
+          <w:bottom w:val="nil"/>
+          <w:right w:val="nil"/>
+          <w:insideH w:val="nil"/>
+          <w:insideV w:val="nil"/>
+        </w:tblBorders>
+        <w:tblLayout w:type="fixed"/>
+        <w:tblCellMar>
+          <w:top w:w="80" w:type="dxa"/>
+          <w:left w:w="0" w:type="dxa"/>
+          <w:bottom w:w="80" w:type="dxa"/>
+          <w:right w:w="120" w:type="dxa"/>
+        </w:tblCellMar>
+        <w:tblLook w:firstColumn="1" w:firstRow="1" w:lastColumn="0" w:lastRow="0" w:noHBand="0" w:noVBand="1" w:val="04A0"/>
+      </w:tblPr>
+      <w:tblGrid>
+        <w:gridCol w:w="1020"/>
+        <w:gridCol w:w="1360"/>
+        <w:gridCol w:w="7257"/>
+      </w:tblGrid>
+      <w:tr>
+        <w:tc>
+          <w:tcPr>
+            <w:tcW w:type="dxa" w:w="1020"/>
+            <w:tcBorders>
+              <w:top w:val="nil"/>
+              <w:left w:val="nil"/>
+              <w:bottom w:val="single" w:sz="4" w:color="E3E8EE" w:space="0"/>
+              <w:right w:val="nil"/>
+            </w:tcBorders>
+          </w:tcPr>
+          <w:p>
+            <w:pPr>
+              <w:spacing w:before="0" w:after="0"/>
+            </w:pPr>
+            <w:r>
+              <w:rPr>
+                <w:b w:val="0"/>
+                <w:color w:val="1A1A1A"/>
+                <w:sz w:val="17"/>
+              </w:rPr>
+              <w:t>2026-10-09</w:t>
+            </w:r>
+          </w:p>
+        </w:tc>
+        <w:tc>
+          <w:tcPr>
+            <w:tcW w:type="dxa" w:w="1361"/>
+            <w:tcBorders>
+              <w:top w:val="nil"/>
+              <w:left w:val="nil"/>
+              <w:bottom w:val="single" w:sz="4" w:color="E3E8EE" w:space="0"/>
+              <w:right w:val="nil"/>
+            </w:tcBorders>
+          </w:tcPr>
+          <w:p>
+            <w:pPr>
+              <w:spacing w:before="0" w:after="0"/>
+            </w:pPr>
+            <w:r>
+              <w:rPr>
+                <w:b/>
+                <w:color w:val="5F6B7A"/>
+                <w:sz w:val="14"/>
+                <w:shd w:val="clear" w:color="auto" w:fill="F0F2F5"/>
+              </w:rPr>
+              <w:t xml:space="preserve"> OTHER </w:t>
+            </w:r>
+          </w:p>
+        </w:tc>
+        <w:tc>
+          <w:tcPr>
+            <w:tcW w:type="dxa" w:w="7257"/>
+            <w:tcBorders>
+              <w:top w:val="nil"/>
+              <w:left w:val="nil"/>
+              <w:bottom w:val="single" w:sz="4" w:color="E3E8EE" w:space="0"/>
+              <w:right w:val="nil"/>
+            </w:tcBorders>
+          </w:tcPr>
+          <w:p>
+            <w:pPr>
+              <w:spacing w:before="0" w:after="0"/>
+            </w:pPr>
+            <w:hyperlink r:id="rId21">
+              <w:r>
+                <w:rPr>
+                  <w:color w:val="1A1A1A"/>
+                  <w:sz w:val="18"/>
+                </w:rPr>
+                <w:t xml:space="preserve">Tallinna Sadama reisijatearv kvartalis kasvas, kuid kaubamaht langes</w:t>
+              </w:r>
+            </w:hyperlink>
+            <w:r>
+              <w:rPr>
+                <w:b w:val="0"/>
+                <w:color w:val="5F6B7A"/>
+                <w:sz w:val="15"/>
+              </w:rPr>
+              <w:t xml:space="preserve">   МК-Эстония</w:t>
+            </w:r>
+          </w:p>
+        </w:tc>
+      </w:tr>
+      <w:tr>
+        <w:tc>
+          <w:tcPr>
+            <w:tcW w:type="dxa" w:w="1020"/>
+            <w:tcBorders>
+              <w:top w:val="nil"/>
+              <w:left w:val="nil"/>
+              <w:bottom w:val="single" w:sz="4" w:color="E3E8EE" w:space="0"/>
+              <w:right w:val="nil"/>
+            </w:tcBorders>
+          </w:tcPr>
+          <w:p>
+            <w:pPr>
+              <w:spacing w:before="0" w:after="0"/>
+            </w:pPr>
+            <w:r>
+              <w:rPr>
+                <w:b w:val="0"/>
+                <w:color w:val="1A1A1A"/>
+                <w:sz w:val="17"/>
+              </w:rPr>
+              <w:t>2026-10-09</w:t>
+            </w:r>
+          </w:p>
+        </w:tc>
+        <w:tc>
+          <w:tcPr>
+            <w:tcW w:type="dxa" w:w="1361"/>
+            <w:tcBorders>
+              <w:top w:val="nil"/>
+              <w:left w:val="nil"/>
+              <w:bottom w:val="single" w:sz="4" w:color="E3E8EE" w:space="0"/>
+              <w:right w:val="nil"/>
+            </w:tcBorders>
+          </w:tcPr>
+          <w:p>
+            <w:pPr>
+              <w:spacing w:before="0" w:after="0"/>
+            </w:pPr>
+            <w:r>
+              <w:rPr>
+                <w:b/>
+                <w:color w:val="5F6B7A"/>
+                <w:sz w:val="14"/>
+                <w:shd w:val="clear" w:color="auto" w:fill="F0F2F5"/>
+              </w:rPr>
+              <w:t xml:space="preserve"> OTHER </w:t>
+            </w:r>
+          </w:p>
+        </w:tc>
+        <w:tc>
+          <w:tcPr>
+            <w:tcW w:type="dxa" w:w="7257"/>
+            <w:tcBorders>
+              <w:top w:val="nil"/>
+              <w:left w:val="nil"/>
+              <w:bottom w:val="single" w:sz="4" w:color="E3E8EE" w:space="0"/>
+              <w:right w:val="nil"/>
+            </w:tcBorders>
+          </w:tcPr>
+          <w:p>
+            <w:pPr>
+              <w:spacing w:before="0" w:after="0"/>
+            </w:pPr>
+            <w:hyperlink r:id="rId22">
+              <w:r>
+                <w:rPr>
+                  <w:color w:val="1A1A1A"/>
+                  <w:sz w:val="18"/>
+                </w:rPr>
+                <w:t xml:space="preserve">Tallinna Sadama kaubamaht kahanes, reisijate arv pöördus kasvule</w:t>
+              </w:r>
+            </w:hyperlink>
+            <w:r>
+              <w:rPr>
+                <w:b w:val="0"/>
+                <w:color w:val="5F6B7A"/>
+                <w:sz w:val="15"/>
+              </w:rPr>
+              <w:t xml:space="preserve">   Logistikauudised</w:t>
+            </w:r>
+          </w:p>
+        </w:tc>
+      </w:tr>
+      <w:tr>
+        <w:tc>
+          <w:tcPr>
+            <w:tcW w:type="dxa" w:w="1020"/>
+            <w:tcBorders>
+              <w:top w:val="nil"/>
+              <w:left w:val="nil"/>
+              <w:bottom w:val="single" w:sz="4" w:color="E3E8EE" w:space="0"/>
+              <w:right w:val="nil"/>
+            </w:tcBorders>
+          </w:tcPr>
+          <w:p>
+            <w:pPr>
+              <w:spacing w:before="0" w:after="0"/>
+            </w:pPr>
+            <w:r>
+              <w:rPr>
+                <w:b w:val="0"/>
+                <w:color w:val="1A1A1A"/>
+                <w:sz w:val="17"/>
+              </w:rPr>
+              <w:t>2026-10-09</w:t>
+            </w:r>
+          </w:p>
+        </w:tc>
+        <w:tc>
+          <w:tcPr>
+            <w:tcW w:type="dxa" w:w="1361"/>
+            <w:tcBorders>
+              <w:top w:val="nil"/>
+              <w:left w:val="nil"/>
+              <w:bottom w:val="single" w:sz="4" w:color="E3E8EE" w:space="0"/>
+              <w:right w:val="nil"/>
+            </w:tcBorders>
+          </w:tcPr>
+          <w:p>
+            <w:pPr>
+              <w:spacing w:before="0" w:after="0"/>
+            </w:pPr>
+            <w:r>
+              <w:rPr>
+                <w:b/>
+                <w:color w:val="5F6B7A"/>
+                <w:sz w:val="14"/>
+                <w:shd w:val="clear" w:color="auto" w:fill="F0F2F5"/>
+              </w:rPr>
+              <w:t xml:space="preserve"> OTHER </w:t>
+            </w:r>
+          </w:p>
+        </w:tc>
+        <w:tc>
+          <w:tcPr>
+            <w:tcW w:type="dxa" w:w="7257"/>
+            <w:tcBorders>
+              <w:top w:val="nil"/>
+              <w:left w:val="nil"/>
+              <w:bottom w:val="single" w:sz="4" w:color="E3E8EE" w:space="0"/>
+              <w:right w:val="nil"/>
+            </w:tcBorders>
+          </w:tcPr>
+          <w:p>
+            <w:pPr>
+              <w:spacing w:before="0" w:after="0"/>
+            </w:pPr>
+            <w:hyperlink r:id="rId23">
+              <w:r>
+                <w:rPr>
+                  <w:color w:val="1A1A1A"/>
+                  <w:sz w:val="18"/>
+                </w:rPr>
+                <w:t xml:space="preserve">ASi Tallinna Sadam 2026. aasta III kvartali ja 9 kuu tegevusmahud</w:t>
+              </w:r>
+            </w:hyperlink>
+            <w:r>
+              <w:rPr>
+                <w:b w:val="0"/>
+                <w:color w:val="5F6B7A"/>
+                <w:sz w:val="15"/>
+              </w:rPr>
+              <w:t xml:space="preserve">   GlobeNewswire</w:t>
+            </w:r>
+          </w:p>
+        </w:tc>
+      </w:tr>
+    </w:tbl>
+    <w:p>
+      <w:pPr>
+        <w:spacing w:before="0" w:after="40"/>
+      </w:pPr>
+    </w:p>
+    <w:p>
+      <w:pPr>
+        <w:keepNext/>
+        <w:pBdr>
+          <w:bottom w:val="single" w:sz="8" w:color="1F4E79" w:space="4"/>
+        </w:pBdr>
+        <w:tabs>
+          <w:tab w:pos="482" w:val="left"/>
+        </w:tabs>
+        <w:spacing w:before="360" w:after="160"/>
+      </w:pPr>
+      <w:r>
+        <w:rPr>
+          <w:b/>
+          <w:color w:val="2A78D6"/>
+          <w:sz w:val="18"/>
+        </w:rPr>
+        <w:t>09</w:t>
+        <w:tab/>
+      </w:r>
       <w:r>
         <w:rPr>
           <w:b/>
@@ -3602,1213 +5118,2039 @@
     </w:p>
     <w:p>
       <w:pPr>
-        <w:spacing w:before="160"/>
+        <w:keepNext/>
+        <w:shd w:val="clear" w:color="auto" w:fill="EAF1F8"/>
+        <w:spacing w:before="200" w:after="80"/>
+        <w:ind w:left="85"/>
       </w:pPr>
       <w:r>
         <w:rPr>
           <w:b/>
-          <w:sz w:val="22"/>
+          <w:caps/>
+          <w:color w:val="1F4E79"/>
+          <w:sz w:val="19"/>
         </w:rPr>
         <w:t>Exclusionary screening (companies)</w:t>
       </w:r>
     </w:p>
+    <w:tbl>
+      <w:tblPr>
+        <w:tblW w:w="9639" w:type="dxa"/>
+        <w:tblBorders>
+          <w:top w:val="nil"/>
+          <w:left w:val="nil"/>
+          <w:bottom w:val="nil"/>
+          <w:right w:val="nil"/>
+          <w:insideH w:val="nil"/>
+          <w:insideV w:val="nil"/>
+        </w:tblBorders>
+        <w:tblLayout w:type="fixed"/>
+        <w:tblCellMar>
+          <w:top w:w="90" w:type="dxa"/>
+          <w:left w:w="0" w:type="dxa"/>
+          <w:bottom w:w="110" w:type="dxa"/>
+          <w:right w:w="0" w:type="dxa"/>
+        </w:tblCellMar>
+        <w:tblLook w:firstColumn="1" w:firstRow="1" w:lastColumn="0" w:lastRow="0" w:noHBand="0" w:noVBand="1" w:val="04A0"/>
+      </w:tblPr>
+      <w:tblGrid>
+        <w:gridCol w:w="340"/>
+        <w:gridCol w:w="9298"/>
+      </w:tblGrid>
+      <w:tr>
+        <w:tc>
+          <w:tcPr>
+            <w:tcW w:type="dxa" w:w="340"/>
+            <w:tcBorders>
+              <w:top w:val="nil"/>
+              <w:left w:val="nil"/>
+              <w:bottom w:val="single" w:sz="4" w:color="E3E8EE" w:space="0"/>
+              <w:right w:val="nil"/>
+            </w:tcBorders>
+          </w:tcPr>
+          <w:p>
+            <w:pPr>
+              <w:spacing w:before="0" w:after="0"/>
+            </w:pPr>
+            <w:r>
+              <w:rPr>
+                <w:rFonts w:ascii="Segoe UI Symbol" w:hAnsi="Segoe UI Symbol"/>
+                <w:b w:val="0"/>
+                <w:color w:val="1B7F3B"/>
+                <w:sz w:val="24"/>
+              </w:rPr>
+              <w:t>☑</w:t>
+            </w:r>
+          </w:p>
+        </w:tc>
+        <w:tc>
+          <w:tcPr>
+            <w:tcW w:type="dxa" w:w="9298"/>
+            <w:tcBorders>
+              <w:top w:val="nil"/>
+              <w:left w:val="nil"/>
+              <w:bottom w:val="single" w:sz="4" w:color="E3E8EE" w:space="0"/>
+              <w:right w:val="nil"/>
+            </w:tcBorders>
+          </w:tcPr>
+          <w:p>
+            <w:pPr>
+              <w:spacing w:before="0" w:after="40"/>
+            </w:pPr>
+            <w:r>
+              <w:rPr>
+                <w:b/>
+                <w:color w:val="1A1A1A"/>
+                <w:sz w:val="19"/>
+              </w:rPr>
+              <w:t>Yes, the company is not involved in excluded sectors: controversial and nuclear weapons, tobacco, gambling and restricted sectors in fossil fuel</w:t>
+            </w:r>
+          </w:p>
+          <w:p>
+            <w:pPr>
+              <w:tabs>
+                <w:tab w:pos="198" w:val="left"/>
+              </w:tabs>
+              <w:spacing w:before="0" w:after="20"/>
+              <w:ind w:left="198" w:hanging="198"/>
+            </w:pPr>
+            <w:r>
+              <w:rPr>
+                <w:b w:val="0"/>
+                <w:color w:val="5F6B7A"/>
+                <w:sz w:val="18"/>
+              </w:rPr>
+              <w:t>•</w:t>
+              <w:tab/>
+            </w:r>
+            <w:r>
+              <w:rPr>
+                <w:b w:val="0"/>
+                <w:color w:val="333333"/>
+                <w:sz w:val="18"/>
+              </w:rPr>
+              <w:t>Port operator, ferry services, icebreaker, real estate - no weapons, tobacco, gambling, coal or oil exploration</w:t>
+            </w:r>
+            <w:hyperlink r:id="rId13">
+              <w:r>
+                <w:rPr>
+                  <w:color w:val="2A78D6"/>
+                  <w:vertAlign w:val="superscript"/>
+                  <w:sz w:val="15"/>
+                </w:rPr>
+                <w:t xml:space="preserve">2</w:t>
+              </w:r>
+            </w:hyperlink>
+            <w:r>
+              <w:rPr>
+                <w:b w:val="0"/>
+                <w:color w:val="333333"/>
+                <w:sz w:val="18"/>
+              </w:rPr>
+              <w:t>.</w:t>
+            </w:r>
+          </w:p>
+          <w:p>
+            <w:pPr>
+              <w:tabs>
+                <w:tab w:pos="198" w:val="left"/>
+              </w:tabs>
+              <w:spacing w:before="0" w:after="20"/>
+              <w:ind w:left="198" w:hanging="198"/>
+            </w:pPr>
+            <w:r>
+              <w:rPr>
+                <w:b w:val="0"/>
+                <w:color w:val="5F6B7A"/>
+                <w:sz w:val="18"/>
+              </w:rPr>
+              <w:t>•</w:t>
+              <w:tab/>
+            </w:r>
+            <w:r>
+              <w:rPr>
+                <w:b w:val="0"/>
+                <w:color w:val="333333"/>
+                <w:sz w:val="18"/>
+              </w:rPr>
+              <w:t>Handles liquid bulk (oil products), volumes declining (−33.8% in 6M)</w:t>
+            </w:r>
+            <w:hyperlink r:id="rId13">
+              <w:r>
+                <w:rPr>
+                  <w:color w:val="2A78D6"/>
+                  <w:vertAlign w:val="superscript"/>
+                  <w:sz w:val="15"/>
+                </w:rPr>
+                <w:t xml:space="preserve">2</w:t>
+              </w:r>
+            </w:hyperlink>
+            <w:r>
+              <w:rPr>
+                <w:b w:val="0"/>
+                <w:color w:val="333333"/>
+                <w:sz w:val="18"/>
+              </w:rPr>
+              <w:t>.</w:t>
+            </w:r>
+          </w:p>
+        </w:tc>
+      </w:tr>
+    </w:tbl>
+    <w:tbl>
+      <w:tblPr>
+        <w:tblW w:w="9639" w:type="dxa"/>
+        <w:tblBorders>
+          <w:top w:val="nil"/>
+          <w:left w:val="nil"/>
+          <w:bottom w:val="nil"/>
+          <w:right w:val="nil"/>
+          <w:insideH w:val="nil"/>
+          <w:insideV w:val="nil"/>
+        </w:tblBorders>
+        <w:tblLayout w:type="fixed"/>
+        <w:tblCellMar>
+          <w:top w:w="90" w:type="dxa"/>
+          <w:left w:w="0" w:type="dxa"/>
+          <w:bottom w:w="110" w:type="dxa"/>
+          <w:right w:w="0" w:type="dxa"/>
+        </w:tblCellMar>
+        <w:tblLook w:firstColumn="1" w:firstRow="1" w:lastColumn="0" w:lastRow="0" w:noHBand="0" w:noVBand="1" w:val="04A0"/>
+      </w:tblPr>
+      <w:tblGrid>
+        <w:gridCol w:w="340"/>
+        <w:gridCol w:w="9298"/>
+      </w:tblGrid>
+      <w:tr>
+        <w:tc>
+          <w:tcPr>
+            <w:tcW w:type="dxa" w:w="340"/>
+            <w:tcBorders>
+              <w:top w:val="nil"/>
+              <w:left w:val="nil"/>
+              <w:bottom w:val="single" w:sz="4" w:color="E3E8EE" w:space="0"/>
+              <w:right w:val="nil"/>
+            </w:tcBorders>
+          </w:tcPr>
+          <w:p>
+            <w:pPr>
+              <w:spacing w:before="0" w:after="0"/>
+            </w:pPr>
+            <w:r>
+              <w:rPr>
+                <w:rFonts w:ascii="Segoe UI Symbol" w:hAnsi="Segoe UI Symbol"/>
+                <w:b w:val="0"/>
+                <w:color w:val="1B7F3B"/>
+                <w:sz w:val="24"/>
+              </w:rPr>
+              <w:t>☑</w:t>
+            </w:r>
+          </w:p>
+        </w:tc>
+        <w:tc>
+          <w:tcPr>
+            <w:tcW w:type="dxa" w:w="9298"/>
+            <w:tcBorders>
+              <w:top w:val="nil"/>
+              <w:left w:val="nil"/>
+              <w:bottom w:val="single" w:sz="4" w:color="E3E8EE" w:space="0"/>
+              <w:right w:val="nil"/>
+            </w:tcBorders>
+          </w:tcPr>
+          <w:p>
+            <w:pPr>
+              <w:spacing w:before="0" w:after="40"/>
+            </w:pPr>
+            <w:r>
+              <w:rPr>
+                <w:b/>
+                <w:color w:val="1A1A1A"/>
+                <w:sz w:val="19"/>
+              </w:rPr>
+              <w:t>Yes, the company does not have red flag/signal related to controversies based on UN Global Compact, OECD Guidelines for Multinational Enterprises or any other relevant principles/standards</w:t>
+            </w:r>
+          </w:p>
+          <w:p>
+            <w:pPr>
+              <w:tabs>
+                <w:tab w:pos="198" w:val="left"/>
+              </w:tabs>
+              <w:spacing w:before="0" w:after="20"/>
+              <w:ind w:left="198" w:hanging="198"/>
+            </w:pPr>
+            <w:r>
+              <w:rPr>
+                <w:b w:val="0"/>
+                <w:color w:val="5F6B7A"/>
+                <w:sz w:val="18"/>
+              </w:rPr>
+              <w:t>•</w:t>
+              <w:tab/>
+            </w:r>
+            <w:r>
+              <w:rPr>
+                <w:b w:val="0"/>
+                <w:color w:val="333333"/>
+                <w:sz w:val="18"/>
+              </w:rPr>
+              <w:t>No UN Global Compact or OECD related controversies.</w:t>
+            </w:r>
+          </w:p>
+          <w:p>
+            <w:pPr>
+              <w:tabs>
+                <w:tab w:pos="198" w:val="left"/>
+              </w:tabs>
+              <w:spacing w:before="0" w:after="20"/>
+              <w:ind w:left="198" w:hanging="198"/>
+            </w:pPr>
+            <w:r>
+              <w:rPr>
+                <w:b w:val="0"/>
+                <w:color w:val="5F6B7A"/>
+                <w:sz w:val="18"/>
+              </w:rPr>
+              <w:t>•</w:t>
+              <w:tab/>
+            </w:r>
+            <w:r>
+              <w:rPr>
+                <w:b w:val="0"/>
+                <w:color w:val="333333"/>
+                <w:sz w:val="18"/>
+              </w:rPr>
+              <w:t>The bribery case from 2015 concerns former executives</w:t>
+            </w:r>
+          </w:p>
+          <w:p>
+            <w:pPr>
+              <w:tabs>
+                <w:tab w:pos="198" w:val="left"/>
+              </w:tabs>
+              <w:spacing w:before="0" w:after="20"/>
+              <w:ind w:left="198" w:hanging="198"/>
+            </w:pPr>
+            <w:r>
+              <w:rPr>
+                <w:b w:val="0"/>
+                <w:color w:val="5F6B7A"/>
+                <w:sz w:val="18"/>
+              </w:rPr>
+              <w:t>•</w:t>
+              <w:tab/>
+            </w:r>
+            <w:r>
+              <w:rPr>
+                <w:b w:val="0"/>
+                <w:color w:val="333333"/>
+                <w:sz w:val="18"/>
+              </w:rPr>
+              <w:t>The company is the injured party, not a defendant</w:t>
+            </w:r>
+            <w:hyperlink r:id="rId15">
+              <w:r>
+                <w:rPr>
+                  <w:color w:val="2A78D6"/>
+                  <w:vertAlign w:val="superscript"/>
+                  <w:sz w:val="15"/>
+                </w:rPr>
+                <w:t xml:space="preserve">7</w:t>
+              </w:r>
+            </w:hyperlink>
+            <w:r>
+              <w:rPr>
+                <w:color w:val="2A78D6"/>
+                <w:vertAlign w:val="superscript"/>
+              </w:rPr>
+              <w:t>,</w:t>
+            </w:r>
+            <w:hyperlink r:id="rId16">
+              <w:r>
+                <w:rPr>
+                  <w:color w:val="2A78D6"/>
+                  <w:vertAlign w:val="superscript"/>
+                  <w:sz w:val="15"/>
+                </w:rPr>
+                <w:t xml:space="preserve">8</w:t>
+              </w:r>
+            </w:hyperlink>
+            <w:r>
+              <w:rPr>
+                <w:b w:val="0"/>
+                <w:color w:val="333333"/>
+                <w:sz w:val="18"/>
+              </w:rPr>
+              <w:t>.</w:t>
+            </w:r>
+          </w:p>
+        </w:tc>
+      </w:tr>
+    </w:tbl>
+    <w:tbl>
+      <w:tblPr>
+        <w:tblW w:w="9639" w:type="dxa"/>
+        <w:tblBorders>
+          <w:top w:val="nil"/>
+          <w:left w:val="nil"/>
+          <w:bottom w:val="nil"/>
+          <w:right w:val="nil"/>
+          <w:insideH w:val="nil"/>
+          <w:insideV w:val="nil"/>
+        </w:tblBorders>
+        <w:tblLayout w:type="fixed"/>
+        <w:tblCellMar>
+          <w:top w:w="90" w:type="dxa"/>
+          <w:left w:w="0" w:type="dxa"/>
+          <w:bottom w:w="110" w:type="dxa"/>
+          <w:right w:w="0" w:type="dxa"/>
+        </w:tblCellMar>
+        <w:tblLook w:firstColumn="1" w:firstRow="1" w:lastColumn="0" w:lastRow="0" w:noHBand="0" w:noVBand="1" w:val="04A0"/>
+      </w:tblPr>
+      <w:tblGrid>
+        <w:gridCol w:w="340"/>
+        <w:gridCol w:w="9298"/>
+      </w:tblGrid>
+      <w:tr>
+        <w:tc>
+          <w:tcPr>
+            <w:tcW w:type="dxa" w:w="340"/>
+            <w:tcBorders>
+              <w:top w:val="nil"/>
+              <w:left w:val="nil"/>
+              <w:bottom w:val="single" w:sz="4" w:color="E3E8EE" w:space="0"/>
+              <w:right w:val="nil"/>
+            </w:tcBorders>
+          </w:tcPr>
+          <w:p>
+            <w:pPr>
+              <w:spacing w:before="0" w:after="0"/>
+            </w:pPr>
+            <w:r>
+              <w:rPr>
+                <w:rFonts w:ascii="Segoe UI Symbol" w:hAnsi="Segoe UI Symbol"/>
+                <w:b w:val="0"/>
+                <w:color w:val="1B7F3B"/>
+                <w:sz w:val="24"/>
+              </w:rPr>
+              <w:t>☑</w:t>
+            </w:r>
+          </w:p>
+        </w:tc>
+        <w:tc>
+          <w:tcPr>
+            <w:tcW w:type="dxa" w:w="9298"/>
+            <w:tcBorders>
+              <w:top w:val="nil"/>
+              <w:left w:val="nil"/>
+              <w:bottom w:val="single" w:sz="4" w:color="E3E8EE" w:space="0"/>
+              <w:right w:val="nil"/>
+            </w:tcBorders>
+          </w:tcPr>
+          <w:p>
+            <w:pPr>
+              <w:spacing w:before="0" w:after="40"/>
+            </w:pPr>
+            <w:r>
+              <w:rPr>
+                <w:b/>
+                <w:color w:val="1A1A1A"/>
+                <w:sz w:val="19"/>
+              </w:rPr>
+              <w:t>Yes, the company is not in the list of sanctions (add a screenshot)</w:t>
+            </w:r>
+          </w:p>
+          <w:p>
+            <w:pPr>
+              <w:tabs>
+                <w:tab w:pos="198" w:val="left"/>
+              </w:tabs>
+              <w:spacing w:before="0" w:after="20"/>
+              <w:ind w:left="198" w:hanging="198"/>
+            </w:pPr>
+            <w:r>
+              <w:rPr>
+                <w:b w:val="0"/>
+                <w:color w:val="5F6B7A"/>
+                <w:sz w:val="18"/>
+              </w:rPr>
+              <w:t>•</w:t>
+              <w:tab/>
+            </w:r>
+            <w:r>
+              <w:rPr>
+                <w:b w:val="0"/>
+                <w:color w:val="333333"/>
+                <w:sz w:val="18"/>
+              </w:rPr>
+              <w:t>Not found on the EU, UN, UK, US OFAC consolidated sanctions lists (automatic check 2026-10-22).</w:t>
+            </w:r>
+          </w:p>
+        </w:tc>
+      </w:tr>
+    </w:tbl>
+    <w:tbl>
+      <w:tblPr>
+        <w:tblW w:w="9639" w:type="dxa"/>
+        <w:tblBorders>
+          <w:top w:val="nil"/>
+          <w:left w:val="nil"/>
+          <w:bottom w:val="nil"/>
+          <w:right w:val="nil"/>
+          <w:insideH w:val="nil"/>
+          <w:insideV w:val="nil"/>
+        </w:tblBorders>
+        <w:tblLayout w:type="fixed"/>
+        <w:tblCellMar>
+          <w:top w:w="90" w:type="dxa"/>
+          <w:left w:w="0" w:type="dxa"/>
+          <w:bottom w:w="110" w:type="dxa"/>
+          <w:right w:w="0" w:type="dxa"/>
+        </w:tblCellMar>
+        <w:tblLook w:firstColumn="1" w:firstRow="1" w:lastColumn="0" w:lastRow="0" w:noHBand="0" w:noVBand="1" w:val="04A0"/>
+      </w:tblPr>
+      <w:tblGrid>
+        <w:gridCol w:w="340"/>
+        <w:gridCol w:w="9298"/>
+      </w:tblGrid>
+      <w:tr>
+        <w:tc>
+          <w:tcPr>
+            <w:tcW w:type="dxa" w:w="340"/>
+            <w:tcBorders>
+              <w:top w:val="nil"/>
+              <w:left w:val="nil"/>
+              <w:bottom w:val="single" w:sz="4" w:color="E3E8EE" w:space="0"/>
+              <w:right w:val="nil"/>
+            </w:tcBorders>
+          </w:tcPr>
+          <w:p>
+            <w:pPr>
+              <w:spacing w:before="0" w:after="0"/>
+            </w:pPr>
+            <w:r>
+              <w:rPr>
+                <w:rFonts w:ascii="Segoe UI Symbol" w:hAnsi="Segoe UI Symbol"/>
+                <w:b w:val="0"/>
+                <w:color w:val="1B7F3B"/>
+                <w:sz w:val="24"/>
+              </w:rPr>
+              <w:t>☑</w:t>
+            </w:r>
+          </w:p>
+        </w:tc>
+        <w:tc>
+          <w:tcPr>
+            <w:tcW w:type="dxa" w:w="9298"/>
+            <w:tcBorders>
+              <w:top w:val="nil"/>
+              <w:left w:val="nil"/>
+              <w:bottom w:val="single" w:sz="4" w:color="E3E8EE" w:space="0"/>
+              <w:right w:val="nil"/>
+            </w:tcBorders>
+          </w:tcPr>
+          <w:p>
+            <w:pPr>
+              <w:spacing w:before="0" w:after="40"/>
+            </w:pPr>
+            <w:r>
+              <w:rPr>
+                <w:b/>
+                <w:color w:val="1A1A1A"/>
+                <w:sz w:val="19"/>
+              </w:rPr>
+              <w:t>Yes, issues were not identified from adverse media checks (add a screenshot)</w:t>
+            </w:r>
+          </w:p>
+          <w:p>
+            <w:pPr>
+              <w:tabs>
+                <w:tab w:pos="198" w:val="left"/>
+              </w:tabs>
+              <w:spacing w:before="0" w:after="20"/>
+              <w:ind w:left="198" w:hanging="198"/>
+            </w:pPr>
+            <w:r>
+              <w:rPr>
+                <w:b w:val="0"/>
+                <w:color w:val="5F6B7A"/>
+                <w:sz w:val="18"/>
+              </w:rPr>
+              <w:t>•</w:t>
+              <w:tab/>
+            </w:r>
+            <w:r>
+              <w:rPr>
+                <w:b w:val="0"/>
+                <w:color w:val="333333"/>
+                <w:sz w:val="18"/>
+              </w:rPr>
+              <w:t>No new adverse news in the automatic news scan (Estonian and English media, last 30 days, 2026-10-22).</w:t>
+            </w:r>
+          </w:p>
+          <w:p>
+            <w:pPr>
+              <w:tabs>
+                <w:tab w:pos="198" w:val="left"/>
+              </w:tabs>
+              <w:spacing w:before="0" w:after="20"/>
+              <w:ind w:left="198" w:hanging="198"/>
+            </w:pPr>
+            <w:r>
+              <w:rPr>
+                <w:b w:val="0"/>
+                <w:color w:val="5F6B7A"/>
+                <w:sz w:val="18"/>
+              </w:rPr>
+              <w:t>•</w:t>
+              <w:tab/>
+            </w:r>
+            <w:r>
+              <w:rPr>
+                <w:b w:val="0"/>
+                <w:color w:val="333333"/>
+                <w:sz w:val="18"/>
+              </w:rPr>
+              <w:t>Older coverage concerns the former executives' case</w:t>
+            </w:r>
+            <w:hyperlink r:id="rId15">
+              <w:r>
+                <w:rPr>
+                  <w:color w:val="2A78D6"/>
+                  <w:vertAlign w:val="superscript"/>
+                  <w:sz w:val="15"/>
+                </w:rPr>
+                <w:t xml:space="preserve">7</w:t>
+              </w:r>
+            </w:hyperlink>
+            <w:r>
+              <w:rPr>
+                <w:color w:val="2A78D6"/>
+                <w:vertAlign w:val="superscript"/>
+              </w:rPr>
+              <w:t>,</w:t>
+            </w:r>
+            <w:hyperlink r:id="rId16">
+              <w:r>
+                <w:rPr>
+                  <w:color w:val="2A78D6"/>
+                  <w:vertAlign w:val="superscript"/>
+                  <w:sz w:val="15"/>
+                </w:rPr>
+                <w:t xml:space="preserve">8</w:t>
+              </w:r>
+            </w:hyperlink>
+            <w:r>
+              <w:rPr>
+                <w:b w:val="0"/>
+                <w:color w:val="333333"/>
+                <w:sz w:val="18"/>
+              </w:rPr>
+              <w:t>.</w:t>
+            </w:r>
+          </w:p>
+          <w:p>
+            <w:pPr>
+              <w:tabs>
+                <w:tab w:pos="198" w:val="left"/>
+              </w:tabs>
+              <w:spacing w:before="0" w:after="20"/>
+              <w:ind w:left="198" w:hanging="198"/>
+            </w:pPr>
+            <w:r>
+              <w:rPr>
+                <w:b w:val="0"/>
+                <w:color w:val="5F6B7A"/>
+                <w:sz w:val="18"/>
+              </w:rPr>
+              <w:t>•</w:t>
+              <w:tab/>
+            </w:r>
+            <w:r>
+              <w:rPr>
+                <w:b w:val="0"/>
+                <w:color w:val="333333"/>
+                <w:sz w:val="18"/>
+              </w:rPr>
+              <w:t>News summary 2026-07-24 – 2026-10-22: 3 articles, 0 with an adverse keyword in the headline (details in the section "In the press").</w:t>
+            </w:r>
+          </w:p>
+        </w:tc>
+      </w:tr>
+    </w:tbl>
     <w:p>
       <w:pPr>
-        <w:spacing w:before="80" w:after="20"/>
+        <w:spacing w:before="120" w:after="40"/>
       </w:pPr>
       <w:r>
         <w:rPr>
-          <w:sz w:val="24"/>
-        </w:rPr>
-        <w:t xml:space="preserve">☑ </w:t>
-      </w:r>
-      <w:r>
-        <w:t>Yes, the company is not involved in excluded sectors: controversial and nuclear weapons, tobacco, gambling and restricted sectors in fossil fuel</w:t>
-      </w:r>
-    </w:p>
-    <w:p>
-      <w:pPr>
-        <w:spacing w:after="0"/>
-        <w:ind w:left="510" w:hanging="198"/>
-      </w:pPr>
-      <w:r>
-        <w:rPr>
-          <w:sz w:val="19"/>
-        </w:rPr>
-        <w:t xml:space="preserve">•  </w:t>
-      </w:r>
-      <w:r>
-        <w:rPr>
-          <w:b w:val="0"/>
+          <w:i/>
           <w:color w:val="333333"/>
-          <w:sz w:val="19"/>
-        </w:rPr>
-        <w:t>Port operator, ferry services, icebreaker, real estate - no weapons, tobacco, gambling, coal or oil exploration</w:t>
-      </w:r>
-      <w:hyperlink r:id="rId11">
-        <w:r>
-          <w:rPr>
-            <w:color w:val="2A78D6"/>
-            <w:vertAlign w:val="superscript"/>
-            <w:sz w:val="16"/>
-          </w:rPr>
-          <w:t xml:space="preserve">2</w:t>
-        </w:r>
-      </w:hyperlink>
-      <w:r>
-        <w:rPr>
-          <w:b w:val="0"/>
-          <w:color w:val="333333"/>
-          <w:sz w:val="19"/>
-        </w:rPr>
-        <w:t>.</w:t>
-      </w:r>
-    </w:p>
-    <w:p>
-      <w:pPr>
-        <w:spacing w:after="120"/>
-        <w:ind w:left="510" w:hanging="198"/>
-      </w:pPr>
-      <w:r>
-        <w:rPr>
-          <w:sz w:val="19"/>
-        </w:rPr>
-        <w:t xml:space="preserve">•  </w:t>
-      </w:r>
-      <w:r>
-        <w:rPr>
-          <w:b w:val="0"/>
-          <w:color w:val="333333"/>
-          <w:sz w:val="19"/>
-        </w:rPr>
-        <w:t>Handles liquid bulk (oil products), volumes declining (−33.8% in 6M)</w:t>
-      </w:r>
-      <w:hyperlink r:id="rId11">
-        <w:r>
-          <w:rPr>
-            <w:color w:val="2A78D6"/>
-            <w:vertAlign w:val="superscript"/>
-            <w:sz w:val="16"/>
-          </w:rPr>
-          <w:t xml:space="preserve">2</w:t>
-        </w:r>
-      </w:hyperlink>
-      <w:r>
-        <w:rPr>
-          <w:b w:val="0"/>
-          <w:color w:val="333333"/>
-          <w:sz w:val="19"/>
-        </w:rPr>
-        <w:t>.</w:t>
-      </w:r>
-    </w:p>
-    <w:p>
-      <w:pPr>
-        <w:spacing w:before="80" w:after="20"/>
-      </w:pPr>
-      <w:r>
-        <w:rPr>
-          <w:sz w:val="24"/>
-        </w:rPr>
-        <w:t xml:space="preserve">☑ </w:t>
-      </w:r>
-      <w:r>
-        <w:t>Yes, the company does not have red flag/signal related to controversies based on UN Global Compact, OECD Guidelines for Multinational Enterprises or any other relevant principles/standards</w:t>
-      </w:r>
-    </w:p>
-    <w:p>
-      <w:pPr>
-        <w:spacing w:after="0"/>
-        <w:ind w:left="510" w:hanging="198"/>
-      </w:pPr>
-      <w:r>
-        <w:rPr>
-          <w:sz w:val="19"/>
-        </w:rPr>
-        <w:t xml:space="preserve">•  </w:t>
-      </w:r>
-      <w:r>
-        <w:rPr>
-          <w:b w:val="0"/>
-          <w:color w:val="333333"/>
-          <w:sz w:val="19"/>
-        </w:rPr>
-        <w:t>No UN Global Compact or OECD related controversies.</w:t>
-      </w:r>
-    </w:p>
-    <w:p>
-      <w:pPr>
-        <w:spacing w:after="0"/>
-        <w:ind w:left="510" w:hanging="198"/>
-      </w:pPr>
-      <w:r>
-        <w:rPr>
-          <w:sz w:val="19"/>
-        </w:rPr>
-        <w:t xml:space="preserve">•  </w:t>
-      </w:r>
-      <w:r>
-        <w:rPr>
-          <w:b w:val="0"/>
-          <w:color w:val="333333"/>
-          <w:sz w:val="19"/>
-        </w:rPr>
-        <w:t>The bribery case from 2015 concerns former executives</w:t>
-      </w:r>
-    </w:p>
-    <w:p>
-      <w:pPr>
-        <w:spacing w:after="120"/>
-        <w:ind w:left="510" w:hanging="198"/>
-      </w:pPr>
-      <w:r>
-        <w:rPr>
-          <w:sz w:val="19"/>
-        </w:rPr>
-        <w:t xml:space="preserve">•  </w:t>
-      </w:r>
-      <w:r>
-        <w:rPr>
-          <w:b w:val="0"/>
-          <w:color w:val="333333"/>
-          <w:sz w:val="19"/>
-        </w:rPr>
-        <w:t>The company is the injured party, not a defendant</w:t>
-      </w:r>
-      <w:hyperlink r:id="rId13">
-        <w:r>
-          <w:rPr>
-            <w:color w:val="2A78D6"/>
-            <w:vertAlign w:val="superscript"/>
-            <w:sz w:val="16"/>
-          </w:rPr>
-          <w:t xml:space="preserve">7</w:t>
-        </w:r>
-      </w:hyperlink>
-      <w:r>
-        <w:rPr>
-          <w:color w:val="2A78D6"/>
-          <w:vertAlign w:val="superscript"/>
-        </w:rPr>
-        <w:t>,</w:t>
-      </w:r>
-      <w:hyperlink r:id="rId14">
-        <w:r>
-          <w:rPr>
-            <w:color w:val="2A78D6"/>
-            <w:vertAlign w:val="superscript"/>
-            <w:sz w:val="16"/>
-          </w:rPr>
-          <w:t xml:space="preserve">8</w:t>
-        </w:r>
-      </w:hyperlink>
-      <w:r>
-        <w:rPr>
-          <w:b w:val="0"/>
-          <w:color w:val="333333"/>
-          <w:sz w:val="19"/>
-        </w:rPr>
-        <w:t>.</w:t>
-      </w:r>
-    </w:p>
-    <w:p>
-      <w:pPr>
-        <w:spacing w:before="80" w:after="20"/>
-      </w:pPr>
-      <w:r>
-        <w:rPr>
-          <w:sz w:val="24"/>
-        </w:rPr>
-        <w:t xml:space="preserve">☑ </w:t>
-      </w:r>
-      <w:r>
-        <w:t>Yes, the company is not in the list of sanctions (add a screenshot)</w:t>
-      </w:r>
-    </w:p>
-    <w:p>
-      <w:pPr>
-        <w:spacing w:after="120"/>
-        <w:ind w:left="510" w:hanging="198"/>
-      </w:pPr>
-      <w:r>
-        <w:rPr>
-          <w:sz w:val="19"/>
-        </w:rPr>
-        <w:t xml:space="preserve">•  </w:t>
-      </w:r>
-      <w:r>
-        <w:rPr>
-          <w:b w:val="0"/>
-          <w:color w:val="333333"/>
-          <w:sz w:val="19"/>
-        </w:rPr>
-        <w:t>Not found on the EU, UN, UK, US OFAC consolidated sanctions lists (automatic check 2026-10-22).</w:t>
-      </w:r>
-    </w:p>
-    <w:p>
-      <w:pPr>
-        <w:spacing w:before="80" w:after="20"/>
-      </w:pPr>
-      <w:r>
-        <w:rPr>
-          <w:sz w:val="24"/>
-        </w:rPr>
-        <w:t xml:space="preserve">☑ </w:t>
-      </w:r>
-      <w:r>
-        <w:t>Yes, issues were not identified from adverse media checks (add a screenshot)</w:t>
-      </w:r>
-    </w:p>
-    <w:p>
-      <w:pPr>
-        <w:spacing w:after="0"/>
-        <w:ind w:left="510" w:hanging="198"/>
-      </w:pPr>
-      <w:r>
-        <w:rPr>
-          <w:sz w:val="19"/>
-        </w:rPr>
-        <w:t xml:space="preserve">•  </w:t>
-      </w:r>
-      <w:r>
-        <w:rPr>
-          <w:b w:val="0"/>
-          <w:color w:val="333333"/>
-          <w:sz w:val="19"/>
-        </w:rPr>
-        <w:t>No new adverse news in the automatic news scan (Estonian and English media, last 30 days, 2026-10-22).</w:t>
-      </w:r>
-    </w:p>
-    <w:p>
-      <w:pPr>
-        <w:spacing w:after="120"/>
-        <w:ind w:left="510" w:hanging="198"/>
-      </w:pPr>
-      <w:r>
-        <w:rPr>
-          <w:sz w:val="19"/>
-        </w:rPr>
-        <w:t xml:space="preserve">•  </w:t>
-      </w:r>
-      <w:r>
-        <w:rPr>
-          <w:b w:val="0"/>
-          <w:color w:val="333333"/>
-          <w:sz w:val="19"/>
-        </w:rPr>
-        <w:t>Older coverage concerns the former executives' case</w:t>
-      </w:r>
-      <w:hyperlink r:id="rId13">
-        <w:r>
-          <w:rPr>
-            <w:color w:val="2A78D6"/>
-            <w:vertAlign w:val="superscript"/>
-            <w:sz w:val="16"/>
-          </w:rPr>
-          <w:t xml:space="preserve">7</w:t>
-        </w:r>
-      </w:hyperlink>
-      <w:r>
-        <w:rPr>
-          <w:color w:val="2A78D6"/>
-          <w:vertAlign w:val="superscript"/>
-        </w:rPr>
-        <w:t>,</w:t>
-      </w:r>
-      <w:hyperlink r:id="rId14">
-        <w:r>
-          <w:rPr>
-            <w:color w:val="2A78D6"/>
-            <w:vertAlign w:val="superscript"/>
-            <w:sz w:val="16"/>
-          </w:rPr>
-          <w:t xml:space="preserve">8</w:t>
-        </w:r>
-      </w:hyperlink>
-      <w:r>
-        <w:rPr>
-          <w:b w:val="0"/>
-          <w:color w:val="333333"/>
-          <w:sz w:val="19"/>
-        </w:rPr>
-        <w:t>.</w:t>
-      </w:r>
-    </w:p>
-    <w:p>
-      <w:r>
-        <w:rPr>
-          <w:i/>
-          <w:sz w:val="19"/>
+          <w:sz w:val="18"/>
         </w:rPr>
         <w:t>In case any red flags, risks, unclarities were identified then additional checks (sanctions screening and adverse media checks) on the company’s Ultimate Beneficial Owners and/or senior management shall be performed.</w:t>
       </w:r>
     </w:p>
     <w:p>
       <w:pPr>
-        <w:spacing w:before="80"/>
+        <w:spacing w:before="120" w:after="40"/>
       </w:pPr>
       <w:r>
         <w:rPr>
           <w:b/>
+          <w:sz w:val="19"/>
         </w:rPr>
         <w:t xml:space="preserve">Additional comments: </w:t>
       </w:r>
     </w:p>
     <w:p>
       <w:pPr>
-        <w:spacing w:before="160"/>
+        <w:keepNext/>
+        <w:shd w:val="clear" w:color="auto" w:fill="EAF1F8"/>
+        <w:spacing w:before="200" w:after="80"/>
+        <w:ind w:left="85"/>
       </w:pPr>
       <w:r>
         <w:rPr>
           <w:b/>
-          <w:sz w:val="22"/>
+          <w:caps/>
+          <w:color w:val="1F4E79"/>
+          <w:sz w:val="19"/>
         </w:rPr>
         <w:t>ESG integration and positive screening (positive answers imply higher allocation)</w:t>
       </w:r>
     </w:p>
+    <w:tbl>
+      <w:tblPr>
+        <w:tblW w:w="9639" w:type="dxa"/>
+        <w:tblBorders>
+          <w:top w:val="nil"/>
+          <w:left w:val="nil"/>
+          <w:bottom w:val="nil"/>
+          <w:right w:val="nil"/>
+          <w:insideH w:val="nil"/>
+          <w:insideV w:val="nil"/>
+        </w:tblBorders>
+        <w:tblLayout w:type="fixed"/>
+        <w:tblCellMar>
+          <w:top w:w="90" w:type="dxa"/>
+          <w:left w:w="0" w:type="dxa"/>
+          <w:bottom w:w="110" w:type="dxa"/>
+          <w:right w:w="0" w:type="dxa"/>
+        </w:tblCellMar>
+        <w:tblLook w:firstColumn="1" w:firstRow="1" w:lastColumn="0" w:lastRow="0" w:noHBand="0" w:noVBand="1" w:val="04A0"/>
+      </w:tblPr>
+      <w:tblGrid>
+        <w:gridCol w:w="340"/>
+        <w:gridCol w:w="9298"/>
+      </w:tblGrid>
+      <w:tr>
+        <w:tc>
+          <w:tcPr>
+            <w:tcW w:type="dxa" w:w="340"/>
+            <w:tcBorders>
+              <w:top w:val="nil"/>
+              <w:left w:val="nil"/>
+              <w:bottom w:val="single" w:sz="4" w:color="E3E8EE" w:space="0"/>
+              <w:right w:val="nil"/>
+            </w:tcBorders>
+          </w:tcPr>
+          <w:p>
+            <w:pPr>
+              <w:spacing w:before="0" w:after="0"/>
+            </w:pPr>
+            <w:r>
+              <w:rPr>
+                <w:rFonts w:ascii="Segoe UI Symbol" w:hAnsi="Segoe UI Symbol"/>
+                <w:b w:val="0"/>
+                <w:color w:val="1B7F3B"/>
+                <w:sz w:val="24"/>
+              </w:rPr>
+              <w:t>☑</w:t>
+            </w:r>
+          </w:p>
+        </w:tc>
+        <w:tc>
+          <w:tcPr>
+            <w:tcW w:type="dxa" w:w="9298"/>
+            <w:tcBorders>
+              <w:top w:val="nil"/>
+              <w:left w:val="nil"/>
+              <w:bottom w:val="single" w:sz="4" w:color="E3E8EE" w:space="0"/>
+              <w:right w:val="nil"/>
+            </w:tcBorders>
+          </w:tcPr>
+          <w:p>
+            <w:pPr>
+              <w:spacing w:before="0" w:after="40"/>
+            </w:pPr>
+            <w:r>
+              <w:rPr>
+                <w:b/>
+                <w:color w:val="1A1A1A"/>
+                <w:sz w:val="19"/>
+              </w:rPr>
+              <w:t>Yes, the company is promoting environmental or social characteristics (activities, ESG policy, good ESG rating, etc)</w:t>
+            </w:r>
+          </w:p>
+          <w:p>
+            <w:pPr>
+              <w:tabs>
+                <w:tab w:pos="198" w:val="left"/>
+              </w:tabs>
+              <w:spacing w:before="0" w:after="20"/>
+              <w:ind w:left="198" w:hanging="198"/>
+            </w:pPr>
+            <w:r>
+              <w:rPr>
+                <w:b w:val="0"/>
+                <w:color w:val="5F6B7A"/>
+                <w:sz w:val="18"/>
+              </w:rPr>
+              <w:t>•</w:t>
+              <w:tab/>
+            </w:r>
+            <w:r>
+              <w:rPr>
+                <w:b w:val="0"/>
+                <w:color w:val="333333"/>
+                <w:sz w:val="18"/>
+              </w:rPr>
+              <w:t>Voluntary 2025 sustainability report following CSRD/ESRS principles</w:t>
+            </w:r>
+            <w:hyperlink r:id="rId24">
+              <w:r>
+                <w:rPr>
+                  <w:color w:val="2A78D6"/>
+                  <w:vertAlign w:val="superscript"/>
+                  <w:sz w:val="15"/>
+                </w:rPr>
+                <w:t xml:space="preserve">15</w:t>
+              </w:r>
+            </w:hyperlink>
+          </w:p>
+          <w:p>
+            <w:pPr>
+              <w:tabs>
+                <w:tab w:pos="198" w:val="left"/>
+              </w:tabs>
+              <w:spacing w:before="0" w:after="20"/>
+              <w:ind w:left="198" w:hanging="198"/>
+            </w:pPr>
+            <w:r>
+              <w:rPr>
+                <w:b w:val="0"/>
+                <w:color w:val="5F6B7A"/>
+                <w:sz w:val="18"/>
+              </w:rPr>
+              <w:t>•</w:t>
+              <w:tab/>
+            </w:r>
+            <w:r>
+              <w:rPr>
+                <w:b w:val="0"/>
+                <w:color w:val="333333"/>
+                <w:sz w:val="18"/>
+              </w:rPr>
+              <w:t>Target of 90% renewable energy for own use</w:t>
+            </w:r>
+            <w:hyperlink r:id="rId19">
+              <w:r>
+                <w:rPr>
+                  <w:color w:val="2A78D6"/>
+                  <w:vertAlign w:val="superscript"/>
+                  <w:sz w:val="15"/>
+                </w:rPr>
+                <w:t xml:space="preserve">16</w:t>
+              </w:r>
+            </w:hyperlink>
+            <w:r>
+              <w:rPr>
+                <w:b w:val="0"/>
+                <w:color w:val="333333"/>
+                <w:sz w:val="18"/>
+              </w:rPr>
+              <w:t>.</w:t>
+            </w:r>
+          </w:p>
+        </w:tc>
+      </w:tr>
+    </w:tbl>
+    <w:tbl>
+      <w:tblPr>
+        <w:tblW w:w="9639" w:type="dxa"/>
+        <w:tblBorders>
+          <w:top w:val="nil"/>
+          <w:left w:val="nil"/>
+          <w:bottom w:val="nil"/>
+          <w:right w:val="nil"/>
+          <w:insideH w:val="nil"/>
+          <w:insideV w:val="nil"/>
+        </w:tblBorders>
+        <w:tblLayout w:type="fixed"/>
+        <w:tblCellMar>
+          <w:top w:w="90" w:type="dxa"/>
+          <w:left w:w="0" w:type="dxa"/>
+          <w:bottom w:w="110" w:type="dxa"/>
+          <w:right w:w="0" w:type="dxa"/>
+        </w:tblCellMar>
+        <w:tblLook w:firstColumn="1" w:firstRow="1" w:lastColumn="0" w:lastRow="0" w:noHBand="0" w:noVBand="1" w:val="04A0"/>
+      </w:tblPr>
+      <w:tblGrid>
+        <w:gridCol w:w="340"/>
+        <w:gridCol w:w="9298"/>
+      </w:tblGrid>
+      <w:tr>
+        <w:tc>
+          <w:tcPr>
+            <w:tcW w:type="dxa" w:w="340"/>
+            <w:tcBorders>
+              <w:top w:val="nil"/>
+              <w:left w:val="nil"/>
+              <w:bottom w:val="single" w:sz="4" w:color="E3E8EE" w:space="0"/>
+              <w:right w:val="nil"/>
+            </w:tcBorders>
+          </w:tcPr>
+          <w:p>
+            <w:pPr>
+              <w:spacing w:before="0" w:after="0"/>
+            </w:pPr>
+            <w:r>
+              <w:rPr>
+                <w:rFonts w:ascii="Segoe UI Symbol" w:hAnsi="Segoe UI Symbol"/>
+                <w:b w:val="0"/>
+                <w:color w:val="1B7F3B"/>
+                <w:sz w:val="24"/>
+              </w:rPr>
+              <w:t>☑</w:t>
+            </w:r>
+          </w:p>
+        </w:tc>
+        <w:tc>
+          <w:tcPr>
+            <w:tcW w:type="dxa" w:w="9298"/>
+            <w:tcBorders>
+              <w:top w:val="nil"/>
+              <w:left w:val="nil"/>
+              <w:bottom w:val="single" w:sz="4" w:color="E3E8EE" w:space="0"/>
+              <w:right w:val="nil"/>
+            </w:tcBorders>
+          </w:tcPr>
+          <w:p>
+            <w:pPr>
+              <w:spacing w:before="0" w:after="40"/>
+            </w:pPr>
+            <w:r>
+              <w:rPr>
+                <w:b/>
+                <w:color w:val="1A1A1A"/>
+                <w:sz w:val="19"/>
+              </w:rPr>
+              <w:t>Yes, the activities of the company or it’s strategy is aligned with the taxonomy and/or Paris agreement targets (e.g. net zero commitment)</w:t>
+            </w:r>
+          </w:p>
+          <w:p>
+            <w:pPr>
+              <w:tabs>
+                <w:tab w:pos="198" w:val="left"/>
+              </w:tabs>
+              <w:spacing w:before="0" w:after="20"/>
+              <w:ind w:left="198" w:hanging="198"/>
+            </w:pPr>
+            <w:r>
+              <w:rPr>
+                <w:b w:val="0"/>
+                <w:color w:val="5F6B7A"/>
+                <w:sz w:val="18"/>
+              </w:rPr>
+              <w:t>•</w:t>
+              <w:tab/>
+            </w:r>
+            <w:r>
+              <w:rPr>
+                <w:b w:val="0"/>
+                <w:color w:val="333333"/>
+                <w:sz w:val="18"/>
+              </w:rPr>
+              <w:t>Climate-neutral operations by 2050</w:t>
+            </w:r>
+          </w:p>
+          <w:p>
+            <w:pPr>
+              <w:tabs>
+                <w:tab w:pos="198" w:val="left"/>
+              </w:tabs>
+              <w:spacing w:before="0" w:after="20"/>
+              <w:ind w:left="198" w:hanging="198"/>
+            </w:pPr>
+            <w:r>
+              <w:rPr>
+                <w:b w:val="0"/>
+                <w:color w:val="5F6B7A"/>
+                <w:sz w:val="18"/>
+              </w:rPr>
+              <w:t>•</w:t>
+              <w:tab/>
+            </w:r>
+            <w:r>
+              <w:rPr>
+                <w:b w:val="0"/>
+                <w:color w:val="333333"/>
+                <w:sz w:val="18"/>
+              </w:rPr>
+              <w:t>Scope 1+2 emissions −55% by 2030 versus 2019</w:t>
+            </w:r>
+            <w:hyperlink r:id="rId19">
+              <w:r>
+                <w:rPr>
+                  <w:color w:val="2A78D6"/>
+                  <w:vertAlign w:val="superscript"/>
+                  <w:sz w:val="15"/>
+                </w:rPr>
+                <w:t xml:space="preserve">16</w:t>
+              </w:r>
+            </w:hyperlink>
+            <w:r>
+              <w:rPr>
+                <w:b w:val="0"/>
+                <w:color w:val="333333"/>
+                <w:sz w:val="18"/>
+              </w:rPr>
+              <w:t>.</w:t>
+            </w:r>
+          </w:p>
+          <w:p>
+            <w:pPr>
+              <w:tabs>
+                <w:tab w:pos="198" w:val="left"/>
+              </w:tabs>
+              <w:spacing w:before="0" w:after="20"/>
+              <w:ind w:left="198" w:hanging="198"/>
+            </w:pPr>
+            <w:r>
+              <w:rPr>
+                <w:b w:val="0"/>
+                <w:color w:val="5F6B7A"/>
+                <w:sz w:val="18"/>
+              </w:rPr>
+              <w:t>•</w:t>
+              <w:tab/>
+            </w:r>
+            <w:r>
+              <w:rPr>
+                <w:b w:val="0"/>
+                <w:color w:val="333333"/>
+                <w:sz w:val="18"/>
+              </w:rPr>
+              <w:t>Progress: 19,261 t CO2e in 2025, −41.8% versus 2019 (calculated by the tool)</w:t>
+            </w:r>
+            <w:hyperlink r:id="rId25">
+              <w:r>
+                <w:rPr>
+                  <w:color w:val="2A78D6"/>
+                  <w:vertAlign w:val="superscript"/>
+                  <w:sz w:val="15"/>
+                </w:rPr>
+                <w:t xml:space="preserve">17</w:t>
+              </w:r>
+            </w:hyperlink>
+            <w:r>
+              <w:rPr>
+                <w:b w:val="0"/>
+                <w:color w:val="333333"/>
+                <w:sz w:val="18"/>
+              </w:rPr>
+              <w:t>.</w:t>
+            </w:r>
+          </w:p>
+        </w:tc>
+      </w:tr>
+    </w:tbl>
+    <w:tbl>
+      <w:tblPr>
+        <w:tblW w:w="9639" w:type="dxa"/>
+        <w:tblBorders>
+          <w:top w:val="nil"/>
+          <w:left w:val="nil"/>
+          <w:bottom w:val="nil"/>
+          <w:right w:val="nil"/>
+          <w:insideH w:val="nil"/>
+          <w:insideV w:val="nil"/>
+        </w:tblBorders>
+        <w:tblLayout w:type="fixed"/>
+        <w:tblCellMar>
+          <w:top w:w="90" w:type="dxa"/>
+          <w:left w:w="0" w:type="dxa"/>
+          <w:bottom w:w="110" w:type="dxa"/>
+          <w:right w:w="0" w:type="dxa"/>
+        </w:tblCellMar>
+        <w:tblLook w:firstColumn="1" w:firstRow="1" w:lastColumn="0" w:lastRow="0" w:noHBand="0" w:noVBand="1" w:val="04A0"/>
+      </w:tblPr>
+      <w:tblGrid>
+        <w:gridCol w:w="340"/>
+        <w:gridCol w:w="9298"/>
+      </w:tblGrid>
+      <w:tr>
+        <w:tc>
+          <w:tcPr>
+            <w:tcW w:type="dxa" w:w="340"/>
+            <w:tcBorders>
+              <w:top w:val="nil"/>
+              <w:left w:val="nil"/>
+              <w:bottom w:val="single" w:sz="4" w:color="E3E8EE" w:space="0"/>
+              <w:right w:val="nil"/>
+            </w:tcBorders>
+          </w:tcPr>
+          <w:p>
+            <w:pPr>
+              <w:spacing w:before="0" w:after="0"/>
+            </w:pPr>
+            <w:r>
+              <w:rPr>
+                <w:rFonts w:ascii="Segoe UI Symbol" w:hAnsi="Segoe UI Symbol"/>
+                <w:b w:val="0"/>
+                <w:color w:val="1B7F3B"/>
+                <w:sz w:val="24"/>
+              </w:rPr>
+              <w:t>☑</w:t>
+            </w:r>
+          </w:p>
+        </w:tc>
+        <w:tc>
+          <w:tcPr>
+            <w:tcW w:type="dxa" w:w="9298"/>
+            <w:tcBorders>
+              <w:top w:val="nil"/>
+              <w:left w:val="nil"/>
+              <w:bottom w:val="single" w:sz="4" w:color="E3E8EE" w:space="0"/>
+              <w:right w:val="nil"/>
+            </w:tcBorders>
+          </w:tcPr>
+          <w:p>
+            <w:pPr>
+              <w:spacing w:before="0" w:after="40"/>
+            </w:pPr>
+            <w:r>
+              <w:rPr>
+                <w:b/>
+                <w:color w:val="1A1A1A"/>
+                <w:sz w:val="19"/>
+              </w:rPr>
+              <w:t>Yes, the company does not have yellow flag/signal related to controversies based on UN Global Compact or any other relevant principles/standards</w:t>
+            </w:r>
+          </w:p>
+          <w:p>
+            <w:pPr>
+              <w:tabs>
+                <w:tab w:pos="198" w:val="left"/>
+              </w:tabs>
+              <w:spacing w:before="0" w:after="20"/>
+              <w:ind w:left="198" w:hanging="198"/>
+            </w:pPr>
+            <w:r>
+              <w:rPr>
+                <w:b w:val="0"/>
+                <w:color w:val="5F6B7A"/>
+                <w:sz w:val="18"/>
+              </w:rPr>
+              <w:t>•</w:t>
+              <w:tab/>
+            </w:r>
+            <w:r>
+              <w:rPr>
+                <w:b w:val="0"/>
+                <w:color w:val="333333"/>
+                <w:sz w:val="18"/>
+              </w:rPr>
+              <w:t>No current yellow flag.</w:t>
+            </w:r>
+          </w:p>
+          <w:p>
+            <w:pPr>
+              <w:tabs>
+                <w:tab w:pos="198" w:val="left"/>
+              </w:tabs>
+              <w:spacing w:before="0" w:after="20"/>
+              <w:ind w:left="198" w:hanging="198"/>
+            </w:pPr>
+            <w:r>
+              <w:rPr>
+                <w:b w:val="0"/>
+                <w:color w:val="5F6B7A"/>
+                <w:sz w:val="18"/>
+              </w:rPr>
+              <w:t>•</w:t>
+              <w:tab/>
+            </w:r>
+            <w:r>
+              <w:rPr>
+                <w:b w:val="0"/>
+                <w:color w:val="333333"/>
+                <w:sz w:val="18"/>
+              </w:rPr>
+              <w:t>The former executives' case is historical (from 2015) and the company is the injured party</w:t>
+            </w:r>
+            <w:hyperlink r:id="rId15">
+              <w:r>
+                <w:rPr>
+                  <w:color w:val="2A78D6"/>
+                  <w:vertAlign w:val="superscript"/>
+                  <w:sz w:val="15"/>
+                </w:rPr>
+                <w:t xml:space="preserve">7</w:t>
+              </w:r>
+            </w:hyperlink>
+            <w:r>
+              <w:rPr>
+                <w:b w:val="0"/>
+                <w:color w:val="333333"/>
+                <w:sz w:val="18"/>
+              </w:rPr>
+              <w:t>.</w:t>
+            </w:r>
+          </w:p>
+        </w:tc>
+      </w:tr>
+    </w:tbl>
+    <w:tbl>
+      <w:tblPr>
+        <w:tblW w:w="9639" w:type="dxa"/>
+        <w:tblBorders>
+          <w:top w:val="nil"/>
+          <w:left w:val="nil"/>
+          <w:bottom w:val="nil"/>
+          <w:right w:val="nil"/>
+          <w:insideH w:val="nil"/>
+          <w:insideV w:val="nil"/>
+        </w:tblBorders>
+        <w:tblLayout w:type="fixed"/>
+        <w:tblCellMar>
+          <w:top w:w="90" w:type="dxa"/>
+          <w:left w:w="0" w:type="dxa"/>
+          <w:bottom w:w="110" w:type="dxa"/>
+          <w:right w:w="0" w:type="dxa"/>
+        </w:tblCellMar>
+        <w:tblLook w:firstColumn="1" w:firstRow="1" w:lastColumn="0" w:lastRow="0" w:noHBand="0" w:noVBand="1" w:val="04A0"/>
+      </w:tblPr>
+      <w:tblGrid>
+        <w:gridCol w:w="340"/>
+        <w:gridCol w:w="9298"/>
+      </w:tblGrid>
+      <w:tr>
+        <w:tc>
+          <w:tcPr>
+            <w:tcW w:type="dxa" w:w="340"/>
+            <w:tcBorders>
+              <w:top w:val="nil"/>
+              <w:left w:val="nil"/>
+              <w:bottom w:val="single" w:sz="4" w:color="E3E8EE" w:space="0"/>
+              <w:right w:val="nil"/>
+            </w:tcBorders>
+          </w:tcPr>
+          <w:p>
+            <w:pPr>
+              <w:spacing w:before="0" w:after="0"/>
+            </w:pPr>
+            <w:r>
+              <w:rPr>
+                <w:rFonts w:ascii="Segoe UI Symbol" w:hAnsi="Segoe UI Symbol"/>
+                <w:b w:val="0"/>
+                <w:color w:val="1B7F3B"/>
+                <w:sz w:val="24"/>
+              </w:rPr>
+              <w:t>☑</w:t>
+            </w:r>
+          </w:p>
+        </w:tc>
+        <w:tc>
+          <w:tcPr>
+            <w:tcW w:type="dxa" w:w="9298"/>
+            <w:tcBorders>
+              <w:top w:val="nil"/>
+              <w:left w:val="nil"/>
+              <w:bottom w:val="single" w:sz="4" w:color="E3E8EE" w:space="0"/>
+              <w:right w:val="nil"/>
+            </w:tcBorders>
+          </w:tcPr>
+          <w:p>
+            <w:pPr>
+              <w:spacing w:before="0" w:after="40"/>
+            </w:pPr>
+            <w:r>
+              <w:rPr>
+                <w:b/>
+                <w:color w:val="1A1A1A"/>
+                <w:sz w:val="19"/>
+              </w:rPr>
+              <w:t>Yes, the company fulfills the expectations from SEB thematic and sector policies</w:t>
+            </w:r>
+          </w:p>
+          <w:p>
+            <w:pPr>
+              <w:spacing w:before="40" w:after="0"/>
+            </w:pPr>
+            <w:r>
+              <w:rPr>
+                <w:b/>
+                <w:color w:val="333333"/>
+                <w:sz w:val="18"/>
+              </w:rPr>
+              <w:t>Applicable</w:t>
+            </w:r>
+          </w:p>
+          <w:p>
+            <w:pPr>
+              <w:tabs>
+                <w:tab w:pos="198" w:val="left"/>
+              </w:tabs>
+              <w:spacing w:before="0" w:after="20"/>
+              <w:ind w:left="198" w:hanging="198"/>
+            </w:pPr>
+            <w:r>
+              <w:rPr>
+                <w:b w:val="0"/>
+                <w:color w:val="5F6B7A"/>
+                <w:sz w:val="18"/>
+              </w:rPr>
+              <w:t>•</w:t>
+              <w:tab/>
+            </w:r>
+            <w:r>
+              <w:rPr>
+                <w:b w:val="0"/>
+                <w:color w:val="333333"/>
+                <w:sz w:val="18"/>
+              </w:rPr>
+              <w:t>The SEB Investments policy</w:t>
+            </w:r>
+            <w:hyperlink r:id="rId26">
+              <w:r>
+                <w:rPr>
+                  <w:color w:val="2A78D6"/>
+                  <w:vertAlign w:val="superscript"/>
+                  <w:sz w:val="15"/>
+                </w:rPr>
+                <w:t xml:space="preserve">18</w:t>
+              </w:r>
+            </w:hyperlink>
+            <w:r>
+              <w:rPr>
+                <w:b w:val="0"/>
+                <w:color w:val="333333"/>
+                <w:sz w:val="18"/>
+              </w:rPr>
+              <w:t xml:space="preserve"> and the Shipping policy, because the ferry segment is 31.4% of 6M 2026 revenue, above the 15% threshold (calculated by the tool)</w:t>
+            </w:r>
+            <w:hyperlink r:id="rId13">
+              <w:r>
+                <w:rPr>
+                  <w:color w:val="2A78D6"/>
+                  <w:vertAlign w:val="superscript"/>
+                  <w:sz w:val="15"/>
+                </w:rPr>
+                <w:t xml:space="preserve">12</w:t>
+              </w:r>
+            </w:hyperlink>
+            <w:r>
+              <w:rPr>
+                <w:color w:val="2A78D6"/>
+                <w:vertAlign w:val="superscript"/>
+              </w:rPr>
+              <w:t>,</w:t>
+            </w:r>
+            <w:hyperlink r:id="rId27">
+              <w:r>
+                <w:rPr>
+                  <w:color w:val="2A78D6"/>
+                  <w:vertAlign w:val="superscript"/>
+                  <w:sz w:val="15"/>
+                </w:rPr>
+                <w:t xml:space="preserve">19</w:t>
+              </w:r>
+            </w:hyperlink>
+            <w:r>
+              <w:rPr>
+                <w:b w:val="0"/>
+                <w:color w:val="333333"/>
+                <w:sz w:val="18"/>
+              </w:rPr>
+              <w:t>.</w:t>
+            </w:r>
+          </w:p>
+          <w:p>
+            <w:pPr>
+              <w:tabs>
+                <w:tab w:pos="198" w:val="left"/>
+              </w:tabs>
+              <w:spacing w:before="0" w:after="20"/>
+              <w:ind w:left="198" w:hanging="198"/>
+            </w:pPr>
+            <w:r>
+              <w:rPr>
+                <w:b w:val="0"/>
+                <w:color w:val="5F6B7A"/>
+                <w:sz w:val="18"/>
+              </w:rPr>
+              <w:t>•</w:t>
+              <w:tab/>
+            </w:r>
+            <w:r>
+              <w:rPr>
+                <w:b w:val="0"/>
+                <w:color w:val="333333"/>
+                <w:sz w:val="18"/>
+              </w:rPr>
+              <w:t>The Transportation policy does not apply (road, rail and air only)</w:t>
+            </w:r>
+            <w:hyperlink r:id="rId28">
+              <w:r>
+                <w:rPr>
+                  <w:color w:val="2A78D6"/>
+                  <w:vertAlign w:val="superscript"/>
+                  <w:sz w:val="15"/>
+                </w:rPr>
+                <w:t xml:space="preserve">20</w:t>
+              </w:r>
+            </w:hyperlink>
+            <w:r>
+              <w:rPr>
+                <w:b w:val="0"/>
+                <w:color w:val="333333"/>
+                <w:sz w:val="18"/>
+              </w:rPr>
+              <w:t>.</w:t>
+            </w:r>
+          </w:p>
+          <w:p>
+            <w:pPr>
+              <w:spacing w:before="40" w:after="0"/>
+            </w:pPr>
+            <w:r>
+              <w:rPr>
+                <w:b/>
+                <w:color w:val="333333"/>
+                <w:sz w:val="18"/>
+              </w:rPr>
+              <w:t>Met</w:t>
+            </w:r>
+          </w:p>
+          <w:p>
+            <w:pPr>
+              <w:tabs>
+                <w:tab w:pos="198" w:val="left"/>
+              </w:tabs>
+              <w:spacing w:before="0" w:after="20"/>
+              <w:ind w:left="198" w:hanging="198"/>
+            </w:pPr>
+            <w:r>
+              <w:rPr>
+                <w:b w:val="0"/>
+                <w:color w:val="5F6B7A"/>
+                <w:sz w:val="18"/>
+              </w:rPr>
+              <w:t>•</w:t>
+              <w:tab/>
+            </w:r>
+            <w:r>
+              <w:rPr>
+                <w:b w:val="0"/>
+                <w:color w:val="333333"/>
+                <w:sz w:val="18"/>
+              </w:rPr>
+              <w:t>No governance or international-norm breach by the company</w:t>
+            </w:r>
+            <w:hyperlink r:id="rId15">
+              <w:r>
+                <w:rPr>
+                  <w:color w:val="2A78D6"/>
+                  <w:vertAlign w:val="superscript"/>
+                  <w:sz w:val="15"/>
+                </w:rPr>
+                <w:t xml:space="preserve">7</w:t>
+              </w:r>
+            </w:hyperlink>
+          </w:p>
+          <w:p>
+            <w:pPr>
+              <w:tabs>
+                <w:tab w:pos="198" w:val="left"/>
+              </w:tabs>
+              <w:spacing w:before="0" w:after="20"/>
+              <w:ind w:left="198" w:hanging="198"/>
+            </w:pPr>
+            <w:r>
+              <w:rPr>
+                <w:b w:val="0"/>
+                <w:color w:val="5F6B7A"/>
+                <w:sz w:val="18"/>
+              </w:rPr>
+              <w:t>•</w:t>
+              <w:tab/>
+            </w:r>
+            <w:r>
+              <w:rPr>
+                <w:b w:val="0"/>
+                <w:color w:val="333333"/>
+                <w:sz w:val="18"/>
+              </w:rPr>
+              <w:t>Annual sustainability report with climate data</w:t>
+            </w:r>
+            <w:hyperlink r:id="rId24">
+              <w:r>
+                <w:rPr>
+                  <w:color w:val="2A78D6"/>
+                  <w:vertAlign w:val="superscript"/>
+                  <w:sz w:val="15"/>
+                </w:rPr>
+                <w:t xml:space="preserve">15</w:t>
+              </w:r>
+            </w:hyperlink>
+          </w:p>
+          <w:p>
+            <w:pPr>
+              <w:tabs>
+                <w:tab w:pos="198" w:val="left"/>
+              </w:tabs>
+              <w:spacing w:before="0" w:after="20"/>
+              <w:ind w:left="198" w:hanging="198"/>
+            </w:pPr>
+            <w:r>
+              <w:rPr>
+                <w:b w:val="0"/>
+                <w:color w:val="5F6B7A"/>
+                <w:sz w:val="18"/>
+              </w:rPr>
+              <w:t>•</w:t>
+              <w:tab/>
+            </w:r>
+            <w:r>
+              <w:rPr>
+                <w:b w:val="0"/>
+                <w:color w:val="333333"/>
+                <w:sz w:val="18"/>
+              </w:rPr>
+              <w:t>Climate neutrality by 2050 and a plan to move ferries to alternative fuels or electrification, in line with SEB's decarbonisation-plan expectation</w:t>
+            </w:r>
+            <w:hyperlink r:id="rId29">
+              <w:r>
+                <w:rPr>
+                  <w:color w:val="2A78D6"/>
+                  <w:vertAlign w:val="superscript"/>
+                  <w:sz w:val="15"/>
+                </w:rPr>
+                <w:t xml:space="preserve">21</w:t>
+              </w:r>
+            </w:hyperlink>
+            <w:r>
+              <w:rPr>
+                <w:color w:val="2A78D6"/>
+                <w:vertAlign w:val="superscript"/>
+              </w:rPr>
+              <w:t>,</w:t>
+            </w:r>
+            <w:hyperlink r:id="rId27">
+              <w:r>
+                <w:rPr>
+                  <w:color w:val="2A78D6"/>
+                  <w:vertAlign w:val="superscript"/>
+                  <w:sz w:val="15"/>
+                </w:rPr>
+                <w:t xml:space="preserve">22</w:t>
+              </w:r>
+            </w:hyperlink>
+          </w:p>
+          <w:p>
+            <w:pPr>
+              <w:tabs>
+                <w:tab w:pos="198" w:val="left"/>
+              </w:tabs>
+              <w:spacing w:before="0" w:after="20"/>
+              <w:ind w:left="198" w:hanging="198"/>
+            </w:pPr>
+            <w:r>
+              <w:rPr>
+                <w:b w:val="0"/>
+                <w:color w:val="5F6B7A"/>
+                <w:sz w:val="18"/>
+              </w:rPr>
+              <w:t>•</w:t>
+              <w:tab/>
+            </w:r>
+            <w:r>
+              <w:rPr>
+                <w:b w:val="0"/>
+                <w:color w:val="333333"/>
+                <w:sz w:val="18"/>
+              </w:rPr>
+              <w:t>Liquid bulk (oil products) handling is declining, −33.8% in 6M 2026</w:t>
+            </w:r>
+            <w:hyperlink r:id="rId13">
+              <w:r>
+                <w:rPr>
+                  <w:color w:val="2A78D6"/>
+                  <w:vertAlign w:val="superscript"/>
+                  <w:sz w:val="15"/>
+                </w:rPr>
+                <w:t xml:space="preserve">23</w:t>
+              </w:r>
+            </w:hyperlink>
+            <w:r>
+              <w:rPr>
+                <w:b w:val="0"/>
+                <w:color w:val="333333"/>
+                <w:sz w:val="18"/>
+              </w:rPr>
+              <w:t>.</w:t>
+            </w:r>
+          </w:p>
+          <w:p>
+            <w:pPr>
+              <w:spacing w:before="40" w:after="0"/>
+            </w:pPr>
+            <w:r>
+              <w:rPr>
+                <w:b/>
+                <w:color w:val="333333"/>
+                <w:sz w:val="18"/>
+              </w:rPr>
+              <w:t>Could be improved</w:t>
+            </w:r>
+          </w:p>
+          <w:p>
+            <w:pPr>
+              <w:tabs>
+                <w:tab w:pos="198" w:val="left"/>
+              </w:tabs>
+              <w:spacing w:before="0" w:after="20"/>
+              <w:ind w:left="198" w:hanging="198"/>
+            </w:pPr>
+            <w:r>
+              <w:rPr>
+                <w:b w:val="0"/>
+                <w:color w:val="5F6B7A"/>
+                <w:sz w:val="18"/>
+              </w:rPr>
+              <w:t>•</w:t>
+              <w:tab/>
+            </w:r>
+            <w:r>
+              <w:rPr>
+                <w:b w:val="0"/>
+                <w:color w:val="333333"/>
+                <w:sz w:val="18"/>
+              </w:rPr>
+              <w:t>Public reports do not describe shipping-specific items (ship energy efficiency plans, CII ratings, ship recycling)</w:t>
+            </w:r>
+            <w:hyperlink r:id="rId27">
+              <w:r>
+                <w:rPr>
+                  <w:color w:val="2A78D6"/>
+                  <w:vertAlign w:val="superscript"/>
+                  <w:sz w:val="15"/>
+                </w:rPr>
+                <w:t xml:space="preserve">24</w:t>
+              </w:r>
+            </w:hyperlink>
+            <w:r>
+              <w:rPr>
+                <w:b w:val="0"/>
+                <w:color w:val="333333"/>
+                <w:sz w:val="18"/>
+              </w:rPr>
+              <w:t xml:space="preserve"> or human rights due diligence, whistleblowing and anti-corruption policies</w:t>
+            </w:r>
+            <w:hyperlink r:id="rId27">
+              <w:r>
+                <w:rPr>
+                  <w:color w:val="2A78D6"/>
+                  <w:vertAlign w:val="superscript"/>
+                  <w:sz w:val="15"/>
+                </w:rPr>
+                <w:t xml:space="preserve">22</w:t>
+              </w:r>
+            </w:hyperlink>
+            <w:r>
+              <w:rPr>
+                <w:color w:val="2A78D6"/>
+                <w:vertAlign w:val="superscript"/>
+              </w:rPr>
+              <w:t>,</w:t>
+            </w:r>
+            <w:hyperlink r:id="rId30">
+              <w:r>
+                <w:rPr>
+                  <w:color w:val="2A78D6"/>
+                  <w:vertAlign w:val="superscript"/>
+                  <w:sz w:val="15"/>
+                </w:rPr>
+                <w:t xml:space="preserve">25</w:t>
+              </w:r>
+            </w:hyperlink>
+            <w:r>
+              <w:rPr>
+                <w:b w:val="0"/>
+                <w:color w:val="333333"/>
+                <w:sz w:val="18"/>
+              </w:rPr>
+              <w:t>.</w:t>
+            </w:r>
+          </w:p>
+        </w:tc>
+      </w:tr>
+    </w:tbl>
     <w:p>
       <w:pPr>
-        <w:spacing w:before="80" w:after="20"/>
-      </w:pPr>
-      <w:r>
-        <w:rPr>
-          <w:sz w:val="24"/>
-        </w:rPr>
-        <w:t xml:space="preserve">☑ </w:t>
-      </w:r>
-      <w:r>
-        <w:t>Yes, the company is promoting environmental or social characteristics (activities, ESG policy, good ESG rating, etc)</w:t>
-      </w:r>
-    </w:p>
-    <w:p>
-      <w:pPr>
-        <w:spacing w:after="0"/>
-        <w:ind w:left="510" w:hanging="198"/>
-      </w:pPr>
-      <w:r>
-        <w:rPr>
-          <w:sz w:val="19"/>
-        </w:rPr>
-        <w:t xml:space="preserve">•  </w:t>
-      </w:r>
-      <w:r>
-        <w:rPr>
-          <w:b w:val="0"/>
-          <w:color w:val="333333"/>
-          <w:sz w:val="19"/>
-        </w:rPr>
-        <w:t>Voluntary 2025 sustainability report following CSRD/ESRS principles</w:t>
-      </w:r>
-      <w:hyperlink r:id="rId19">
-        <w:r>
-          <w:rPr>
-            <w:color w:val="2A78D6"/>
-            <w:vertAlign w:val="superscript"/>
-            <w:sz w:val="16"/>
-          </w:rPr>
-          <w:t xml:space="preserve">15</w:t>
-        </w:r>
-      </w:hyperlink>
-    </w:p>
-    <w:p>
-      <w:pPr>
-        <w:spacing w:after="120"/>
-        <w:ind w:left="510" w:hanging="198"/>
-      </w:pPr>
-      <w:r>
-        <w:rPr>
-          <w:sz w:val="19"/>
-        </w:rPr>
-        <w:t xml:space="preserve">•  </w:t>
-      </w:r>
-      <w:r>
-        <w:rPr>
-          <w:b w:val="0"/>
-          <w:color w:val="333333"/>
-          <w:sz w:val="19"/>
-        </w:rPr>
-        <w:t>Target of 90% renewable energy for own use</w:t>
-      </w:r>
-      <w:hyperlink r:id="rId17">
-        <w:r>
-          <w:rPr>
-            <w:color w:val="2A78D6"/>
-            <w:vertAlign w:val="superscript"/>
-            <w:sz w:val="16"/>
-          </w:rPr>
-          <w:t xml:space="preserve">16</w:t>
-        </w:r>
-      </w:hyperlink>
-      <w:r>
-        <w:rPr>
-          <w:b w:val="0"/>
-          <w:color w:val="333333"/>
-          <w:sz w:val="19"/>
-        </w:rPr>
-        <w:t>.</w:t>
-      </w:r>
-    </w:p>
-    <w:p>
-      <w:pPr>
-        <w:spacing w:before="80" w:after="20"/>
-      </w:pPr>
-      <w:r>
-        <w:rPr>
-          <w:sz w:val="24"/>
-        </w:rPr>
-        <w:t xml:space="preserve">☑ </w:t>
-      </w:r>
-      <w:r>
-        <w:t>Yes, the activities of the company or it’s strategy is aligned with the taxonomy and/or Paris agreement targets (e.g. net zero commitment)</w:t>
-      </w:r>
-    </w:p>
-    <w:p>
-      <w:pPr>
-        <w:spacing w:after="0"/>
-        <w:ind w:left="510" w:hanging="198"/>
-      </w:pPr>
-      <w:r>
-        <w:rPr>
-          <w:sz w:val="19"/>
-        </w:rPr>
-        <w:t xml:space="preserve">•  </w:t>
-      </w:r>
-      <w:r>
-        <w:rPr>
-          <w:b w:val="0"/>
-          <w:color w:val="333333"/>
-          <w:sz w:val="19"/>
-        </w:rPr>
-        <w:t>Climate-neutral operations by 2050</w:t>
-      </w:r>
-    </w:p>
-    <w:p>
-      <w:pPr>
-        <w:spacing w:after="0"/>
-        <w:ind w:left="510" w:hanging="198"/>
-      </w:pPr>
-      <w:r>
-        <w:rPr>
-          <w:sz w:val="19"/>
-        </w:rPr>
-        <w:t xml:space="preserve">•  </w:t>
-      </w:r>
-      <w:r>
-        <w:rPr>
-          <w:b w:val="0"/>
-          <w:color w:val="333333"/>
-          <w:sz w:val="19"/>
-        </w:rPr>
-        <w:t>Scope 1+2 emissions −55% by 2030 versus 2019</w:t>
-      </w:r>
-      <w:hyperlink r:id="rId17">
-        <w:r>
-          <w:rPr>
-            <w:color w:val="2A78D6"/>
-            <w:vertAlign w:val="superscript"/>
-            <w:sz w:val="16"/>
-          </w:rPr>
-          <w:t xml:space="preserve">16</w:t>
-        </w:r>
-      </w:hyperlink>
-      <w:r>
-        <w:rPr>
-          <w:b w:val="0"/>
-          <w:color w:val="333333"/>
-          <w:sz w:val="19"/>
-        </w:rPr>
-        <w:t>.</w:t>
-      </w:r>
-    </w:p>
-    <w:p>
-      <w:pPr>
-        <w:spacing w:after="120"/>
-        <w:ind w:left="510" w:hanging="198"/>
-      </w:pPr>
-      <w:r>
-        <w:rPr>
-          <w:sz w:val="19"/>
-        </w:rPr>
-        <w:t xml:space="preserve">•  </w:t>
-      </w:r>
-      <w:r>
-        <w:rPr>
-          <w:b w:val="0"/>
-          <w:color w:val="333333"/>
-          <w:sz w:val="19"/>
-        </w:rPr>
-        <w:t>Progress: 19,261 t CO2e in 2025, −41.8% versus 2019 (calculated by the tool)</w:t>
-      </w:r>
-      <w:hyperlink r:id="rId20">
-        <w:r>
-          <w:rPr>
-            <w:color w:val="2A78D6"/>
-            <w:vertAlign w:val="superscript"/>
-            <w:sz w:val="16"/>
-          </w:rPr>
-          <w:t xml:space="preserve">17</w:t>
-        </w:r>
-      </w:hyperlink>
-      <w:r>
-        <w:rPr>
-          <w:b w:val="0"/>
-          <w:color w:val="333333"/>
-          <w:sz w:val="19"/>
-        </w:rPr>
-        <w:t>.</w:t>
-      </w:r>
-    </w:p>
-    <w:p>
-      <w:pPr>
-        <w:spacing w:before="80" w:after="20"/>
-      </w:pPr>
-      <w:r>
-        <w:rPr>
-          <w:sz w:val="24"/>
-        </w:rPr>
-        <w:t xml:space="preserve">☑ </w:t>
-      </w:r>
-      <w:r>
-        <w:t>Yes, the company does not have yellow flag/signal related to controversies based on UN Global Compact or any other relevant principles/standards</w:t>
-      </w:r>
-    </w:p>
-    <w:p>
-      <w:pPr>
-        <w:spacing w:after="0"/>
-        <w:ind w:left="510" w:hanging="198"/>
-      </w:pPr>
-      <w:r>
-        <w:rPr>
-          <w:sz w:val="19"/>
-        </w:rPr>
-        <w:t xml:space="preserve">•  </w:t>
-      </w:r>
-      <w:r>
-        <w:rPr>
-          <w:b w:val="0"/>
-          <w:color w:val="333333"/>
-          <w:sz w:val="19"/>
-        </w:rPr>
-        <w:t>No current yellow flag.</w:t>
-      </w:r>
-    </w:p>
-    <w:p>
-      <w:pPr>
-        <w:spacing w:after="120"/>
-        <w:ind w:left="510" w:hanging="198"/>
-      </w:pPr>
-      <w:r>
-        <w:rPr>
-          <w:sz w:val="19"/>
-        </w:rPr>
-        <w:t xml:space="preserve">•  </w:t>
-      </w:r>
-      <w:r>
-        <w:rPr>
-          <w:b w:val="0"/>
-          <w:color w:val="333333"/>
-          <w:sz w:val="19"/>
-        </w:rPr>
-        <w:t>The former executives' case is historical (from 2015) and the company is the injured party</w:t>
-      </w:r>
-      <w:hyperlink r:id="rId13">
-        <w:r>
-          <w:rPr>
-            <w:color w:val="2A78D6"/>
-            <w:vertAlign w:val="superscript"/>
-            <w:sz w:val="16"/>
-          </w:rPr>
-          <w:t xml:space="preserve">7</w:t>
-        </w:r>
-      </w:hyperlink>
-      <w:r>
-        <w:rPr>
-          <w:b w:val="0"/>
-          <w:color w:val="333333"/>
-          <w:sz w:val="19"/>
-        </w:rPr>
-        <w:t>.</w:t>
-      </w:r>
-    </w:p>
-    <w:p>
-      <w:pPr>
-        <w:spacing w:before="80" w:after="20"/>
-      </w:pPr>
-      <w:r>
-        <w:rPr>
-          <w:sz w:val="24"/>
-        </w:rPr>
-        <w:t xml:space="preserve">☑ </w:t>
-      </w:r>
-      <w:r>
-        <w:t>Yes, the company fulfills the expectations from SEB thematic and sector policies</w:t>
-      </w:r>
-    </w:p>
-    <w:p>
-      <w:pPr>
-        <w:spacing w:after="0"/>
-        <w:ind w:left="397"/>
+        <w:spacing w:before="120" w:after="40"/>
       </w:pPr>
       <w:r>
         <w:rPr>
           <w:b/>
-          <w:color w:val="333333"/>
           <w:sz w:val="19"/>
-        </w:rPr>
-        <w:t>Applicable</w:t>
-      </w:r>
-    </w:p>
-    <w:p>
-      <w:pPr>
-        <w:spacing w:after="0"/>
-        <w:ind w:left="737" w:hanging="198"/>
-      </w:pPr>
-      <w:r>
-        <w:rPr>
-          <w:sz w:val="19"/>
-        </w:rPr>
-        <w:t xml:space="preserve">•  </w:t>
-      </w:r>
-      <w:r>
-        <w:rPr>
-          <w:b w:val="0"/>
-          <w:color w:val="333333"/>
-          <w:sz w:val="19"/>
-        </w:rPr>
-        <w:t>The SEB Investments policy</w:t>
-      </w:r>
-      <w:hyperlink r:id="rId21">
-        <w:r>
-          <w:rPr>
-            <w:color w:val="2A78D6"/>
-            <w:vertAlign w:val="superscript"/>
-            <w:sz w:val="16"/>
-          </w:rPr>
-          <w:t xml:space="preserve">18</w:t>
-        </w:r>
-      </w:hyperlink>
-      <w:r>
-        <w:rPr>
-          <w:b w:val="0"/>
-          <w:color w:val="333333"/>
-          <w:sz w:val="19"/>
-        </w:rPr>
-        <w:t xml:space="preserve"> and the Shipping policy, because the ferry segment is 31.4% of 6M 2026 revenue, above the 15% threshold (calculated by the tool)</w:t>
-      </w:r>
-      <w:hyperlink r:id="rId11">
-        <w:r>
-          <w:rPr>
-            <w:color w:val="2A78D6"/>
-            <w:vertAlign w:val="superscript"/>
-            <w:sz w:val="16"/>
-          </w:rPr>
-          <w:t xml:space="preserve">12</w:t>
-        </w:r>
-      </w:hyperlink>
-      <w:r>
-        <w:rPr>
-          <w:color w:val="2A78D6"/>
-          <w:vertAlign w:val="superscript"/>
-        </w:rPr>
-        <w:t>,</w:t>
-      </w:r>
-      <w:hyperlink r:id="rId22">
-        <w:r>
-          <w:rPr>
-            <w:color w:val="2A78D6"/>
-            <w:vertAlign w:val="superscript"/>
-            <w:sz w:val="16"/>
-          </w:rPr>
-          <w:t xml:space="preserve">19</w:t>
-        </w:r>
-      </w:hyperlink>
-      <w:r>
-        <w:rPr>
-          <w:b w:val="0"/>
-          <w:color w:val="333333"/>
-          <w:sz w:val="19"/>
-        </w:rPr>
-        <w:t>.</w:t>
-      </w:r>
-    </w:p>
-    <w:p>
-      <w:pPr>
-        <w:spacing w:after="0"/>
-        <w:ind w:left="737" w:hanging="198"/>
-      </w:pPr>
-      <w:r>
-        <w:rPr>
-          <w:sz w:val="19"/>
-        </w:rPr>
-        <w:t xml:space="preserve">•  </w:t>
-      </w:r>
-      <w:r>
-        <w:rPr>
-          <w:b w:val="0"/>
-          <w:color w:val="333333"/>
-          <w:sz w:val="19"/>
-        </w:rPr>
-        <w:t>The Transportation policy does not apply (road, rail and air only)</w:t>
-      </w:r>
-      <w:hyperlink r:id="rId23">
-        <w:r>
-          <w:rPr>
-            <w:color w:val="2A78D6"/>
-            <w:vertAlign w:val="superscript"/>
-            <w:sz w:val="16"/>
-          </w:rPr>
-          <w:t xml:space="preserve">20</w:t>
-        </w:r>
-      </w:hyperlink>
-      <w:r>
-        <w:rPr>
-          <w:b w:val="0"/>
-          <w:color w:val="333333"/>
-          <w:sz w:val="19"/>
-        </w:rPr>
-        <w:t>.</w:t>
-      </w:r>
-    </w:p>
-    <w:p>
-      <w:pPr>
-        <w:spacing w:after="0"/>
-        <w:ind w:left="397"/>
-      </w:pPr>
-      <w:r>
-        <w:rPr>
-          <w:b/>
-          <w:color w:val="333333"/>
-          <w:sz w:val="19"/>
-        </w:rPr>
-        <w:t>Met</w:t>
-      </w:r>
-    </w:p>
-    <w:p>
-      <w:pPr>
-        <w:spacing w:after="0"/>
-        <w:ind w:left="737" w:hanging="198"/>
-      </w:pPr>
-      <w:r>
-        <w:rPr>
-          <w:sz w:val="19"/>
-        </w:rPr>
-        <w:t xml:space="preserve">•  </w:t>
-      </w:r>
-      <w:r>
-        <w:rPr>
-          <w:b w:val="0"/>
-          <w:color w:val="333333"/>
-          <w:sz w:val="19"/>
-        </w:rPr>
-        <w:t>No governance or international-norm breach by the company</w:t>
-      </w:r>
-      <w:hyperlink r:id="rId13">
-        <w:r>
-          <w:rPr>
-            <w:color w:val="2A78D6"/>
-            <w:vertAlign w:val="superscript"/>
-            <w:sz w:val="16"/>
-          </w:rPr>
-          <w:t xml:space="preserve">7</w:t>
-        </w:r>
-      </w:hyperlink>
-    </w:p>
-    <w:p>
-      <w:pPr>
-        <w:spacing w:after="0"/>
-        <w:ind w:left="737" w:hanging="198"/>
-      </w:pPr>
-      <w:r>
-        <w:rPr>
-          <w:sz w:val="19"/>
-        </w:rPr>
-        <w:t xml:space="preserve">•  </w:t>
-      </w:r>
-      <w:r>
-        <w:rPr>
-          <w:b w:val="0"/>
-          <w:color w:val="333333"/>
-          <w:sz w:val="19"/>
-        </w:rPr>
-        <w:t>Annual sustainability report with climate data</w:t>
-      </w:r>
-      <w:hyperlink r:id="rId19">
-        <w:r>
-          <w:rPr>
-            <w:color w:val="2A78D6"/>
-            <w:vertAlign w:val="superscript"/>
-            <w:sz w:val="16"/>
-          </w:rPr>
-          <w:t xml:space="preserve">15</w:t>
-        </w:r>
-      </w:hyperlink>
-    </w:p>
-    <w:p>
-      <w:pPr>
-        <w:spacing w:after="0"/>
-        <w:ind w:left="737" w:hanging="198"/>
-      </w:pPr>
-      <w:r>
-        <w:rPr>
-          <w:sz w:val="19"/>
-        </w:rPr>
-        <w:t xml:space="preserve">•  </w:t>
-      </w:r>
-      <w:r>
-        <w:rPr>
-          <w:b w:val="0"/>
-          <w:color w:val="333333"/>
-          <w:sz w:val="19"/>
-        </w:rPr>
-        <w:t>Climate neutrality by 2050 and a plan to move ferries to alternative fuels or electrification, in line with SEB's decarbonisation-plan expectation</w:t>
-      </w:r>
-      <w:hyperlink r:id="rId24">
-        <w:r>
-          <w:rPr>
-            <w:color w:val="2A78D6"/>
-            <w:vertAlign w:val="superscript"/>
-            <w:sz w:val="16"/>
-          </w:rPr>
-          <w:t xml:space="preserve">21</w:t>
-        </w:r>
-      </w:hyperlink>
-      <w:r>
-        <w:rPr>
-          <w:color w:val="2A78D6"/>
-          <w:vertAlign w:val="superscript"/>
-        </w:rPr>
-        <w:t>,</w:t>
-      </w:r>
-      <w:hyperlink r:id="rId22">
-        <w:r>
-          <w:rPr>
-            <w:color w:val="2A78D6"/>
-            <w:vertAlign w:val="superscript"/>
-            <w:sz w:val="16"/>
-          </w:rPr>
-          <w:t xml:space="preserve">22</w:t>
-        </w:r>
-      </w:hyperlink>
-    </w:p>
-    <w:p>
-      <w:pPr>
-        <w:spacing w:after="0"/>
-        <w:ind w:left="737" w:hanging="198"/>
-      </w:pPr>
-      <w:r>
-        <w:rPr>
-          <w:sz w:val="19"/>
-        </w:rPr>
-        <w:t xml:space="preserve">•  </w:t>
-      </w:r>
-      <w:r>
-        <w:rPr>
-          <w:b w:val="0"/>
-          <w:color w:val="333333"/>
-          <w:sz w:val="19"/>
-        </w:rPr>
-        <w:t>Liquid bulk (oil products) handling is declining, −33.8% in 6M 2026</w:t>
-      </w:r>
-      <w:hyperlink r:id="rId11">
-        <w:r>
-          <w:rPr>
-            <w:color w:val="2A78D6"/>
-            <w:vertAlign w:val="superscript"/>
-            <w:sz w:val="16"/>
-          </w:rPr>
-          <w:t xml:space="preserve">23</w:t>
-        </w:r>
-      </w:hyperlink>
-      <w:r>
-        <w:rPr>
-          <w:b w:val="0"/>
-          <w:color w:val="333333"/>
-          <w:sz w:val="19"/>
-        </w:rPr>
-        <w:t>.</w:t>
-      </w:r>
-    </w:p>
-    <w:p>
-      <w:pPr>
-        <w:spacing w:after="0"/>
-        <w:ind w:left="397"/>
-      </w:pPr>
-      <w:r>
-        <w:rPr>
-          <w:b/>
-          <w:color w:val="333333"/>
-          <w:sz w:val="19"/>
-        </w:rPr>
-        <w:t>Could be improved</w:t>
-      </w:r>
-    </w:p>
-    <w:p>
-      <w:pPr>
-        <w:spacing w:after="120"/>
-        <w:ind w:left="737" w:hanging="198"/>
-      </w:pPr>
-      <w:r>
-        <w:rPr>
-          <w:sz w:val="19"/>
-        </w:rPr>
-        <w:t xml:space="preserve">•  </w:t>
-      </w:r>
-      <w:r>
-        <w:rPr>
-          <w:b w:val="0"/>
-          <w:color w:val="333333"/>
-          <w:sz w:val="19"/>
-        </w:rPr>
-        <w:t>Public reports do not describe shipping-specific items (ship energy efficiency plans, CII ratings, ship recycling)</w:t>
-      </w:r>
-      <w:hyperlink r:id="rId22">
-        <w:r>
-          <w:rPr>
-            <w:color w:val="2A78D6"/>
-            <w:vertAlign w:val="superscript"/>
-            <w:sz w:val="16"/>
-          </w:rPr>
-          <w:t xml:space="preserve">24</w:t>
-        </w:r>
-      </w:hyperlink>
-      <w:r>
-        <w:rPr>
-          <w:b w:val="0"/>
-          <w:color w:val="333333"/>
-          <w:sz w:val="19"/>
-        </w:rPr>
-        <w:t xml:space="preserve"> or human rights due diligence, whistleblowing and anti-corruption policies</w:t>
-      </w:r>
-      <w:hyperlink r:id="rId22">
-        <w:r>
-          <w:rPr>
-            <w:color w:val="2A78D6"/>
-            <w:vertAlign w:val="superscript"/>
-            <w:sz w:val="16"/>
-          </w:rPr>
-          <w:t xml:space="preserve">22</w:t>
-        </w:r>
-      </w:hyperlink>
-      <w:r>
-        <w:rPr>
-          <w:color w:val="2A78D6"/>
-          <w:vertAlign w:val="superscript"/>
-        </w:rPr>
-        <w:t>,</w:t>
-      </w:r>
-      <w:hyperlink r:id="rId25">
-        <w:r>
-          <w:rPr>
-            <w:color w:val="2A78D6"/>
-            <w:vertAlign w:val="superscript"/>
-            <w:sz w:val="16"/>
-          </w:rPr>
-          <w:t xml:space="preserve">25</w:t>
-        </w:r>
-      </w:hyperlink>
-      <w:r>
-        <w:rPr>
-          <w:b w:val="0"/>
-          <w:color w:val="333333"/>
-          <w:sz w:val="19"/>
-        </w:rPr>
-        <w:t>.</w:t>
-      </w:r>
-    </w:p>
-    <w:p>
-      <w:pPr>
-        <w:spacing w:before="80"/>
-      </w:pPr>
-      <w:r>
-        <w:rPr>
-          <w:b/>
         </w:rPr>
         <w:t xml:space="preserve">Additional comments: </w:t>
       </w:r>
     </w:p>
     <w:p>
       <w:pPr>
-        <w:spacing w:before="160"/>
+        <w:keepNext/>
+        <w:shd w:val="clear" w:color="auto" w:fill="EAF1F8"/>
+        <w:spacing w:before="200" w:after="80"/>
+        <w:ind w:left="85"/>
       </w:pPr>
       <w:r>
         <w:rPr>
           <w:b/>
-          <w:sz w:val="22"/>
+          <w:caps/>
+          <w:color w:val="1F4E79"/>
+          <w:sz w:val="19"/>
         </w:rPr>
         <w:t>Engagement</w:t>
       </w:r>
     </w:p>
+    <w:tbl>
+      <w:tblPr>
+        <w:tblW w:w="9639" w:type="dxa"/>
+        <w:tblBorders>
+          <w:top w:val="nil"/>
+          <w:left w:val="nil"/>
+          <w:bottom w:val="nil"/>
+          <w:right w:val="nil"/>
+          <w:insideH w:val="nil"/>
+          <w:insideV w:val="nil"/>
+        </w:tblBorders>
+        <w:tblLayout w:type="fixed"/>
+        <w:tblCellMar>
+          <w:top w:w="90" w:type="dxa"/>
+          <w:left w:w="0" w:type="dxa"/>
+          <w:bottom w:w="110" w:type="dxa"/>
+          <w:right w:w="0" w:type="dxa"/>
+        </w:tblCellMar>
+        <w:tblLook w:firstColumn="1" w:firstRow="1" w:lastColumn="0" w:lastRow="0" w:noHBand="0" w:noVBand="1" w:val="04A0"/>
+      </w:tblPr>
+      <w:tblGrid>
+        <w:gridCol w:w="340"/>
+        <w:gridCol w:w="9298"/>
+      </w:tblGrid>
+      <w:tr>
+        <w:tc>
+          <w:tcPr>
+            <w:tcW w:type="dxa" w:w="340"/>
+            <w:tcBorders>
+              <w:top w:val="nil"/>
+              <w:left w:val="nil"/>
+              <w:bottom w:val="single" w:sz="4" w:color="E3E8EE" w:space="0"/>
+              <w:right w:val="nil"/>
+            </w:tcBorders>
+          </w:tcPr>
+          <w:p>
+            <w:pPr>
+              <w:spacing w:before="0" w:after="0"/>
+            </w:pPr>
+            <w:r>
+              <w:rPr>
+                <w:rFonts w:ascii="Segoe UI Symbol" w:hAnsi="Segoe UI Symbol"/>
+                <w:b w:val="0"/>
+                <w:color w:val="9AA5B1"/>
+                <w:sz w:val="24"/>
+              </w:rPr>
+              <w:t>☐</w:t>
+            </w:r>
+          </w:p>
+        </w:tc>
+        <w:tc>
+          <w:tcPr>
+            <w:tcW w:type="dxa" w:w="9298"/>
+            <w:tcBorders>
+              <w:top w:val="nil"/>
+              <w:left w:val="nil"/>
+              <w:bottom w:val="single" w:sz="4" w:color="E3E8EE" w:space="0"/>
+              <w:right w:val="nil"/>
+            </w:tcBorders>
+          </w:tcPr>
+          <w:p>
+            <w:pPr>
+              <w:spacing w:before="0" w:after="40"/>
+            </w:pPr>
+            <w:r>
+              <w:rPr>
+                <w:b/>
+                <w:color w:val="1A1A1A"/>
+                <w:sz w:val="19"/>
+              </w:rPr>
+              <w:t>Is there a need for pro-active engagement with the company?</w:t>
+            </w:r>
+          </w:p>
+          <w:p>
+            <w:pPr>
+              <w:tabs>
+                <w:tab w:pos="198" w:val="left"/>
+              </w:tabs>
+              <w:spacing w:before="0" w:after="20"/>
+              <w:ind w:left="198" w:hanging="198"/>
+            </w:pPr>
+            <w:r>
+              <w:rPr>
+                <w:b w:val="0"/>
+                <w:color w:val="5F6B7A"/>
+                <w:sz w:val="18"/>
+              </w:rPr>
+              <w:t>•</w:t>
+              <w:tab/>
+            </w:r>
+            <w:r>
+              <w:rPr>
+                <w:b w:val="0"/>
+                <w:color w:val="333333"/>
+                <w:sz w:val="18"/>
+              </w:rPr>
+              <w:t>No need.</w:t>
+            </w:r>
+          </w:p>
+        </w:tc>
+      </w:tr>
+    </w:tbl>
     <w:p>
       <w:pPr>
-        <w:spacing w:before="80" w:after="20"/>
-      </w:pPr>
-      <w:r>
-        <w:rPr>
-          <w:sz w:val="24"/>
-        </w:rPr>
-        <w:t xml:space="preserve">☐ </w:t>
-      </w:r>
-      <w:r>
-        <w:t>Is there a need for pro-active engagement with the company?</w:t>
-      </w:r>
-    </w:p>
-    <w:p>
-      <w:pPr>
-        <w:spacing w:after="120"/>
-        <w:ind w:left="510" w:hanging="198"/>
-      </w:pPr>
-      <w:r>
-        <w:rPr>
-          <w:sz w:val="19"/>
-        </w:rPr>
-        <w:t xml:space="preserve">•  </w:t>
-      </w:r>
-      <w:r>
-        <w:rPr>
-          <w:b w:val="0"/>
-          <w:color w:val="333333"/>
-          <w:sz w:val="19"/>
-        </w:rPr>
-        <w:t>No need.</w:t>
-      </w:r>
-    </w:p>
-    <w:p>
-      <w:pPr>
-        <w:spacing w:before="80"/>
+        <w:spacing w:before="120" w:after="40"/>
       </w:pPr>
       <w:r>
         <w:rPr>
           <w:b/>
+          <w:sz w:val="19"/>
         </w:rPr>
         <w:t xml:space="preserve">Additional comments: </w:t>
       </w:r>
     </w:p>
     <w:p>
       <w:pPr>
-        <w:spacing w:before="160"/>
+        <w:keepNext/>
+        <w:shd w:val="clear" w:color="auto" w:fill="EAF1F8"/>
+        <w:spacing w:before="200" w:after="80"/>
+        <w:ind w:left="85"/>
       </w:pPr>
       <w:r>
         <w:rPr>
           <w:b/>
-          <w:sz w:val="22"/>
+          <w:caps/>
+          <w:color w:val="1F4E79"/>
+          <w:sz w:val="19"/>
         </w:rPr>
         <w:t>Indicators</w:t>
       </w:r>
     </w:p>
+    <w:tbl>
+      <w:tblPr>
+        <w:tblW w:w="9639" w:type="dxa"/>
+        <w:tblBorders>
+          <w:top w:val="nil"/>
+          <w:left w:val="nil"/>
+          <w:bottom w:val="nil"/>
+          <w:right w:val="nil"/>
+          <w:insideH w:val="nil"/>
+          <w:insideV w:val="nil"/>
+        </w:tblBorders>
+        <w:tblLayout w:type="fixed"/>
+        <w:tblCellMar>
+          <w:top w:w="90" w:type="dxa"/>
+          <w:left w:w="0" w:type="dxa"/>
+          <w:bottom w:w="110" w:type="dxa"/>
+          <w:right w:w="0" w:type="dxa"/>
+        </w:tblCellMar>
+        <w:tblLook w:firstColumn="1" w:firstRow="1" w:lastColumn="0" w:lastRow="0" w:noHBand="0" w:noVBand="1" w:val="04A0"/>
+      </w:tblPr>
+      <w:tblGrid>
+        <w:gridCol w:w="340"/>
+        <w:gridCol w:w="9298"/>
+      </w:tblGrid>
+      <w:tr>
+        <w:tc>
+          <w:tcPr>
+            <w:tcW w:type="dxa" w:w="340"/>
+            <w:tcBorders>
+              <w:top w:val="nil"/>
+              <w:left w:val="nil"/>
+              <w:bottom w:val="single" w:sz="4" w:color="E3E8EE" w:space="0"/>
+              <w:right w:val="nil"/>
+            </w:tcBorders>
+          </w:tcPr>
+          <w:p>
+            <w:pPr>
+              <w:spacing w:before="0" w:after="0"/>
+            </w:pPr>
+            <w:r>
+              <w:rPr>
+                <w:rFonts w:ascii="Segoe UI Symbol" w:hAnsi="Segoe UI Symbol"/>
+                <w:b w:val="0"/>
+                <w:color w:val="1B7F3B"/>
+                <w:sz w:val="24"/>
+              </w:rPr>
+              <w:t>☑</w:t>
+            </w:r>
+          </w:p>
+        </w:tc>
+        <w:tc>
+          <w:tcPr>
+            <w:tcW w:type="dxa" w:w="9298"/>
+            <w:tcBorders>
+              <w:top w:val="nil"/>
+              <w:left w:val="nil"/>
+              <w:bottom w:val="single" w:sz="4" w:color="E3E8EE" w:space="0"/>
+              <w:right w:val="nil"/>
+            </w:tcBorders>
+          </w:tcPr>
+          <w:p>
+            <w:pPr>
+              <w:spacing w:before="0" w:after="40"/>
+            </w:pPr>
+            <w:r>
+              <w:rPr>
+                <w:b/>
+                <w:color w:val="1A1A1A"/>
+                <w:sz w:val="19"/>
+              </w:rPr>
+              <w:t>Yes, the indicators of the company support the targets of sustainability and PAI indicators followed by the Fund</w:t>
+            </w:r>
+          </w:p>
+          <w:p>
+            <w:pPr>
+              <w:tabs>
+                <w:tab w:pos="198" w:val="left"/>
+              </w:tabs>
+              <w:spacing w:before="0" w:after="20"/>
+              <w:ind w:left="198" w:hanging="198"/>
+            </w:pPr>
+            <w:r>
+              <w:rPr>
+                <w:b w:val="0"/>
+                <w:color w:val="5F6B7A"/>
+                <w:sz w:val="18"/>
+              </w:rPr>
+              <w:t>•</w:t>
+              <w:tab/>
+            </w:r>
+            <w:r>
+              <w:rPr>
+                <w:b w:val="0"/>
+                <w:color w:val="333333"/>
+                <w:sz w:val="18"/>
+              </w:rPr>
+              <w:t>Scope 1+2 emissions 19,261 t CO2e in 2025, −41.8% versus 2019 (calculated by the tool)</w:t>
+            </w:r>
+            <w:hyperlink r:id="rId25">
+              <w:r>
+                <w:rPr>
+                  <w:color w:val="2A78D6"/>
+                  <w:vertAlign w:val="superscript"/>
+                  <w:sz w:val="15"/>
+                </w:rPr>
+                <w:t xml:space="preserve">17</w:t>
+              </w:r>
+            </w:hyperlink>
+          </w:p>
+          <w:p>
+            <w:pPr>
+              <w:tabs>
+                <w:tab w:pos="198" w:val="left"/>
+              </w:tabs>
+              <w:spacing w:before="0" w:after="20"/>
+              <w:ind w:left="198" w:hanging="198"/>
+            </w:pPr>
+            <w:r>
+              <w:rPr>
+                <w:b w:val="0"/>
+                <w:color w:val="5F6B7A"/>
+                <w:sz w:val="18"/>
+              </w:rPr>
+              <w:t>•</w:t>
+              <w:tab/>
+            </w:r>
+            <w:r>
+              <w:rPr>
+                <w:b w:val="0"/>
+                <w:color w:val="333333"/>
+                <w:sz w:val="18"/>
+              </w:rPr>
+              <w:t>Target −55% by 2030 and climate neutrality by 2050</w:t>
+            </w:r>
+            <w:hyperlink r:id="rId19">
+              <w:r>
+                <w:rPr>
+                  <w:color w:val="2A78D6"/>
+                  <w:vertAlign w:val="superscript"/>
+                  <w:sz w:val="15"/>
+                </w:rPr>
+                <w:t xml:space="preserve">16</w:t>
+              </w:r>
+            </w:hyperlink>
+            <w:r>
+              <w:rPr>
+                <w:b w:val="0"/>
+                <w:color w:val="333333"/>
+                <w:sz w:val="18"/>
+              </w:rPr>
+              <w:t>.</w:t>
+            </w:r>
+          </w:p>
+        </w:tc>
+      </w:tr>
+    </w:tbl>
     <w:p>
       <w:pPr>
-        <w:spacing w:before="80" w:after="20"/>
-      </w:pPr>
-      <w:r>
-        <w:rPr>
-          <w:sz w:val="24"/>
-        </w:rPr>
-        <w:t xml:space="preserve">☑ </w:t>
-      </w:r>
-      <w:r>
-        <w:t>Yes, the indicators of the company support the targets of sustainability and PAI indicators followed by the Fund</w:t>
-      </w:r>
-    </w:p>
-    <w:p>
-      <w:pPr>
-        <w:spacing w:after="0"/>
-        <w:ind w:left="510" w:hanging="198"/>
-      </w:pPr>
-      <w:r>
-        <w:rPr>
-          <w:sz w:val="19"/>
-        </w:rPr>
-        <w:t xml:space="preserve">•  </w:t>
-      </w:r>
-      <w:r>
-        <w:rPr>
-          <w:b w:val="0"/>
-          <w:color w:val="333333"/>
-          <w:sz w:val="19"/>
-        </w:rPr>
-        <w:t>Scope 1+2 emissions 19,261 t CO2e in 2025, −41.8% versus 2019 (calculated by the tool)</w:t>
-      </w:r>
-      <w:hyperlink r:id="rId20">
-        <w:r>
-          <w:rPr>
-            <w:color w:val="2A78D6"/>
-            <w:vertAlign w:val="superscript"/>
-            <w:sz w:val="16"/>
-          </w:rPr>
-          <w:t xml:space="preserve">17</w:t>
-        </w:r>
-      </w:hyperlink>
-    </w:p>
-    <w:p>
-      <w:pPr>
-        <w:spacing w:after="120"/>
-        <w:ind w:left="510" w:hanging="198"/>
-      </w:pPr>
-      <w:r>
-        <w:rPr>
-          <w:sz w:val="19"/>
-        </w:rPr>
-        <w:t xml:space="preserve">•  </w:t>
-      </w:r>
-      <w:r>
-        <w:rPr>
-          <w:b w:val="0"/>
-          <w:color w:val="333333"/>
-          <w:sz w:val="19"/>
-        </w:rPr>
-        <w:t>Target −55% by 2030 and climate neutrality by 2050</w:t>
-      </w:r>
-      <w:hyperlink r:id="rId17">
-        <w:r>
-          <w:rPr>
-            <w:color w:val="2A78D6"/>
-            <w:vertAlign w:val="superscript"/>
-            <w:sz w:val="16"/>
-          </w:rPr>
-          <w:t xml:space="preserve">16</w:t>
-        </w:r>
-      </w:hyperlink>
-      <w:r>
-        <w:rPr>
-          <w:b w:val="0"/>
-          <w:color w:val="333333"/>
-          <w:sz w:val="19"/>
-        </w:rPr>
-        <w:t>.</w:t>
-      </w:r>
-    </w:p>
-    <w:p>
-      <w:pPr>
-        <w:spacing w:before="80"/>
+        <w:spacing w:before="120" w:after="40"/>
       </w:pPr>
       <w:r>
         <w:rPr>
           <w:b/>
+          <w:sz w:val="19"/>
         </w:rPr>
         <w:t xml:space="preserve">Additional comments: </w:t>
       </w:r>
     </w:p>
     <w:p>
       <w:pPr>
-        <w:spacing w:before="80"/>
+        <w:spacing w:before="120" w:after="40"/>
       </w:pPr>
       <w:r>
         <w:rPr>
           <w:b/>
+          <w:sz w:val="19"/>
         </w:rPr>
         <w:t xml:space="preserve">Conclusion: </w:t>
       </w:r>
       <w:r>
         <w:rPr>
           <w:b w:val="0"/>
+          <w:sz w:val="19"/>
         </w:rPr>
         <w:t>No exclusions or red flags. Clear climate targets with good progress (−41.8% versus 2019). Shipping-specific disclosures could be more detailed.</w:t>
       </w:r>
     </w:p>
     <w:p>
+      <w:pPr>
+        <w:spacing w:before="40" w:after="60"/>
+      </w:pPr>
       <w:r>
         <w:rPr>
-          <w:i/>
+          <w:b w:val="0"/>
           <w:color w:val="5F6B7A"/>
           <w:sz w:val="16"/>
         </w:rPr>
@@ -4817,11 +7159,24 @@
     </w:p>
     <w:p>
       <w:pPr>
-        <w:spacing w:before="280" w:after="80"/>
+        <w:keepNext/>
         <w:pBdr>
-          <w:bottom w:val="single" w:sz="6" w:color="C9D3DE" w:space="2"/>
+          <w:bottom w:val="single" w:sz="8" w:color="1F4E79" w:space="4"/>
         </w:pBdr>
+        <w:tabs>
+          <w:tab w:pos="482" w:val="left"/>
+        </w:tabs>
+        <w:spacing w:before="360" w:after="160"/>
       </w:pPr>
+      <w:r>
+        <w:rPr>
+          <w:b/>
+          <w:color w:val="2A78D6"/>
+          <w:sz w:val="18"/>
+        </w:rPr>
+        <w:t>10</w:t>
+        <w:tab/>
+      </w:r>
       <w:r>
         <w:rPr>
           <w:b/>
@@ -4833,16 +7188,22 @@
     </w:p>
     <w:p>
       <w:pPr>
-        <w:spacing w:after="20"/>
-        <w:ind w:left="340" w:hanging="340"/>
+        <w:tabs>
+          <w:tab w:pos="397" w:val="left"/>
+        </w:tabs>
+        <w:spacing w:before="0" w:after="30"/>
+        <w:ind w:left="397" w:hanging="397"/>
       </w:pPr>
       <w:r>
         <w:rPr>
+          <w:b w:val="0"/>
+          <w:color w:val="5F6B7A"/>
           <w:sz w:val="17"/>
         </w:rPr>
-        <w:t xml:space="preserve">1. </w:t>
+        <w:t>1.</w:t>
+        <w:tab/>
       </w:r>
-      <w:hyperlink r:id="rId10">
+      <w:hyperlink r:id="rId12">
         <w:r>
           <w:rPr>
             <w:color w:val="2A78D6"/>
@@ -4854,16 +7215,22 @@
     </w:p>
     <w:p>
       <w:pPr>
-        <w:spacing w:after="20"/>
-        <w:ind w:left="340" w:hanging="340"/>
+        <w:tabs>
+          <w:tab w:pos="397" w:val="left"/>
+        </w:tabs>
+        <w:spacing w:before="0" w:after="30"/>
+        <w:ind w:left="397" w:hanging="397"/>
       </w:pPr>
       <w:r>
         <w:rPr>
+          <w:b w:val="0"/>
+          <w:color w:val="5F6B7A"/>
           <w:sz w:val="17"/>
         </w:rPr>
-        <w:t xml:space="preserve">2. </w:t>
+        <w:t>2.</w:t>
+        <w:tab/>
       </w:r>
-      <w:hyperlink r:id="rId11">
+      <w:hyperlink r:id="rId13">
         <w:r>
           <w:rPr>
             <w:color w:val="2A78D6"/>
@@ -4875,16 +7242,22 @@
     </w:p>
     <w:p>
       <w:pPr>
-        <w:spacing w:after="20"/>
-        <w:ind w:left="340" w:hanging="340"/>
+        <w:tabs>
+          <w:tab w:pos="397" w:val="left"/>
+        </w:tabs>
+        <w:spacing w:before="0" w:after="30"/>
+        <w:ind w:left="397" w:hanging="397"/>
       </w:pPr>
       <w:r>
         <w:rPr>
+          <w:b w:val="0"/>
+          <w:color w:val="5F6B7A"/>
           <w:sz w:val="17"/>
         </w:rPr>
-        <w:t xml:space="preserve">3. </w:t>
+        <w:t>3.</w:t>
+        <w:tab/>
       </w:r>
-      <w:hyperlink r:id="rId11">
+      <w:hyperlink r:id="rId13">
         <w:r>
           <w:rPr>
             <w:color w:val="2A78D6"/>
@@ -4896,16 +7269,22 @@
     </w:p>
     <w:p>
       <w:pPr>
-        <w:spacing w:after="20"/>
-        <w:ind w:left="340" w:hanging="340"/>
+        <w:tabs>
+          <w:tab w:pos="397" w:val="left"/>
+        </w:tabs>
+        <w:spacing w:before="0" w:after="30"/>
+        <w:ind w:left="397" w:hanging="397"/>
       </w:pPr>
       <w:r>
         <w:rPr>
+          <w:b w:val="0"/>
+          <w:color w:val="5F6B7A"/>
           <w:sz w:val="17"/>
         </w:rPr>
-        <w:t xml:space="preserve">4. </w:t>
+        <w:t>4.</w:t>
+        <w:tab/>
       </w:r>
-      <w:hyperlink r:id="rId12">
+      <w:hyperlink r:id="rId14">
         <w:r>
           <w:rPr>
             <w:color w:val="2A78D6"/>
@@ -4917,16 +7296,22 @@
     </w:p>
     <w:p>
       <w:pPr>
-        <w:spacing w:after="20"/>
-        <w:ind w:left="340" w:hanging="340"/>
+        <w:tabs>
+          <w:tab w:pos="397" w:val="left"/>
+        </w:tabs>
+        <w:spacing w:before="0" w:after="30"/>
+        <w:ind w:left="397" w:hanging="397"/>
       </w:pPr>
       <w:r>
         <w:rPr>
+          <w:b w:val="0"/>
+          <w:color w:val="5F6B7A"/>
           <w:sz w:val="17"/>
         </w:rPr>
-        <w:t xml:space="preserve">5. </w:t>
+        <w:t>5.</w:t>
+        <w:tab/>
       </w:r>
-      <w:hyperlink r:id="rId11">
+      <w:hyperlink r:id="rId13">
         <w:r>
           <w:rPr>
             <w:color w:val="2A78D6"/>
@@ -4938,16 +7323,22 @@
     </w:p>
     <w:p>
       <w:pPr>
-        <w:spacing w:after="20"/>
-        <w:ind w:left="340" w:hanging="340"/>
+        <w:tabs>
+          <w:tab w:pos="397" w:val="left"/>
+        </w:tabs>
+        <w:spacing w:before="0" w:after="30"/>
+        <w:ind w:left="397" w:hanging="397"/>
       </w:pPr>
       <w:r>
         <w:rPr>
+          <w:b w:val="0"/>
+          <w:color w:val="5F6B7A"/>
           <w:sz w:val="17"/>
         </w:rPr>
-        <w:t xml:space="preserve">6. </w:t>
+        <w:t>6.</w:t>
+        <w:tab/>
       </w:r>
-      <w:hyperlink r:id="rId11">
+      <w:hyperlink r:id="rId13">
         <w:r>
           <w:rPr>
             <w:color w:val="2A78D6"/>
@@ -4959,16 +7350,22 @@
     </w:p>
     <w:p>
       <w:pPr>
-        <w:spacing w:after="20"/>
-        <w:ind w:left="340" w:hanging="340"/>
+        <w:tabs>
+          <w:tab w:pos="397" w:val="left"/>
+        </w:tabs>
+        <w:spacing w:before="0" w:after="30"/>
+        <w:ind w:left="397" w:hanging="397"/>
       </w:pPr>
       <w:r>
         <w:rPr>
+          <w:b w:val="0"/>
+          <w:color w:val="5F6B7A"/>
           <w:sz w:val="17"/>
         </w:rPr>
-        <w:t xml:space="preserve">7. </w:t>
+        <w:t>7.</w:t>
+        <w:tab/>
       </w:r>
-      <w:hyperlink r:id="rId13">
+      <w:hyperlink r:id="rId15">
         <w:r>
           <w:rPr>
             <w:color w:val="2A78D6"/>
@@ -4980,16 +7377,22 @@
     </w:p>
     <w:p>
       <w:pPr>
-        <w:spacing w:after="20"/>
-        <w:ind w:left="340" w:hanging="340"/>
+        <w:tabs>
+          <w:tab w:pos="397" w:val="left"/>
+        </w:tabs>
+        <w:spacing w:before="0" w:after="30"/>
+        <w:ind w:left="397" w:hanging="397"/>
       </w:pPr>
       <w:r>
         <w:rPr>
+          <w:b w:val="0"/>
+          <w:color w:val="5F6B7A"/>
           <w:sz w:val="17"/>
         </w:rPr>
-        <w:t xml:space="preserve">8. </w:t>
+        <w:t>8.</w:t>
+        <w:tab/>
       </w:r>
-      <w:hyperlink r:id="rId14">
+      <w:hyperlink r:id="rId16">
         <w:r>
           <w:rPr>
             <w:color w:val="2A78D6"/>
@@ -5001,16 +7404,22 @@
     </w:p>
     <w:p>
       <w:pPr>
-        <w:spacing w:after="20"/>
-        <w:ind w:left="340" w:hanging="340"/>
+        <w:tabs>
+          <w:tab w:pos="397" w:val="left"/>
+        </w:tabs>
+        <w:spacing w:before="0" w:after="30"/>
+        <w:ind w:left="397" w:hanging="397"/>
       </w:pPr>
       <w:r>
         <w:rPr>
+          <w:b w:val="0"/>
+          <w:color w:val="5F6B7A"/>
           <w:sz w:val="17"/>
         </w:rPr>
-        <w:t xml:space="preserve">9. </w:t>
+        <w:t>9.</w:t>
+        <w:tab/>
       </w:r>
-      <w:hyperlink r:id="rId15">
+      <w:hyperlink r:id="rId17">
         <w:r>
           <w:rPr>
             <w:color w:val="2A78D6"/>
@@ -5022,16 +7431,22 @@
     </w:p>
     <w:p>
       <w:pPr>
-        <w:spacing w:after="20"/>
-        <w:ind w:left="340" w:hanging="340"/>
+        <w:tabs>
+          <w:tab w:pos="397" w:val="left"/>
+        </w:tabs>
+        <w:spacing w:before="0" w:after="30"/>
+        <w:ind w:left="397" w:hanging="397"/>
       </w:pPr>
       <w:r>
         <w:rPr>
+          <w:b w:val="0"/>
+          <w:color w:val="5F6B7A"/>
           <w:sz w:val="17"/>
         </w:rPr>
-        <w:t xml:space="preserve">10. </w:t>
+        <w:t>10.</w:t>
+        <w:tab/>
       </w:r>
-      <w:hyperlink r:id="rId11">
+      <w:hyperlink r:id="rId13">
         <w:r>
           <w:rPr>
             <w:color w:val="2A78D6"/>
@@ -5043,16 +7458,22 @@
     </w:p>
     <w:p>
       <w:pPr>
-        <w:spacing w:after="20"/>
-        <w:ind w:left="340" w:hanging="340"/>
+        <w:tabs>
+          <w:tab w:pos="397" w:val="left"/>
+        </w:tabs>
+        <w:spacing w:before="0" w:after="30"/>
+        <w:ind w:left="397" w:hanging="397"/>
       </w:pPr>
       <w:r>
         <w:rPr>
+          <w:b w:val="0"/>
+          <w:color w:val="5F6B7A"/>
           <w:sz w:val="17"/>
         </w:rPr>
-        <w:t xml:space="preserve">11. </w:t>
+        <w:t>11.</w:t>
+        <w:tab/>
       </w:r>
-      <w:hyperlink r:id="rId11">
+      <w:hyperlink r:id="rId13">
         <w:r>
           <w:rPr>
             <w:color w:val="2A78D6"/>
@@ -5064,16 +7485,22 @@
     </w:p>
     <w:p>
       <w:pPr>
-        <w:spacing w:after="20"/>
-        <w:ind w:left="340" w:hanging="340"/>
+        <w:tabs>
+          <w:tab w:pos="397" w:val="left"/>
+        </w:tabs>
+        <w:spacing w:before="0" w:after="30"/>
+        <w:ind w:left="397" w:hanging="397"/>
       </w:pPr>
       <w:r>
         <w:rPr>
+          <w:b w:val="0"/>
+          <w:color w:val="5F6B7A"/>
           <w:sz w:val="17"/>
         </w:rPr>
-        <w:t xml:space="preserve">12. </w:t>
+        <w:t>12.</w:t>
+        <w:tab/>
       </w:r>
-      <w:hyperlink r:id="rId11">
+      <w:hyperlink r:id="rId13">
         <w:r>
           <w:rPr>
             <w:color w:val="2A78D6"/>
@@ -5085,16 +7512,22 @@
     </w:p>
     <w:p>
       <w:pPr>
-        <w:spacing w:after="20"/>
-        <w:ind w:left="340" w:hanging="340"/>
+        <w:tabs>
+          <w:tab w:pos="397" w:val="left"/>
+        </w:tabs>
+        <w:spacing w:before="0" w:after="30"/>
+        <w:ind w:left="397" w:hanging="397"/>
       </w:pPr>
       <w:r>
         <w:rPr>
+          <w:b w:val="0"/>
+          <w:color w:val="5F6B7A"/>
           <w:sz w:val="17"/>
         </w:rPr>
-        <w:t xml:space="preserve">13. </w:t>
+        <w:t>13.</w:t>
+        <w:tab/>
       </w:r>
-      <w:hyperlink r:id="rId17">
+      <w:hyperlink r:id="rId19">
         <w:r>
           <w:rPr>
             <w:color w:val="2A78D6"/>
@@ -5106,16 +7539,22 @@
     </w:p>
     <w:p>
       <w:pPr>
-        <w:spacing w:after="20"/>
-        <w:ind w:left="340" w:hanging="340"/>
+        <w:tabs>
+          <w:tab w:pos="397" w:val="left"/>
+        </w:tabs>
+        <w:spacing w:before="0" w:after="30"/>
+        <w:ind w:left="397" w:hanging="397"/>
       </w:pPr>
       <w:r>
         <w:rPr>
+          <w:b w:val="0"/>
+          <w:color w:val="5F6B7A"/>
           <w:sz w:val="17"/>
         </w:rPr>
-        <w:t xml:space="preserve">14. </w:t>
+        <w:t>14.</w:t>
+        <w:tab/>
       </w:r>
-      <w:hyperlink r:id="rId18">
+      <w:hyperlink r:id="rId20">
         <w:r>
           <w:rPr>
             <w:color w:val="2A78D6"/>
@@ -5127,16 +7566,22 @@
     </w:p>
     <w:p>
       <w:pPr>
-        <w:spacing w:after="20"/>
-        <w:ind w:left="340" w:hanging="340"/>
+        <w:tabs>
+          <w:tab w:pos="397" w:val="left"/>
+        </w:tabs>
+        <w:spacing w:before="0" w:after="30"/>
+        <w:ind w:left="397" w:hanging="397"/>
       </w:pPr>
       <w:r>
         <w:rPr>
+          <w:b w:val="0"/>
+          <w:color w:val="5F6B7A"/>
           <w:sz w:val="17"/>
         </w:rPr>
-        <w:t xml:space="preserve">15. </w:t>
+        <w:t>15.</w:t>
+        <w:tab/>
       </w:r>
-      <w:hyperlink r:id="rId19">
+      <w:hyperlink r:id="rId24">
         <w:r>
           <w:rPr>
             <w:color w:val="2A78D6"/>
@@ -5148,16 +7593,22 @@
     </w:p>
     <w:p>
       <w:pPr>
-        <w:spacing w:after="20"/>
-        <w:ind w:left="340" w:hanging="340"/>
+        <w:tabs>
+          <w:tab w:pos="397" w:val="left"/>
+        </w:tabs>
+        <w:spacing w:before="0" w:after="30"/>
+        <w:ind w:left="397" w:hanging="397"/>
       </w:pPr>
       <w:r>
         <w:rPr>
+          <w:b w:val="0"/>
+          <w:color w:val="5F6B7A"/>
           <w:sz w:val="17"/>
         </w:rPr>
-        <w:t xml:space="preserve">16. </w:t>
+        <w:t>16.</w:t>
+        <w:tab/>
       </w:r>
-      <w:hyperlink r:id="rId17">
+      <w:hyperlink r:id="rId19">
         <w:r>
           <w:rPr>
             <w:color w:val="2A78D6"/>
@@ -5169,16 +7620,22 @@
     </w:p>
     <w:p>
       <w:pPr>
-        <w:spacing w:after="20"/>
-        <w:ind w:left="340" w:hanging="340"/>
+        <w:tabs>
+          <w:tab w:pos="397" w:val="left"/>
+        </w:tabs>
+        <w:spacing w:before="0" w:after="30"/>
+        <w:ind w:left="397" w:hanging="397"/>
       </w:pPr>
       <w:r>
         <w:rPr>
+          <w:b w:val="0"/>
+          <w:color w:val="5F6B7A"/>
           <w:sz w:val="17"/>
         </w:rPr>
-        <w:t xml:space="preserve">17. </w:t>
+        <w:t>17.</w:t>
+        <w:tab/>
       </w:r>
-      <w:hyperlink r:id="rId20">
+      <w:hyperlink r:id="rId25">
         <w:r>
           <w:rPr>
             <w:color w:val="2A78D6"/>
@@ -5190,16 +7647,22 @@
     </w:p>
     <w:p>
       <w:pPr>
-        <w:spacing w:after="20"/>
-        <w:ind w:left="340" w:hanging="340"/>
+        <w:tabs>
+          <w:tab w:pos="397" w:val="left"/>
+        </w:tabs>
+        <w:spacing w:before="0" w:after="30"/>
+        <w:ind w:left="397" w:hanging="397"/>
       </w:pPr>
       <w:r>
         <w:rPr>
+          <w:b w:val="0"/>
+          <w:color w:val="5F6B7A"/>
           <w:sz w:val="17"/>
         </w:rPr>
-        <w:t xml:space="preserve">18. </w:t>
+        <w:t>18.</w:t>
+        <w:tab/>
       </w:r>
-      <w:hyperlink r:id="rId21">
+      <w:hyperlink r:id="rId26">
         <w:r>
           <w:rPr>
             <w:color w:val="2A78D6"/>
@@ -5211,16 +7674,22 @@
     </w:p>
     <w:p>
       <w:pPr>
-        <w:spacing w:after="20"/>
-        <w:ind w:left="340" w:hanging="340"/>
+        <w:tabs>
+          <w:tab w:pos="397" w:val="left"/>
+        </w:tabs>
+        <w:spacing w:before="0" w:after="30"/>
+        <w:ind w:left="397" w:hanging="397"/>
       </w:pPr>
       <w:r>
         <w:rPr>
+          <w:b w:val="0"/>
+          <w:color w:val="5F6B7A"/>
           <w:sz w:val="17"/>
         </w:rPr>
-        <w:t xml:space="preserve">19. </w:t>
+        <w:t>19.</w:t>
+        <w:tab/>
       </w:r>
-      <w:hyperlink r:id="rId22">
+      <w:hyperlink r:id="rId27">
         <w:r>
           <w:rPr>
             <w:color w:val="2A78D6"/>
@@ -5232,16 +7701,22 @@
     </w:p>
     <w:p>
       <w:pPr>
-        <w:spacing w:after="20"/>
-        <w:ind w:left="340" w:hanging="340"/>
+        <w:tabs>
+          <w:tab w:pos="397" w:val="left"/>
+        </w:tabs>
+        <w:spacing w:before="0" w:after="30"/>
+        <w:ind w:left="397" w:hanging="397"/>
       </w:pPr>
       <w:r>
         <w:rPr>
+          <w:b w:val="0"/>
+          <w:color w:val="5F6B7A"/>
           <w:sz w:val="17"/>
         </w:rPr>
-        <w:t xml:space="preserve">20. </w:t>
+        <w:t>20.</w:t>
+        <w:tab/>
       </w:r>
-      <w:hyperlink r:id="rId23">
+      <w:hyperlink r:id="rId28">
         <w:r>
           <w:rPr>
             <w:color w:val="2A78D6"/>
@@ -5253,16 +7728,22 @@
     </w:p>
     <w:p>
       <w:pPr>
-        <w:spacing w:after="20"/>
-        <w:ind w:left="340" w:hanging="340"/>
+        <w:tabs>
+          <w:tab w:pos="397" w:val="left"/>
+        </w:tabs>
+        <w:spacing w:before="0" w:after="30"/>
+        <w:ind w:left="397" w:hanging="397"/>
       </w:pPr>
       <w:r>
         <w:rPr>
+          <w:b w:val="0"/>
+          <w:color w:val="5F6B7A"/>
           <w:sz w:val="17"/>
         </w:rPr>
-        <w:t xml:space="preserve">21. </w:t>
+        <w:t>21.</w:t>
+        <w:tab/>
       </w:r>
-      <w:hyperlink r:id="rId24">
+      <w:hyperlink r:id="rId29">
         <w:r>
           <w:rPr>
             <w:color w:val="2A78D6"/>
@@ -5274,16 +7755,22 @@
     </w:p>
     <w:p>
       <w:pPr>
-        <w:spacing w:after="20"/>
-        <w:ind w:left="340" w:hanging="340"/>
+        <w:tabs>
+          <w:tab w:pos="397" w:val="left"/>
+        </w:tabs>
+        <w:spacing w:before="0" w:after="30"/>
+        <w:ind w:left="397" w:hanging="397"/>
       </w:pPr>
       <w:r>
         <w:rPr>
+          <w:b w:val="0"/>
+          <w:color w:val="5F6B7A"/>
           <w:sz w:val="17"/>
         </w:rPr>
-        <w:t xml:space="preserve">22. </w:t>
+        <w:t>22.</w:t>
+        <w:tab/>
       </w:r>
-      <w:hyperlink r:id="rId22">
+      <w:hyperlink r:id="rId27">
         <w:r>
           <w:rPr>
             <w:color w:val="2A78D6"/>
@@ -5295,16 +7782,22 @@
     </w:p>
     <w:p>
       <w:pPr>
-        <w:spacing w:after="20"/>
-        <w:ind w:left="340" w:hanging="340"/>
+        <w:tabs>
+          <w:tab w:pos="397" w:val="left"/>
+        </w:tabs>
+        <w:spacing w:before="0" w:after="30"/>
+        <w:ind w:left="397" w:hanging="397"/>
       </w:pPr>
       <w:r>
         <w:rPr>
+          <w:b w:val="0"/>
+          <w:color w:val="5F6B7A"/>
           <w:sz w:val="17"/>
         </w:rPr>
-        <w:t xml:space="preserve">23. </w:t>
+        <w:t>23.</w:t>
+        <w:tab/>
       </w:r>
-      <w:hyperlink r:id="rId11">
+      <w:hyperlink r:id="rId13">
         <w:r>
           <w:rPr>
             <w:color w:val="2A78D6"/>
@@ -5316,16 +7809,22 @@
     </w:p>
     <w:p>
       <w:pPr>
-        <w:spacing w:after="20"/>
-        <w:ind w:left="340" w:hanging="340"/>
+        <w:tabs>
+          <w:tab w:pos="397" w:val="left"/>
+        </w:tabs>
+        <w:spacing w:before="0" w:after="30"/>
+        <w:ind w:left="397" w:hanging="397"/>
       </w:pPr>
       <w:r>
         <w:rPr>
+          <w:b w:val="0"/>
+          <w:color w:val="5F6B7A"/>
           <w:sz w:val="17"/>
         </w:rPr>
-        <w:t xml:space="preserve">24. </w:t>
+        <w:t>24.</w:t>
+        <w:tab/>
       </w:r>
-      <w:hyperlink r:id="rId22">
+      <w:hyperlink r:id="rId27">
         <w:r>
           <w:rPr>
             <w:color w:val="2A78D6"/>
@@ -5337,16 +7836,22 @@
     </w:p>
     <w:p>
       <w:pPr>
-        <w:spacing w:after="20"/>
-        <w:ind w:left="340" w:hanging="340"/>
+        <w:tabs>
+          <w:tab w:pos="397" w:val="left"/>
+        </w:tabs>
+        <w:spacing w:before="0" w:after="30"/>
+        <w:ind w:left="397" w:hanging="397"/>
       </w:pPr>
       <w:r>
         <w:rPr>
+          <w:b w:val="0"/>
+          <w:color w:val="5F6B7A"/>
           <w:sz w:val="17"/>
         </w:rPr>
-        <w:t xml:space="preserve">25. </w:t>
+        <w:t>25.</w:t>
+        <w:tab/>
       </w:r>
-      <w:hyperlink r:id="rId25">
+      <w:hyperlink r:id="rId30">
         <w:r>
           <w:rPr>
             <w:color w:val="2A78D6"/>
@@ -5357,20 +7862,26 @@
       </w:hyperlink>
     </w:p>
     <w:p>
+      <w:pPr>
+        <w:spacing w:before="40" w:after="60"/>
+      </w:pPr>
       <w:r>
         <w:rPr>
-          <w:i/>
+          <w:b w:val="0"/>
           <w:color w:val="5F6B7A"/>
           <w:sz w:val="16"/>
         </w:rPr>
-        <w:t>Report prepared automatically from public sources. Figures are as published by the issuer; references [S#] point to the source list. Items marked for review must be checked by the analyst before use.</w:t>
+        <w:t>Report prepared from public sources. Figures are as published by the issuer; small numbers next to the text point to the source list.</w:t>
       </w:r>
     </w:p>
     <w:sectPr>
-      <w:footerReference w:type="default" r:id="rId9"/>
-      <w:pgSz w:w="12240" w:h="15840"/>
-      <w:pgMar w:top="907" w:right="1134" w:bottom="907" w:left="1134" w:header="720" w:footer="720" w:gutter="0"/>
+      <w:headerReference w:type="default" r:id="rId9"/>
+      <w:footerReference w:type="default" r:id="rId10"/>
+      <w:footerReference w:type="first" r:id="rId11"/>
+      <w:pgSz w:w="11906" w:h="16838"/>
+      <w:pgMar w:top="1020" w:right="1134" w:bottom="1020" w:left="1134" w:header="510" w:footer="454" w:gutter="0"/>
       <w:cols w:space="720"/>
+      <w:titlePg/>
       <w:docGrid w:linePitch="360"/>
     </w:sectPr>
   </w:body>
@@ -5381,19 +7892,100 @@
 <w:ftr xmlns:m="http://schemas.openxmlformats.org/officeDocument/2006/math" xmlns:mc="http://schemas.openxmlformats.org/markup-compatibility/2006" xmlns:mo="http://schemas.microsoft.com/office/mac/office/2008/main" xmlns:mv="urn:schemas-microsoft-com:mac:vml" xmlns:o="urn:schemas-microsoft-com:office:office" xmlns:r="http://schemas.openxmlformats.org/officeDocument/2006/relationships" xmlns:v="urn:schemas-microsoft-com:vml" xmlns:w10="urn:schemas-microsoft-com:office:word" xmlns:w14="http://schemas.microsoft.com/office/word/2010/wordml" xmlns:w="http://schemas.openxmlformats.org/wordprocessingml/2006/main" xmlns:wne="http://schemas.microsoft.com/office/word/2006/wordml" xmlns:wp14="http://schemas.microsoft.com/office/word/2010/wordprocessingDrawing" xmlns:wp="http://schemas.openxmlformats.org/drawingml/2006/wordprocessingDrawing" xmlns:wpc="http://schemas.microsoft.com/office/word/2010/wordprocessingCanvas" xmlns:wpg="http://schemas.microsoft.com/office/word/2010/wordprocessingGroup" xmlns:wpi="http://schemas.microsoft.com/office/word/2010/wordprocessingInk" xmlns:wps="http://schemas.microsoft.com/office/word/2010/wordprocessingShape" mc:Ignorable="w14 wp14">
   <w:p>
     <w:pPr>
-      <w:pStyle w:val="Footer"/>
-      <w:jc w:val="right"/>
+      <w:pBdr>
+        <w:top w:val="single" w:sz="4" w:color="C9D3DE" w:space="4"/>
+      </w:pBdr>
+      <w:tabs>
+        <w:tab w:pos="9638" w:val="right"/>
+      </w:tabs>
     </w:pPr>
     <w:r>
       <w:rPr>
+        <w:b w:val="0"/>
         <w:color w:val="5F6B7A"/>
         <w:sz w:val="16"/>
       </w:rPr>
-      <w:t xml:space="preserve">Port of Tallinn · 6M2026 · 2026-10-22   ·   </w:t>
+      <w:t>Port of Tallinn · 6M2026 · 2026-10-22</w:t>
+      <w:tab/>
     </w:r>
-    <w:fldSimple w:instr="PAGE"/>
+    <w:r>
+      <w:rPr>
+        <w:b/>
+        <w:color w:val="1F4E79"/>
+        <w:sz w:val="16"/>
+      </w:rPr>
+      <w:fldChar w:fldCharType="begin"/>
+      <w:instrText xml:space="preserve"> PAGE </w:instrText>
+      <w:fldChar w:fldCharType="end"/>
+    </w:r>
   </w:p>
 </w:ftr>
+</file>
+
+<file path=word/footer2.xml><?xml version="1.0" encoding="utf-8"?>
+<w:ftr xmlns:m="http://schemas.openxmlformats.org/officeDocument/2006/math" xmlns:mc="http://schemas.openxmlformats.org/markup-compatibility/2006" xmlns:mo="http://schemas.microsoft.com/office/mac/office/2008/main" xmlns:mv="urn:schemas-microsoft-com:mac:vml" xmlns:o="urn:schemas-microsoft-com:office:office" xmlns:r="http://schemas.openxmlformats.org/officeDocument/2006/relationships" xmlns:v="urn:schemas-microsoft-com:vml" xmlns:w10="urn:schemas-microsoft-com:office:word" xmlns:w14="http://schemas.microsoft.com/office/word/2010/wordml" xmlns:w="http://schemas.openxmlformats.org/wordprocessingml/2006/main" xmlns:wne="http://schemas.microsoft.com/office/word/2006/wordml" xmlns:wp14="http://schemas.microsoft.com/office/word/2010/wordprocessingDrawing" xmlns:wp="http://schemas.openxmlformats.org/drawingml/2006/wordprocessingDrawing" xmlns:wpc="http://schemas.microsoft.com/office/word/2010/wordprocessingCanvas" xmlns:wpg="http://schemas.microsoft.com/office/word/2010/wordprocessingGroup" xmlns:wpi="http://schemas.microsoft.com/office/word/2010/wordprocessingInk" xmlns:wps="http://schemas.microsoft.com/office/word/2010/wordprocessingShape" mc:Ignorable="w14 wp14">
+  <w:p>
+    <w:pPr>
+      <w:pBdr>
+        <w:top w:val="single" w:sz="4" w:color="C9D3DE" w:space="4"/>
+      </w:pBdr>
+      <w:tabs>
+        <w:tab w:pos="9638" w:val="right"/>
+      </w:tabs>
+    </w:pPr>
+    <w:r>
+      <w:rPr>
+        <w:b w:val="0"/>
+        <w:color w:val="5F6B7A"/>
+        <w:sz w:val="16"/>
+      </w:rPr>
+      <w:t>Port of Tallinn · 6M2026 · 2026-10-22</w:t>
+      <w:tab/>
+    </w:r>
+    <w:r>
+      <w:rPr>
+        <w:b/>
+        <w:color w:val="1F4E79"/>
+        <w:sz w:val="16"/>
+      </w:rPr>
+      <w:fldChar w:fldCharType="begin"/>
+      <w:instrText xml:space="preserve"> PAGE </w:instrText>
+      <w:fldChar w:fldCharType="end"/>
+    </w:r>
+  </w:p>
+</w:ftr>
+</file>
+
+<file path=word/header1.xml><?xml version="1.0" encoding="utf-8"?>
+<w:hdr xmlns:m="http://schemas.openxmlformats.org/officeDocument/2006/math" xmlns:mc="http://schemas.openxmlformats.org/markup-compatibility/2006" xmlns:mo="http://schemas.microsoft.com/office/mac/office/2008/main" xmlns:mv="urn:schemas-microsoft-com:mac:vml" xmlns:o="urn:schemas-microsoft-com:office:office" xmlns:r="http://schemas.openxmlformats.org/officeDocument/2006/relationships" xmlns:v="urn:schemas-microsoft-com:vml" xmlns:w10="urn:schemas-microsoft-com:office:word" xmlns:w14="http://schemas.microsoft.com/office/word/2010/wordml" xmlns:w="http://schemas.openxmlformats.org/wordprocessingml/2006/main" xmlns:wne="http://schemas.microsoft.com/office/word/2006/wordml" xmlns:wp14="http://schemas.microsoft.com/office/word/2010/wordprocessingDrawing" xmlns:wp="http://schemas.openxmlformats.org/drawingml/2006/wordprocessingDrawing" xmlns:wpc="http://schemas.microsoft.com/office/word/2010/wordprocessingCanvas" xmlns:wpg="http://schemas.microsoft.com/office/word/2010/wordprocessingGroup" xmlns:wpi="http://schemas.microsoft.com/office/word/2010/wordprocessingInk" xmlns:wps="http://schemas.microsoft.com/office/word/2010/wordprocessingShape" mc:Ignorable="w14 wp14">
+  <w:p>
+    <w:pPr>
+      <w:pBdr>
+        <w:bottom w:val="single" w:sz="4" w:color="C9D3DE" w:space="4"/>
+      </w:pBdr>
+      <w:tabs>
+        <w:tab w:pos="9638" w:val="right"/>
+      </w:tabs>
+    </w:pPr>
+    <w:r>
+      <w:rPr>
+        <w:b/>
+        <w:color w:val="1F4E79"/>
+        <w:sz w:val="16"/>
+      </w:rPr>
+      <w:t>Port of Tallinn</w:t>
+    </w:r>
+    <w:r>
+      <w:rPr>
+        <w:b w:val="0"/>
+        <w:color w:val="5F6B7A"/>
+        <w:sz w:val="16"/>
+      </w:rPr>
+      <w:tab/>
+      <w:t>Issuer review · 6M2026</w:t>
+    </w:r>
+  </w:p>
+</w:hdr>
 </file>
 
 <file path=word/numbering.xml><?xml version="1.0" encoding="utf-8"?>
@@ -5760,10 +8352,10 @@
     <w:qFormat/>
     <w:rsid w:val="00FC693F"/>
     <w:pPr>
-      <w:spacing w:after="80"/>
+      <w:spacing w:after="80" w:line="264" w:lineRule="auto"/>
     </w:pPr>
     <w:rPr>
-      <w:rFonts w:ascii="Calibri" w:hAnsi="Calibri"/>
+      <w:rFonts w:ascii="Calibri" w:hAnsi="Calibri" w:eastAsia="Calibri"/>
       <w:color w:val="1A1A1A"/>
       <w:sz w:val="21"/>
     </w:rPr>

--- a/docs/files/port-of-tallinn/port-of-tallinn_6M2026_en.docx
+++ b/docs/files/port-of-tallinn/port-of-tallinn_6M2026_en.docx
@@ -175,7 +175,7 @@
                 <w:color w:val="5F6B7A"/>
                 <w:sz w:val="15"/>
               </w:rPr>
-              <w:t>Rating</w:t>
+              <w:t>Issuer rating</w:t>
             </w:r>
           </w:p>
           <w:p>
@@ -1044,16 +1044,17 @@
         <w:tblLook w:firstColumn="1" w:firstRow="1" w:lastColumn="0" w:lastRow="0" w:noHBand="0" w:noVBand="1" w:val="04A0"/>
       </w:tblPr>
       <w:tblGrid>
-        <w:gridCol w:w="1701"/>
-        <w:gridCol w:w="2608"/>
-        <w:gridCol w:w="963"/>
-        <w:gridCol w:w="1304"/>
-        <w:gridCol w:w="3061"/>
+        <w:gridCol w:w="1513"/>
+        <w:gridCol w:w="2241"/>
+        <w:gridCol w:w="840"/>
+        <w:gridCol w:w="1120"/>
+        <w:gridCol w:w="1569"/>
+        <w:gridCol w:w="2353"/>
       </w:tblGrid>
       <w:tr>
         <w:tc>
           <w:tcPr>
-            <w:tcW w:type="dxa" w:w="1701"/>
+            <w:tcW w:type="dxa" w:w="1513"/>
             <w:tcBorders>
               <w:top w:val="single" w:sz="12" w:color="1F4E79" w:space="0"/>
               <w:left w:val="nil"/>
@@ -1079,7 +1080,7 @@
         </w:tc>
         <w:tc>
           <w:tcPr>
-            <w:tcW w:type="dxa" w:w="2608"/>
+            <w:tcW w:type="dxa" w:w="2241"/>
             <w:tcBorders>
               <w:top w:val="single" w:sz="12" w:color="1F4E79" w:space="0"/>
               <w:left w:val="nil"/>
@@ -1105,7 +1106,7 @@
         </w:tc>
         <w:tc>
           <w:tcPr>
-            <w:tcW w:type="dxa" w:w="964"/>
+            <w:tcW w:type="dxa" w:w="841"/>
             <w:tcBorders>
               <w:top w:val="single" w:sz="12" w:color="1F4E79" w:space="0"/>
               <w:left w:val="nil"/>
@@ -1132,7 +1133,7 @@
         </w:tc>
         <w:tc>
           <w:tcPr>
-            <w:tcW w:type="dxa" w:w="1304"/>
+            <w:tcW w:type="dxa" w:w="1121"/>
             <w:tcBorders>
               <w:top w:val="single" w:sz="12" w:color="1F4E79" w:space="0"/>
               <w:left w:val="nil"/>
@@ -1158,7 +1159,33 @@
         </w:tc>
         <w:tc>
           <w:tcPr>
-            <w:tcW w:type="dxa" w:w="3061"/>
+            <w:tcW w:type="dxa" w:w="1569"/>
+            <w:tcBorders>
+              <w:top w:val="single" w:sz="12" w:color="1F4E79" w:space="0"/>
+              <w:left w:val="nil"/>
+              <w:bottom w:val="single" w:sz="4" w:color="C9D3DE" w:space="0"/>
+              <w:right w:val="nil"/>
+            </w:tcBorders>
+            <w:shd w:val="clear" w:color="auto" w:fill="EAF1F8"/>
+          </w:tcPr>
+          <w:p>
+            <w:pPr>
+              <w:spacing w:before="0" w:after="0"/>
+            </w:pPr>
+            <w:r>
+              <w:rPr>
+                <w:b/>
+                <w:caps/>
+                <w:color w:val="1F4E79"/>
+                <w:sz w:val="16"/>
+              </w:rPr>
+              <w:t>Issue rating</w:t>
+            </w:r>
+          </w:p>
+        </w:tc>
+        <w:tc>
+          <w:tcPr>
+            <w:tcW w:type="dxa" w:w="2353"/>
             <w:tcBorders>
               <w:top w:val="single" w:sz="12" w:color="1F4E79" w:space="0"/>
               <w:left w:val="nil"/>
@@ -1186,7 +1213,7 @@
       <w:tr>
         <w:tc>
           <w:tcPr>
-            <w:tcW w:type="dxa" w:w="1701"/>
+            <w:tcW w:type="dxa" w:w="1513"/>
             <w:tcBorders>
               <w:top w:val="nil"/>
               <w:left w:val="nil"/>
@@ -1209,7 +1236,7 @@
         </w:tc>
         <w:tc>
           <w:tcPr>
-            <w:tcW w:type="dxa" w:w="2608"/>
+            <w:tcW w:type="dxa" w:w="2241"/>
             <w:tcBorders>
               <w:top w:val="nil"/>
               <w:left w:val="nil"/>
@@ -1232,7 +1259,7 @@
         </w:tc>
         <w:tc>
           <w:tcPr>
-            <w:tcW w:type="dxa" w:w="964"/>
+            <w:tcW w:type="dxa" w:w="841"/>
             <w:tcBorders>
               <w:top w:val="nil"/>
               <w:left w:val="nil"/>
@@ -1256,7 +1283,7 @@
         </w:tc>
         <w:tc>
           <w:tcPr>
-            <w:tcW w:type="dxa" w:w="1304"/>
+            <w:tcW w:type="dxa" w:w="1121"/>
             <w:tcBorders>
               <w:top w:val="nil"/>
               <w:left w:val="nil"/>
@@ -1279,7 +1306,29 @@
         </w:tc>
         <w:tc>
           <w:tcPr>
-            <w:tcW w:type="dxa" w:w="3061"/>
+            <w:tcW w:type="dxa" w:w="1569"/>
+            <w:tcBorders>
+              <w:top w:val="nil"/>
+              <w:left w:val="nil"/>
+              <w:bottom w:val="single" w:sz="4" w:color="DDE3EA" w:space="0"/>
+              <w:right w:val="nil"/>
+            </w:tcBorders>
+          </w:tcPr>
+          <w:p>
+            <w:pPr>
+              <w:spacing w:before="0" w:after="0"/>
+            </w:pPr>
+            <w:r>
+              <w:rPr>
+                <w:b w:val="0"/>
+                <w:sz w:val="17"/>
+              </w:rPr>
+            </w:r>
+          </w:p>
+        </w:tc>
+        <w:tc>
+          <w:tcPr>
+            <w:tcW w:type="dxa" w:w="2353"/>
             <w:tcBorders>
               <w:top w:val="nil"/>
               <w:left w:val="nil"/>

--- a/docs/files/port-of-tallinn/port-of-tallinn_6M2026_en.docx
+++ b/docs/files/port-of-tallinn/port-of-tallinn_6M2026_en.docx
@@ -2,6 +2,14 @@
 <file path=word/document.xml><?xml version="1.0" encoding="utf-8"?>
 <w:document xmlns:wpc="http://schemas.microsoft.com/office/word/2010/wordprocessingCanvas" xmlns:mo="http://schemas.microsoft.com/office/mac/office/2008/main" xmlns:mc="http://schemas.openxmlformats.org/markup-compatibility/2006" xmlns:mv="urn:schemas-microsoft-com:mac:vml" xmlns:o="urn:schemas-microsoft-com:office:office" xmlns:r="http://schemas.openxmlformats.org/officeDocument/2006/relationships" xmlns:m="http://schemas.openxmlformats.org/officeDocument/2006/math" xmlns:v="urn:schemas-microsoft-com:vml" xmlns:wp14="http://schemas.microsoft.com/office/word/2010/wordprocessingDrawing" xmlns:wp="http://schemas.openxmlformats.org/drawingml/2006/wordprocessingDrawing" xmlns:w10="urn:schemas-microsoft-com:office:word" xmlns:w="http://schemas.openxmlformats.org/wordprocessingml/2006/main" xmlns:w14="http://schemas.microsoft.com/office/word/2010/wordml" xmlns:wpg="http://schemas.microsoft.com/office/word/2010/wordprocessingGroup" xmlns:wpi="http://schemas.microsoft.com/office/word/2010/wordprocessingInk" xmlns:wne="http://schemas.microsoft.com/office/word/2006/wordml" xmlns:wps="http://schemas.microsoft.com/office/word/2010/wordprocessingShape" mc:Ignorable="w14 wp14">
   <w:body>
+    <w:p>
+      <w:pPr>
+        <w:pBdr>
+          <w:top w:val="single" w:sz="24" w:color="12355B" w:space="0"/>
+        </w:pBdr>
+        <w:spacing w:before="0" w:after="200" w:line="120" w:lineRule="auto"/>
+      </w:pPr>
+    </w:p>
     <w:tbl>
       <w:tblPr>
         <w:tblW w:w="9639" w:type="dxa"/>
@@ -15,10 +23,10 @@
         </w:tblBorders>
         <w:tblLayout w:type="fixed"/>
         <w:tblCellMar>
-          <w:top w:w="260" w:type="dxa"/>
-          <w:left w:w="280" w:type="dxa"/>
-          <w:bottom w:w="260" w:type="dxa"/>
-          <w:right w:w="280" w:type="dxa"/>
+          <w:top w:w="0" w:type="dxa"/>
+          <w:left w:w="0" w:type="dxa"/>
+          <w:bottom w:w="0" w:type="dxa"/>
+          <w:right w:w="0" w:type="dxa"/>
         </w:tblCellMar>
         <w:tblLook w:firstColumn="1" w:firstRow="1" w:lastColumn="0" w:lastRow="0" w:noHBand="0" w:noVBand="1" w:val="04A0"/>
       </w:tblPr>
@@ -30,7 +38,6 @@
         <w:tc>
           <w:tcPr>
             <w:tcW w:type="dxa" w:w="7030"/>
-            <w:shd w:val="clear" w:color="auto" w:fill="1F4E79"/>
           </w:tcPr>
           <w:p>
             <w:pPr>
@@ -40,8 +47,8 @@
               <w:rPr>
                 <w:b/>
                 <w:caps/>
-                <w:color w:val="AFC6DD"/>
-                <w:sz w:val="17"/>
+                <w:color w:val="2A78D6"/>
+                <w:sz w:val="16"/>
               </w:rPr>
               <w:t>Issuer review · 6M2026</w:t>
             </w:r>
@@ -53,28 +60,40 @@
             <w:r>
               <w:rPr>
                 <w:b/>
-                <w:color w:val="FFFFFF"/>
+                <w:color w:val="12355B"/>
                 <w:sz w:val="52"/>
               </w:rPr>
               <w:t>Port of Tallinn</w:t>
+            </w:r>
+          </w:p>
+          <w:p>
+            <w:pPr>
+              <w:spacing w:before="40" w:after="0"/>
+            </w:pPr>
+            <w:r>
+              <w:rPr>
+                <w:b w:val="0"/>
+                <w:color w:val="667085"/>
+                <w:sz w:val="18"/>
+              </w:rPr>
+              <w:t>Estonia · Ports, ferry services (Saaremaa/Hiiumaa), icebreaking, real estate</w:t>
             </w:r>
           </w:p>
         </w:tc>
         <w:tc>
           <w:tcPr>
             <w:tcW w:type="dxa" w:w="2608"/>
-            <w:shd w:val="clear" w:color="auto" w:fill="1F4E79"/>
           </w:tcPr>
           <w:p>
             <w:pPr>
-              <w:spacing w:before="280" w:after="0"/>
+              <w:spacing w:before="440" w:after="0"/>
               <w:jc w:val="right"/>
             </w:pPr>
             <w:r>
               <w:rPr>
                 <w:b/>
                 <w:color w:val="9A6400"/>
-                <w:sz w:val="19"/>
+                <w:sz w:val="18"/>
                 <w:shd w:val="clear" w:color="auto" w:fill="FDF1D8"/>
               </w:rPr>
               <w:t xml:space="preserve">  ●  WATCH  </w:t>
@@ -86,9 +105,9 @@
     <w:p>
       <w:pPr>
         <w:pBdr>
-          <w:top w:val="single" w:sz="12" w:color="2A78D6" w:space="0"/>
+          <w:top w:val="single" w:sz="4" w:color="D5DCE4" w:space="0"/>
         </w:pBdr>
-        <w:spacing w:before="0" w:after="200" w:line="120" w:lineRule="auto"/>
+        <w:spacing w:before="120" w:after="200" w:line="120" w:lineRule="auto"/>
       </w:pPr>
     </w:p>
     <w:tbl>
@@ -104,39 +123,88 @@
         </w:tblBorders>
         <w:tblLayout w:type="fixed"/>
         <w:tblCellMar>
-          <w:top w:w="0" w:type="dxa"/>
-          <w:left w:w="0" w:type="dxa"/>
-          <w:bottom w:w="120" w:type="dxa"/>
-          <w:right w:w="160" w:type="dxa"/>
+          <w:top w:w="160" w:type="dxa"/>
+          <w:left w:w="220" w:type="dxa"/>
+          <w:bottom w:w="160" w:type="dxa"/>
+          <w:right w:w="220" w:type="dxa"/>
         </w:tblCellMar>
         <w:tblLook w:firstColumn="1" w:firstRow="1" w:lastColumn="0" w:lastRow="0" w:noHBand="0" w:noVBand="1" w:val="04A0"/>
       </w:tblPr>
       <w:tblGrid>
-        <w:gridCol w:w="3213"/>
-        <w:gridCol w:w="3213"/>
-        <w:gridCol w:w="3213"/>
+        <w:gridCol w:w="4819"/>
+        <w:gridCol w:w="4819"/>
       </w:tblGrid>
       <w:tr>
         <w:tc>
           <w:tcPr>
-            <w:tcW w:type="dxa" w:w="3213"/>
+            <w:tcW w:type="dxa" w:w="4819"/>
             <w:tcBorders>
-              <w:top w:val="nil"/>
+              <w:top w:val="single" w:sz="12" w:color="12355B" w:space="0"/>
               <w:left w:val="nil"/>
-              <w:bottom w:val="single" w:sz="4" w:color="C9D3DE" w:space="0"/>
+              <w:bottom w:val="nil"/>
               <w:right w:val="nil"/>
             </w:tcBorders>
+            <w:shd w:val="clear" w:color="auto" w:fill="F4F6F9"/>
           </w:tcPr>
           <w:p>
             <w:pPr>
-              <w:spacing w:before="0" w:after="20"/>
+              <w:spacing w:before="0" w:after="40"/>
+            </w:pPr>
+            <w:r>
+              <w:rPr>
+                <w:b/>
+                <w:color w:val="12355B"/>
+                <w:sz w:val="18"/>
+              </w:rPr>
+              <w:t>Key facts</w:t>
+            </w:r>
+          </w:p>
+          <w:p>
+            <w:pPr>
+              <w:spacing w:before="80" w:after="0"/>
             </w:pPr>
             <w:r>
               <w:rPr>
                 <w:b/>
                 <w:caps/>
-                <w:color w:val="5F6B7A"/>
-                <w:sz w:val="15"/>
+                <w:color w:val="667085"/>
+                <w:sz w:val="14"/>
+              </w:rPr>
+              <w:t>Issuer rating</w:t>
+            </w:r>
+          </w:p>
+          <w:p>
+            <w:pPr>
+              <w:spacing w:before="0" w:after="0"/>
+            </w:pPr>
+            <w:r>
+              <w:rPr>
+                <w:b w:val="0"/>
+                <w:sz w:val="18"/>
+              </w:rPr>
+              <w:t>No public credit rating found</w:t>
+            </w:r>
+            <w:hyperlink r:id="rId12">
+              <w:r>
+                <w:rPr>
+                  <w:color w:val="2A78D6"/>
+                  <w:vertAlign w:val="superscript"/>
+                  <w:sz w:val="15"/>
+                </w:rPr>
+                <w:t xml:space="preserve">1</w:t>
+              </w:r>
+            </w:hyperlink>
+          </w:p>
+          <w:p>
+            <w:pPr>
+              <w:spacing w:before="80" w:after="0"/>
+            </w:pPr>
+            <w:r>
+              <w:rPr>
+                <w:b/>
+                <w:caps/>
+                <w:color w:val="667085"/>
+                <w:sz w:val="14"/>
               </w:rPr>
               <w:t>Analysis date</w:t>
             </w:r>
@@ -148,79 +216,21 @@
             <w:r>
               <w:rPr>
                 <w:b w:val="0"/>
-                <w:sz w:val="19"/>
+                <w:sz w:val="18"/>
               </w:rPr>
               <w:t>2026-10-22</w:t>
             </w:r>
           </w:p>
-        </w:tc>
-        <w:tc>
-          <w:tcPr>
-            <w:tcW w:type="dxa" w:w="3213"/>
-            <w:tcBorders>
-              <w:top w:val="nil"/>
-              <w:left w:val="nil"/>
-              <w:bottom w:val="single" w:sz="4" w:color="C9D3DE" w:space="0"/>
-              <w:right w:val="nil"/>
-            </w:tcBorders>
-          </w:tcPr>
           <w:p>
             <w:pPr>
-              <w:spacing w:before="0" w:after="20"/>
+              <w:spacing w:before="80" w:after="0"/>
             </w:pPr>
             <w:r>
               <w:rPr>
                 <w:b/>
                 <w:caps/>
-                <w:color w:val="5F6B7A"/>
-                <w:sz w:val="15"/>
-              </w:rPr>
-              <w:t>Issuer rating</w:t>
-            </w:r>
-          </w:p>
-          <w:p>
-            <w:pPr>
-              <w:spacing w:before="0" w:after="0"/>
-            </w:pPr>
-            <w:r>
-              <w:rPr>
-                <w:b w:val="0"/>
-                <w:sz w:val="19"/>
-              </w:rPr>
-              <w:t>No public credit rating found</w:t>
-            </w:r>
-            <w:hyperlink r:id="rId12">
-              <w:r>
-                <w:rPr>
-                  <w:color w:val="2A78D6"/>
-                  <w:vertAlign w:val="superscript"/>
-                  <w:sz w:val="16"/>
-                </w:rPr>
-                <w:t xml:space="preserve">1</w:t>
-              </w:r>
-            </w:hyperlink>
-          </w:p>
-        </w:tc>
-        <w:tc>
-          <w:tcPr>
-            <w:tcW w:type="dxa" w:w="3213"/>
-            <w:tcBorders>
-              <w:top w:val="nil"/>
-              <w:left w:val="nil"/>
-              <w:bottom w:val="single" w:sz="4" w:color="C9D3DE" w:space="0"/>
-              <w:right w:val="nil"/>
-            </w:tcBorders>
-          </w:tcPr>
-          <w:p>
-            <w:pPr>
-              <w:spacing w:before="0" w:after="20"/>
-            </w:pPr>
-            <w:r>
-              <w:rPr>
-                <w:b/>
-                <w:caps/>
-                <w:color w:val="5F6B7A"/>
-                <w:sz w:val="15"/>
+                <w:color w:val="667085"/>
+                <w:sz w:val="14"/>
               </w:rPr>
               <w:t>Next report</w:t>
             </w:r>
@@ -232,9 +242,86 @@
             <w:r>
               <w:rPr>
                 <w:b w:val="0"/>
-                <w:sz w:val="19"/>
+                <w:sz w:val="18"/>
               </w:rPr>
               <w:t>Q3 2026 results - expected November 2026</w:t>
+            </w:r>
+          </w:p>
+          <w:p>
+            <w:pPr>
+              <w:spacing w:before="80" w:after="0"/>
+            </w:pPr>
+            <w:r>
+              <w:rPr>
+                <w:b/>
+                <w:caps/>
+                <w:color w:val="667085"/>
+                <w:sz w:val="14"/>
+              </w:rPr>
+              <w:t>Country</w:t>
+            </w:r>
+          </w:p>
+          <w:p>
+            <w:pPr>
+              <w:spacing w:before="0" w:after="0"/>
+            </w:pPr>
+            <w:r>
+              <w:rPr>
+                <w:b w:val="0"/>
+                <w:sz w:val="18"/>
+              </w:rPr>
+              <w:t>Estonia</w:t>
+            </w:r>
+          </w:p>
+        </w:tc>
+        <w:tc>
+          <w:tcPr>
+            <w:tcW w:type="dxa" w:w="4819"/>
+            <w:tcBorders>
+              <w:top w:val="single" w:sz="12" w:color="12355B" w:space="0"/>
+              <w:left w:val="nil"/>
+              <w:bottom w:val="nil"/>
+              <w:right w:val="nil"/>
+            </w:tcBorders>
+            <w:shd w:val="clear" w:color="auto" w:fill="F4F6F9"/>
+          </w:tcPr>
+          <w:p>
+            <w:pPr>
+              <w:spacing w:before="0" w:after="40"/>
+            </w:pPr>
+            <w:r>
+              <w:rPr>
+                <w:b/>
+                <w:color w:val="12355B"/>
+                <w:sz w:val="18"/>
+              </w:rPr>
+              <w:t>Securities held</w:t>
+            </w:r>
+          </w:p>
+          <w:p>
+            <w:pPr>
+              <w:spacing w:before="80" w:after="0"/>
+            </w:pPr>
+            <w:r>
+              <w:rPr>
+                <w:b/>
+                <w:color w:val="1B2430"/>
+                <w:sz w:val="17"/>
+              </w:rPr>
+              <w:t>AS Tallinna Sadam ordinary share (TSM1T)</w:t>
+            </w:r>
+          </w:p>
+          <w:p>
+            <w:pPr>
+              <w:spacing w:before="0" w:after="0"/>
+            </w:pPr>
+            <w:r>
+              <w:rPr>
+                <w:b w:val="0"/>
+                <w:color w:val="667085"/>
+                <w:sz w:val="15"/>
+              </w:rPr>
+              <w:t>EE3100021635  ·  share</w:t>
             </w:r>
           </w:p>
         </w:tc>
@@ -242,7 +329,7 @@
     </w:tbl>
     <w:p>
       <w:pPr>
-        <w:spacing w:before="0" w:after="80"/>
+        <w:spacing w:before="0" w:after="120"/>
       </w:pPr>
     </w:p>
     <w:tbl>
@@ -287,7 +374,7 @@
             <w:r>
               <w:rPr>
                 <w:b/>
-                <w:color w:val="1A1A1A"/>
+                <w:color w:val="1B2430"/>
                 <w:sz w:val="21"/>
               </w:rPr>
               <w:t>Worth watching.</w:t>
@@ -295,7 +382,7 @@
             <w:r>
               <w:rPr>
                 <w:b w:val="0"/>
-                <w:color w:val="1A1A1A"/>
+                <w:color w:val="1B2430"/>
                 <w:sz w:val="21"/>
               </w:rPr>
               <w:t xml:space="preserve"> The balance sheet is strong (net debt 2.78x EBITDA, equity 59.8% of assets)</w:t>
@@ -313,7 +400,7 @@
             <w:r>
               <w:rPr>
                 <w:b w:val="0"/>
-                <w:color w:val="1A1A1A"/>
+                <w:color w:val="1B2430"/>
                 <w:sz w:val="21"/>
               </w:rPr>
               <w:t>. But 6M 2026 net profit fell 41.7% on higher fuel and repair costs, so next year's dividend base may be smaller</w:t>
@@ -348,7 +435,7 @@
             <w:r>
               <w:rPr>
                 <w:b w:val="0"/>
-                <w:color w:val="1A1A1A"/>
+                <w:color w:val="1B2430"/>
                 <w:sz w:val="21"/>
               </w:rPr>
               <w:t>.</w:t>
@@ -397,9 +484,9 @@
             <w:tcW w:type="dxa" w:w="2261"/>
             <w:tcBorders>
               <w:top w:val="single" w:sz="18" w:color="2A78D6" w:space="0"/>
-              <w:left w:val="single" w:sz="4" w:color="C9D3DE" w:space="0"/>
-              <w:bottom w:val="single" w:sz="4" w:color="C9D3DE" w:space="0"/>
-              <w:right w:val="single" w:sz="4" w:color="C9D3DE" w:space="0"/>
+              <w:left w:val="single" w:sz="4" w:color="D5DCE4" w:space="0"/>
+              <w:bottom w:val="single" w:sz="4" w:color="D5DCE4" w:space="0"/>
+              <w:right w:val="single" w:sz="4" w:color="D5DCE4" w:space="0"/>
             </w:tcBorders>
           </w:tcPr>
           <w:p>
@@ -410,7 +497,7 @@
               <w:rPr>
                 <w:b/>
                 <w:caps/>
-                <w:color w:val="5F6B7A"/>
+                <w:color w:val="667085"/>
                 <w:sz w:val="14"/>
               </w:rPr>
               <w:t>Revenue</w:t>
@@ -418,7 +505,7 @@
             <w:r>
               <w:rPr>
                 <w:b w:val="0"/>
-                <w:color w:val="5F6B7A"/>
+                <w:color w:val="667085"/>
                 <w:sz w:val="14"/>
               </w:rPr>
               <w:t xml:space="preserve">  ·  6M2026</w:t>
@@ -431,7 +518,7 @@
             <w:r>
               <w:rPr>
                 <w:b/>
-                <w:color w:val="1F4E79"/>
+                <w:color w:val="12355B"/>
                 <w:sz w:val="34"/>
               </w:rPr>
               <w:t>59.3</w:t>
@@ -439,7 +526,7 @@
             <w:r>
               <w:rPr>
                 <w:b w:val="0"/>
-                <w:color w:val="5F6B7A"/>
+                <w:color w:val="667085"/>
                 <w:sz w:val="18"/>
               </w:rPr>
               <w:t xml:space="preserve"> EUR m</w:t>
@@ -452,7 +539,7 @@
             <w:r>
               <w:rPr>
                 <w:b w:val="0"/>
-                <w:color w:val="5F6B7A"/>
+                <w:color w:val="667085"/>
                 <w:sz w:val="15"/>
               </w:rPr>
               <w:t>▲ 2.4 % vs 6M2025</w:t>
@@ -470,9 +557,9 @@
             <w:tcW w:type="dxa" w:w="2261"/>
             <w:tcBorders>
               <w:top w:val="single" w:sz="18" w:color="2A78D6" w:space="0"/>
-              <w:left w:val="single" w:sz="4" w:color="C9D3DE" w:space="0"/>
-              <w:bottom w:val="single" w:sz="4" w:color="C9D3DE" w:space="0"/>
-              <w:right w:val="single" w:sz="4" w:color="C9D3DE" w:space="0"/>
+              <w:left w:val="single" w:sz="4" w:color="D5DCE4" w:space="0"/>
+              <w:bottom w:val="single" w:sz="4" w:color="D5DCE4" w:space="0"/>
+              <w:right w:val="single" w:sz="4" w:color="D5DCE4" w:space="0"/>
             </w:tcBorders>
           </w:tcPr>
           <w:p>
@@ -483,7 +570,7 @@
               <w:rPr>
                 <w:b/>
                 <w:caps/>
-                <w:color w:val="5F6B7A"/>
+                <w:color w:val="667085"/>
                 <w:sz w:val="14"/>
               </w:rPr>
               <w:t>Adjusted EBITDA</w:t>
@@ -491,7 +578,7 @@
             <w:r>
               <w:rPr>
                 <w:b w:val="0"/>
-                <w:color w:val="5F6B7A"/>
+                <w:color w:val="667085"/>
                 <w:sz w:val="14"/>
               </w:rPr>
               <w:t xml:space="preserve">  ·  6M2026</w:t>
@@ -504,7 +591,7 @@
             <w:r>
               <w:rPr>
                 <w:b/>
-                <w:color w:val="1F4E79"/>
+                <w:color w:val="12355B"/>
                 <w:sz w:val="34"/>
               </w:rPr>
               <w:t>25.8</w:t>
@@ -512,7 +599,7 @@
             <w:r>
               <w:rPr>
                 <w:b w:val="0"/>
-                <w:color w:val="5F6B7A"/>
+                <w:color w:val="667085"/>
                 <w:sz w:val="18"/>
               </w:rPr>
               <w:t xml:space="preserve"> EUR m</w:t>
@@ -525,7 +612,7 @@
             <w:r>
               <w:rPr>
                 <w:b w:val="0"/>
-                <w:color w:val="5F6B7A"/>
+                <w:color w:val="667085"/>
                 <w:sz w:val="15"/>
               </w:rPr>
               <w:t>▼ 13.4 % vs 6M2025</w:t>
@@ -543,9 +630,9 @@
             <w:tcW w:type="dxa" w:w="2261"/>
             <w:tcBorders>
               <w:top w:val="single" w:sz="18" w:color="2A78D6" w:space="0"/>
-              <w:left w:val="single" w:sz="4" w:color="C9D3DE" w:space="0"/>
-              <w:bottom w:val="single" w:sz="4" w:color="C9D3DE" w:space="0"/>
-              <w:right w:val="single" w:sz="4" w:color="C9D3DE" w:space="0"/>
+              <w:left w:val="single" w:sz="4" w:color="D5DCE4" w:space="0"/>
+              <w:bottom w:val="single" w:sz="4" w:color="D5DCE4" w:space="0"/>
+              <w:right w:val="single" w:sz="4" w:color="D5DCE4" w:space="0"/>
             </w:tcBorders>
           </w:tcPr>
           <w:p>
@@ -556,7 +643,7 @@
               <w:rPr>
                 <w:b/>
                 <w:caps/>
-                <w:color w:val="5F6B7A"/>
+                <w:color w:val="667085"/>
                 <w:sz w:val="14"/>
               </w:rPr>
               <w:t>Net profit</w:t>
@@ -564,7 +651,7 @@
             <w:r>
               <w:rPr>
                 <w:b w:val="0"/>
-                <w:color w:val="5F6B7A"/>
+                <w:color w:val="667085"/>
                 <w:sz w:val="14"/>
               </w:rPr>
               <w:t xml:space="preserve">  ·  6M2026</w:t>
@@ -577,7 +664,7 @@
             <w:r>
               <w:rPr>
                 <w:b/>
-                <w:color w:val="1F4E79"/>
+                <w:color w:val="12355B"/>
                 <w:sz w:val="34"/>
               </w:rPr>
               <w:t>6.0</w:t>
@@ -585,7 +672,7 @@
             <w:r>
               <w:rPr>
                 <w:b w:val="0"/>
-                <w:color w:val="5F6B7A"/>
+                <w:color w:val="667085"/>
                 <w:sz w:val="18"/>
               </w:rPr>
               <w:t xml:space="preserve"> EUR m</w:t>
@@ -598,7 +685,7 @@
             <w:r>
               <w:rPr>
                 <w:b w:val="0"/>
-                <w:color w:val="5F6B7A"/>
+                <w:color w:val="667085"/>
                 <w:sz w:val="15"/>
               </w:rPr>
               <w:t>▼ 41.7 % vs 6M2025</w:t>
@@ -616,9 +703,9 @@
             <w:tcW w:type="dxa" w:w="2261"/>
             <w:tcBorders>
               <w:top w:val="single" w:sz="18" w:color="2A78D6" w:space="0"/>
-              <w:left w:val="single" w:sz="4" w:color="C9D3DE" w:space="0"/>
-              <w:bottom w:val="single" w:sz="4" w:color="C9D3DE" w:space="0"/>
-              <w:right w:val="single" w:sz="4" w:color="C9D3DE" w:space="0"/>
+              <w:left w:val="single" w:sz="4" w:color="D5DCE4" w:space="0"/>
+              <w:bottom w:val="single" w:sz="4" w:color="D5DCE4" w:space="0"/>
+              <w:right w:val="single" w:sz="4" w:color="D5DCE4" w:space="0"/>
             </w:tcBorders>
           </w:tcPr>
           <w:p>
@@ -629,7 +716,7 @@
               <w:rPr>
                 <w:b/>
                 <w:caps/>
-                <w:color w:val="5F6B7A"/>
+                <w:color w:val="667085"/>
                 <w:sz w:val="14"/>
               </w:rPr>
               <w:t>Net debt / EBITDA</w:t>
@@ -637,7 +724,7 @@
             <w:r>
               <w:rPr>
                 <w:b w:val="0"/>
-                <w:color w:val="5F6B7A"/>
+                <w:color w:val="667085"/>
                 <w:sz w:val="14"/>
               </w:rPr>
               <w:t xml:space="preserve">  ·  6M2026</w:t>
@@ -650,7 +737,7 @@
             <w:r>
               <w:rPr>
                 <w:b/>
-                <w:color w:val="1F4E79"/>
+                <w:color w:val="12355B"/>
                 <w:sz w:val="34"/>
               </w:rPr>
               <w:t>2.78</w:t>
@@ -658,7 +745,7 @@
             <w:r>
               <w:rPr>
                 <w:b w:val="0"/>
-                <w:color w:val="5F6B7A"/>
+                <w:color w:val="667085"/>
                 <w:sz w:val="18"/>
               </w:rPr>
               <w:t xml:space="preserve"> x</w:t>
@@ -671,7 +758,7 @@
             <w:r>
               <w:rPr>
                 <w:b w:val="0"/>
-                <w:color w:val="5F6B7A"/>
+                <w:color w:val="667085"/>
                 <w:sz w:val="15"/>
               </w:rPr>
               <w:t>▲ 0.27x vs FY2025</w:t>
@@ -688,28 +775,13 @@
     <w:p>
       <w:pPr>
         <w:keepNext/>
-        <w:pBdr>
-          <w:bottom w:val="single" w:sz="8" w:color="1F4E79" w:space="4"/>
-        </w:pBdr>
-        <w:tabs>
-          <w:tab w:pos="482" w:val="left"/>
-        </w:tabs>
-        <w:spacing w:before="360" w:after="160"/>
+        <w:spacing w:before="200" w:after="100"/>
       </w:pPr>
       <w:r>
         <w:rPr>
           <w:b/>
-          <w:color w:val="2A78D6"/>
-          <w:sz w:val="18"/>
-        </w:rPr>
-        <w:t>01</w:t>
-        <w:tab/>
-      </w:r>
-      <w:r>
-        <w:rPr>
-          <w:b/>
-          <w:color w:val="1F4E79"/>
-          <w:sz w:val="28"/>
+          <w:color w:val="12355B"/>
+          <w:sz w:val="26"/>
         </w:rPr>
         <w:t>Quick summary</w:t>
       </w:r>
@@ -998,7 +1070,7 @@
       <w:pPr>
         <w:keepNext/>
         <w:pBdr>
-          <w:bottom w:val="single" w:sz="8" w:color="1F4E79" w:space="4"/>
+          <w:bottom w:val="single" w:sz="8" w:color="12355B" w:space="4"/>
         </w:pBdr>
         <w:tabs>
           <w:tab w:pos="482" w:val="left"/>
@@ -1011,13 +1083,13 @@
           <w:color w:val="2A78D6"/>
           <w:sz w:val="18"/>
         </w:rPr>
-        <w:t>02</w:t>
+        <w:t>01</w:t>
         <w:tab/>
       </w:r>
       <w:r>
         <w:rPr>
           <w:b/>
-          <w:color w:val="1F4E79"/>
+          <w:color w:val="12355B"/>
           <w:sz w:val="28"/>
         </w:rPr>
         <w:t>Instruments held and ISINs</w:t>
@@ -1044,24 +1116,23 @@
         <w:tblLook w:firstColumn="1" w:firstRow="1" w:lastColumn="0" w:lastRow="0" w:noHBand="0" w:noVBand="1" w:val="04A0"/>
       </w:tblPr>
       <w:tblGrid>
-        <w:gridCol w:w="1513"/>
+        <w:gridCol w:w="1457"/>
         <w:gridCol w:w="2241"/>
-        <w:gridCol w:w="840"/>
+        <w:gridCol w:w="1064"/>
         <w:gridCol w:w="1120"/>
         <w:gridCol w:w="1569"/>
-        <w:gridCol w:w="2353"/>
+        <w:gridCol w:w="2185"/>
       </w:tblGrid>
       <w:tr>
         <w:tc>
           <w:tcPr>
-            <w:tcW w:type="dxa" w:w="1513"/>
+            <w:tcW w:type="dxa" w:w="1457"/>
             <w:tcBorders>
-              <w:top w:val="single" w:sz="12" w:color="1F4E79" w:space="0"/>
+              <w:top w:val="nil"/>
               <w:left w:val="nil"/>
-              <w:bottom w:val="single" w:sz="4" w:color="C9D3DE" w:space="0"/>
+              <w:bottom w:val="single" w:sz="8" w:color="12355B" w:space="0"/>
               <w:right w:val="nil"/>
             </w:tcBorders>
-            <w:shd w:val="clear" w:color="auto" w:fill="EAF1F8"/>
           </w:tcPr>
           <w:p>
             <w:pPr>
@@ -1071,8 +1142,8 @@
               <w:rPr>
                 <w:b/>
                 <w:caps/>
-                <w:color w:val="1F4E79"/>
-                <w:sz w:val="16"/>
+                <w:color w:val="667085"/>
+                <w:sz w:val="14"/>
               </w:rPr>
               <w:t>ISIN</w:t>
             </w:r>
@@ -1082,12 +1153,11 @@
           <w:tcPr>
             <w:tcW w:type="dxa" w:w="2241"/>
             <w:tcBorders>
-              <w:top w:val="single" w:sz="12" w:color="1F4E79" w:space="0"/>
+              <w:top w:val="nil"/>
               <w:left w:val="nil"/>
-              <w:bottom w:val="single" w:sz="4" w:color="C9D3DE" w:space="0"/>
+              <w:bottom w:val="single" w:sz="8" w:color="12355B" w:space="0"/>
               <w:right w:val="nil"/>
             </w:tcBorders>
-            <w:shd w:val="clear" w:color="auto" w:fill="EAF1F8"/>
           </w:tcPr>
           <w:p>
             <w:pPr>
@@ -1097,8 +1167,8 @@
               <w:rPr>
                 <w:b/>
                 <w:caps/>
-                <w:color w:val="1F4E79"/>
-                <w:sz w:val="16"/>
+                <w:color w:val="667085"/>
+                <w:sz w:val="14"/>
               </w:rPr>
               <w:t>Instrument</w:t>
             </w:r>
@@ -1106,14 +1176,13 @@
         </w:tc>
         <w:tc>
           <w:tcPr>
-            <w:tcW w:type="dxa" w:w="841"/>
+            <w:tcW w:type="dxa" w:w="1065"/>
             <w:tcBorders>
-              <w:top w:val="single" w:sz="12" w:color="1F4E79" w:space="0"/>
+              <w:top w:val="nil"/>
               <w:left w:val="nil"/>
-              <w:bottom w:val="single" w:sz="4" w:color="C9D3DE" w:space="0"/>
+              <w:bottom w:val="single" w:sz="8" w:color="12355B" w:space="0"/>
               <w:right w:val="nil"/>
             </w:tcBorders>
-            <w:shd w:val="clear" w:color="auto" w:fill="EAF1F8"/>
           </w:tcPr>
           <w:p>
             <w:pPr>
@@ -1124,8 +1193,8 @@
               <w:rPr>
                 <w:b/>
                 <w:caps/>
-                <w:color w:val="1F4E79"/>
-                <w:sz w:val="16"/>
+                <w:color w:val="667085"/>
+                <w:sz w:val="14"/>
               </w:rPr>
               <w:t>Coupon</w:t>
             </w:r>
@@ -1135,12 +1204,11 @@
           <w:tcPr>
             <w:tcW w:type="dxa" w:w="1121"/>
             <w:tcBorders>
-              <w:top w:val="single" w:sz="12" w:color="1F4E79" w:space="0"/>
+              <w:top w:val="nil"/>
               <w:left w:val="nil"/>
-              <w:bottom w:val="single" w:sz="4" w:color="C9D3DE" w:space="0"/>
+              <w:bottom w:val="single" w:sz="8" w:color="12355B" w:space="0"/>
               <w:right w:val="nil"/>
             </w:tcBorders>
-            <w:shd w:val="clear" w:color="auto" w:fill="EAF1F8"/>
           </w:tcPr>
           <w:p>
             <w:pPr>
@@ -1150,8 +1218,8 @@
               <w:rPr>
                 <w:b/>
                 <w:caps/>
-                <w:color w:val="1F4E79"/>
-                <w:sz w:val="16"/>
+                <w:color w:val="667085"/>
+                <w:sz w:val="14"/>
               </w:rPr>
               <w:t>Maturity</w:t>
             </w:r>
@@ -1161,12 +1229,11 @@
           <w:tcPr>
             <w:tcW w:type="dxa" w:w="1569"/>
             <w:tcBorders>
-              <w:top w:val="single" w:sz="12" w:color="1F4E79" w:space="0"/>
+              <w:top w:val="nil"/>
               <w:left w:val="nil"/>
-              <w:bottom w:val="single" w:sz="4" w:color="C9D3DE" w:space="0"/>
+              <w:bottom w:val="single" w:sz="8" w:color="12355B" w:space="0"/>
               <w:right w:val="nil"/>
             </w:tcBorders>
-            <w:shd w:val="clear" w:color="auto" w:fill="EAF1F8"/>
           </w:tcPr>
           <w:p>
             <w:pPr>
@@ -1176,8 +1243,8 @@
               <w:rPr>
                 <w:b/>
                 <w:caps/>
-                <w:color w:val="1F4E79"/>
-                <w:sz w:val="16"/>
+                <w:color w:val="667085"/>
+                <w:sz w:val="14"/>
               </w:rPr>
               <w:t>Issue rating</w:t>
             </w:r>
@@ -1185,14 +1252,13 @@
         </w:tc>
         <w:tc>
           <w:tcPr>
-            <w:tcW w:type="dxa" w:w="2353"/>
+            <w:tcW w:type="dxa" w:w="2185"/>
             <w:tcBorders>
-              <w:top w:val="single" w:sz="12" w:color="1F4E79" w:space="0"/>
+              <w:top w:val="nil"/>
               <w:left w:val="nil"/>
-              <w:bottom w:val="single" w:sz="4" w:color="C9D3DE" w:space="0"/>
+              <w:bottom w:val="single" w:sz="8" w:color="12355B" w:space="0"/>
               <w:right w:val="nil"/>
             </w:tcBorders>
-            <w:shd w:val="clear" w:color="auto" w:fill="EAF1F8"/>
           </w:tcPr>
           <w:p>
             <w:pPr>
@@ -1202,8 +1268,8 @@
               <w:rPr>
                 <w:b/>
                 <w:caps/>
-                <w:color w:val="1F4E79"/>
-                <w:sz w:val="16"/>
+                <w:color w:val="667085"/>
+                <w:sz w:val="14"/>
               </w:rPr>
               <w:t>Note</w:t>
             </w:r>
@@ -1213,11 +1279,11 @@
       <w:tr>
         <w:tc>
           <w:tcPr>
-            <w:tcW w:type="dxa" w:w="1513"/>
+            <w:tcW w:type="dxa" w:w="1457"/>
             <w:tcBorders>
               <w:top w:val="nil"/>
               <w:left w:val="nil"/>
-              <w:bottom w:val="single" w:sz="4" w:color="DDE3EA" w:space="0"/>
+              <w:bottom w:val="single" w:sz="4" w:color="E6EAF0" w:space="0"/>
               <w:right w:val="nil"/>
             </w:tcBorders>
           </w:tcPr>
@@ -1240,7 +1306,7 @@
             <w:tcBorders>
               <w:top w:val="nil"/>
               <w:left w:val="nil"/>
-              <w:bottom w:val="single" w:sz="4" w:color="DDE3EA" w:space="0"/>
+              <w:bottom w:val="single" w:sz="4" w:color="E6EAF0" w:space="0"/>
               <w:right w:val="nil"/>
             </w:tcBorders>
           </w:tcPr>
@@ -1259,11 +1325,11 @@
         </w:tc>
         <w:tc>
           <w:tcPr>
-            <w:tcW w:type="dxa" w:w="841"/>
+            <w:tcW w:type="dxa" w:w="1065"/>
             <w:tcBorders>
               <w:top w:val="nil"/>
               <w:left w:val="nil"/>
-              <w:bottom w:val="single" w:sz="4" w:color="DDE3EA" w:space="0"/>
+              <w:bottom w:val="single" w:sz="4" w:color="E6EAF0" w:space="0"/>
               <w:right w:val="nil"/>
             </w:tcBorders>
           </w:tcPr>
@@ -1287,7 +1353,7 @@
             <w:tcBorders>
               <w:top w:val="nil"/>
               <w:left w:val="nil"/>
-              <w:bottom w:val="single" w:sz="4" w:color="DDE3EA" w:space="0"/>
+              <w:bottom w:val="single" w:sz="4" w:color="E6EAF0" w:space="0"/>
               <w:right w:val="nil"/>
             </w:tcBorders>
           </w:tcPr>
@@ -1310,7 +1376,7 @@
             <w:tcBorders>
               <w:top w:val="nil"/>
               <w:left w:val="nil"/>
-              <w:bottom w:val="single" w:sz="4" w:color="DDE3EA" w:space="0"/>
+              <w:bottom w:val="single" w:sz="4" w:color="E6EAF0" w:space="0"/>
               <w:right w:val="nil"/>
             </w:tcBorders>
           </w:tcPr>
@@ -1328,11 +1394,11 @@
         </w:tc>
         <w:tc>
           <w:tcPr>
-            <w:tcW w:type="dxa" w:w="2353"/>
+            <w:tcW w:type="dxa" w:w="2185"/>
             <w:tcBorders>
               <w:top w:val="nil"/>
               <w:left w:val="nil"/>
-              <w:bottom w:val="single" w:sz="4" w:color="DDE3EA" w:space="0"/>
+              <w:bottom w:val="single" w:sz="4" w:color="E6EAF0" w:space="0"/>
               <w:right w:val="nil"/>
             </w:tcBorders>
           </w:tcPr>
@@ -1360,7 +1426,7 @@
       <w:pPr>
         <w:keepNext/>
         <w:pBdr>
-          <w:bottom w:val="single" w:sz="8" w:color="1F4E79" w:space="4"/>
+          <w:bottom w:val="single" w:sz="8" w:color="12355B" w:space="4"/>
         </w:pBdr>
         <w:tabs>
           <w:tab w:pos="482" w:val="left"/>
@@ -1373,13 +1439,13 @@
           <w:color w:val="2A78D6"/>
           <w:sz w:val="18"/>
         </w:rPr>
-        <w:t>03</w:t>
+        <w:t>02</w:t>
         <w:tab/>
       </w:r>
       <w:r>
         <w:rPr>
           <w:b/>
-          <w:color w:val="1F4E79"/>
+          <w:color w:val="12355B"/>
           <w:sz w:val="28"/>
         </w:rPr>
         <w:t>Key ratios</w:t>
@@ -1418,12 +1484,11 @@
           <w:tcPr>
             <w:tcW w:type="dxa" w:w="2864"/>
             <w:tcBorders>
-              <w:top w:val="single" w:sz="12" w:color="1F4E79" w:space="0"/>
+              <w:top w:val="nil"/>
               <w:left w:val="nil"/>
-              <w:bottom w:val="single" w:sz="4" w:color="C9D3DE" w:space="0"/>
+              <w:bottom w:val="single" w:sz="8" w:color="12355B" w:space="0"/>
               <w:right w:val="nil"/>
             </w:tcBorders>
-            <w:shd w:val="clear" w:color="auto" w:fill="EAF1F8"/>
           </w:tcPr>
           <w:p>
             <w:pPr>
@@ -1433,8 +1498,8 @@
               <w:rPr>
                 <w:b/>
                 <w:caps/>
-                <w:color w:val="1F4E79"/>
-                <w:sz w:val="16"/>
+                <w:color w:val="667085"/>
+                <w:sz w:val="14"/>
               </w:rPr>
               <w:t>Metric</w:t>
             </w:r>
@@ -1444,12 +1509,11 @@
           <w:tcPr>
             <w:tcW w:type="dxa" w:w="1157"/>
             <w:tcBorders>
-              <w:top w:val="single" w:sz="12" w:color="1F4E79" w:space="0"/>
+              <w:top w:val="nil"/>
               <w:left w:val="nil"/>
-              <w:bottom w:val="single" w:sz="4" w:color="C9D3DE" w:space="0"/>
+              <w:bottom w:val="single" w:sz="8" w:color="12355B" w:space="0"/>
               <w:right w:val="nil"/>
             </w:tcBorders>
-            <w:shd w:val="clear" w:color="auto" w:fill="EAF1F8"/>
           </w:tcPr>
           <w:p>
             <w:pPr>
@@ -1460,8 +1524,8 @@
               <w:rPr>
                 <w:b/>
                 <w:caps/>
-                <w:color w:val="1F4E79"/>
-                <w:sz w:val="16"/>
+                <w:color w:val="667085"/>
+                <w:sz w:val="14"/>
               </w:rPr>
               <w:t>FY2024</w:t>
             </w:r>
@@ -1471,12 +1535,11 @@
           <w:tcPr>
             <w:tcW w:type="dxa" w:w="1157"/>
             <w:tcBorders>
-              <w:top w:val="single" w:sz="12" w:color="1F4E79" w:space="0"/>
+              <w:top w:val="nil"/>
               <w:left w:val="nil"/>
-              <w:bottom w:val="single" w:sz="4" w:color="C9D3DE" w:space="0"/>
+              <w:bottom w:val="single" w:sz="8" w:color="12355B" w:space="0"/>
               <w:right w:val="nil"/>
             </w:tcBorders>
-            <w:shd w:val="clear" w:color="auto" w:fill="EAF1F8"/>
           </w:tcPr>
           <w:p>
             <w:pPr>
@@ -1487,8 +1550,8 @@
               <w:rPr>
                 <w:b/>
                 <w:caps/>
-                <w:color w:val="1F4E79"/>
-                <w:sz w:val="16"/>
+                <w:color w:val="667085"/>
+                <w:sz w:val="14"/>
               </w:rPr>
               <w:t>FY2025</w:t>
             </w:r>
@@ -1498,12 +1561,11 @@
           <w:tcPr>
             <w:tcW w:type="dxa" w:w="1157"/>
             <w:tcBorders>
-              <w:top w:val="single" w:sz="12" w:color="1F4E79" w:space="0"/>
+              <w:top w:val="nil"/>
               <w:left w:val="nil"/>
-              <w:bottom w:val="single" w:sz="4" w:color="C9D3DE" w:space="0"/>
+              <w:bottom w:val="single" w:sz="8" w:color="12355B" w:space="0"/>
               <w:right w:val="nil"/>
             </w:tcBorders>
-            <w:shd w:val="clear" w:color="auto" w:fill="EAF1F8"/>
           </w:tcPr>
           <w:p>
             <w:pPr>
@@ -1514,8 +1576,8 @@
               <w:rPr>
                 <w:b/>
                 <w:caps/>
-                <w:color w:val="1F4E79"/>
-                <w:sz w:val="16"/>
+                <w:color w:val="667085"/>
+                <w:sz w:val="14"/>
               </w:rPr>
               <w:t>6M2025</w:t>
             </w:r>
@@ -1525,12 +1587,11 @@
           <w:tcPr>
             <w:tcW w:type="dxa" w:w="1157"/>
             <w:tcBorders>
-              <w:top w:val="single" w:sz="12" w:color="1F4E79" w:space="0"/>
+              <w:top w:val="nil"/>
               <w:left w:val="nil"/>
-              <w:bottom w:val="single" w:sz="4" w:color="C9D3DE" w:space="0"/>
+              <w:bottom w:val="single" w:sz="8" w:color="12355B" w:space="0"/>
               <w:right w:val="nil"/>
             </w:tcBorders>
-            <w:shd w:val="clear" w:color="auto" w:fill="EAF1F8"/>
           </w:tcPr>
           <w:p>
             <w:pPr>
@@ -1541,8 +1602,8 @@
               <w:rPr>
                 <w:b/>
                 <w:caps/>
-                <w:color w:val="1F4E79"/>
-                <w:sz w:val="16"/>
+                <w:color w:val="667085"/>
+                <w:sz w:val="14"/>
               </w:rPr>
               <w:t>6M2026</w:t>
             </w:r>
@@ -1552,12 +1613,11 @@
           <w:tcPr>
             <w:tcW w:type="dxa" w:w="2148"/>
             <w:tcBorders>
-              <w:top w:val="single" w:sz="12" w:color="1F4E79" w:space="0"/>
+              <w:top w:val="nil"/>
               <w:left w:val="nil"/>
-              <w:bottom w:val="single" w:sz="4" w:color="C9D3DE" w:space="0"/>
+              <w:bottom w:val="single" w:sz="8" w:color="12355B" w:space="0"/>
               <w:right w:val="nil"/>
             </w:tcBorders>
-            <w:shd w:val="clear" w:color="auto" w:fill="EAF1F8"/>
           </w:tcPr>
           <w:p>
             <w:pPr>
@@ -1568,8 +1628,8 @@
               <w:rPr>
                 <w:b/>
                 <w:caps/>
-                <w:color w:val="1F4E79"/>
-                <w:sz w:val="16"/>
+                <w:color w:val="667085"/>
+                <w:sz w:val="14"/>
               </w:rPr>
               <w:t>Change</w:t>
             </w:r>
@@ -1583,7 +1643,7 @@
             <w:tcBorders>
               <w:top w:val="nil"/>
               <w:left w:val="nil"/>
-              <w:bottom w:val="single" w:sz="4" w:color="DDE3EA" w:space="0"/>
+              <w:bottom w:val="single" w:sz="4" w:color="E6EAF0" w:space="0"/>
               <w:right w:val="nil"/>
             </w:tcBorders>
           </w:tcPr>
@@ -1633,7 +1693,7 @@
             <w:tcBorders>
               <w:top w:val="nil"/>
               <w:left w:val="nil"/>
-              <w:bottom w:val="single" w:sz="4" w:color="DDE3EA" w:space="0"/>
+              <w:bottom w:val="single" w:sz="4" w:color="E6EAF0" w:space="0"/>
               <w:right w:val="nil"/>
             </w:tcBorders>
           </w:tcPr>
@@ -1657,7 +1717,7 @@
             <w:tcBorders>
               <w:top w:val="nil"/>
               <w:left w:val="nil"/>
-              <w:bottom w:val="single" w:sz="4" w:color="DDE3EA" w:space="0"/>
+              <w:bottom w:val="single" w:sz="4" w:color="E6EAF0" w:space="0"/>
               <w:right w:val="nil"/>
             </w:tcBorders>
           </w:tcPr>
@@ -1681,7 +1741,7 @@
             <w:tcBorders>
               <w:top w:val="nil"/>
               <w:left w:val="nil"/>
-              <w:bottom w:val="single" w:sz="4" w:color="DDE3EA" w:space="0"/>
+              <w:bottom w:val="single" w:sz="4" w:color="E6EAF0" w:space="0"/>
               <w:right w:val="nil"/>
             </w:tcBorders>
           </w:tcPr>
@@ -1705,7 +1765,7 @@
             <w:tcBorders>
               <w:top w:val="nil"/>
               <w:left w:val="nil"/>
-              <w:bottom w:val="single" w:sz="4" w:color="DDE3EA" w:space="0"/>
+              <w:bottom w:val="single" w:sz="4" w:color="E6EAF0" w:space="0"/>
               <w:right w:val="nil"/>
             </w:tcBorders>
           </w:tcPr>
@@ -1729,7 +1789,7 @@
             <w:tcBorders>
               <w:top w:val="nil"/>
               <w:left w:val="nil"/>
-              <w:bottom w:val="single" w:sz="4" w:color="DDE3EA" w:space="0"/>
+              <w:bottom w:val="single" w:sz="4" w:color="E6EAF0" w:space="0"/>
               <w:right w:val="nil"/>
             </w:tcBorders>
           </w:tcPr>
@@ -1756,7 +1816,7 @@
             <w:tcBorders>
               <w:top w:val="nil"/>
               <w:left w:val="nil"/>
-              <w:bottom w:val="single" w:sz="4" w:color="DDE3EA" w:space="0"/>
+              <w:bottom w:val="single" w:sz="4" w:color="E6EAF0" w:space="0"/>
               <w:right w:val="nil"/>
             </w:tcBorders>
           </w:tcPr>
@@ -1806,7 +1866,7 @@
             <w:tcBorders>
               <w:top w:val="nil"/>
               <w:left w:val="nil"/>
-              <w:bottom w:val="single" w:sz="4" w:color="DDE3EA" w:space="0"/>
+              <w:bottom w:val="single" w:sz="4" w:color="E6EAF0" w:space="0"/>
               <w:right w:val="nil"/>
             </w:tcBorders>
           </w:tcPr>
@@ -1830,7 +1890,7 @@
             <w:tcBorders>
               <w:top w:val="nil"/>
               <w:left w:val="nil"/>
-              <w:bottom w:val="single" w:sz="4" w:color="DDE3EA" w:space="0"/>
+              <w:bottom w:val="single" w:sz="4" w:color="E6EAF0" w:space="0"/>
               <w:right w:val="nil"/>
             </w:tcBorders>
           </w:tcPr>
@@ -1854,7 +1914,7 @@
             <w:tcBorders>
               <w:top w:val="nil"/>
               <w:left w:val="nil"/>
-              <w:bottom w:val="single" w:sz="4" w:color="DDE3EA" w:space="0"/>
+              <w:bottom w:val="single" w:sz="4" w:color="E6EAF0" w:space="0"/>
               <w:right w:val="nil"/>
             </w:tcBorders>
           </w:tcPr>
@@ -1878,7 +1938,7 @@
             <w:tcBorders>
               <w:top w:val="nil"/>
               <w:left w:val="nil"/>
-              <w:bottom w:val="single" w:sz="4" w:color="DDE3EA" w:space="0"/>
+              <w:bottom w:val="single" w:sz="4" w:color="E6EAF0" w:space="0"/>
               <w:right w:val="nil"/>
             </w:tcBorders>
           </w:tcPr>
@@ -1902,7 +1962,7 @@
             <w:tcBorders>
               <w:top w:val="nil"/>
               <w:left w:val="nil"/>
-              <w:bottom w:val="single" w:sz="4" w:color="DDE3EA" w:space="0"/>
+              <w:bottom w:val="single" w:sz="4" w:color="E6EAF0" w:space="0"/>
               <w:right w:val="nil"/>
             </w:tcBorders>
           </w:tcPr>
@@ -1929,7 +1989,7 @@
             <w:tcBorders>
               <w:top w:val="nil"/>
               <w:left w:val="nil"/>
-              <w:bottom w:val="single" w:sz="4" w:color="DDE3EA" w:space="0"/>
+              <w:bottom w:val="single" w:sz="4" w:color="E6EAF0" w:space="0"/>
               <w:right w:val="nil"/>
             </w:tcBorders>
           </w:tcPr>
@@ -1979,7 +2039,7 @@
             <w:tcBorders>
               <w:top w:val="nil"/>
               <w:left w:val="nil"/>
-              <w:bottom w:val="single" w:sz="4" w:color="DDE3EA" w:space="0"/>
+              <w:bottom w:val="single" w:sz="4" w:color="E6EAF0" w:space="0"/>
               <w:right w:val="nil"/>
             </w:tcBorders>
           </w:tcPr>
@@ -2003,7 +2063,7 @@
             <w:tcBorders>
               <w:top w:val="nil"/>
               <w:left w:val="nil"/>
-              <w:bottom w:val="single" w:sz="4" w:color="DDE3EA" w:space="0"/>
+              <w:bottom w:val="single" w:sz="4" w:color="E6EAF0" w:space="0"/>
               <w:right w:val="nil"/>
             </w:tcBorders>
           </w:tcPr>
@@ -2027,7 +2087,7 @@
             <w:tcBorders>
               <w:top w:val="nil"/>
               <w:left w:val="nil"/>
-              <w:bottom w:val="single" w:sz="4" w:color="DDE3EA" w:space="0"/>
+              <w:bottom w:val="single" w:sz="4" w:color="E6EAF0" w:space="0"/>
               <w:right w:val="nil"/>
             </w:tcBorders>
           </w:tcPr>
@@ -2051,7 +2111,7 @@
             <w:tcBorders>
               <w:top w:val="nil"/>
               <w:left w:val="nil"/>
-              <w:bottom w:val="single" w:sz="4" w:color="DDE3EA" w:space="0"/>
+              <w:bottom w:val="single" w:sz="4" w:color="E6EAF0" w:space="0"/>
               <w:right w:val="nil"/>
             </w:tcBorders>
             <w:shd w:val="clear" w:color="auto" w:fill="E3F3E8"/>
@@ -2076,7 +2136,7 @@
             <w:tcBorders>
               <w:top w:val="nil"/>
               <w:left w:val="nil"/>
-              <w:bottom w:val="single" w:sz="4" w:color="DDE3EA" w:space="0"/>
+              <w:bottom w:val="single" w:sz="4" w:color="E6EAF0" w:space="0"/>
               <w:right w:val="nil"/>
             </w:tcBorders>
           </w:tcPr>
@@ -2103,7 +2163,7 @@
             <w:tcBorders>
               <w:top w:val="nil"/>
               <w:left w:val="nil"/>
-              <w:bottom w:val="single" w:sz="4" w:color="DDE3EA" w:space="0"/>
+              <w:bottom w:val="single" w:sz="4" w:color="E6EAF0" w:space="0"/>
               <w:right w:val="nil"/>
             </w:tcBorders>
           </w:tcPr>
@@ -2153,7 +2213,7 @@
             <w:tcBorders>
               <w:top w:val="nil"/>
               <w:left w:val="nil"/>
-              <w:bottom w:val="single" w:sz="4" w:color="DDE3EA" w:space="0"/>
+              <w:bottom w:val="single" w:sz="4" w:color="E6EAF0" w:space="0"/>
               <w:right w:val="nil"/>
             </w:tcBorders>
           </w:tcPr>
@@ -2177,7 +2237,7 @@
             <w:tcBorders>
               <w:top w:val="nil"/>
               <w:left w:val="nil"/>
-              <w:bottom w:val="single" w:sz="4" w:color="DDE3EA" w:space="0"/>
+              <w:bottom w:val="single" w:sz="4" w:color="E6EAF0" w:space="0"/>
               <w:right w:val="nil"/>
             </w:tcBorders>
           </w:tcPr>
@@ -2201,7 +2261,7 @@
             <w:tcBorders>
               <w:top w:val="nil"/>
               <w:left w:val="nil"/>
-              <w:bottom w:val="single" w:sz="4" w:color="DDE3EA" w:space="0"/>
+              <w:bottom w:val="single" w:sz="4" w:color="E6EAF0" w:space="0"/>
               <w:right w:val="nil"/>
             </w:tcBorders>
           </w:tcPr>
@@ -2225,7 +2285,7 @@
             <w:tcBorders>
               <w:top w:val="nil"/>
               <w:left w:val="nil"/>
-              <w:bottom w:val="single" w:sz="4" w:color="DDE3EA" w:space="0"/>
+              <w:bottom w:val="single" w:sz="4" w:color="E6EAF0" w:space="0"/>
               <w:right w:val="nil"/>
             </w:tcBorders>
           </w:tcPr>
@@ -2249,7 +2309,7 @@
             <w:tcBorders>
               <w:top w:val="nil"/>
               <w:left w:val="nil"/>
-              <w:bottom w:val="single" w:sz="4" w:color="DDE3EA" w:space="0"/>
+              <w:bottom w:val="single" w:sz="4" w:color="E6EAF0" w:space="0"/>
               <w:right w:val="nil"/>
             </w:tcBorders>
           </w:tcPr>
@@ -2276,7 +2336,7 @@
             <w:tcBorders>
               <w:top w:val="nil"/>
               <w:left w:val="nil"/>
-              <w:bottom w:val="single" w:sz="4" w:color="DDE3EA" w:space="0"/>
+              <w:bottom w:val="single" w:sz="4" w:color="E6EAF0" w:space="0"/>
               <w:right w:val="nil"/>
             </w:tcBorders>
           </w:tcPr>
@@ -2326,7 +2386,7 @@
             <w:tcBorders>
               <w:top w:val="nil"/>
               <w:left w:val="nil"/>
-              <w:bottom w:val="single" w:sz="4" w:color="DDE3EA" w:space="0"/>
+              <w:bottom w:val="single" w:sz="4" w:color="E6EAF0" w:space="0"/>
               <w:right w:val="nil"/>
             </w:tcBorders>
           </w:tcPr>
@@ -2350,7 +2410,7 @@
             <w:tcBorders>
               <w:top w:val="nil"/>
               <w:left w:val="nil"/>
-              <w:bottom w:val="single" w:sz="4" w:color="DDE3EA" w:space="0"/>
+              <w:bottom w:val="single" w:sz="4" w:color="E6EAF0" w:space="0"/>
               <w:right w:val="nil"/>
             </w:tcBorders>
           </w:tcPr>
@@ -2374,7 +2434,7 @@
             <w:tcBorders>
               <w:top w:val="nil"/>
               <w:left w:val="nil"/>
-              <w:bottom w:val="single" w:sz="4" w:color="DDE3EA" w:space="0"/>
+              <w:bottom w:val="single" w:sz="4" w:color="E6EAF0" w:space="0"/>
               <w:right w:val="nil"/>
             </w:tcBorders>
           </w:tcPr>
@@ -2398,7 +2458,7 @@
             <w:tcBorders>
               <w:top w:val="nil"/>
               <w:left w:val="nil"/>
-              <w:bottom w:val="single" w:sz="4" w:color="DDE3EA" w:space="0"/>
+              <w:bottom w:val="single" w:sz="4" w:color="E6EAF0" w:space="0"/>
               <w:right w:val="nil"/>
             </w:tcBorders>
           </w:tcPr>
@@ -2422,7 +2482,7 @@
             <w:tcBorders>
               <w:top w:val="nil"/>
               <w:left w:val="nil"/>
-              <w:bottom w:val="single" w:sz="4" w:color="DDE3EA" w:space="0"/>
+              <w:bottom w:val="single" w:sz="4" w:color="E6EAF0" w:space="0"/>
               <w:right w:val="nil"/>
             </w:tcBorders>
           </w:tcPr>
@@ -2449,7 +2509,7 @@
             <w:tcBorders>
               <w:top w:val="nil"/>
               <w:left w:val="nil"/>
-              <w:bottom w:val="single" w:sz="4" w:color="DDE3EA" w:space="0"/>
+              <w:bottom w:val="single" w:sz="4" w:color="E6EAF0" w:space="0"/>
               <w:right w:val="nil"/>
             </w:tcBorders>
           </w:tcPr>
@@ -2499,7 +2559,7 @@
             <w:tcBorders>
               <w:top w:val="nil"/>
               <w:left w:val="nil"/>
-              <w:bottom w:val="single" w:sz="4" w:color="DDE3EA" w:space="0"/>
+              <w:bottom w:val="single" w:sz="4" w:color="E6EAF0" w:space="0"/>
               <w:right w:val="nil"/>
             </w:tcBorders>
           </w:tcPr>
@@ -2523,7 +2583,7 @@
             <w:tcBorders>
               <w:top w:val="nil"/>
               <w:left w:val="nil"/>
-              <w:bottom w:val="single" w:sz="4" w:color="DDE3EA" w:space="0"/>
+              <w:bottom w:val="single" w:sz="4" w:color="E6EAF0" w:space="0"/>
               <w:right w:val="nil"/>
             </w:tcBorders>
           </w:tcPr>
@@ -2547,7 +2607,7 @@
             <w:tcBorders>
               <w:top w:val="nil"/>
               <w:left w:val="nil"/>
-              <w:bottom w:val="single" w:sz="4" w:color="DDE3EA" w:space="0"/>
+              <w:bottom w:val="single" w:sz="4" w:color="E6EAF0" w:space="0"/>
               <w:right w:val="nil"/>
             </w:tcBorders>
           </w:tcPr>
@@ -2571,7 +2631,7 @@
             <w:tcBorders>
               <w:top w:val="nil"/>
               <w:left w:val="nil"/>
-              <w:bottom w:val="single" w:sz="4" w:color="DDE3EA" w:space="0"/>
+              <w:bottom w:val="single" w:sz="4" w:color="E6EAF0" w:space="0"/>
               <w:right w:val="nil"/>
             </w:tcBorders>
           </w:tcPr>
@@ -2595,7 +2655,7 @@
             <w:tcBorders>
               <w:top w:val="nil"/>
               <w:left w:val="nil"/>
-              <w:bottom w:val="single" w:sz="4" w:color="DDE3EA" w:space="0"/>
+              <w:bottom w:val="single" w:sz="4" w:color="E6EAF0" w:space="0"/>
               <w:right w:val="nil"/>
             </w:tcBorders>
           </w:tcPr>
@@ -2622,7 +2682,7 @@
             <w:tcBorders>
               <w:top w:val="nil"/>
               <w:left w:val="nil"/>
-              <w:bottom w:val="single" w:sz="4" w:color="DDE3EA" w:space="0"/>
+              <w:bottom w:val="single" w:sz="4" w:color="E6EAF0" w:space="0"/>
               <w:right w:val="nil"/>
             </w:tcBorders>
           </w:tcPr>
@@ -2672,7 +2732,7 @@
             <w:tcBorders>
               <w:top w:val="nil"/>
               <w:left w:val="nil"/>
-              <w:bottom w:val="single" w:sz="4" w:color="DDE3EA" w:space="0"/>
+              <w:bottom w:val="single" w:sz="4" w:color="E6EAF0" w:space="0"/>
               <w:right w:val="nil"/>
             </w:tcBorders>
           </w:tcPr>
@@ -2696,7 +2756,7 @@
             <w:tcBorders>
               <w:top w:val="nil"/>
               <w:left w:val="nil"/>
-              <w:bottom w:val="single" w:sz="4" w:color="DDE3EA" w:space="0"/>
+              <w:bottom w:val="single" w:sz="4" w:color="E6EAF0" w:space="0"/>
               <w:right w:val="nil"/>
             </w:tcBorders>
           </w:tcPr>
@@ -2720,7 +2780,7 @@
             <w:tcBorders>
               <w:top w:val="nil"/>
               <w:left w:val="nil"/>
-              <w:bottom w:val="single" w:sz="4" w:color="DDE3EA" w:space="0"/>
+              <w:bottom w:val="single" w:sz="4" w:color="E6EAF0" w:space="0"/>
               <w:right w:val="nil"/>
             </w:tcBorders>
           </w:tcPr>
@@ -2744,7 +2804,7 @@
             <w:tcBorders>
               <w:top w:val="nil"/>
               <w:left w:val="nil"/>
-              <w:bottom w:val="single" w:sz="4" w:color="DDE3EA" w:space="0"/>
+              <w:bottom w:val="single" w:sz="4" w:color="E6EAF0" w:space="0"/>
               <w:right w:val="nil"/>
             </w:tcBorders>
           </w:tcPr>
@@ -2768,7 +2828,7 @@
             <w:tcBorders>
               <w:top w:val="nil"/>
               <w:left w:val="nil"/>
-              <w:bottom w:val="single" w:sz="4" w:color="DDE3EA" w:space="0"/>
+              <w:bottom w:val="single" w:sz="4" w:color="E6EAF0" w:space="0"/>
               <w:right w:val="nil"/>
             </w:tcBorders>
           </w:tcPr>
@@ -2795,7 +2855,7 @@
             <w:tcBorders>
               <w:top w:val="nil"/>
               <w:left w:val="nil"/>
-              <w:bottom w:val="single" w:sz="4" w:color="DDE3EA" w:space="0"/>
+              <w:bottom w:val="single" w:sz="4" w:color="E6EAF0" w:space="0"/>
               <w:right w:val="nil"/>
             </w:tcBorders>
           </w:tcPr>
@@ -2818,7 +2878,7 @@
             <w:tcBorders>
               <w:top w:val="nil"/>
               <w:left w:val="nil"/>
-              <w:bottom w:val="single" w:sz="4" w:color="DDE3EA" w:space="0"/>
+              <w:bottom w:val="single" w:sz="4" w:color="E6EAF0" w:space="0"/>
               <w:right w:val="nil"/>
             </w:tcBorders>
           </w:tcPr>
@@ -2842,7 +2902,7 @@
             <w:tcBorders>
               <w:top w:val="nil"/>
               <w:left w:val="nil"/>
-              <w:bottom w:val="single" w:sz="4" w:color="DDE3EA" w:space="0"/>
+              <w:bottom w:val="single" w:sz="4" w:color="E6EAF0" w:space="0"/>
               <w:right w:val="nil"/>
             </w:tcBorders>
           </w:tcPr>
@@ -2866,7 +2926,7 @@
             <w:tcBorders>
               <w:top w:val="nil"/>
               <w:left w:val="nil"/>
-              <w:bottom w:val="single" w:sz="4" w:color="DDE3EA" w:space="0"/>
+              <w:bottom w:val="single" w:sz="4" w:color="E6EAF0" w:space="0"/>
               <w:right w:val="nil"/>
             </w:tcBorders>
           </w:tcPr>
@@ -2890,7 +2950,7 @@
             <w:tcBorders>
               <w:top w:val="nil"/>
               <w:left w:val="nil"/>
-              <w:bottom w:val="single" w:sz="4" w:color="DDE3EA" w:space="0"/>
+              <w:bottom w:val="single" w:sz="4" w:color="E6EAF0" w:space="0"/>
               <w:right w:val="nil"/>
             </w:tcBorders>
             <w:shd w:val="clear" w:color="auto" w:fill="E3F3E8"/>
@@ -2915,7 +2975,7 @@
             <w:tcBorders>
               <w:top w:val="nil"/>
               <w:left w:val="nil"/>
-              <w:bottom w:val="single" w:sz="4" w:color="DDE3EA" w:space="0"/>
+              <w:bottom w:val="single" w:sz="4" w:color="E6EAF0" w:space="0"/>
               <w:right w:val="nil"/>
             </w:tcBorders>
           </w:tcPr>
@@ -2942,7 +3002,7 @@
             <w:tcBorders>
               <w:top w:val="nil"/>
               <w:left w:val="nil"/>
-              <w:bottom w:val="single" w:sz="4" w:color="DDE3EA" w:space="0"/>
+              <w:bottom w:val="single" w:sz="4" w:color="E6EAF0" w:space="0"/>
               <w:right w:val="nil"/>
             </w:tcBorders>
           </w:tcPr>
@@ -2965,7 +3025,7 @@
             <w:tcBorders>
               <w:top w:val="nil"/>
               <w:left w:val="nil"/>
-              <w:bottom w:val="single" w:sz="4" w:color="DDE3EA" w:space="0"/>
+              <w:bottom w:val="single" w:sz="4" w:color="E6EAF0" w:space="0"/>
               <w:right w:val="nil"/>
             </w:tcBorders>
           </w:tcPr>
@@ -2989,7 +3049,7 @@
             <w:tcBorders>
               <w:top w:val="nil"/>
               <w:left w:val="nil"/>
-              <w:bottom w:val="single" w:sz="4" w:color="DDE3EA" w:space="0"/>
+              <w:bottom w:val="single" w:sz="4" w:color="E6EAF0" w:space="0"/>
               <w:right w:val="nil"/>
             </w:tcBorders>
           </w:tcPr>
@@ -3013,7 +3073,7 @@
             <w:tcBorders>
               <w:top w:val="nil"/>
               <w:left w:val="nil"/>
-              <w:bottom w:val="single" w:sz="4" w:color="DDE3EA" w:space="0"/>
+              <w:bottom w:val="single" w:sz="4" w:color="E6EAF0" w:space="0"/>
               <w:right w:val="nil"/>
             </w:tcBorders>
           </w:tcPr>
@@ -3037,7 +3097,7 @@
             <w:tcBorders>
               <w:top w:val="nil"/>
               <w:left w:val="nil"/>
-              <w:bottom w:val="single" w:sz="4" w:color="DDE3EA" w:space="0"/>
+              <w:bottom w:val="single" w:sz="4" w:color="E6EAF0" w:space="0"/>
               <w:right w:val="nil"/>
             </w:tcBorders>
             <w:shd w:val="clear" w:color="auto" w:fill="E3F3E8"/>
@@ -3062,7 +3122,7 @@
             <w:tcBorders>
               <w:top w:val="nil"/>
               <w:left w:val="nil"/>
-              <w:bottom w:val="single" w:sz="4" w:color="DDE3EA" w:space="0"/>
+              <w:bottom w:val="single" w:sz="4" w:color="E6EAF0" w:space="0"/>
               <w:right w:val="nil"/>
             </w:tcBorders>
           </w:tcPr>
@@ -3089,7 +3149,7 @@
             <w:tcBorders>
               <w:top w:val="nil"/>
               <w:left w:val="nil"/>
-              <w:bottom w:val="single" w:sz="4" w:color="DDE3EA" w:space="0"/>
+              <w:bottom w:val="single" w:sz="4" w:color="E6EAF0" w:space="0"/>
               <w:right w:val="nil"/>
             </w:tcBorders>
           </w:tcPr>
@@ -3139,7 +3199,7 @@
             <w:tcBorders>
               <w:top w:val="nil"/>
               <w:left w:val="nil"/>
-              <w:bottom w:val="single" w:sz="4" w:color="DDE3EA" w:space="0"/>
+              <w:bottom w:val="single" w:sz="4" w:color="E6EAF0" w:space="0"/>
               <w:right w:val="nil"/>
             </w:tcBorders>
           </w:tcPr>
@@ -3163,7 +3223,7 @@
             <w:tcBorders>
               <w:top w:val="nil"/>
               <w:left w:val="nil"/>
-              <w:bottom w:val="single" w:sz="4" w:color="DDE3EA" w:space="0"/>
+              <w:bottom w:val="single" w:sz="4" w:color="E6EAF0" w:space="0"/>
               <w:right w:val="nil"/>
             </w:tcBorders>
           </w:tcPr>
@@ -3187,7 +3247,7 @@
             <w:tcBorders>
               <w:top w:val="nil"/>
               <w:left w:val="nil"/>
-              <w:bottom w:val="single" w:sz="4" w:color="DDE3EA" w:space="0"/>
+              <w:bottom w:val="single" w:sz="4" w:color="E6EAF0" w:space="0"/>
               <w:right w:val="nil"/>
             </w:tcBorders>
           </w:tcPr>
@@ -3211,7 +3271,7 @@
             <w:tcBorders>
               <w:top w:val="nil"/>
               <w:left w:val="nil"/>
-              <w:bottom w:val="single" w:sz="4" w:color="DDE3EA" w:space="0"/>
+              <w:bottom w:val="single" w:sz="4" w:color="E6EAF0" w:space="0"/>
               <w:right w:val="nil"/>
             </w:tcBorders>
           </w:tcPr>
@@ -3235,7 +3295,7 @@
             <w:tcBorders>
               <w:top w:val="nil"/>
               <w:left w:val="nil"/>
-              <w:bottom w:val="single" w:sz="4" w:color="DDE3EA" w:space="0"/>
+              <w:bottom w:val="single" w:sz="4" w:color="E6EAF0" w:space="0"/>
               <w:right w:val="nil"/>
             </w:tcBorders>
           </w:tcPr>
@@ -3262,7 +3322,7 @@
             <w:tcBorders>
               <w:top w:val="nil"/>
               <w:left w:val="nil"/>
-              <w:bottom w:val="single" w:sz="4" w:color="DDE3EA" w:space="0"/>
+              <w:bottom w:val="single" w:sz="4" w:color="E6EAF0" w:space="0"/>
               <w:right w:val="nil"/>
             </w:tcBorders>
           </w:tcPr>
@@ -3295,7 +3355,7 @@
             <w:tcBorders>
               <w:top w:val="nil"/>
               <w:left w:val="nil"/>
-              <w:bottom w:val="single" w:sz="4" w:color="DDE3EA" w:space="0"/>
+              <w:bottom w:val="single" w:sz="4" w:color="E6EAF0" w:space="0"/>
               <w:right w:val="nil"/>
             </w:tcBorders>
           </w:tcPr>
@@ -3319,7 +3379,7 @@
             <w:tcBorders>
               <w:top w:val="nil"/>
               <w:left w:val="nil"/>
-              <w:bottom w:val="single" w:sz="4" w:color="DDE3EA" w:space="0"/>
+              <w:bottom w:val="single" w:sz="4" w:color="E6EAF0" w:space="0"/>
               <w:right w:val="nil"/>
             </w:tcBorders>
           </w:tcPr>
@@ -3343,7 +3403,7 @@
             <w:tcBorders>
               <w:top w:val="nil"/>
               <w:left w:val="nil"/>
-              <w:bottom w:val="single" w:sz="4" w:color="DDE3EA" w:space="0"/>
+              <w:bottom w:val="single" w:sz="4" w:color="E6EAF0" w:space="0"/>
               <w:right w:val="nil"/>
             </w:tcBorders>
           </w:tcPr>
@@ -3367,7 +3427,7 @@
             <w:tcBorders>
               <w:top w:val="nil"/>
               <w:left w:val="nil"/>
-              <w:bottom w:val="single" w:sz="4" w:color="DDE3EA" w:space="0"/>
+              <w:bottom w:val="single" w:sz="4" w:color="E6EAF0" w:space="0"/>
               <w:right w:val="nil"/>
             </w:tcBorders>
           </w:tcPr>
@@ -3391,7 +3451,7 @@
             <w:tcBorders>
               <w:top w:val="nil"/>
               <w:left w:val="nil"/>
-              <w:bottom w:val="single" w:sz="4" w:color="DDE3EA" w:space="0"/>
+              <w:bottom w:val="single" w:sz="4" w:color="E6EAF0" w:space="0"/>
               <w:right w:val="nil"/>
             </w:tcBorders>
           </w:tcPr>
@@ -3418,7 +3478,7 @@
             <w:tcBorders>
               <w:top w:val="nil"/>
               <w:left w:val="nil"/>
-              <w:bottom w:val="single" w:sz="4" w:color="DDE3EA" w:space="0"/>
+              <w:bottom w:val="single" w:sz="4" w:color="E6EAF0" w:space="0"/>
               <w:right w:val="nil"/>
             </w:tcBorders>
           </w:tcPr>
@@ -3468,7 +3528,7 @@
             <w:tcBorders>
               <w:top w:val="nil"/>
               <w:left w:val="nil"/>
-              <w:bottom w:val="single" w:sz="4" w:color="DDE3EA" w:space="0"/>
+              <w:bottom w:val="single" w:sz="4" w:color="E6EAF0" w:space="0"/>
               <w:right w:val="nil"/>
             </w:tcBorders>
           </w:tcPr>
@@ -3492,7 +3552,7 @@
             <w:tcBorders>
               <w:top w:val="nil"/>
               <w:left w:val="nil"/>
-              <w:bottom w:val="single" w:sz="4" w:color="DDE3EA" w:space="0"/>
+              <w:bottom w:val="single" w:sz="4" w:color="E6EAF0" w:space="0"/>
               <w:right w:val="nil"/>
             </w:tcBorders>
           </w:tcPr>
@@ -3516,7 +3576,7 @@
             <w:tcBorders>
               <w:top w:val="nil"/>
               <w:left w:val="nil"/>
-              <w:bottom w:val="single" w:sz="4" w:color="DDE3EA" w:space="0"/>
+              <w:bottom w:val="single" w:sz="4" w:color="E6EAF0" w:space="0"/>
               <w:right w:val="nil"/>
             </w:tcBorders>
           </w:tcPr>
@@ -3540,7 +3600,7 @@
             <w:tcBorders>
               <w:top w:val="nil"/>
               <w:left w:val="nil"/>
-              <w:bottom w:val="single" w:sz="4" w:color="DDE3EA" w:space="0"/>
+              <w:bottom w:val="single" w:sz="4" w:color="E6EAF0" w:space="0"/>
               <w:right w:val="nil"/>
             </w:tcBorders>
           </w:tcPr>
@@ -3564,7 +3624,7 @@
             <w:tcBorders>
               <w:top w:val="nil"/>
               <w:left w:val="nil"/>
-              <w:bottom w:val="single" w:sz="4" w:color="DDE3EA" w:space="0"/>
+              <w:bottom w:val="single" w:sz="4" w:color="E6EAF0" w:space="0"/>
               <w:right w:val="nil"/>
             </w:tcBorders>
           </w:tcPr>
@@ -3597,7 +3657,7 @@
       <w:r>
         <w:rPr>
           <w:b w:val="0"/>
-          <w:color w:val="5F6B7A"/>
+          <w:color w:val="667085"/>
           <w:sz w:val="16"/>
         </w:rPr>
         <w:t>Colours: green change – the metric is improving, red – worsening. Latest-period cell background: green – good level, amber – average, red – weak (tool benchmarks, config/metric_rules.yaml).</w:t>
@@ -3610,7 +3670,7 @@
       <w:r>
         <w:rPr>
           <w:b w:val="0"/>
-          <w:color w:val="5F6B7A"/>
+          <w:color w:val="667085"/>
           <w:sz w:val="16"/>
         </w:rPr>
         <w:t>* – taken from the report summary;  ᶜ – calculated by the tool. Small numbers next to text link to the source (opens the document at the cited page).</w:t>
@@ -3656,7 +3716,7 @@
       <w:pPr>
         <w:keepNext/>
         <w:pBdr>
-          <w:bottom w:val="single" w:sz="8" w:color="1F4E79" w:space="4"/>
+          <w:bottom w:val="single" w:sz="8" w:color="12355B" w:space="4"/>
         </w:pBdr>
         <w:tabs>
           <w:tab w:pos="482" w:val="left"/>
@@ -3669,13 +3729,13 @@
           <w:color w:val="2A78D6"/>
           <w:sz w:val="18"/>
         </w:rPr>
-        <w:t>04</w:t>
+        <w:t>03</w:t>
         <w:tab/>
       </w:r>
       <w:r>
         <w:rPr>
           <w:b/>
-          <w:color w:val="1F4E79"/>
+          <w:color w:val="12355B"/>
           <w:sz w:val="28"/>
         </w:rPr>
         <w:t>Business performance review</w:t>
@@ -3919,7 +3979,7 @@
       <w:pPr>
         <w:keepNext/>
         <w:pBdr>
-          <w:bottom w:val="single" w:sz="8" w:color="1F4E79" w:space="4"/>
+          <w:bottom w:val="single" w:sz="8" w:color="12355B" w:space="4"/>
         </w:pBdr>
         <w:tabs>
           <w:tab w:pos="482" w:val="left"/>
@@ -3932,13 +3992,13 @@
           <w:color w:val="2A78D6"/>
           <w:sz w:val="18"/>
         </w:rPr>
-        <w:t>05</w:t>
+        <w:t>04</w:t>
         <w:tab/>
       </w:r>
       <w:r>
         <w:rPr>
           <w:b/>
-          <w:color w:val="1F4E79"/>
+          <w:color w:val="12355B"/>
           <w:sz w:val="28"/>
         </w:rPr>
         <w:t>Financials</w:t>
@@ -4034,7 +4094,7 @@
       <w:pPr>
         <w:keepNext/>
         <w:pBdr>
-          <w:bottom w:val="single" w:sz="8" w:color="1F4E79" w:space="4"/>
+          <w:bottom w:val="single" w:sz="8" w:color="12355B" w:space="4"/>
         </w:pBdr>
         <w:tabs>
           <w:tab w:pos="482" w:val="left"/>
@@ -4047,13 +4107,13 @@
           <w:color w:val="2A78D6"/>
           <w:sz w:val="18"/>
         </w:rPr>
-        <w:t>06</w:t>
+        <w:t>05</w:t>
         <w:tab/>
       </w:r>
       <w:r>
         <w:rPr>
           <w:b/>
-          <w:color w:val="1F4E79"/>
+          <w:color w:val="12355B"/>
           <w:sz w:val="28"/>
         </w:rPr>
         <w:t>Past plans vs outcomes</w:t>
@@ -4090,12 +4150,11 @@
           <w:tcPr>
             <w:tcW w:type="dxa" w:w="2578"/>
             <w:tcBorders>
-              <w:top w:val="single" w:sz="12" w:color="1F4E79" w:space="0"/>
+              <w:top w:val="nil"/>
               <w:left w:val="nil"/>
-              <w:bottom w:val="single" w:sz="4" w:color="C9D3DE" w:space="0"/>
+              <w:bottom w:val="single" w:sz="8" w:color="12355B" w:space="0"/>
               <w:right w:val="nil"/>
             </w:tcBorders>
-            <w:shd w:val="clear" w:color="auto" w:fill="EAF1F8"/>
           </w:tcPr>
           <w:p>
             <w:pPr>
@@ -4105,8 +4164,8 @@
               <w:rPr>
                 <w:b/>
                 <w:caps/>
-                <w:color w:val="1F4E79"/>
-                <w:sz w:val="16"/>
+                <w:color w:val="667085"/>
+                <w:sz w:val="14"/>
               </w:rPr>
               <w:t>Plan / target</w:t>
             </w:r>
@@ -4116,12 +4175,11 @@
           <w:tcPr>
             <w:tcW w:type="dxa" w:w="2578"/>
             <w:tcBorders>
-              <w:top w:val="single" w:sz="12" w:color="1F4E79" w:space="0"/>
+              <w:top w:val="nil"/>
               <w:left w:val="nil"/>
-              <w:bottom w:val="single" w:sz="4" w:color="C9D3DE" w:space="0"/>
+              <w:bottom w:val="single" w:sz="8" w:color="12355B" w:space="0"/>
               <w:right w:val="nil"/>
             </w:tcBorders>
-            <w:shd w:val="clear" w:color="auto" w:fill="EAF1F8"/>
           </w:tcPr>
           <w:p>
             <w:pPr>
@@ -4131,8 +4189,8 @@
               <w:rPr>
                 <w:b/>
                 <w:caps/>
-                <w:color w:val="1F4E79"/>
-                <w:sz w:val="16"/>
+                <w:color w:val="667085"/>
+                <w:sz w:val="14"/>
               </w:rPr>
               <w:t>Outcome</w:t>
             </w:r>
@@ -4142,12 +4200,11 @@
           <w:tcPr>
             <w:tcW w:type="dxa" w:w="3138"/>
             <w:tcBorders>
-              <w:top w:val="single" w:sz="12" w:color="1F4E79" w:space="0"/>
+              <w:top w:val="nil"/>
               <w:left w:val="nil"/>
-              <w:bottom w:val="single" w:sz="4" w:color="C9D3DE" w:space="0"/>
+              <w:bottom w:val="single" w:sz="8" w:color="12355B" w:space="0"/>
               <w:right w:val="nil"/>
             </w:tcBorders>
-            <w:shd w:val="clear" w:color="auto" w:fill="EAF1F8"/>
           </w:tcPr>
           <w:p>
             <w:pPr>
@@ -4157,8 +4214,8 @@
               <w:rPr>
                 <w:b/>
                 <w:caps/>
-                <w:color w:val="1F4E79"/>
-                <w:sz w:val="16"/>
+                <w:color w:val="667085"/>
+                <w:sz w:val="14"/>
               </w:rPr>
               <w:t>What changed and why</w:t>
             </w:r>
@@ -4168,12 +4225,11 @@
           <w:tcPr>
             <w:tcW w:type="dxa" w:w="1345"/>
             <w:tcBorders>
-              <w:top w:val="single" w:sz="12" w:color="1F4E79" w:space="0"/>
+              <w:top w:val="nil"/>
               <w:left w:val="nil"/>
-              <w:bottom w:val="single" w:sz="4" w:color="C9D3DE" w:space="0"/>
+              <w:bottom w:val="single" w:sz="8" w:color="12355B" w:space="0"/>
               <w:right w:val="nil"/>
             </w:tcBorders>
-            <w:shd w:val="clear" w:color="auto" w:fill="EAF1F8"/>
           </w:tcPr>
           <w:p>
             <w:pPr>
@@ -4183,8 +4239,8 @@
               <w:rPr>
                 <w:b/>
                 <w:caps/>
-                <w:color w:val="1F4E79"/>
-                <w:sz w:val="16"/>
+                <w:color w:val="667085"/>
+                <w:sz w:val="14"/>
               </w:rPr>
               <w:t>Status</w:t>
             </w:r>
@@ -4198,7 +4254,7 @@
             <w:tcBorders>
               <w:top w:val="nil"/>
               <w:left w:val="nil"/>
-              <w:bottom w:val="single" w:sz="4" w:color="DDE3EA" w:space="0"/>
+              <w:bottom w:val="single" w:sz="4" w:color="E6EAF0" w:space="0"/>
               <w:right w:val="nil"/>
             </w:tcBorders>
           </w:tcPr>
@@ -4221,7 +4277,7 @@
             <w:tcBorders>
               <w:top w:val="nil"/>
               <w:left w:val="nil"/>
-              <w:bottom w:val="single" w:sz="4" w:color="DDE3EA" w:space="0"/>
+              <w:bottom w:val="single" w:sz="4" w:color="E6EAF0" w:space="0"/>
               <w:right w:val="nil"/>
             </w:tcBorders>
           </w:tcPr>
@@ -4271,7 +4327,7 @@
             <w:tcBorders>
               <w:top w:val="nil"/>
               <w:left w:val="nil"/>
-              <w:bottom w:val="single" w:sz="4" w:color="DDE3EA" w:space="0"/>
+              <w:bottom w:val="single" w:sz="4" w:color="E6EAF0" w:space="0"/>
               <w:right w:val="nil"/>
             </w:tcBorders>
           </w:tcPr>
@@ -4328,7 +4384,7 @@
             <w:tcBorders>
               <w:top w:val="nil"/>
               <w:left w:val="nil"/>
-              <w:bottom w:val="single" w:sz="4" w:color="DDE3EA" w:space="0"/>
+              <w:bottom w:val="single" w:sz="4" w:color="E6EAF0" w:space="0"/>
               <w:right w:val="nil"/>
             </w:tcBorders>
             <w:shd w:val="clear" w:color="auto" w:fill="E3F3E8"/>
@@ -4354,7 +4410,7 @@
             <w:tcBorders>
               <w:top w:val="nil"/>
               <w:left w:val="nil"/>
-              <w:bottom w:val="single" w:sz="4" w:color="DDE3EA" w:space="0"/>
+              <w:bottom w:val="single" w:sz="4" w:color="E6EAF0" w:space="0"/>
               <w:right w:val="nil"/>
             </w:tcBorders>
           </w:tcPr>
@@ -4377,7 +4433,7 @@
             <w:tcBorders>
               <w:top w:val="nil"/>
               <w:left w:val="nil"/>
-              <w:bottom w:val="single" w:sz="4" w:color="DDE3EA" w:space="0"/>
+              <w:bottom w:val="single" w:sz="4" w:color="E6EAF0" w:space="0"/>
               <w:right w:val="nil"/>
             </w:tcBorders>
           </w:tcPr>
@@ -4410,7 +4466,7 @@
             <w:tcBorders>
               <w:top w:val="nil"/>
               <w:left w:val="nil"/>
-              <w:bottom w:val="single" w:sz="4" w:color="DDE3EA" w:space="0"/>
+              <w:bottom w:val="single" w:sz="4" w:color="E6EAF0" w:space="0"/>
               <w:right w:val="nil"/>
             </w:tcBorders>
           </w:tcPr>
@@ -4450,7 +4506,7 @@
             <w:tcBorders>
               <w:top w:val="nil"/>
               <w:left w:val="nil"/>
-              <w:bottom w:val="single" w:sz="4" w:color="DDE3EA" w:space="0"/>
+              <w:bottom w:val="single" w:sz="4" w:color="E6EAF0" w:space="0"/>
               <w:right w:val="nil"/>
             </w:tcBorders>
             <w:shd w:val="clear" w:color="auto" w:fill="EAF1F8"/>
@@ -4476,7 +4532,7 @@
             <w:tcBorders>
               <w:top w:val="nil"/>
               <w:left w:val="nil"/>
-              <w:bottom w:val="single" w:sz="4" w:color="DDE3EA" w:space="0"/>
+              <w:bottom w:val="single" w:sz="4" w:color="E6EAF0" w:space="0"/>
               <w:right w:val="nil"/>
             </w:tcBorders>
           </w:tcPr>
@@ -4499,7 +4555,7 @@
             <w:tcBorders>
               <w:top w:val="nil"/>
               <w:left w:val="nil"/>
-              <w:bottom w:val="single" w:sz="4" w:color="DDE3EA" w:space="0"/>
+              <w:bottom w:val="single" w:sz="4" w:color="E6EAF0" w:space="0"/>
               <w:right w:val="nil"/>
             </w:tcBorders>
           </w:tcPr>
@@ -4532,7 +4588,7 @@
             <w:tcBorders>
               <w:top w:val="nil"/>
               <w:left w:val="nil"/>
-              <w:bottom w:val="single" w:sz="4" w:color="DDE3EA" w:space="0"/>
+              <w:bottom w:val="single" w:sz="4" w:color="E6EAF0" w:space="0"/>
               <w:right w:val="nil"/>
             </w:tcBorders>
           </w:tcPr>
@@ -4572,7 +4628,7 @@
             <w:tcBorders>
               <w:top w:val="nil"/>
               <w:left w:val="nil"/>
-              <w:bottom w:val="single" w:sz="4" w:color="DDE3EA" w:space="0"/>
+              <w:bottom w:val="single" w:sz="4" w:color="E6EAF0" w:space="0"/>
               <w:right w:val="nil"/>
             </w:tcBorders>
             <w:shd w:val="clear" w:color="auto" w:fill="EAF1F8"/>
@@ -4601,7 +4657,7 @@
       <w:pPr>
         <w:keepNext/>
         <w:pBdr>
-          <w:bottom w:val="single" w:sz="8" w:color="1F4E79" w:space="4"/>
+          <w:bottom w:val="single" w:sz="8" w:color="12355B" w:space="4"/>
         </w:pBdr>
         <w:tabs>
           <w:tab w:pos="482" w:val="left"/>
@@ -4614,13 +4670,13 @@
           <w:color w:val="2A78D6"/>
           <w:sz w:val="18"/>
         </w:rPr>
-        <w:t>07</w:t>
+        <w:t>06</w:t>
         <w:tab/>
       </w:r>
       <w:r>
         <w:rPr>
           <w:b/>
-          <w:color w:val="1F4E79"/>
+          <w:color w:val="12355B"/>
           <w:sz w:val="28"/>
         </w:rPr>
         <w:t>Investor information &amp; conclusions</w:t>
@@ -4815,7 +4871,1140 @@
       <w:pPr>
         <w:keepNext/>
         <w:pBdr>
-          <w:bottom w:val="single" w:sz="8" w:color="1F4E79" w:space="4"/>
+          <w:bottom w:val="single" w:sz="8" w:color="12355B" w:space="4"/>
+        </w:pBdr>
+        <w:tabs>
+          <w:tab w:pos="482" w:val="left"/>
+        </w:tabs>
+        <w:spacing w:before="360" w:after="160"/>
+      </w:pPr>
+      <w:r>
+        <w:rPr>
+          <w:b/>
+          <w:color w:val="2A78D6"/>
+          <w:sz w:val="18"/>
+        </w:rPr>
+        <w:t>07</w:t>
+        <w:tab/>
+      </w:r>
+      <w:r>
+        <w:rPr>
+          <w:b/>
+          <w:color w:val="12355B"/>
+          <w:sz w:val="28"/>
+        </w:rPr>
+        <w:t>Market and environment</w:t>
+      </w:r>
+    </w:p>
+    <w:p>
+      <w:pPr>
+        <w:tabs>
+          <w:tab w:pos="255" w:val="left"/>
+        </w:tabs>
+        <w:spacing w:before="0" w:after="80"/>
+        <w:ind w:left="255" w:hanging="255"/>
+      </w:pPr>
+      <w:r>
+        <w:rPr>
+          <w:b/>
+          <w:color w:val="2A78D6"/>
+          <w:sz w:val="20"/>
+        </w:rPr>
+        <w:t>▪</w:t>
+        <w:tab/>
+      </w:r>
+      <w:r>
+        <w:rPr>
+          <w:b/>
+        </w:rPr>
+        <w:t>Fuel and geopolitics:</w:t>
+      </w:r>
+      <w:r>
+        <w:rPr>
+          <w:b w:val="0"/>
+        </w:rPr>
+        <w:t xml:space="preserve"> operating profit fell 25.7% to EUR 13.6m, mainly on higher fuel prices – fuel costs +47.6% (+EUR 1.4m), with harder ice conditions raising ferry fuel use</w:t>
+      </w:r>
+      <w:hyperlink r:id="rId13">
+        <w:r>
+          <w:rPr>
+            <w:color w:val="2A78D6"/>
+            <w:vertAlign w:val="superscript"/>
+            <w:sz w:val="17"/>
+          </w:rPr>
+          <w:t xml:space="preserve">15</w:t>
+        </w:r>
+      </w:hyperlink>
+      <w:r>
+        <w:rPr>
+          <w:b w:val="0"/>
+        </w:rPr>
+        <w:t>. The company links this to the US-Iran conflict and the Strait of Hormuz blockade</w:t>
+      </w:r>
+      <w:hyperlink r:id="rId13">
+        <w:r>
+          <w:rPr>
+            <w:color w:val="2A78D6"/>
+            <w:vertAlign w:val="superscript"/>
+            <w:sz w:val="17"/>
+          </w:rPr>
+          <w:t xml:space="preserve">16</w:t>
+        </w:r>
+      </w:hyperlink>
+      <w:r>
+        <w:rPr>
+          <w:b w:val="0"/>
+        </w:rPr>
+        <w:t>.</w:t>
+      </w:r>
+    </w:p>
+    <w:p>
+      <w:pPr>
+        <w:tabs>
+          <w:tab w:pos="255" w:val="left"/>
+        </w:tabs>
+        <w:spacing w:before="0" w:after="80"/>
+        <w:ind w:left="255" w:hanging="255"/>
+      </w:pPr>
+      <w:r>
+        <w:rPr>
+          <w:b/>
+          <w:color w:val="2A78D6"/>
+          <w:sz w:val="20"/>
+        </w:rPr>
+        <w:t>▪</w:t>
+        <w:tab/>
+      </w:r>
+      <w:r>
+        <w:rPr>
+          <w:b/>
+        </w:rPr>
+        <w:t>Cargo and passengers:</w:t>
+      </w:r>
+      <w:r>
+        <w:rPr>
+          <w:b w:val="0"/>
+        </w:rPr>
+        <w:t xml:space="preserve"> cargo fell 5.0% to 6.5 Mt, mainly liquid bulk (-33.8%)</w:t>
+      </w:r>
+      <w:hyperlink r:id="rId13">
+        <w:r>
+          <w:rPr>
+            <w:color w:val="2A78D6"/>
+            <w:vertAlign w:val="superscript"/>
+            <w:sz w:val="17"/>
+          </w:rPr>
+          <w:t xml:space="preserve">17</w:t>
+        </w:r>
+      </w:hyperlink>
+      <w:r>
+        <w:rPr>
+          <w:b w:val="0"/>
+        </w:rPr>
+        <w:t>; Russia's war in Ukraine mainly affects the cargo business</w:t>
+      </w:r>
+      <w:hyperlink r:id="rId13">
+        <w:r>
+          <w:rPr>
+            <w:color w:val="2A78D6"/>
+            <w:vertAlign w:val="superscript"/>
+            <w:sz w:val="17"/>
+          </w:rPr>
+          <w:t xml:space="preserve">16</w:t>
+        </w:r>
+      </w:hyperlink>
+      <w:r>
+        <w:rPr>
+          <w:b w:val="0"/>
+        </w:rPr>
+        <w:t>. Passengers -2.0% due to the scheduled dry-docking of the Finlandia ferry, while cruise passengers rose 47.8%</w:t>
+      </w:r>
+      <w:hyperlink r:id="rId13">
+        <w:r>
+          <w:rPr>
+            <w:color w:val="2A78D6"/>
+            <w:vertAlign w:val="superscript"/>
+            <w:sz w:val="17"/>
+          </w:rPr>
+          <w:t xml:space="preserve">18</w:t>
+        </w:r>
+      </w:hyperlink>
+      <w:r>
+        <w:rPr>
+          <w:b w:val="0"/>
+        </w:rPr>
+        <w:t>.</w:t>
+      </w:r>
+    </w:p>
+    <w:p>
+      <w:pPr>
+        <w:tabs>
+          <w:tab w:pos="255" w:val="left"/>
+        </w:tabs>
+        <w:spacing w:before="0" w:after="80"/>
+        <w:ind w:left="255" w:hanging="255"/>
+      </w:pPr>
+      <w:r>
+        <w:rPr>
+          <w:b/>
+          <w:color w:val="2A78D6"/>
+          <w:sz w:val="20"/>
+        </w:rPr>
+        <w:t>▪</w:t>
+        <w:tab/>
+      </w:r>
+      <w:r>
+        <w:rPr>
+          <w:b/>
+        </w:rPr>
+        <w:t>Revenue rose</w:t>
+      </w:r>
+      <w:r>
+        <w:rPr>
+          <w:b w:val="0"/>
+        </w:rPr>
+        <w:t xml:space="preserve"> 2.4% to EUR 59.3m on more charter days for the icebreaker Botnica and higher electricity and ferry revenue</w:t>
+      </w:r>
+      <w:hyperlink r:id="rId13">
+        <w:r>
+          <w:rPr>
+            <w:color w:val="2A78D6"/>
+            <w:vertAlign w:val="superscript"/>
+            <w:sz w:val="17"/>
+          </w:rPr>
+          <w:t xml:space="preserve">17</w:t>
+        </w:r>
+      </w:hyperlink>
+      <w:r>
+        <w:rPr>
+          <w:b w:val="0"/>
+        </w:rPr>
+        <w:t>. Management expects more cruise calls and new ro-ro and container lines</w:t>
+      </w:r>
+      <w:hyperlink r:id="rId20">
+        <w:r>
+          <w:rPr>
+            <w:color w:val="2A78D6"/>
+            <w:vertAlign w:val="superscript"/>
+            <w:sz w:val="17"/>
+          </w:rPr>
+          <w:t xml:space="preserve">14</w:t>
+        </w:r>
+      </w:hyperlink>
+      <w:r>
+        <w:rPr>
+          <w:b w:val="0"/>
+        </w:rPr>
+        <w:t>.</w:t>
+      </w:r>
+    </w:p>
+    <w:tbl>
+      <w:tblPr>
+        <w:tblW w:w="9639" w:type="dxa"/>
+        <w:tblBorders>
+          <w:top w:val="nil"/>
+          <w:left w:val="nil"/>
+          <w:bottom w:val="nil"/>
+          <w:right w:val="nil"/>
+          <w:insideH w:val="nil"/>
+          <w:insideV w:val="nil"/>
+        </w:tblBorders>
+        <w:tblLayout w:type="fixed"/>
+        <w:tblCellMar>
+          <w:top w:w="70" w:type="dxa"/>
+          <w:left w:w="100" w:type="dxa"/>
+          <w:bottom w:w="70" w:type="dxa"/>
+          <w:right w:w="100" w:type="dxa"/>
+        </w:tblCellMar>
+        <w:tblLook w:firstColumn="1" w:firstRow="1" w:lastColumn="0" w:lastRow="0" w:noHBand="0" w:noVBand="1" w:val="04A0"/>
+      </w:tblPr>
+      <w:tblGrid>
+        <w:gridCol w:w="3515"/>
+        <w:gridCol w:w="1814"/>
+        <w:gridCol w:w="1360"/>
+        <w:gridCol w:w="1360"/>
+        <w:gridCol w:w="1587"/>
+      </w:tblGrid>
+      <w:tr>
+        <w:tc>
+          <w:tcPr>
+            <w:tcW w:type="dxa" w:w="3515"/>
+            <w:tcBorders>
+              <w:top w:val="nil"/>
+              <w:left w:val="nil"/>
+              <w:bottom w:val="single" w:sz="8" w:color="12355B" w:space="0"/>
+              <w:right w:val="nil"/>
+            </w:tcBorders>
+          </w:tcPr>
+          <w:p>
+            <w:pPr>
+              <w:spacing w:before="0" w:after="0"/>
+            </w:pPr>
+            <w:r>
+              <w:rPr>
+                <w:b/>
+                <w:caps/>
+                <w:color w:val="667085"/>
+                <w:sz w:val="14"/>
+              </w:rPr>
+            </w:r>
+          </w:p>
+        </w:tc>
+        <w:tc>
+          <w:tcPr>
+            <w:tcW w:type="dxa" w:w="1814"/>
+            <w:tcBorders>
+              <w:top w:val="nil"/>
+              <w:left w:val="nil"/>
+              <w:bottom w:val="single" w:sz="8" w:color="12355B" w:space="0"/>
+              <w:right w:val="nil"/>
+            </w:tcBorders>
+          </w:tcPr>
+          <w:p>
+            <w:pPr>
+              <w:spacing w:before="0" w:after="0"/>
+              <w:jc w:val="right"/>
+            </w:pPr>
+            <w:r>
+              <w:rPr>
+                <w:b/>
+                <w:caps/>
+                <w:color w:val="667085"/>
+                <w:sz w:val="14"/>
+              </w:rPr>
+              <w:t>Now</w:t>
+            </w:r>
+          </w:p>
+        </w:tc>
+        <w:tc>
+          <w:tcPr>
+            <w:tcW w:type="dxa" w:w="1361"/>
+            <w:tcBorders>
+              <w:top w:val="nil"/>
+              <w:left w:val="nil"/>
+              <w:bottom w:val="single" w:sz="8" w:color="12355B" w:space="0"/>
+              <w:right w:val="nil"/>
+            </w:tcBorders>
+          </w:tcPr>
+          <w:p>
+            <w:pPr>
+              <w:spacing w:before="0" w:after="0"/>
+              <w:jc w:val="right"/>
+            </w:pPr>
+            <w:r>
+              <w:rPr>
+                <w:b/>
+                <w:caps/>
+                <w:color w:val="667085"/>
+                <w:sz w:val="14"/>
+              </w:rPr>
+              <w:t>3 months ago</w:t>
+            </w:r>
+          </w:p>
+        </w:tc>
+        <w:tc>
+          <w:tcPr>
+            <w:tcW w:type="dxa" w:w="1361"/>
+            <w:tcBorders>
+              <w:top w:val="nil"/>
+              <w:left w:val="nil"/>
+              <w:bottom w:val="single" w:sz="8" w:color="12355B" w:space="0"/>
+              <w:right w:val="nil"/>
+            </w:tcBorders>
+          </w:tcPr>
+          <w:p>
+            <w:pPr>
+              <w:spacing w:before="0" w:after="0"/>
+              <w:jc w:val="right"/>
+            </w:pPr>
+            <w:r>
+              <w:rPr>
+                <w:b/>
+                <w:caps/>
+                <w:color w:val="667085"/>
+                <w:sz w:val="14"/>
+              </w:rPr>
+              <w:t>12 months ago</w:t>
+            </w:r>
+          </w:p>
+        </w:tc>
+        <w:tc>
+          <w:tcPr>
+            <w:tcW w:type="dxa" w:w="1587"/>
+            <w:tcBorders>
+              <w:top w:val="nil"/>
+              <w:left w:val="nil"/>
+              <w:bottom w:val="single" w:sz="8" w:color="12355B" w:space="0"/>
+              <w:right w:val="nil"/>
+            </w:tcBorders>
+          </w:tcPr>
+          <w:p>
+            <w:pPr>
+              <w:spacing w:before="0" w:after="0"/>
+              <w:jc w:val="right"/>
+            </w:pPr>
+            <w:r>
+              <w:rPr>
+                <w:b/>
+                <w:caps/>
+                <w:color w:val="667085"/>
+                <w:sz w:val="14"/>
+              </w:rPr>
+              <w:t>12-month change</w:t>
+            </w:r>
+          </w:p>
+        </w:tc>
+      </w:tr>
+      <w:tr>
+        <w:tc>
+          <w:tcPr>
+            <w:tcW w:type="dxa" w:w="3515"/>
+            <w:tcBorders>
+              <w:top w:val="nil"/>
+              <w:left w:val="nil"/>
+              <w:bottom w:val="single" w:sz="4" w:color="E6EAF0" w:space="0"/>
+              <w:right w:val="nil"/>
+            </w:tcBorders>
+          </w:tcPr>
+          <w:p>
+            <w:pPr>
+              <w:spacing w:before="0" w:after="0"/>
+            </w:pPr>
+            <w:r>
+              <w:rPr>
+                <w:b w:val="0"/>
+                <w:sz w:val="17"/>
+              </w:rPr>
+              <w:t>ECB deposit facility rate</w:t>
+            </w:r>
+          </w:p>
+        </w:tc>
+        <w:tc>
+          <w:tcPr>
+            <w:tcW w:type="dxa" w:w="1814"/>
+            <w:tcBorders>
+              <w:top w:val="nil"/>
+              <w:left w:val="nil"/>
+              <w:bottom w:val="single" w:sz="4" w:color="E6EAF0" w:space="0"/>
+              <w:right w:val="nil"/>
+            </w:tcBorders>
+          </w:tcPr>
+          <w:p>
+            <w:pPr>
+              <w:spacing w:before="0" w:after="0"/>
+              <w:jc w:val="right"/>
+            </w:pPr>
+            <w:r>
+              <w:rPr>
+                <w:b w:val="0"/>
+                <w:sz w:val="17"/>
+              </w:rPr>
+              <w:t>2.50% (2026-09)</w:t>
+            </w:r>
+          </w:p>
+        </w:tc>
+        <w:tc>
+          <w:tcPr>
+            <w:tcW w:type="dxa" w:w="1361"/>
+            <w:tcBorders>
+              <w:top w:val="nil"/>
+              <w:left w:val="nil"/>
+              <w:bottom w:val="single" w:sz="4" w:color="E6EAF0" w:space="0"/>
+              <w:right w:val="nil"/>
+            </w:tcBorders>
+          </w:tcPr>
+          <w:p>
+            <w:pPr>
+              <w:spacing w:before="0" w:after="0"/>
+              <w:jc w:val="right"/>
+            </w:pPr>
+            <w:r>
+              <w:rPr>
+                <w:b w:val="0"/>
+                <w:sz w:val="17"/>
+              </w:rPr>
+              <w:t>2.25%</w:t>
+            </w:r>
+          </w:p>
+        </w:tc>
+        <w:tc>
+          <w:tcPr>
+            <w:tcW w:type="dxa" w:w="1361"/>
+            <w:tcBorders>
+              <w:top w:val="nil"/>
+              <w:left w:val="nil"/>
+              <w:bottom w:val="single" w:sz="4" w:color="E6EAF0" w:space="0"/>
+              <w:right w:val="nil"/>
+            </w:tcBorders>
+          </w:tcPr>
+          <w:p>
+            <w:pPr>
+              <w:spacing w:before="0" w:after="0"/>
+              <w:jc w:val="right"/>
+            </w:pPr>
+            <w:r>
+              <w:rPr>
+                <w:b w:val="0"/>
+                <w:sz w:val="17"/>
+              </w:rPr>
+              <w:t>–</w:t>
+            </w:r>
+          </w:p>
+        </w:tc>
+        <w:tc>
+          <w:tcPr>
+            <w:tcW w:type="dxa" w:w="1587"/>
+            <w:tcBorders>
+              <w:top w:val="nil"/>
+              <w:left w:val="nil"/>
+              <w:bottom w:val="single" w:sz="4" w:color="E6EAF0" w:space="0"/>
+              <w:right w:val="nil"/>
+            </w:tcBorders>
+          </w:tcPr>
+          <w:p>
+            <w:pPr>
+              <w:spacing w:before="0" w:after="0"/>
+              <w:jc w:val="right"/>
+            </w:pPr>
+            <w:r>
+              <w:rPr>
+                <w:b w:val="0"/>
+                <w:sz w:val="17"/>
+              </w:rPr>
+              <w:t>–</w:t>
+            </w:r>
+          </w:p>
+        </w:tc>
+      </w:tr>
+      <w:tr>
+        <w:tc>
+          <w:tcPr>
+            <w:tcW w:type="dxa" w:w="3515"/>
+            <w:tcBorders>
+              <w:top w:val="nil"/>
+              <w:left w:val="nil"/>
+              <w:bottom w:val="single" w:sz="4" w:color="E6EAF0" w:space="0"/>
+              <w:right w:val="nil"/>
+            </w:tcBorders>
+          </w:tcPr>
+          <w:p>
+            <w:pPr>
+              <w:spacing w:before="0" w:after="0"/>
+            </w:pPr>
+            <w:r>
+              <w:rPr>
+                <w:b w:val="0"/>
+                <w:sz w:val="17"/>
+              </w:rPr>
+              <w:t>3-month Euribor</w:t>
+            </w:r>
+          </w:p>
+        </w:tc>
+        <w:tc>
+          <w:tcPr>
+            <w:tcW w:type="dxa" w:w="1814"/>
+            <w:tcBorders>
+              <w:top w:val="nil"/>
+              <w:left w:val="nil"/>
+              <w:bottom w:val="single" w:sz="4" w:color="E6EAF0" w:space="0"/>
+              <w:right w:val="nil"/>
+            </w:tcBorders>
+          </w:tcPr>
+          <w:p>
+            <w:pPr>
+              <w:spacing w:before="0" w:after="0"/>
+              <w:jc w:val="right"/>
+            </w:pPr>
+            <w:r>
+              <w:rPr>
+                <w:b w:val="0"/>
+                <w:sz w:val="17"/>
+              </w:rPr>
+              <w:t>2.64% (2026-09)</w:t>
+            </w:r>
+          </w:p>
+        </w:tc>
+        <w:tc>
+          <w:tcPr>
+            <w:tcW w:type="dxa" w:w="1361"/>
+            <w:tcBorders>
+              <w:top w:val="nil"/>
+              <w:left w:val="nil"/>
+              <w:bottom w:val="single" w:sz="4" w:color="E6EAF0" w:space="0"/>
+              <w:right w:val="nil"/>
+            </w:tcBorders>
+          </w:tcPr>
+          <w:p>
+            <w:pPr>
+              <w:spacing w:before="0" w:after="0"/>
+              <w:jc w:val="right"/>
+            </w:pPr>
+            <w:r>
+              <w:rPr>
+                <w:b w:val="0"/>
+                <w:sz w:val="17"/>
+              </w:rPr>
+              <w:t>2.34%</w:t>
+            </w:r>
+          </w:p>
+        </w:tc>
+        <w:tc>
+          <w:tcPr>
+            <w:tcW w:type="dxa" w:w="1361"/>
+            <w:tcBorders>
+              <w:top w:val="nil"/>
+              <w:left w:val="nil"/>
+              <w:bottom w:val="single" w:sz="4" w:color="E6EAF0" w:space="0"/>
+              <w:right w:val="nil"/>
+            </w:tcBorders>
+          </w:tcPr>
+          <w:p>
+            <w:pPr>
+              <w:spacing w:before="0" w:after="0"/>
+              <w:jc w:val="right"/>
+            </w:pPr>
+            <w:r>
+              <w:rPr>
+                <w:b w:val="0"/>
+                <w:sz w:val="17"/>
+              </w:rPr>
+              <w:t>2.03%</w:t>
+            </w:r>
+          </w:p>
+        </w:tc>
+        <w:tc>
+          <w:tcPr>
+            <w:tcW w:type="dxa" w:w="1587"/>
+            <w:tcBorders>
+              <w:top w:val="nil"/>
+              <w:left w:val="nil"/>
+              <w:bottom w:val="single" w:sz="4" w:color="E6EAF0" w:space="0"/>
+              <w:right w:val="nil"/>
+            </w:tcBorders>
+          </w:tcPr>
+          <w:p>
+            <w:pPr>
+              <w:spacing w:before="0" w:after="0"/>
+              <w:jc w:val="right"/>
+            </w:pPr>
+            <w:r>
+              <w:rPr>
+                <w:b w:val="0"/>
+                <w:sz w:val="17"/>
+              </w:rPr>
+              <w:t>▲ 0.61 p. p.</w:t>
+            </w:r>
+          </w:p>
+        </w:tc>
+      </w:tr>
+      <w:tr>
+        <w:tc>
+          <w:tcPr>
+            <w:tcW w:type="dxa" w:w="3515"/>
+            <w:tcBorders>
+              <w:top w:val="nil"/>
+              <w:left w:val="nil"/>
+              <w:bottom w:val="single" w:sz="4" w:color="E6EAF0" w:space="0"/>
+              <w:right w:val="nil"/>
+            </w:tcBorders>
+          </w:tcPr>
+          <w:p>
+            <w:pPr>
+              <w:spacing w:before="0" w:after="0"/>
+            </w:pPr>
+            <w:r>
+              <w:rPr>
+                <w:b w:val="0"/>
+                <w:sz w:val="17"/>
+              </w:rPr>
+              <w:t>6-month Euribor</w:t>
+            </w:r>
+          </w:p>
+        </w:tc>
+        <w:tc>
+          <w:tcPr>
+            <w:tcW w:type="dxa" w:w="1814"/>
+            <w:tcBorders>
+              <w:top w:val="nil"/>
+              <w:left w:val="nil"/>
+              <w:bottom w:val="single" w:sz="4" w:color="E6EAF0" w:space="0"/>
+              <w:right w:val="nil"/>
+            </w:tcBorders>
+          </w:tcPr>
+          <w:p>
+            <w:pPr>
+              <w:spacing w:before="0" w:after="0"/>
+              <w:jc w:val="right"/>
+            </w:pPr>
+            <w:r>
+              <w:rPr>
+                <w:b w:val="0"/>
+                <w:sz w:val="17"/>
+              </w:rPr>
+              <w:t>2.92% (2026-09)</w:t>
+            </w:r>
+          </w:p>
+        </w:tc>
+        <w:tc>
+          <w:tcPr>
+            <w:tcW w:type="dxa" w:w="1361"/>
+            <w:tcBorders>
+              <w:top w:val="nil"/>
+              <w:left w:val="nil"/>
+              <w:bottom w:val="single" w:sz="4" w:color="E6EAF0" w:space="0"/>
+              <w:right w:val="nil"/>
+            </w:tcBorders>
+          </w:tcPr>
+          <w:p>
+            <w:pPr>
+              <w:spacing w:before="0" w:after="0"/>
+              <w:jc w:val="right"/>
+            </w:pPr>
+            <w:r>
+              <w:rPr>
+                <w:b w:val="0"/>
+                <w:sz w:val="17"/>
+              </w:rPr>
+              <w:t>2.60%</w:t>
+            </w:r>
+          </w:p>
+        </w:tc>
+        <w:tc>
+          <w:tcPr>
+            <w:tcW w:type="dxa" w:w="1361"/>
+            <w:tcBorders>
+              <w:top w:val="nil"/>
+              <w:left w:val="nil"/>
+              <w:bottom w:val="single" w:sz="4" w:color="E6EAF0" w:space="0"/>
+              <w:right w:val="nil"/>
+            </w:tcBorders>
+          </w:tcPr>
+          <w:p>
+            <w:pPr>
+              <w:spacing w:before="0" w:after="0"/>
+              <w:jc w:val="right"/>
+            </w:pPr>
+            <w:r>
+              <w:rPr>
+                <w:b w:val="0"/>
+                <w:sz w:val="17"/>
+              </w:rPr>
+              <w:t>2.10%</w:t>
+            </w:r>
+          </w:p>
+        </w:tc>
+        <w:tc>
+          <w:tcPr>
+            <w:tcW w:type="dxa" w:w="1587"/>
+            <w:tcBorders>
+              <w:top w:val="nil"/>
+              <w:left w:val="nil"/>
+              <w:bottom w:val="single" w:sz="4" w:color="E6EAF0" w:space="0"/>
+              <w:right w:val="nil"/>
+            </w:tcBorders>
+          </w:tcPr>
+          <w:p>
+            <w:pPr>
+              <w:spacing w:before="0" w:after="0"/>
+              <w:jc w:val="right"/>
+            </w:pPr>
+            <w:r>
+              <w:rPr>
+                <w:b w:val="0"/>
+                <w:sz w:val="17"/>
+              </w:rPr>
+              <w:t>▲ 0.82 p. p.</w:t>
+            </w:r>
+          </w:p>
+        </w:tc>
+      </w:tr>
+      <w:tr>
+        <w:tc>
+          <w:tcPr>
+            <w:tcW w:type="dxa" w:w="3515"/>
+            <w:tcBorders>
+              <w:top w:val="nil"/>
+              <w:left w:val="nil"/>
+              <w:bottom w:val="single" w:sz="4" w:color="E6EAF0" w:space="0"/>
+              <w:right w:val="nil"/>
+            </w:tcBorders>
+          </w:tcPr>
+          <w:p>
+            <w:pPr>
+              <w:spacing w:before="0" w:after="0"/>
+            </w:pPr>
+            <w:r>
+              <w:rPr>
+                <w:b w:val="0"/>
+                <w:sz w:val="17"/>
+              </w:rPr>
+              <w:t>12-month Euribor</w:t>
+            </w:r>
+          </w:p>
+        </w:tc>
+        <w:tc>
+          <w:tcPr>
+            <w:tcW w:type="dxa" w:w="1814"/>
+            <w:tcBorders>
+              <w:top w:val="nil"/>
+              <w:left w:val="nil"/>
+              <w:bottom w:val="single" w:sz="4" w:color="E6EAF0" w:space="0"/>
+              <w:right w:val="nil"/>
+            </w:tcBorders>
+          </w:tcPr>
+          <w:p>
+            <w:pPr>
+              <w:spacing w:before="0" w:after="0"/>
+              <w:jc w:val="right"/>
+            </w:pPr>
+            <w:r>
+              <w:rPr>
+                <w:b w:val="0"/>
+                <w:sz w:val="17"/>
+              </w:rPr>
+              <w:t>3.25% (2026-09)</w:t>
+            </w:r>
+          </w:p>
+        </w:tc>
+        <w:tc>
+          <w:tcPr>
+            <w:tcW w:type="dxa" w:w="1361"/>
+            <w:tcBorders>
+              <w:top w:val="nil"/>
+              <w:left w:val="nil"/>
+              <w:bottom w:val="single" w:sz="4" w:color="E6EAF0" w:space="0"/>
+              <w:right w:val="nil"/>
+            </w:tcBorders>
+          </w:tcPr>
+          <w:p>
+            <w:pPr>
+              <w:spacing w:before="0" w:after="0"/>
+              <w:jc w:val="right"/>
+            </w:pPr>
+            <w:r>
+              <w:rPr>
+                <w:b w:val="0"/>
+                <w:sz w:val="17"/>
+              </w:rPr>
+              <w:t>2.80%</w:t>
+            </w:r>
+          </w:p>
+        </w:tc>
+        <w:tc>
+          <w:tcPr>
+            <w:tcW w:type="dxa" w:w="1361"/>
+            <w:tcBorders>
+              <w:top w:val="nil"/>
+              <w:left w:val="nil"/>
+              <w:bottom w:val="single" w:sz="4" w:color="E6EAF0" w:space="0"/>
+              <w:right w:val="nil"/>
+            </w:tcBorders>
+          </w:tcPr>
+          <w:p>
+            <w:pPr>
+              <w:spacing w:before="0" w:after="0"/>
+              <w:jc w:val="right"/>
+            </w:pPr>
+            <w:r>
+              <w:rPr>
+                <w:b w:val="0"/>
+                <w:sz w:val="17"/>
+              </w:rPr>
+              <w:t>2.17%</w:t>
+            </w:r>
+          </w:p>
+        </w:tc>
+        <w:tc>
+          <w:tcPr>
+            <w:tcW w:type="dxa" w:w="1587"/>
+            <w:tcBorders>
+              <w:top w:val="nil"/>
+              <w:left w:val="nil"/>
+              <w:bottom w:val="single" w:sz="4" w:color="E6EAF0" w:space="0"/>
+              <w:right w:val="nil"/>
+            </w:tcBorders>
+          </w:tcPr>
+          <w:p>
+            <w:pPr>
+              <w:spacing w:before="0" w:after="0"/>
+              <w:jc w:val="right"/>
+            </w:pPr>
+            <w:r>
+              <w:rPr>
+                <w:b w:val="0"/>
+                <w:sz w:val="17"/>
+              </w:rPr>
+              <w:t>▲ 1.08 p. p.</w:t>
+            </w:r>
+          </w:p>
+        </w:tc>
+      </w:tr>
+      <w:tr>
+        <w:tc>
+          <w:tcPr>
+            <w:tcW w:type="dxa" w:w="3515"/>
+            <w:tcBorders>
+              <w:top w:val="nil"/>
+              <w:left w:val="nil"/>
+              <w:bottom w:val="single" w:sz="4" w:color="E6EAF0" w:space="0"/>
+              <w:right w:val="nil"/>
+            </w:tcBorders>
+          </w:tcPr>
+          <w:p>
+            <w:pPr>
+              <w:spacing w:before="0" w:after="0"/>
+            </w:pPr>
+            <w:r>
+              <w:rPr>
+                <w:b w:val="0"/>
+                <w:sz w:val="17"/>
+              </w:rPr>
+              <w:t>Euro area AAA government 10-year yield</w:t>
+            </w:r>
+          </w:p>
+        </w:tc>
+        <w:tc>
+          <w:tcPr>
+            <w:tcW w:type="dxa" w:w="1814"/>
+            <w:tcBorders>
+              <w:top w:val="nil"/>
+              <w:left w:val="nil"/>
+              <w:bottom w:val="single" w:sz="4" w:color="E6EAF0" w:space="0"/>
+              <w:right w:val="nil"/>
+            </w:tcBorders>
+          </w:tcPr>
+          <w:p>
+            <w:pPr>
+              <w:spacing w:before="0" w:after="0"/>
+              <w:jc w:val="right"/>
+            </w:pPr>
+            <w:r>
+              <w:rPr>
+                <w:b w:val="0"/>
+                <w:sz w:val="17"/>
+              </w:rPr>
+              <w:t>3.43% (2026-10)</w:t>
+            </w:r>
+          </w:p>
+        </w:tc>
+        <w:tc>
+          <w:tcPr>
+            <w:tcW w:type="dxa" w:w="1361"/>
+            <w:tcBorders>
+              <w:top w:val="nil"/>
+              <w:left w:val="nil"/>
+              <w:bottom w:val="single" w:sz="4" w:color="E6EAF0" w:space="0"/>
+              <w:right w:val="nil"/>
+            </w:tcBorders>
+          </w:tcPr>
+          <w:p>
+            <w:pPr>
+              <w:spacing w:before="0" w:after="0"/>
+              <w:jc w:val="right"/>
+            </w:pPr>
+            <w:r>
+              <w:rPr>
+                <w:b w:val="0"/>
+                <w:sz w:val="17"/>
+              </w:rPr>
+              <w:t>3.23%</w:t>
+            </w:r>
+          </w:p>
+        </w:tc>
+        <w:tc>
+          <w:tcPr>
+            <w:tcW w:type="dxa" w:w="1361"/>
+            <w:tcBorders>
+              <w:top w:val="nil"/>
+              <w:left w:val="nil"/>
+              <w:bottom w:val="single" w:sz="4" w:color="E6EAF0" w:space="0"/>
+              <w:right w:val="nil"/>
+            </w:tcBorders>
+          </w:tcPr>
+          <w:p>
+            <w:pPr>
+              <w:spacing w:before="0" w:after="0"/>
+              <w:jc w:val="right"/>
+            </w:pPr>
+            <w:r>
+              <w:rPr>
+                <w:b w:val="0"/>
+                <w:sz w:val="17"/>
+              </w:rPr>
+              <w:t>2.72%</w:t>
+            </w:r>
+          </w:p>
+        </w:tc>
+        <w:tc>
+          <w:tcPr>
+            <w:tcW w:type="dxa" w:w="1587"/>
+            <w:tcBorders>
+              <w:top w:val="nil"/>
+              <w:left w:val="nil"/>
+              <w:bottom w:val="single" w:sz="4" w:color="E6EAF0" w:space="0"/>
+              <w:right w:val="nil"/>
+            </w:tcBorders>
+          </w:tcPr>
+          <w:p>
+            <w:pPr>
+              <w:spacing w:before="0" w:after="0"/>
+              <w:jc w:val="right"/>
+            </w:pPr>
+            <w:r>
+              <w:rPr>
+                <w:b w:val="0"/>
+                <w:sz w:val="17"/>
+              </w:rPr>
+              <w:t>▲ 0.71 p. p.</w:t>
+            </w:r>
+          </w:p>
+        </w:tc>
+      </w:tr>
+      <w:tr>
+        <w:tc>
+          <w:tcPr>
+            <w:tcW w:type="dxa" w:w="3515"/>
+            <w:tcBorders>
+              <w:top w:val="nil"/>
+              <w:left w:val="nil"/>
+              <w:bottom w:val="single" w:sz="4" w:color="E6EAF0" w:space="0"/>
+              <w:right w:val="nil"/>
+            </w:tcBorders>
+          </w:tcPr>
+          <w:p>
+            <w:pPr>
+              <w:spacing w:before="0" w:after="0"/>
+            </w:pPr>
+            <w:r>
+              <w:rPr>
+                <w:b w:val="0"/>
+                <w:sz w:val="17"/>
+              </w:rPr>
+              <w:t>Euro area inflation (HICP, annual)</w:t>
+            </w:r>
+          </w:p>
+        </w:tc>
+        <w:tc>
+          <w:tcPr>
+            <w:tcW w:type="dxa" w:w="1814"/>
+            <w:tcBorders>
+              <w:top w:val="nil"/>
+              <w:left w:val="nil"/>
+              <w:bottom w:val="single" w:sz="4" w:color="E6EAF0" w:space="0"/>
+              <w:right w:val="nil"/>
+            </w:tcBorders>
+          </w:tcPr>
+          <w:p>
+            <w:pPr>
+              <w:spacing w:before="0" w:after="0"/>
+              <w:jc w:val="right"/>
+            </w:pPr>
+            <w:r>
+              <w:rPr>
+                <w:b w:val="0"/>
+                <w:sz w:val="17"/>
+              </w:rPr>
+              <w:t>1.90% (2025-12)</w:t>
+            </w:r>
+          </w:p>
+        </w:tc>
+        <w:tc>
+          <w:tcPr>
+            <w:tcW w:type="dxa" w:w="1361"/>
+            <w:tcBorders>
+              <w:top w:val="nil"/>
+              <w:left w:val="nil"/>
+              <w:bottom w:val="single" w:sz="4" w:color="E6EAF0" w:space="0"/>
+              <w:right w:val="nil"/>
+            </w:tcBorders>
+          </w:tcPr>
+          <w:p>
+            <w:pPr>
+              <w:spacing w:before="0" w:after="0"/>
+              <w:jc w:val="right"/>
+            </w:pPr>
+            <w:r>
+              <w:rPr>
+                <w:b w:val="0"/>
+                <w:sz w:val="17"/>
+              </w:rPr>
+              <w:t>2.20%</w:t>
+            </w:r>
+          </w:p>
+        </w:tc>
+        <w:tc>
+          <w:tcPr>
+            <w:tcW w:type="dxa" w:w="1361"/>
+            <w:tcBorders>
+              <w:top w:val="nil"/>
+              <w:left w:val="nil"/>
+              <w:bottom w:val="single" w:sz="4" w:color="E6EAF0" w:space="0"/>
+              <w:right w:val="nil"/>
+            </w:tcBorders>
+          </w:tcPr>
+          <w:p>
+            <w:pPr>
+              <w:spacing w:before="0" w:after="0"/>
+              <w:jc w:val="right"/>
+            </w:pPr>
+            <w:r>
+              <w:rPr>
+                <w:b w:val="0"/>
+                <w:sz w:val="17"/>
+              </w:rPr>
+              <w:t>2.40%</w:t>
+            </w:r>
+          </w:p>
+        </w:tc>
+        <w:tc>
+          <w:tcPr>
+            <w:tcW w:type="dxa" w:w="1587"/>
+            <w:tcBorders>
+              <w:top w:val="nil"/>
+              <w:left w:val="nil"/>
+              <w:bottom w:val="single" w:sz="4" w:color="E6EAF0" w:space="0"/>
+              <w:right w:val="nil"/>
+            </w:tcBorders>
+          </w:tcPr>
+          <w:p>
+            <w:pPr>
+              <w:spacing w:before="0" w:after="0"/>
+              <w:jc w:val="right"/>
+            </w:pPr>
+            <w:r>
+              <w:rPr>
+                <w:b w:val="0"/>
+                <w:sz w:val="17"/>
+              </w:rPr>
+              <w:t>▼ 0.50 p. p.</w:t>
+            </w:r>
+          </w:p>
+        </w:tc>
+      </w:tr>
+    </w:tbl>
+    <w:p>
+      <w:pPr>
+        <w:spacing w:before="0" w:after="40"/>
+      </w:pPr>
+    </w:p>
+    <w:p>
+      <w:pPr>
+        <w:spacing w:before="40" w:after="60"/>
+      </w:pPr>
+      <w:r>
+        <w:rPr>
+          <w:b w:val="0"/>
+          <w:color w:val="667085"/>
+          <w:sz w:val="16"/>
+        </w:rPr>
+        <w:t>Euro area rates and inflation (ECB data, end-of-month value; Euribor and inflation – monthly average). Relevant for floating-rate and reset bonds and refinancing costs.</w:t>
+      </w:r>
+    </w:p>
+    <w:p>
+      <w:pPr>
+        <w:keepNext/>
+        <w:pBdr>
+          <w:bottom w:val="single" w:sz="8" w:color="12355B" w:space="4"/>
         </w:pBdr>
         <w:tabs>
           <w:tab w:pos="482" w:val="left"/>
@@ -4834,7 +6023,7 @@
       <w:r>
         <w:rPr>
           <w:b/>
-          <w:color w:val="1F4E79"/>
+          <w:color w:val="12355B"/>
           <w:sz w:val="28"/>
         </w:rPr>
         <w:t>In the press</w:t>
@@ -4847,7 +6036,7 @@
       <w:r>
         <w:rPr>
           <w:b w:val="0"/>
-          <w:color w:val="5F6B7A"/>
+          <w:color w:val="667085"/>
           <w:sz w:val="18"/>
         </w:rPr>
         <w:t>Automatic news scan (Google News, EE), 2026-07-24 – 2026-10-22: 3 articles.</w:t>
@@ -4896,7 +6085,7 @@
             <w:r>
               <w:rPr>
                 <w:b w:val="0"/>
-                <w:color w:val="1A1A1A"/>
+                <w:color w:val="1B2430"/>
                 <w:sz w:val="17"/>
               </w:rPr>
               <w:t>2026-10-09</w:t>
@@ -4945,7 +6134,7 @@
             <w:hyperlink r:id="rId21">
               <w:r>
                 <w:rPr>
-                  <w:color w:val="1A1A1A"/>
+                  <w:color w:val="1B2430"/>
                   <w:sz w:val="18"/>
                 </w:rPr>
                 <w:t xml:space="preserve">Tallinna Sadama reisijatearv kvartalis kasvas, kuid kaubamaht langes</w:t>
@@ -4954,7 +6143,7 @@
             <w:r>
               <w:rPr>
                 <w:b w:val="0"/>
-                <w:color w:val="5F6B7A"/>
+                <w:color w:val="667085"/>
                 <w:sz w:val="15"/>
               </w:rPr>
               <w:t xml:space="preserve">   МК-Эстония</w:t>
@@ -4980,7 +6169,7 @@
             <w:r>
               <w:rPr>
                 <w:b w:val="0"/>
-                <w:color w:val="1A1A1A"/>
+                <w:color w:val="1B2430"/>
                 <w:sz w:val="17"/>
               </w:rPr>
               <w:t>2026-10-09</w:t>
@@ -5029,7 +6218,7 @@
             <w:hyperlink r:id="rId22">
               <w:r>
                 <w:rPr>
-                  <w:color w:val="1A1A1A"/>
+                  <w:color w:val="1B2430"/>
                   <w:sz w:val="18"/>
                 </w:rPr>
                 <w:t xml:space="preserve">Tallinna Sadama kaubamaht kahanes, reisijate arv pöördus kasvule</w:t>
@@ -5038,7 +6227,7 @@
             <w:r>
               <w:rPr>
                 <w:b w:val="0"/>
-                <w:color w:val="5F6B7A"/>
+                <w:color w:val="667085"/>
                 <w:sz w:val="15"/>
               </w:rPr>
               <w:t xml:space="preserve">   Logistikauudised</w:t>
@@ -5064,7 +6253,7 @@
             <w:r>
               <w:rPr>
                 <w:b w:val="0"/>
-                <w:color w:val="1A1A1A"/>
+                <w:color w:val="1B2430"/>
                 <w:sz w:val="17"/>
               </w:rPr>
               <w:t>2026-10-09</w:t>
@@ -5113,7 +6302,7 @@
             <w:hyperlink r:id="rId23">
               <w:r>
                 <w:rPr>
-                  <w:color w:val="1A1A1A"/>
+                  <w:color w:val="1B2430"/>
                   <w:sz w:val="18"/>
                 </w:rPr>
                 <w:t xml:space="preserve">ASi Tallinna Sadam 2026. aasta III kvartali ja 9 kuu tegevusmahud</w:t>
@@ -5122,7 +6311,7 @@
             <w:r>
               <w:rPr>
                 <w:b w:val="0"/>
-                <w:color w:val="5F6B7A"/>
+                <w:color w:val="667085"/>
                 <w:sz w:val="15"/>
               </w:rPr>
               <w:t xml:space="preserve">   GlobeNewswire</w:t>
@@ -5140,7 +6329,7 @@
       <w:pPr>
         <w:keepNext/>
         <w:pBdr>
-          <w:bottom w:val="single" w:sz="8" w:color="1F4E79" w:space="4"/>
+          <w:bottom w:val="single" w:sz="8" w:color="12355B" w:space="4"/>
         </w:pBdr>
         <w:tabs>
           <w:tab w:pos="482" w:val="left"/>
@@ -5159,7 +6348,7 @@
       <w:r>
         <w:rPr>
           <w:b/>
-          <w:color w:val="1F4E79"/>
+          <w:color w:val="12355B"/>
           <w:sz w:val="28"/>
         </w:rPr>
         <w:t>ESG report</w:t>
@@ -5168,7 +6357,7 @@
     <w:p>
       <w:pPr>
         <w:keepNext/>
-        <w:shd w:val="clear" w:color="auto" w:fill="EAF1F8"/>
+        <w:shd w:val="clear" w:color="auto" w:fill="EEF3F8"/>
         <w:spacing w:before="200" w:after="80"/>
         <w:ind w:left="85"/>
       </w:pPr>
@@ -5176,7 +6365,7 @@
         <w:rPr>
           <w:b/>
           <w:caps/>
-          <w:color w:val="1F4E79"/>
+          <w:color w:val="12355B"/>
           <w:sz w:val="19"/>
         </w:rPr>
         <w:t>Exclusionary screening (companies)</w:t>
@@ -5249,7 +6438,7 @@
             <w:r>
               <w:rPr>
                 <w:b/>
-                <w:color w:val="1A1A1A"/>
+                <w:color w:val="1B2430"/>
                 <w:sz w:val="19"/>
               </w:rPr>
               <w:t>Yes, the company is not involved in excluded sectors: controversial and nuclear weapons, tobacco, gambling and restricted sectors in fossil fuel</w:t>
@@ -5266,7 +6455,7 @@
             <w:r>
               <w:rPr>
                 <w:b w:val="0"/>
-                <w:color w:val="5F6B7A"/>
+                <w:color w:val="667085"/>
                 <w:sz w:val="18"/>
               </w:rPr>
               <w:t>•</w:t>
@@ -5310,7 +6499,7 @@
             <w:r>
               <w:rPr>
                 <w:b w:val="0"/>
-                <w:color w:val="5F6B7A"/>
+                <w:color w:val="667085"/>
                 <w:sz w:val="18"/>
               </w:rPr>
               <w:t>•</w:t>
@@ -5413,7 +6602,7 @@
             <w:r>
               <w:rPr>
                 <w:b/>
-                <w:color w:val="1A1A1A"/>
+                <w:color w:val="1B2430"/>
                 <w:sz w:val="19"/>
               </w:rPr>
               <w:t>Yes, the company does not have red flag/signal related to controversies based on UN Global Compact, OECD Guidelines for Multinational Enterprises or any other relevant principles/standards</w:t>
@@ -5430,7 +6619,7 @@
             <w:r>
               <w:rPr>
                 <w:b w:val="0"/>
-                <w:color w:val="5F6B7A"/>
+                <w:color w:val="667085"/>
                 <w:sz w:val="18"/>
               </w:rPr>
               <w:t>•</w:t>
@@ -5456,7 +6645,7 @@
             <w:r>
               <w:rPr>
                 <w:b w:val="0"/>
-                <w:color w:val="5F6B7A"/>
+                <w:color w:val="667085"/>
                 <w:sz w:val="18"/>
               </w:rPr>
               <w:t>•</w:t>
@@ -5482,7 +6671,7 @@
             <w:r>
               <w:rPr>
                 <w:b w:val="0"/>
-                <w:color w:val="5F6B7A"/>
+                <w:color w:val="667085"/>
                 <w:sz w:val="18"/>
               </w:rPr>
               <w:t>•</w:t>
@@ -5602,7 +6791,7 @@
             <w:r>
               <w:rPr>
                 <w:b/>
-                <w:color w:val="1A1A1A"/>
+                <w:color w:val="1B2430"/>
                 <w:sz w:val="19"/>
               </w:rPr>
               <w:t>Yes, the company is not in the list of sanctions (add a screenshot)</w:t>
@@ -5619,7 +6808,7 @@
             <w:r>
               <w:rPr>
                 <w:b w:val="0"/>
-                <w:color w:val="5F6B7A"/>
+                <w:color w:val="667085"/>
                 <w:sz w:val="18"/>
               </w:rPr>
               <w:t>•</w:t>
@@ -5704,7 +6893,7 @@
             <w:r>
               <w:rPr>
                 <w:b/>
-                <w:color w:val="1A1A1A"/>
+                <w:color w:val="1B2430"/>
                 <w:sz w:val="19"/>
               </w:rPr>
               <w:t>Yes, issues were not identified from adverse media checks (add a screenshot)</w:t>
@@ -5721,7 +6910,7 @@
             <w:r>
               <w:rPr>
                 <w:b w:val="0"/>
-                <w:color w:val="5F6B7A"/>
+                <w:color w:val="667085"/>
                 <w:sz w:val="18"/>
               </w:rPr>
               <w:t>•</w:t>
@@ -5747,7 +6936,7 @@
             <w:r>
               <w:rPr>
                 <w:b w:val="0"/>
-                <w:color w:val="5F6B7A"/>
+                <w:color w:val="667085"/>
                 <w:sz w:val="18"/>
               </w:rPr>
               <w:t>•</w:t>
@@ -5808,7 +6997,7 @@
             <w:r>
               <w:rPr>
                 <w:b w:val="0"/>
-                <w:color w:val="5F6B7A"/>
+                <w:color w:val="667085"/>
                 <w:sz w:val="18"/>
               </w:rPr>
               <w:t>•</w:t>
@@ -5854,7 +7043,7 @@
     <w:p>
       <w:pPr>
         <w:keepNext/>
-        <w:shd w:val="clear" w:color="auto" w:fill="EAF1F8"/>
+        <w:shd w:val="clear" w:color="auto" w:fill="EEF3F8"/>
         <w:spacing w:before="200" w:after="80"/>
         <w:ind w:left="85"/>
       </w:pPr>
@@ -5862,7 +7051,7 @@
         <w:rPr>
           <w:b/>
           <w:caps/>
-          <w:color w:val="1F4E79"/>
+          <w:color w:val="12355B"/>
           <w:sz w:val="19"/>
         </w:rPr>
         <w:t>ESG integration and positive screening (positive answers imply higher allocation)</w:t>
@@ -5935,7 +7124,7 @@
             <w:r>
               <w:rPr>
                 <w:b/>
-                <w:color w:val="1A1A1A"/>
+                <w:color w:val="1B2430"/>
                 <w:sz w:val="19"/>
               </w:rPr>
               <w:t>Yes, the company is promoting environmental or social characteristics (activities, ESG policy, good ESG rating, etc)</w:t>
@@ -5952,7 +7141,7 @@
             <w:r>
               <w:rPr>
                 <w:b w:val="0"/>
-                <w:color w:val="5F6B7A"/>
+                <w:color w:val="667085"/>
                 <w:sz w:val="18"/>
               </w:rPr>
               <w:t>•</w:t>
@@ -5973,7 +7162,7 @@
                   <w:vertAlign w:val="superscript"/>
                   <w:sz w:val="15"/>
                 </w:rPr>
-                <w:t xml:space="preserve">15</w:t>
+                <w:t xml:space="preserve">19</w:t>
               </w:r>
             </w:hyperlink>
           </w:p>
@@ -5988,7 +7177,7 @@
             <w:r>
               <w:rPr>
                 <w:b w:val="0"/>
-                <w:color w:val="5F6B7A"/>
+                <w:color w:val="667085"/>
                 <w:sz w:val="18"/>
               </w:rPr>
               <w:t>•</w:t>
@@ -6009,7 +7198,7 @@
                   <w:vertAlign w:val="superscript"/>
                   <w:sz w:val="15"/>
                 </w:rPr>
-                <w:t xml:space="preserve">16</w:t>
+                <w:t xml:space="preserve">20</w:t>
               </w:r>
             </w:hyperlink>
             <w:r>
@@ -6091,7 +7280,7 @@
             <w:r>
               <w:rPr>
                 <w:b/>
-                <w:color w:val="1A1A1A"/>
+                <w:color w:val="1B2430"/>
                 <w:sz w:val="19"/>
               </w:rPr>
               <w:t>Yes, the activities of the company or it’s strategy is aligned with the taxonomy and/or Paris agreement targets (e.g. net zero commitment)</w:t>
@@ -6108,7 +7297,7 @@
             <w:r>
               <w:rPr>
                 <w:b w:val="0"/>
-                <w:color w:val="5F6B7A"/>
+                <w:color w:val="667085"/>
                 <w:sz w:val="18"/>
               </w:rPr>
               <w:t>•</w:t>
@@ -6134,7 +7323,7 @@
             <w:r>
               <w:rPr>
                 <w:b w:val="0"/>
-                <w:color w:val="5F6B7A"/>
+                <w:color w:val="667085"/>
                 <w:sz w:val="18"/>
               </w:rPr>
               <w:t>•</w:t>
@@ -6155,7 +7344,7 @@
                   <w:vertAlign w:val="superscript"/>
                   <w:sz w:val="15"/>
                 </w:rPr>
-                <w:t xml:space="preserve">16</w:t>
+                <w:t xml:space="preserve">20</w:t>
               </w:r>
             </w:hyperlink>
             <w:r>
@@ -6178,7 +7367,7 @@
             <w:r>
               <w:rPr>
                 <w:b w:val="0"/>
-                <w:color w:val="5F6B7A"/>
+                <w:color w:val="667085"/>
                 <w:sz w:val="18"/>
               </w:rPr>
               <w:t>•</w:t>
@@ -6199,7 +7388,7 @@
                   <w:vertAlign w:val="superscript"/>
                   <w:sz w:val="15"/>
                 </w:rPr>
-                <w:t xml:space="preserve">17</w:t>
+                <w:t xml:space="preserve">21</w:t>
               </w:r>
             </w:hyperlink>
             <w:r>
@@ -6281,7 +7470,7 @@
             <w:r>
               <w:rPr>
                 <w:b/>
-                <w:color w:val="1A1A1A"/>
+                <w:color w:val="1B2430"/>
                 <w:sz w:val="19"/>
               </w:rPr>
               <w:t>Yes, the company does not have yellow flag/signal related to controversies based on UN Global Compact or any other relevant principles/standards</w:t>
@@ -6298,7 +7487,7 @@
             <w:r>
               <w:rPr>
                 <w:b w:val="0"/>
-                <w:color w:val="5F6B7A"/>
+                <w:color w:val="667085"/>
                 <w:sz w:val="18"/>
               </w:rPr>
               <w:t>•</w:t>
@@ -6324,7 +7513,7 @@
             <w:r>
               <w:rPr>
                 <w:b w:val="0"/>
-                <w:color w:val="5F6B7A"/>
+                <w:color w:val="667085"/>
                 <w:sz w:val="18"/>
               </w:rPr>
               <w:t>•</w:t>
@@ -6427,7 +7616,7 @@
             <w:r>
               <w:rPr>
                 <w:b/>
-                <w:color w:val="1A1A1A"/>
+                <w:color w:val="1B2430"/>
                 <w:sz w:val="19"/>
               </w:rPr>
               <w:t>Yes, the company fulfills the expectations from SEB thematic and sector policies</w:t>
@@ -6457,7 +7646,7 @@
             <w:r>
               <w:rPr>
                 <w:b w:val="0"/>
-                <w:color w:val="5F6B7A"/>
+                <w:color w:val="667085"/>
                 <w:sz w:val="18"/>
               </w:rPr>
               <w:t>•</w:t>
@@ -6478,7 +7667,7 @@
                   <w:vertAlign w:val="superscript"/>
                   <w:sz w:val="15"/>
                 </w:rPr>
-                <w:t xml:space="preserve">18</w:t>
+                <w:t xml:space="preserve">22</w:t>
               </w:r>
             </w:hyperlink>
             <w:r>
@@ -6513,7 +7702,7 @@
                   <w:vertAlign w:val="superscript"/>
                   <w:sz w:val="15"/>
                 </w:rPr>
-                <w:t xml:space="preserve">19</w:t>
+                <w:t xml:space="preserve">23</w:t>
               </w:r>
             </w:hyperlink>
             <w:r>
@@ -6536,7 +7725,7 @@
             <w:r>
               <w:rPr>
                 <w:b w:val="0"/>
-                <w:color w:val="5F6B7A"/>
+                <w:color w:val="667085"/>
                 <w:sz w:val="18"/>
               </w:rPr>
               <w:t>•</w:t>
@@ -6557,7 +7746,7 @@
                   <w:vertAlign w:val="superscript"/>
                   <w:sz w:val="15"/>
                 </w:rPr>
-                <w:t xml:space="preserve">20</w:t>
+                <w:t xml:space="preserve">24</w:t>
               </w:r>
             </w:hyperlink>
             <w:r>
@@ -6593,7 +7782,7 @@
             <w:r>
               <w:rPr>
                 <w:b w:val="0"/>
-                <w:color w:val="5F6B7A"/>
+                <w:color w:val="667085"/>
                 <w:sz w:val="18"/>
               </w:rPr>
               <w:t>•</w:t>
@@ -6629,7 +7818,7 @@
             <w:r>
               <w:rPr>
                 <w:b w:val="0"/>
-                <w:color w:val="5F6B7A"/>
+                <w:color w:val="667085"/>
                 <w:sz w:val="18"/>
               </w:rPr>
               <w:t>•</w:t>
@@ -6650,7 +7839,7 @@
                   <w:vertAlign w:val="superscript"/>
                   <w:sz w:val="15"/>
                 </w:rPr>
-                <w:t xml:space="preserve">15</w:t>
+                <w:t xml:space="preserve">19</w:t>
               </w:r>
             </w:hyperlink>
           </w:p>
@@ -6665,7 +7854,7 @@
             <w:r>
               <w:rPr>
                 <w:b w:val="0"/>
-                <w:color w:val="5F6B7A"/>
+                <w:color w:val="667085"/>
                 <w:sz w:val="18"/>
               </w:rPr>
               <w:t>•</w:t>
@@ -6686,7 +7875,7 @@
                   <w:vertAlign w:val="superscript"/>
                   <w:sz w:val="15"/>
                 </w:rPr>
-                <w:t xml:space="preserve">21</w:t>
+                <w:t xml:space="preserve">25</w:t>
               </w:r>
             </w:hyperlink>
             <w:r>
@@ -6703,7 +7892,7 @@
                   <w:vertAlign w:val="superscript"/>
                   <w:sz w:val="15"/>
                 </w:rPr>
-                <w:t xml:space="preserve">22</w:t>
+                <w:t xml:space="preserve">26</w:t>
               </w:r>
             </w:hyperlink>
           </w:p>
@@ -6718,7 +7907,7 @@
             <w:r>
               <w:rPr>
                 <w:b w:val="0"/>
-                <w:color w:val="5F6B7A"/>
+                <w:color w:val="667085"/>
                 <w:sz w:val="18"/>
               </w:rPr>
               <w:t>•</w:t>
@@ -6739,7 +7928,7 @@
                   <w:vertAlign w:val="superscript"/>
                   <w:sz w:val="15"/>
                 </w:rPr>
-                <w:t xml:space="preserve">23</w:t>
+                <w:t xml:space="preserve">18</w:t>
               </w:r>
             </w:hyperlink>
             <w:r>
@@ -6775,7 +7964,7 @@
             <w:r>
               <w:rPr>
                 <w:b w:val="0"/>
-                <w:color w:val="5F6B7A"/>
+                <w:color w:val="667085"/>
                 <w:sz w:val="18"/>
               </w:rPr>
               <w:t>•</w:t>
@@ -6796,7 +7985,7 @@
                   <w:vertAlign w:val="superscript"/>
                   <w:sz w:val="15"/>
                 </w:rPr>
-                <w:t xml:space="preserve">24</w:t>
+                <w:t xml:space="preserve">27</w:t>
               </w:r>
             </w:hyperlink>
             <w:r>
@@ -6814,7 +8003,7 @@
                   <w:vertAlign w:val="superscript"/>
                   <w:sz w:val="15"/>
                 </w:rPr>
-                <w:t xml:space="preserve">22</w:t>
+                <w:t xml:space="preserve">26</w:t>
               </w:r>
             </w:hyperlink>
             <w:r>
@@ -6831,7 +8020,7 @@
                   <w:vertAlign w:val="superscript"/>
                   <w:sz w:val="15"/>
                 </w:rPr>
-                <w:t xml:space="preserve">25</w:t>
+                <w:t xml:space="preserve">28</w:t>
               </w:r>
             </w:hyperlink>
             <w:r>
@@ -6861,7 +8050,7 @@
     <w:p>
       <w:pPr>
         <w:keepNext/>
-        <w:shd w:val="clear" w:color="auto" w:fill="EAF1F8"/>
+        <w:shd w:val="clear" w:color="auto" w:fill="EEF3F8"/>
         <w:spacing w:before="200" w:after="80"/>
         <w:ind w:left="85"/>
       </w:pPr>
@@ -6869,7 +8058,7 @@
         <w:rPr>
           <w:b/>
           <w:caps/>
-          <w:color w:val="1F4E79"/>
+          <w:color w:val="12355B"/>
           <w:sz w:val="19"/>
         </w:rPr>
         <w:t>Engagement</w:t>
@@ -6942,7 +8131,7 @@
             <w:r>
               <w:rPr>
                 <w:b/>
-                <w:color w:val="1A1A1A"/>
+                <w:color w:val="1B2430"/>
                 <w:sz w:val="19"/>
               </w:rPr>
               <w:t>Is there a need for pro-active engagement with the company?</w:t>
@@ -6959,7 +8148,7 @@
             <w:r>
               <w:rPr>
                 <w:b w:val="0"/>
-                <w:color w:val="5F6B7A"/>
+                <w:color w:val="667085"/>
                 <w:sz w:val="18"/>
               </w:rPr>
               <w:t>•</w:t>
@@ -6992,7 +8181,7 @@
     <w:p>
       <w:pPr>
         <w:keepNext/>
-        <w:shd w:val="clear" w:color="auto" w:fill="EAF1F8"/>
+        <w:shd w:val="clear" w:color="auto" w:fill="EEF3F8"/>
         <w:spacing w:before="200" w:after="80"/>
         <w:ind w:left="85"/>
       </w:pPr>
@@ -7000,7 +8189,7 @@
         <w:rPr>
           <w:b/>
           <w:caps/>
-          <w:color w:val="1F4E79"/>
+          <w:color w:val="12355B"/>
           <w:sz w:val="19"/>
         </w:rPr>
         <w:t>Indicators</w:t>
@@ -7073,7 +8262,7 @@
             <w:r>
               <w:rPr>
                 <w:b/>
-                <w:color w:val="1A1A1A"/>
+                <w:color w:val="1B2430"/>
                 <w:sz w:val="19"/>
               </w:rPr>
               <w:t>Yes, the indicators of the company support the targets of sustainability and PAI indicators followed by the Fund</w:t>
@@ -7090,7 +8279,7 @@
             <w:r>
               <w:rPr>
                 <w:b w:val="0"/>
-                <w:color w:val="5F6B7A"/>
+                <w:color w:val="667085"/>
                 <w:sz w:val="18"/>
               </w:rPr>
               <w:t>•</w:t>
@@ -7111,7 +8300,7 @@
                   <w:vertAlign w:val="superscript"/>
                   <w:sz w:val="15"/>
                 </w:rPr>
-                <w:t xml:space="preserve">17</w:t>
+                <w:t xml:space="preserve">21</w:t>
               </w:r>
             </w:hyperlink>
           </w:p>
@@ -7126,7 +8315,7 @@
             <w:r>
               <w:rPr>
                 <w:b w:val="0"/>
-                <w:color w:val="5F6B7A"/>
+                <w:color w:val="667085"/>
                 <w:sz w:val="18"/>
               </w:rPr>
               <w:t>•</w:t>
@@ -7147,7 +8336,7 @@
                   <w:vertAlign w:val="superscript"/>
                   <w:sz w:val="15"/>
                 </w:rPr>
-                <w:t xml:space="preserve">16</w:t>
+                <w:t xml:space="preserve">20</w:t>
               </w:r>
             </w:hyperlink>
             <w:r>
@@ -7200,7 +8389,7 @@
       <w:r>
         <w:rPr>
           <w:b w:val="0"/>
-          <w:color w:val="5F6B7A"/>
+          <w:color w:val="667085"/>
           <w:sz w:val="16"/>
         </w:rPr>
         <w:t>SEB policies applied: Policy on Sustainability Considerations in Investments (SEB AB); Shipping sector policy; Environmental Policy on Climate, Nature and Water (thematic); Social and Human Rights Policy (thematic); Governance expectations in sector policies (anti-corruption, tax, reporting)</w:t>
@@ -7210,7 +8399,7 @@
       <w:pPr>
         <w:keepNext/>
         <w:pBdr>
-          <w:bottom w:val="single" w:sz="8" w:color="1F4E79" w:space="4"/>
+          <w:bottom w:val="single" w:sz="8" w:color="12355B" w:space="4"/>
         </w:pBdr>
         <w:tabs>
           <w:tab w:pos="482" w:val="left"/>
@@ -7229,7 +8418,7 @@
       <w:r>
         <w:rPr>
           <w:b/>
-          <w:color w:val="1F4E79"/>
+          <w:color w:val="12355B"/>
           <w:sz w:val="28"/>
         </w:rPr>
         <w:t>Sources</w:t>
@@ -7246,7 +8435,7 @@
       <w:r>
         <w:rPr>
           <w:b w:val="0"/>
-          <w:color w:val="5F6B7A"/>
+          <w:color w:val="667085"/>
           <w:sz w:val="17"/>
         </w:rPr>
         <w:t>1.</w:t>
@@ -7273,7 +8462,7 @@
       <w:r>
         <w:rPr>
           <w:b w:val="0"/>
-          <w:color w:val="5F6B7A"/>
+          <w:color w:val="667085"/>
           <w:sz w:val="17"/>
         </w:rPr>
         <w:t>2.</w:t>
@@ -7300,7 +8489,7 @@
       <w:r>
         <w:rPr>
           <w:b w:val="0"/>
-          <w:color w:val="5F6B7A"/>
+          <w:color w:val="667085"/>
           <w:sz w:val="17"/>
         </w:rPr>
         <w:t>3.</w:t>
@@ -7327,7 +8516,7 @@
       <w:r>
         <w:rPr>
           <w:b w:val="0"/>
-          <w:color w:val="5F6B7A"/>
+          <w:color w:val="667085"/>
           <w:sz w:val="17"/>
         </w:rPr>
         <w:t>4.</w:t>
@@ -7354,7 +8543,7 @@
       <w:r>
         <w:rPr>
           <w:b w:val="0"/>
-          <w:color w:val="5F6B7A"/>
+          <w:color w:val="667085"/>
           <w:sz w:val="17"/>
         </w:rPr>
         <w:t>5.</w:t>
@@ -7381,7 +8570,7 @@
       <w:r>
         <w:rPr>
           <w:b w:val="0"/>
-          <w:color w:val="5F6B7A"/>
+          <w:color w:val="667085"/>
           <w:sz w:val="17"/>
         </w:rPr>
         <w:t>6.</w:t>
@@ -7408,7 +8597,7 @@
       <w:r>
         <w:rPr>
           <w:b w:val="0"/>
-          <w:color w:val="5F6B7A"/>
+          <w:color w:val="667085"/>
           <w:sz w:val="17"/>
         </w:rPr>
         <w:t>7.</w:t>
@@ -7435,7 +8624,7 @@
       <w:r>
         <w:rPr>
           <w:b w:val="0"/>
-          <w:color w:val="5F6B7A"/>
+          <w:color w:val="667085"/>
           <w:sz w:val="17"/>
         </w:rPr>
         <w:t>8.</w:t>
@@ -7462,7 +8651,7 @@
       <w:r>
         <w:rPr>
           <w:b w:val="0"/>
-          <w:color w:val="5F6B7A"/>
+          <w:color w:val="667085"/>
           <w:sz w:val="17"/>
         </w:rPr>
         <w:t>9.</w:t>
@@ -7489,7 +8678,7 @@
       <w:r>
         <w:rPr>
           <w:b w:val="0"/>
-          <w:color w:val="5F6B7A"/>
+          <w:color w:val="667085"/>
           <w:sz w:val="17"/>
         </w:rPr>
         <w:t>10.</w:t>
@@ -7516,7 +8705,7 @@
       <w:r>
         <w:rPr>
           <w:b w:val="0"/>
-          <w:color w:val="5F6B7A"/>
+          <w:color w:val="667085"/>
           <w:sz w:val="17"/>
         </w:rPr>
         <w:t>11.</w:t>
@@ -7543,7 +8732,7 @@
       <w:r>
         <w:rPr>
           <w:b w:val="0"/>
-          <w:color w:val="5F6B7A"/>
+          <w:color w:val="667085"/>
           <w:sz w:val="17"/>
         </w:rPr>
         <w:t>12.</w:t>
@@ -7570,7 +8759,7 @@
       <w:r>
         <w:rPr>
           <w:b w:val="0"/>
-          <w:color w:val="5F6B7A"/>
+          <w:color w:val="667085"/>
           <w:sz w:val="17"/>
         </w:rPr>
         <w:t>13.</w:t>
@@ -7597,7 +8786,7 @@
       <w:r>
         <w:rPr>
           <w:b w:val="0"/>
-          <w:color w:val="5F6B7A"/>
+          <w:color w:val="667085"/>
           <w:sz w:val="17"/>
         </w:rPr>
         <w:t>14.</w:t>
@@ -7624,10 +8813,118 @@
       <w:r>
         <w:rPr>
           <w:b w:val="0"/>
-          <w:color w:val="5F6B7A"/>
+          <w:color w:val="667085"/>
           <w:sz w:val="17"/>
         </w:rPr>
         <w:t>15.</w:t>
+        <w:tab/>
+      </w:r>
+      <w:hyperlink r:id="rId13">
+        <w:r>
+          <w:rPr>
+            <w:color w:val="2A78D6"/>
+            <w:sz w:val="17"/>
+          </w:rPr>
+          <w:t xml:space="preserve">AS Tallinna Sadam - Interim report Q2 and 6M 2026, p. 7, 2026-08-10</w:t>
+        </w:r>
+      </w:hyperlink>
+    </w:p>
+    <w:p>
+      <w:pPr>
+        <w:tabs>
+          <w:tab w:pos="397" w:val="left"/>
+        </w:tabs>
+        <w:spacing w:before="0" w:after="30"/>
+        <w:ind w:left="397" w:hanging="397"/>
+      </w:pPr>
+      <w:r>
+        <w:rPr>
+          <w:b w:val="0"/>
+          <w:color w:val="667085"/>
+          <w:sz w:val="17"/>
+        </w:rPr>
+        <w:t>16.</w:t>
+        <w:tab/>
+      </w:r>
+      <w:hyperlink r:id="rId13">
+        <w:r>
+          <w:rPr>
+            <w:color w:val="2A78D6"/>
+            <w:sz w:val="17"/>
+          </w:rPr>
+          <w:t xml:space="preserve">AS Tallinna Sadam - Interim report Q2 and 6M 2026, p. 12, 2026-08-10</w:t>
+        </w:r>
+      </w:hyperlink>
+    </w:p>
+    <w:p>
+      <w:pPr>
+        <w:tabs>
+          <w:tab w:pos="397" w:val="left"/>
+        </w:tabs>
+        <w:spacing w:before="0" w:after="30"/>
+        <w:ind w:left="397" w:hanging="397"/>
+      </w:pPr>
+      <w:r>
+        <w:rPr>
+          <w:b w:val="0"/>
+          <w:color w:val="667085"/>
+          <w:sz w:val="17"/>
+        </w:rPr>
+        <w:t>17.</w:t>
+        <w:tab/>
+      </w:r>
+      <w:hyperlink r:id="rId13">
+        <w:r>
+          <w:rPr>
+            <w:color w:val="2A78D6"/>
+            <w:sz w:val="17"/>
+          </w:rPr>
+          <w:t xml:space="preserve">AS Tallinna Sadam - Interim report Q2 and 6M 2026, p. 5, 2026-08-10</w:t>
+        </w:r>
+      </w:hyperlink>
+    </w:p>
+    <w:p>
+      <w:pPr>
+        <w:tabs>
+          <w:tab w:pos="397" w:val="left"/>
+        </w:tabs>
+        <w:spacing w:before="0" w:after="30"/>
+        <w:ind w:left="397" w:hanging="397"/>
+      </w:pPr>
+      <w:r>
+        <w:rPr>
+          <w:b w:val="0"/>
+          <w:color w:val="667085"/>
+          <w:sz w:val="17"/>
+        </w:rPr>
+        <w:t>18.</w:t>
+        <w:tab/>
+      </w:r>
+      <w:hyperlink r:id="rId13">
+        <w:r>
+          <w:rPr>
+            <w:color w:val="2A78D6"/>
+            <w:sz w:val="17"/>
+          </w:rPr>
+          <w:t xml:space="preserve">AS Tallinna Sadam - Interim report Q2 and 6M 2026, p. 6, 2026-08-10</w:t>
+        </w:r>
+      </w:hyperlink>
+    </w:p>
+    <w:p>
+      <w:pPr>
+        <w:tabs>
+          <w:tab w:pos="397" w:val="left"/>
+        </w:tabs>
+        <w:spacing w:before="0" w:after="30"/>
+        <w:ind w:left="397" w:hanging="397"/>
+      </w:pPr>
+      <w:r>
+        <w:rPr>
+          <w:b w:val="0"/>
+          <w:color w:val="667085"/>
+          <w:sz w:val="17"/>
+        </w:rPr>
+        <w:t>19.</w:t>
         <w:tab/>
       </w:r>
       <w:hyperlink r:id="rId24">
@@ -7651,10 +8948,10 @@
       <w:r>
         <w:rPr>
           <w:b w:val="0"/>
-          <w:color w:val="5F6B7A"/>
+          <w:color w:val="667085"/>
           <w:sz w:val="17"/>
         </w:rPr>
-        <w:t>16.</w:t>
+        <w:t>20.</w:t>
         <w:tab/>
       </w:r>
       <w:hyperlink r:id="rId19">
@@ -7678,10 +8975,10 @@
       <w:r>
         <w:rPr>
           <w:b w:val="0"/>
-          <w:color w:val="5F6B7A"/>
+          <w:color w:val="667085"/>
           <w:sz w:val="17"/>
         </w:rPr>
-        <w:t>17.</w:t>
+        <w:t>21.</w:t>
         <w:tab/>
       </w:r>
       <w:hyperlink r:id="rId25">
@@ -7705,10 +9002,10 @@
       <w:r>
         <w:rPr>
           <w:b w:val="0"/>
-          <w:color w:val="5F6B7A"/>
+          <w:color w:val="667085"/>
           <w:sz w:val="17"/>
         </w:rPr>
-        <w:t>18.</w:t>
+        <w:t>22.</w:t>
         <w:tab/>
       </w:r>
       <w:hyperlink r:id="rId26">
@@ -7732,10 +9029,10 @@
       <w:r>
         <w:rPr>
           <w:b w:val="0"/>
-          <w:color w:val="5F6B7A"/>
+          <w:color w:val="667085"/>
           <w:sz w:val="17"/>
         </w:rPr>
-        <w:t>19.</w:t>
+        <w:t>23.</w:t>
         <w:tab/>
       </w:r>
       <w:hyperlink r:id="rId27">
@@ -7759,10 +9056,10 @@
       <w:r>
         <w:rPr>
           <w:b w:val="0"/>
-          <w:color w:val="5F6B7A"/>
+          <w:color w:val="667085"/>
           <w:sz w:val="17"/>
         </w:rPr>
-        <w:t>20.</w:t>
+        <w:t>24.</w:t>
         <w:tab/>
       </w:r>
       <w:hyperlink r:id="rId28">
@@ -7786,10 +9083,10 @@
       <w:r>
         <w:rPr>
           <w:b w:val="0"/>
-          <w:color w:val="5F6B7A"/>
+          <w:color w:val="667085"/>
           <w:sz w:val="17"/>
         </w:rPr>
-        <w:t>21.</w:t>
+        <w:t>25.</w:t>
         <w:tab/>
       </w:r>
       <w:hyperlink r:id="rId29">
@@ -7813,10 +9110,10 @@
       <w:r>
         <w:rPr>
           <w:b w:val="0"/>
-          <w:color w:val="5F6B7A"/>
+          <w:color w:val="667085"/>
           <w:sz w:val="17"/>
         </w:rPr>
-        <w:t>22.</w:t>
+        <w:t>26.</w:t>
         <w:tab/>
       </w:r>
       <w:hyperlink r:id="rId27">
@@ -7840,37 +9137,10 @@
       <w:r>
         <w:rPr>
           <w:b w:val="0"/>
-          <w:color w:val="5F6B7A"/>
+          <w:color w:val="667085"/>
           <w:sz w:val="17"/>
         </w:rPr>
-        <w:t>23.</w:t>
-        <w:tab/>
-      </w:r>
-      <w:hyperlink r:id="rId13">
-        <w:r>
-          <w:rPr>
-            <w:color w:val="2A78D6"/>
-            <w:sz w:val="17"/>
-          </w:rPr>
-          <w:t xml:space="preserve">AS Tallinna Sadam - Interim report Q2 and 6M 2026, p. 6, 2026-08-10</w:t>
-        </w:r>
-      </w:hyperlink>
-    </w:p>
-    <w:p>
-      <w:pPr>
-        <w:tabs>
-          <w:tab w:pos="397" w:val="left"/>
-        </w:tabs>
-        <w:spacing w:before="0" w:after="30"/>
-        <w:ind w:left="397" w:hanging="397"/>
-      </w:pPr>
-      <w:r>
-        <w:rPr>
-          <w:b w:val="0"/>
-          <w:color w:val="5F6B7A"/>
-          <w:sz w:val="17"/>
-        </w:rPr>
-        <w:t>24.</w:t>
+        <w:t>27.</w:t>
         <w:tab/>
       </w:r>
       <w:hyperlink r:id="rId27">
@@ -7894,10 +9164,10 @@
       <w:r>
         <w:rPr>
           <w:b w:val="0"/>
-          <w:color w:val="5F6B7A"/>
+          <w:color w:val="667085"/>
           <w:sz w:val="17"/>
         </w:rPr>
-        <w:t>25.</w:t>
+        <w:t>28.</w:t>
         <w:tab/>
       </w:r>
       <w:hyperlink r:id="rId30">
@@ -7917,7 +9187,7 @@
       <w:r>
         <w:rPr>
           <w:b w:val="0"/>
-          <w:color w:val="5F6B7A"/>
+          <w:color w:val="667085"/>
           <w:sz w:val="16"/>
         </w:rPr>
         <w:t>Report prepared from public sources. Figures are as published by the issuer; small numbers next to the text point to the source list.</w:t>
@@ -7942,7 +9212,7 @@
   <w:p>
     <w:pPr>
       <w:pBdr>
-        <w:top w:val="single" w:sz="4" w:color="C9D3DE" w:space="4"/>
+        <w:top w:val="single" w:sz="4" w:color="D5DCE4" w:space="4"/>
       </w:pBdr>
       <w:tabs>
         <w:tab w:pos="9638" w:val="right"/>
@@ -7951,7 +9221,7 @@
     <w:r>
       <w:rPr>
         <w:b w:val="0"/>
-        <w:color w:val="5F6B7A"/>
+        <w:color w:val="667085"/>
         <w:sz w:val="16"/>
       </w:rPr>
       <w:t>Port of Tallinn · 6M2026 · 2026-10-22</w:t>
@@ -7960,7 +9230,7 @@
     <w:r>
       <w:rPr>
         <w:b/>
-        <w:color w:val="1F4E79"/>
+        <w:color w:val="12355B"/>
         <w:sz w:val="16"/>
       </w:rPr>
       <w:fldChar w:fldCharType="begin"/>
@@ -7976,7 +9246,7 @@
   <w:p>
     <w:pPr>
       <w:pBdr>
-        <w:top w:val="single" w:sz="4" w:color="C9D3DE" w:space="4"/>
+        <w:top w:val="single" w:sz="4" w:color="D5DCE4" w:space="4"/>
       </w:pBdr>
       <w:tabs>
         <w:tab w:pos="9638" w:val="right"/>
@@ -7985,7 +9255,7 @@
     <w:r>
       <w:rPr>
         <w:b w:val="0"/>
-        <w:color w:val="5F6B7A"/>
+        <w:color w:val="667085"/>
         <w:sz w:val="16"/>
       </w:rPr>
       <w:t>Port of Tallinn · 6M2026 · 2026-10-22</w:t>
@@ -7994,7 +9264,7 @@
     <w:r>
       <w:rPr>
         <w:b/>
-        <w:color w:val="1F4E79"/>
+        <w:color w:val="12355B"/>
         <w:sz w:val="16"/>
       </w:rPr>
       <w:fldChar w:fldCharType="begin"/>
@@ -8010,7 +9280,7 @@
   <w:p>
     <w:pPr>
       <w:pBdr>
-        <w:bottom w:val="single" w:sz="4" w:color="C9D3DE" w:space="4"/>
+        <w:bottom w:val="single" w:sz="4" w:color="D5DCE4" w:space="4"/>
       </w:pBdr>
       <w:tabs>
         <w:tab w:pos="9638" w:val="right"/>
@@ -8019,7 +9289,7 @@
     <w:r>
       <w:rPr>
         <w:b/>
-        <w:color w:val="1F4E79"/>
+        <w:color w:val="12355B"/>
         <w:sz w:val="16"/>
       </w:rPr>
       <w:t>Port of Tallinn</w:t>
@@ -8027,7 +9297,7 @@
     <w:r>
       <w:rPr>
         <w:b w:val="0"/>
-        <w:color w:val="5F6B7A"/>
+        <w:color w:val="667085"/>
         <w:sz w:val="16"/>
       </w:rPr>
       <w:tab/>
@@ -8405,7 +9675,7 @@
     </w:pPr>
     <w:rPr>
       <w:rFonts w:ascii="Calibri" w:hAnsi="Calibri" w:eastAsia="Calibri"/>
-      <w:color w:val="1A1A1A"/>
+      <w:color w:val="1B2430"/>
       <w:sz w:val="21"/>
     </w:rPr>
   </w:style>

--- a/docs/files/port-of-tallinn/port-of-tallinn_6M2026_en.docx
+++ b/docs/files/port-of-tallinn/port-of-tallinn_6M2026_en.docx
@@ -6039,7 +6039,7 @@
           <w:color w:val="667085"/>
           <w:sz w:val="18"/>
         </w:rPr>
-        <w:t>Automatic news scan (Google News, EE), 2026-07-24 – 2026-10-22: 3 articles.</w:t>
+        <w:t>Automatic news scan (Google News, EE), 2026-07-25 – 2026-10-23: 3 articles.</w:t>
       </w:r>
     </w:p>
     <w:tbl>
@@ -7009,7 +7009,7 @@
                 <w:color w:val="333333"/>
                 <w:sz w:val="18"/>
               </w:rPr>
-              <w:t>News summary 2026-07-24 – 2026-10-22: 3 articles, 0 with an adverse keyword in the headline (details in the section "In the press").</w:t>
+              <w:t>News summary 2026-07-25 – 2026-10-23: 3 articles, 0 with an adverse keyword in the headline (details in the section "In the press").</w:t>
             </w:r>
           </w:p>
         </w:tc>

--- a/docs/files/port-of-tallinn/port-of-tallinn_6M2026_en.docx
+++ b/docs/files/port-of-tallinn/port-of-tallinn_6M2026_en.docx
@@ -922,7 +922,7 @@
         <w:rPr>
           <w:b w:val="0"/>
         </w:rPr>
-        <w:t xml:space="preserve"> net debt EUR 145.8m, or 2.78x LTM adjusted EBITDA; equity is 59.8% of assets (both ratios calculated by the tool)</w:t>
+        <w:t xml:space="preserve"> net debt EUR 145.8m, or 2.78x LTM adjusted EBITDA; equity is 59.8% of assets (both ratios are own calculation)</w:t>
       </w:r>
       <w:hyperlink r:id="rId13">
         <w:r>
@@ -3660,7 +3660,7 @@
           <w:color w:val="667085"/>
           <w:sz w:val="16"/>
         </w:rPr>
-        <w:t>Colours: green change – the metric is improving, red – worsening. Latest-period cell background: green – good level, amber – average, red – weak (tool benchmarks, config/metric_rules.yaml).</w:t>
+        <w:t>Colours: green change – the metric is improving, red – worsening. Latest-period cell background: green – good level, amber – average, red – weak (internal benchmarks, config/metric_rules.yaml).</w:t>
       </w:r>
     </w:p>
     <w:p>
@@ -3673,7 +3673,7 @@
           <w:color w:val="667085"/>
           <w:sz w:val="16"/>
         </w:rPr>
-        <w:t>* – taken from the report summary;  ᶜ – calculated by the tool. Small numbers next to text link to the source (opens the document at the cited page).</w:t>
+        <w:t>* – taken from the report summary;  ᶜ – own calculation. Small numbers next to text link to the source (opens the document at the cited page).</w:t>
       </w:r>
     </w:p>
     <w:p>
@@ -4446,7 +4446,7 @@
                 <w:b w:val="0"/>
                 <w:sz w:val="17"/>
               </w:rPr>
-              <w:t>2025: 19,261 t CO2e (−41.8% vs 2019; calculated by the tool)</w:t>
+              <w:t>2025: 19,261 t CO2e (−41.8% vs 2019; own calculation)</w:t>
             </w:r>
             <w:hyperlink r:id="rId19">
               <w:r>
@@ -4479,7 +4479,7 @@
                 <w:b w:val="0"/>
                 <w:sz w:val="17"/>
               </w:rPr>
-              <w:t>Progressing: −41.8% reached by 2025; about 13 p.p. more is needed by 2030 (calculated by the tool)</w:t>
+              <w:t>Progressing: −41.8% reached by 2025; about 13 p.p. more is needed by 2030 (own calculation)</w:t>
             </w:r>
             <w:hyperlink r:id="rId19">
               <w:r>
@@ -7379,7 +7379,7 @@
                 <w:color w:val="333333"/>
                 <w:sz w:val="18"/>
               </w:rPr>
-              <w:t>Progress: 19,261 t CO2e in 2025, −41.8% versus 2019 (calculated by the tool)</w:t>
+              <w:t>Progress: 19,261 t CO2e in 2025, −41.8% versus 2019 (own calculation)</w:t>
             </w:r>
             <w:hyperlink r:id="rId25">
               <w:r>
@@ -7676,7 +7676,7 @@
                 <w:color w:val="333333"/>
                 <w:sz w:val="18"/>
               </w:rPr>
-              <w:t xml:space="preserve"> and the Shipping policy, because the ferry segment is 31.4% of 6M 2026 revenue, above the 15% threshold (calculated by the tool)</w:t>
+              <w:t xml:space="preserve"> and the Shipping policy, because the ferry segment is 31.4% of 6M 2026 revenue, above the 15% threshold (own calculation)</w:t>
             </w:r>
             <w:hyperlink r:id="rId13">
               <w:r>
@@ -8291,7 +8291,7 @@
                 <w:color w:val="333333"/>
                 <w:sz w:val="18"/>
               </w:rPr>
-              <w:t>Scope 1+2 emissions 19,261 t CO2e in 2025, −41.8% versus 2019 (calculated by the tool)</w:t>
+              <w:t>Scope 1+2 emissions 19,261 t CO2e in 2025, −41.8% versus 2019 (own calculation)</w:t>
             </w:r>
             <w:hyperlink r:id="rId25">
               <w:r>

--- a/docs/files/port-of-tallinn/port-of-tallinn_6M2026_en.docx
+++ b/docs/files/port-of-tallinn/port-of-tallinn_6M2026_en.docx
@@ -5783,7 +5783,7 @@
                 <w:b w:val="0"/>
                 <w:sz w:val="17"/>
               </w:rPr>
-              <w:t>3.43% (2026-10)</w:t>
+              <w:t>3.38% (2026-10)</w:t>
             </w:r>
           </w:p>
         </w:tc>
@@ -5855,7 +5855,7 @@
                 <w:b w:val="0"/>
                 <w:sz w:val="17"/>
               </w:rPr>
-              <w:t>▲ 0.71 p. p.</w:t>
+              <w:t>▲ 0.66 p. p.</w:t>
             </w:r>
           </w:p>
         </w:tc>
@@ -6820,7 +6820,7 @@
                 <w:color w:val="333333"/>
                 <w:sz w:val="18"/>
               </w:rPr>
-              <w:t>Not found on the EU, UN, UK, US OFAC consolidated sanctions lists (automatic check 2026-10-22).</w:t>
+              <w:t>Not found on the EU, UN, UK, US OFAC consolidated sanctions lists (automatic check 2026-10-23).</w:t>
             </w:r>
           </w:p>
         </w:tc>

--- a/docs/files/port-of-tallinn/port-of-tallinn_6M2026_en.docx
+++ b/docs/files/port-of-tallinn/port-of-tallinn_6M2026_en.docx
@@ -6823,6 +6823,117 @@
               <w:t>Not found on the EU, UN, UK, US OFAC consolidated sanctions lists (automatic check 2026-10-23).</w:t>
             </w:r>
           </w:p>
+          <w:p>
+            <w:pPr>
+              <w:spacing w:before="40" w:after="0"/>
+            </w:pPr>
+            <w:r>
+              <w:rPr>
+                <w:b/>
+                <w:color w:val="333333"/>
+                <w:sz w:val="18"/>
+              </w:rPr>
+              <w:t>Manual check</w:t>
+            </w:r>
+          </w:p>
+          <w:p>
+            <w:pPr>
+              <w:tabs>
+                <w:tab w:pos="198" w:val="left"/>
+              </w:tabs>
+              <w:spacing w:before="0" w:after="20"/>
+              <w:ind w:left="198" w:hanging="198"/>
+            </w:pPr>
+            <w:r>
+              <w:rPr>
+                <w:b w:val="0"/>
+                <w:color w:val="667085"/>
+                <w:sz w:val="18"/>
+              </w:rPr>
+              <w:t>•</w:t>
+              <w:tab/>
+            </w:r>
+            <w:r>
+              <w:rPr>
+                <w:b w:val="0"/>
+                <w:color w:val="333333"/>
+                <w:sz w:val="18"/>
+              </w:rPr>
+              <w:t>OFAC sanctions search</w:t>
+            </w:r>
+            <w:hyperlink r:id="rId24">
+              <w:r>
+                <w:rPr>
+                  <w:color w:val="2A78D6"/>
+                  <w:vertAlign w:val="superscript"/>
+                  <w:sz w:val="15"/>
+                </w:rPr>
+                <w:t xml:space="preserve">19</w:t>
+              </w:r>
+            </w:hyperlink>
+          </w:p>
+          <w:p>
+            <w:pPr>
+              <w:tabs>
+                <w:tab w:pos="198" w:val="left"/>
+              </w:tabs>
+              <w:spacing w:before="0" w:after="20"/>
+              <w:ind w:left="198" w:hanging="198"/>
+            </w:pPr>
+            <w:r>
+              <w:rPr>
+                <w:b w:val="0"/>
+                <w:color w:val="667085"/>
+                <w:sz w:val="18"/>
+              </w:rPr>
+              <w:t>•</w:t>
+              <w:tab/>
+            </w:r>
+            <w:r>
+              <w:rPr>
+                <w:b w:val="0"/>
+                <w:color w:val="333333"/>
+                <w:sz w:val="18"/>
+              </w:rPr>
+              <w:t>EU Sanctions Map</w:t>
+            </w:r>
+            <w:hyperlink r:id="rId25">
+              <w:r>
+                <w:rPr>
+                  <w:color w:val="2A78D6"/>
+                  <w:vertAlign w:val="superscript"/>
+                  <w:sz w:val="15"/>
+                </w:rPr>
+                <w:t xml:space="preserve">20</w:t>
+              </w:r>
+            </w:hyperlink>
+          </w:p>
+          <w:p>
+            <w:pPr>
+              <w:tabs>
+                <w:tab w:pos="198" w:val="left"/>
+              </w:tabs>
+              <w:spacing w:before="0" w:after="20"/>
+              <w:ind w:left="198" w:hanging="198"/>
+            </w:pPr>
+            <w:r>
+              <w:rPr>
+                <w:b w:val="0"/>
+                <w:color w:val="667085"/>
+                <w:sz w:val="18"/>
+              </w:rPr>
+              <w:t>•</w:t>
+              <w:tab/>
+            </w:r>
+            <w:r>
+              <w:rPr>
+                <w:b w:val="0"/>
+                <w:color w:val="333333"/>
+                <w:sz w:val="18"/>
+              </w:rPr>
+              <w:t>SEB eNameChecker (internal SEB system).</w:t>
+            </w:r>
+          </w:p>
         </w:tc>
       </w:tr>
     </w:tbl>
@@ -7155,14 +7266,14 @@
               </w:rPr>
               <w:t>Voluntary 2025 sustainability report following CSRD/ESRS principles</w:t>
             </w:r>
-            <w:hyperlink r:id="rId24">
+            <w:hyperlink r:id="rId26">
               <w:r>
                 <w:rPr>
                   <w:color w:val="2A78D6"/>
                   <w:vertAlign w:val="superscript"/>
                   <w:sz w:val="15"/>
                 </w:rPr>
-                <w:t xml:space="preserve">19</w:t>
+                <w:t xml:space="preserve">21</w:t>
               </w:r>
             </w:hyperlink>
           </w:p>
@@ -7198,7 +7309,7 @@
                   <w:vertAlign w:val="superscript"/>
                   <w:sz w:val="15"/>
                 </w:rPr>
-                <w:t xml:space="preserve">20</w:t>
+                <w:t xml:space="preserve">22</w:t>
               </w:r>
             </w:hyperlink>
             <w:r>
@@ -7344,7 +7455,7 @@
                   <w:vertAlign w:val="superscript"/>
                   <w:sz w:val="15"/>
                 </w:rPr>
-                <w:t xml:space="preserve">20</w:t>
+                <w:t xml:space="preserve">22</w:t>
               </w:r>
             </w:hyperlink>
             <w:r>
@@ -7381,14 +7492,14 @@
               </w:rPr>
               <w:t>Progress: 19,261 t CO2e in 2025, −41.8% versus 2019 (own calculation)</w:t>
             </w:r>
-            <w:hyperlink r:id="rId25">
+            <w:hyperlink r:id="rId27">
               <w:r>
                 <w:rPr>
                   <w:color w:val="2A78D6"/>
                   <w:vertAlign w:val="superscript"/>
                   <w:sz w:val="15"/>
                 </w:rPr>
-                <w:t xml:space="preserve">21</w:t>
+                <w:t xml:space="preserve">23</w:t>
               </w:r>
             </w:hyperlink>
             <w:r>
@@ -7660,14 +7771,14 @@
               </w:rPr>
               <w:t>The SEB Investments policy</w:t>
             </w:r>
-            <w:hyperlink r:id="rId26">
+            <w:hyperlink r:id="rId28">
               <w:r>
                 <w:rPr>
                   <w:color w:val="2A78D6"/>
                   <w:vertAlign w:val="superscript"/>
                   <w:sz w:val="15"/>
                 </w:rPr>
-                <w:t xml:space="preserve">22</w:t>
+                <w:t xml:space="preserve">24</w:t>
               </w:r>
             </w:hyperlink>
             <w:r>
@@ -7695,14 +7806,14 @@
               </w:rPr>
               <w:t>,</w:t>
             </w:r>
-            <w:hyperlink r:id="rId27">
+            <w:hyperlink r:id="rId29">
               <w:r>
                 <w:rPr>
                   <w:color w:val="2A78D6"/>
                   <w:vertAlign w:val="superscript"/>
                   <w:sz w:val="15"/>
                 </w:rPr>
-                <w:t xml:space="preserve">23</w:t>
+                <w:t xml:space="preserve">25</w:t>
               </w:r>
             </w:hyperlink>
             <w:r>
@@ -7739,14 +7850,14 @@
               </w:rPr>
               <w:t>The Transportation policy does not apply (road, rail and air only)</w:t>
             </w:r>
-            <w:hyperlink r:id="rId28">
+            <w:hyperlink r:id="rId30">
               <w:r>
                 <w:rPr>
                   <w:color w:val="2A78D6"/>
                   <w:vertAlign w:val="superscript"/>
                   <w:sz w:val="15"/>
                 </w:rPr>
-                <w:t xml:space="preserve">24</w:t>
+                <w:t xml:space="preserve">26</w:t>
               </w:r>
             </w:hyperlink>
             <w:r>
@@ -7832,14 +7943,14 @@
               </w:rPr>
               <w:t>Annual sustainability report with climate data</w:t>
             </w:r>
-            <w:hyperlink r:id="rId24">
+            <w:hyperlink r:id="rId26">
               <w:r>
                 <w:rPr>
                   <w:color w:val="2A78D6"/>
                   <w:vertAlign w:val="superscript"/>
                   <w:sz w:val="15"/>
                 </w:rPr>
-                <w:t xml:space="preserve">19</w:t>
+                <w:t xml:space="preserve">21</w:t>
               </w:r>
             </w:hyperlink>
           </w:p>
@@ -7868,14 +7979,14 @@
               </w:rPr>
               <w:t>Climate neutrality by 2050 and a plan to move ferries to alternative fuels or electrification, in line with SEB's decarbonisation-plan expectation</w:t>
             </w:r>
-            <w:hyperlink r:id="rId29">
+            <w:hyperlink r:id="rId31">
               <w:r>
                 <w:rPr>
                   <w:color w:val="2A78D6"/>
                   <w:vertAlign w:val="superscript"/>
                   <w:sz w:val="15"/>
                 </w:rPr>
-                <w:t xml:space="preserve">25</w:t>
+                <w:t xml:space="preserve">27</w:t>
               </w:r>
             </w:hyperlink>
             <w:r>
@@ -7885,14 +7996,14 @@
               </w:rPr>
               <w:t>,</w:t>
             </w:r>
-            <w:hyperlink r:id="rId27">
+            <w:hyperlink r:id="rId29">
               <w:r>
                 <w:rPr>
                   <w:color w:val="2A78D6"/>
                   <w:vertAlign w:val="superscript"/>
                   <w:sz w:val="15"/>
                 </w:rPr>
-                <w:t xml:space="preserve">26</w:t>
+                <w:t xml:space="preserve">28</w:t>
               </w:r>
             </w:hyperlink>
           </w:p>
@@ -7978,14 +8089,14 @@
               </w:rPr>
               <w:t>Public reports do not describe shipping-specific items (ship energy efficiency plans, CII ratings, ship recycling)</w:t>
             </w:r>
-            <w:hyperlink r:id="rId27">
+            <w:hyperlink r:id="rId29">
               <w:r>
                 <w:rPr>
                   <w:color w:val="2A78D6"/>
                   <w:vertAlign w:val="superscript"/>
                   <w:sz w:val="15"/>
                 </w:rPr>
-                <w:t xml:space="preserve">27</w:t>
+                <w:t xml:space="preserve">29</w:t>
               </w:r>
             </w:hyperlink>
             <w:r>
@@ -7996,14 +8107,14 @@
               </w:rPr>
               <w:t xml:space="preserve"> or human rights due diligence, whistleblowing and anti-corruption policies</w:t>
             </w:r>
-            <w:hyperlink r:id="rId27">
+            <w:hyperlink r:id="rId29">
               <w:r>
                 <w:rPr>
                   <w:color w:val="2A78D6"/>
                   <w:vertAlign w:val="superscript"/>
                   <w:sz w:val="15"/>
                 </w:rPr>
-                <w:t xml:space="preserve">26</w:t>
+                <w:t xml:space="preserve">28</w:t>
               </w:r>
             </w:hyperlink>
             <w:r>
@@ -8013,14 +8124,14 @@
               </w:rPr>
               <w:t>,</w:t>
             </w:r>
-            <w:hyperlink r:id="rId30">
+            <w:hyperlink r:id="rId32">
               <w:r>
                 <w:rPr>
                   <w:color w:val="2A78D6"/>
                   <w:vertAlign w:val="superscript"/>
                   <w:sz w:val="15"/>
                 </w:rPr>
-                <w:t xml:space="preserve">28</w:t>
+                <w:t xml:space="preserve">30</w:t>
               </w:r>
             </w:hyperlink>
             <w:r>
@@ -8293,14 +8404,14 @@
               </w:rPr>
               <w:t>Scope 1+2 emissions 19,261 t CO2e in 2025, −41.8% versus 2019 (own calculation)</w:t>
             </w:r>
-            <w:hyperlink r:id="rId25">
+            <w:hyperlink r:id="rId27">
               <w:r>
                 <w:rPr>
                   <w:color w:val="2A78D6"/>
                   <w:vertAlign w:val="superscript"/>
                   <w:sz w:val="15"/>
                 </w:rPr>
-                <w:t xml:space="preserve">21</w:t>
+                <w:t xml:space="preserve">23</w:t>
               </w:r>
             </w:hyperlink>
           </w:p>
@@ -8336,7 +8447,7 @@
                   <w:vertAlign w:val="superscript"/>
                   <w:sz w:val="15"/>
                 </w:rPr>
-                <w:t xml:space="preserve">20</w:t>
+                <w:t xml:space="preserve">22</w:t>
               </w:r>
             </w:hyperlink>
             <w:r>
@@ -8933,6 +9044,60 @@
             <w:color w:val="2A78D6"/>
             <w:sz w:val="17"/>
           </w:rPr>
+          <w:t xml:space="preserve">OFAC Sanctions List Search (US Treasury)</w:t>
+        </w:r>
+      </w:hyperlink>
+    </w:p>
+    <w:p>
+      <w:pPr>
+        <w:tabs>
+          <w:tab w:pos="397" w:val="left"/>
+        </w:tabs>
+        <w:spacing w:before="0" w:after="30"/>
+        <w:ind w:left="397" w:hanging="397"/>
+      </w:pPr>
+      <w:r>
+        <w:rPr>
+          <w:b w:val="0"/>
+          <w:color w:val="667085"/>
+          <w:sz w:val="17"/>
+        </w:rPr>
+        <w:t>20.</w:t>
+        <w:tab/>
+      </w:r>
+      <w:hyperlink r:id="rId25">
+        <w:r>
+          <w:rPr>
+            <w:color w:val="2A78D6"/>
+            <w:sz w:val="17"/>
+          </w:rPr>
+          <w:t xml:space="preserve">EU Sanctions Map</w:t>
+        </w:r>
+      </w:hyperlink>
+    </w:p>
+    <w:p>
+      <w:pPr>
+        <w:tabs>
+          <w:tab w:pos="397" w:val="left"/>
+        </w:tabs>
+        <w:spacing w:before="0" w:after="30"/>
+        <w:ind w:left="397" w:hanging="397"/>
+      </w:pPr>
+      <w:r>
+        <w:rPr>
+          <w:b w:val="0"/>
+          <w:color w:val="667085"/>
+          <w:sz w:val="17"/>
+        </w:rPr>
+        <w:t>21.</w:t>
+        <w:tab/>
+      </w:r>
+      <w:hyperlink r:id="rId26">
+        <w:r>
+          <w:rPr>
+            <w:color w:val="2A78D6"/>
+            <w:sz w:val="17"/>
+          </w:rPr>
           <w:t xml:space="preserve">Sustainability Report 2025, 2026-04</w:t>
         </w:r>
       </w:hyperlink>
@@ -8951,7 +9116,7 @@
           <w:color w:val="667085"/>
           <w:sz w:val="17"/>
         </w:rPr>
-        <w:t>20.</w:t>
+        <w:t>22.</w:t>
         <w:tab/>
       </w:r>
       <w:hyperlink r:id="rId19">
@@ -8978,60 +9143,6 @@
           <w:color w:val="667085"/>
           <w:sz w:val="17"/>
         </w:rPr>
-        <w:t>21.</w:t>
-        <w:tab/>
-      </w:r>
-      <w:hyperlink r:id="rId25">
-        <w:r>
-          <w:rPr>
-            <w:color w:val="2A78D6"/>
-            <w:sz w:val="17"/>
-          </w:rPr>
-          <w:t xml:space="preserve">Sustainability Report 2025, p. 22, 2026-04</w:t>
-        </w:r>
-      </w:hyperlink>
-    </w:p>
-    <w:p>
-      <w:pPr>
-        <w:tabs>
-          <w:tab w:pos="397" w:val="left"/>
-        </w:tabs>
-        <w:spacing w:before="0" w:after="30"/>
-        <w:ind w:left="397" w:hanging="397"/>
-      </w:pPr>
-      <w:r>
-        <w:rPr>
-          <w:b w:val="0"/>
-          <w:color w:val="667085"/>
-          <w:sz w:val="17"/>
-        </w:rPr>
-        <w:t>22.</w:t>
-        <w:tab/>
-      </w:r>
-      <w:hyperlink r:id="rId26">
-        <w:r>
-          <w:rPr>
-            <w:color w:val="2A78D6"/>
-            <w:sz w:val="17"/>
-          </w:rPr>
-          <w:t xml:space="preserve">SEB Policy on Sustainability Considerations in Investments (2026-04-15), p. 5, 2026-04-15</w:t>
-        </w:r>
-      </w:hyperlink>
-    </w:p>
-    <w:p>
-      <w:pPr>
-        <w:tabs>
-          <w:tab w:pos="397" w:val="left"/>
-        </w:tabs>
-        <w:spacing w:before="0" w:after="30"/>
-        <w:ind w:left="397" w:hanging="397"/>
-      </w:pPr>
-      <w:r>
-        <w:rPr>
-          <w:b w:val="0"/>
-          <w:color w:val="667085"/>
-          <w:sz w:val="17"/>
-        </w:rPr>
         <w:t>23.</w:t>
         <w:tab/>
       </w:r>
@@ -9041,7 +9152,7 @@
             <w:color w:val="2A78D6"/>
             <w:sz w:val="17"/>
           </w:rPr>
-          <w:t xml:space="preserve">SEB Sector Policy on Shipping (2026-04-23), p. 5, 2026-04-23</w:t>
+          <w:t xml:space="preserve">Sustainability Report 2025, p. 22, 2026-04</w:t>
         </w:r>
       </w:hyperlink>
     </w:p>
@@ -9068,7 +9179,7 @@
             <w:color w:val="2A78D6"/>
             <w:sz w:val="17"/>
           </w:rPr>
-          <w:t xml:space="preserve">SEB Sector Policy on Transportation (2026-04-23), p. 4, 2026-04-23</w:t>
+          <w:t xml:space="preserve">SEB Policy on Sustainability Considerations in Investments (2026-04-15), p. 5, 2026-04-15</w:t>
         </w:r>
       </w:hyperlink>
     </w:p>
@@ -9095,7 +9206,7 @@
             <w:color w:val="2A78D6"/>
             <w:sz w:val="17"/>
           </w:rPr>
-          <w:t xml:space="preserve">Sustainability Report 2025, p. 18-19, 2026-04</w:t>
+          <w:t xml:space="preserve">SEB Sector Policy on Shipping (2026-04-23), p. 5, 2026-04-23</w:t>
         </w:r>
       </w:hyperlink>
     </w:p>
@@ -9116,7 +9227,61 @@
         <w:t>26.</w:t>
         <w:tab/>
       </w:r>
-      <w:hyperlink r:id="rId27">
+      <w:hyperlink r:id="rId30">
+        <w:r>
+          <w:rPr>
+            <w:color w:val="2A78D6"/>
+            <w:sz w:val="17"/>
+          </w:rPr>
+          <w:t xml:space="preserve">SEB Sector Policy on Transportation (2026-04-23), p. 4, 2026-04-23</w:t>
+        </w:r>
+      </w:hyperlink>
+    </w:p>
+    <w:p>
+      <w:pPr>
+        <w:tabs>
+          <w:tab w:pos="397" w:val="left"/>
+        </w:tabs>
+        <w:spacing w:before="0" w:after="30"/>
+        <w:ind w:left="397" w:hanging="397"/>
+      </w:pPr>
+      <w:r>
+        <w:rPr>
+          <w:b w:val="0"/>
+          <w:color w:val="667085"/>
+          <w:sz w:val="17"/>
+        </w:rPr>
+        <w:t>27.</w:t>
+        <w:tab/>
+      </w:r>
+      <w:hyperlink r:id="rId31">
+        <w:r>
+          <w:rPr>
+            <w:color w:val="2A78D6"/>
+            <w:sz w:val="17"/>
+          </w:rPr>
+          <w:t xml:space="preserve">Sustainability Report 2025, p. 18-19, 2026-04</w:t>
+        </w:r>
+      </w:hyperlink>
+    </w:p>
+    <w:p>
+      <w:pPr>
+        <w:tabs>
+          <w:tab w:pos="397" w:val="left"/>
+        </w:tabs>
+        <w:spacing w:before="0" w:after="30"/>
+        <w:ind w:left="397" w:hanging="397"/>
+      </w:pPr>
+      <w:r>
+        <w:rPr>
+          <w:b w:val="0"/>
+          <w:color w:val="667085"/>
+          <w:sz w:val="17"/>
+        </w:rPr>
+        <w:t>28.</w:t>
+        <w:tab/>
+      </w:r>
+      <w:hyperlink r:id="rId29">
         <w:r>
           <w:rPr>
             <w:color w:val="2A78D6"/>
@@ -9140,10 +9305,10 @@
           <w:color w:val="667085"/>
           <w:sz w:val="17"/>
         </w:rPr>
-        <w:t>27.</w:t>
+        <w:t>29.</w:t>
         <w:tab/>
       </w:r>
-      <w:hyperlink r:id="rId27">
+      <w:hyperlink r:id="rId29">
         <w:r>
           <w:rPr>
             <w:color w:val="2A78D6"/>
@@ -9167,10 +9332,10 @@
           <w:color w:val="667085"/>
           <w:sz w:val="17"/>
         </w:rPr>
-        <w:t>28.</w:t>
+        <w:t>30.</w:t>
         <w:tab/>
       </w:r>
-      <w:hyperlink r:id="rId30">
+      <w:hyperlink r:id="rId32">
         <w:r>
           <w:rPr>
             <w:color w:val="2A78D6"/>

--- a/docs/files/port-of-tallinn/port-of-tallinn_6M2026_en.docx
+++ b/docs/files/port-of-tallinn/port-of-tallinn_6M2026_en.docx
@@ -6039,7 +6039,7 @@
           <w:color w:val="667085"/>
           <w:sz w:val="18"/>
         </w:rPr>
-        <w:t>Automatic news scan (Google News, EE), 2026-07-25 – 2026-10-23: 3 articles.</w:t>
+        <w:t>Automatic news scan (Google News, EE), 2026-07-26 – 2026-10-24: 3 articles.</w:t>
       </w:r>
     </w:p>
     <w:tbl>
@@ -6820,7 +6820,7 @@
                 <w:color w:val="333333"/>
                 <w:sz w:val="18"/>
               </w:rPr>
-              <w:t>Not found on the EU, UN, UK, US OFAC consolidated sanctions lists (automatic check 2026-10-23).</w:t>
+              <w:t>Not found on the EU, UN, UK, US OFAC consolidated sanctions lists (automatic check 2026-10-24).</w:t>
             </w:r>
           </w:p>
           <w:p>
@@ -7120,7 +7120,7 @@
                 <w:color w:val="333333"/>
                 <w:sz w:val="18"/>
               </w:rPr>
-              <w:t>News summary 2026-07-25 – 2026-10-23: 3 articles, 0 with an adverse keyword in the headline (details in the section "In the press").</w:t>
+              <w:t>News summary 2026-07-26 – 2026-10-24: 3 articles, 0 with an adverse keyword in the headline (details in the section "In the press").</w:t>
             </w:r>
           </w:p>
         </w:tc>

--- a/docs/files/port-of-tallinn/port-of-tallinn_6M2026_en.docx
+++ b/docs/files/port-of-tallinn/port-of-tallinn_6M2026_en.docx
@@ -6039,7 +6039,7 @@
           <w:color w:val="667085"/>
           <w:sz w:val="18"/>
         </w:rPr>
-        <w:t>Automatic news scan (Google News, EE), 2026-07-26 – 2026-10-24: 3 articles.</w:t>
+        <w:t>Automatic news scan (Google News, EE), 2026-07-27 – 2026-10-25: 3 articles.</w:t>
       </w:r>
     </w:p>
     <w:tbl>
@@ -6820,7 +6820,7 @@
                 <w:color w:val="333333"/>
                 <w:sz w:val="18"/>
               </w:rPr>
-              <w:t>Not found on the EU, UN, UK, US OFAC consolidated sanctions lists (automatic check 2026-10-24).</w:t>
+              <w:t>Not found on the EU, UN, UK, US OFAC consolidated sanctions lists (automatic check 2026-10-25).</w:t>
             </w:r>
           </w:p>
           <w:p>
@@ -7120,7 +7120,7 @@
                 <w:color w:val="333333"/>
                 <w:sz w:val="18"/>
               </w:rPr>
-              <w:t>News summary 2026-07-26 – 2026-10-24: 3 articles, 0 with an adverse keyword in the headline (details in the section "In the press").</w:t>
+              <w:t>News summary 2026-07-27 – 2026-10-25: 3 articles, 0 with an adverse keyword in the headline (details in the section "In the press").</w:t>
             </w:r>
           </w:p>
         </w:tc>

--- a/docs/files/port-of-tallinn/port-of-tallinn_6M2026_en.docx
+++ b/docs/files/port-of-tallinn/port-of-tallinn_6M2026_en.docx
@@ -5783,7 +5783,7 @@
                 <w:b w:val="0"/>
                 <w:sz w:val="17"/>
               </w:rPr>
-              <w:t>3.38% (2026-10)</w:t>
+              <w:t>3.37% (2026-10)</w:t>
             </w:r>
           </w:p>
         </w:tc>
@@ -5855,7 +5855,7 @@
                 <w:b w:val="0"/>
                 <w:sz w:val="17"/>
               </w:rPr>
-              <w:t>▲ 0.66 p. p.</w:t>
+              <w:t>▲ 0.65 p. p.</w:t>
             </w:r>
           </w:p>
         </w:tc>
@@ -6039,7 +6039,7 @@
           <w:color w:val="667085"/>
           <w:sz w:val="18"/>
         </w:rPr>
-        <w:t>Automatic news scan (Google News, EE), 2026-07-27 – 2026-10-25: 3 articles.</w:t>
+        <w:t>Automatic news scan (Google News, EE), 2026-07-28 – 2026-10-26: 3 articles.</w:t>
       </w:r>
     </w:p>
     <w:tbl>
@@ -6820,7 +6820,7 @@
                 <w:color w:val="333333"/>
                 <w:sz w:val="18"/>
               </w:rPr>
-              <w:t>Not found on the EU, UN, UK, US OFAC consolidated sanctions lists (automatic check 2026-10-25).</w:t>
+              <w:t>Not found on the EU, UN, US OFAC consolidated sanctions lists (automatic check 2026-10-26).</w:t>
             </w:r>
           </w:p>
           <w:p>
@@ -7120,7 +7120,7 @@
                 <w:color w:val="333333"/>
                 <w:sz w:val="18"/>
               </w:rPr>
-              <w:t>News summary 2026-07-27 – 2026-10-25: 3 articles, 0 with an adverse keyword in the headline (details in the section "In the press").</w:t>
+              <w:t>News summary 2026-07-28 – 2026-10-26: 3 articles, 0 with an adverse keyword in the headline (details in the section "In the press").</w:t>
             </w:r>
           </w:p>
         </w:tc>

--- a/docs/files/port-of-tallinn/port-of-tallinn_6M2026_en.docx
+++ b/docs/files/port-of-tallinn/port-of-tallinn_6M2026_en.docx
@@ -6039,7 +6039,7 @@
           <w:color w:val="667085"/>
           <w:sz w:val="18"/>
         </w:rPr>
-        <w:t>Automatic news scan (Google News, EE), 2026-07-28 – 2026-10-26: 3 articles.</w:t>
+        <w:t>Automatic news scan (Google News, EE), 2026-07-29 – 2026-10-27: 4 articles.</w:t>
       </w:r>
     </w:p>
     <w:tbl>
@@ -6067,6 +6067,90 @@
         <w:gridCol w:w="1360"/>
         <w:gridCol w:w="7257"/>
       </w:tblGrid>
+      <w:tr>
+        <w:tc>
+          <w:tcPr>
+            <w:tcW w:type="dxa" w:w="1020"/>
+            <w:tcBorders>
+              <w:top w:val="nil"/>
+              <w:left w:val="nil"/>
+              <w:bottom w:val="single" w:sz="4" w:color="E3E8EE" w:space="0"/>
+              <w:right w:val="nil"/>
+            </w:tcBorders>
+          </w:tcPr>
+          <w:p>
+            <w:pPr>
+              <w:spacing w:before="0" w:after="0"/>
+            </w:pPr>
+            <w:r>
+              <w:rPr>
+                <w:b w:val="0"/>
+                <w:color w:val="1B2430"/>
+                <w:sz w:val="17"/>
+              </w:rPr>
+              <w:t>2026-10-26</w:t>
+            </w:r>
+          </w:p>
+        </w:tc>
+        <w:tc>
+          <w:tcPr>
+            <w:tcW w:type="dxa" w:w="1361"/>
+            <w:tcBorders>
+              <w:top w:val="nil"/>
+              <w:left w:val="nil"/>
+              <w:bottom w:val="single" w:sz="4" w:color="E3E8EE" w:space="0"/>
+              <w:right w:val="nil"/>
+            </w:tcBorders>
+          </w:tcPr>
+          <w:p>
+            <w:pPr>
+              <w:spacing w:before="0" w:after="0"/>
+            </w:pPr>
+            <w:r>
+              <w:rPr>
+                <w:b/>
+                <w:color w:val="5F6B7A"/>
+                <w:sz w:val="14"/>
+                <w:shd w:val="clear" w:color="auto" w:fill="F0F2F5"/>
+              </w:rPr>
+              <w:t xml:space="preserve"> OTHER </w:t>
+            </w:r>
+          </w:p>
+        </w:tc>
+        <w:tc>
+          <w:tcPr>
+            <w:tcW w:type="dxa" w:w="7257"/>
+            <w:tcBorders>
+              <w:top w:val="nil"/>
+              <w:left w:val="nil"/>
+              <w:bottom w:val="single" w:sz="4" w:color="E3E8EE" w:space="0"/>
+              <w:right w:val="nil"/>
+            </w:tcBorders>
+          </w:tcPr>
+          <w:p>
+            <w:pPr>
+              <w:spacing w:before="0" w:after="0"/>
+            </w:pPr>
+            <w:hyperlink r:id="rId21">
+              <w:r>
+                <w:rPr>
+                  <w:color w:val="1B2430"/>
+                  <w:sz w:val="18"/>
+                </w:rPr>
+                <w:t xml:space="preserve">Muutused ASi Tallinna Sadam võlakohustustes</w:t>
+              </w:r>
+            </w:hyperlink>
+            <w:r>
+              <w:rPr>
+                <w:b w:val="0"/>
+                <w:color w:val="667085"/>
+                <w:sz w:val="15"/>
+              </w:rPr>
+              <w:t xml:space="preserve">   GlobeNewswire</w:t>
+            </w:r>
+          </w:p>
+        </w:tc>
+      </w:tr>
       <w:tr>
         <w:tc>
           <w:tcPr>
@@ -6131,7 +6215,7 @@
             <w:pPr>
               <w:spacing w:before="0" w:after="0"/>
             </w:pPr>
-            <w:hyperlink r:id="rId21">
+            <w:hyperlink r:id="rId22">
               <w:r>
                 <w:rPr>
                   <w:color w:val="1B2430"/>
@@ -6215,7 +6299,7 @@
             <w:pPr>
               <w:spacing w:before="0" w:after="0"/>
             </w:pPr>
-            <w:hyperlink r:id="rId22">
+            <w:hyperlink r:id="rId23">
               <w:r>
                 <w:rPr>
                   <w:color w:val="1B2430"/>
@@ -6299,7 +6383,7 @@
             <w:pPr>
               <w:spacing w:before="0" w:after="0"/>
             </w:pPr>
-            <w:hyperlink r:id="rId23">
+            <w:hyperlink r:id="rId24">
               <w:r>
                 <w:rPr>
                   <w:color w:val="1B2430"/>
@@ -6820,7 +6904,7 @@
                 <w:color w:val="333333"/>
                 <w:sz w:val="18"/>
               </w:rPr>
-              <w:t>Not found on the EU, UN, US OFAC consolidated sanctions lists (automatic check 2026-10-26).</w:t>
+              <w:t>Not found on the EU, UN, US OFAC consolidated sanctions lists (automatic check 2026-10-27).</w:t>
             </w:r>
           </w:p>
           <w:p>
@@ -6861,7 +6945,7 @@
               </w:rPr>
               <w:t>OFAC sanctions search</w:t>
             </w:r>
-            <w:hyperlink r:id="rId24">
+            <w:hyperlink r:id="rId25">
               <w:r>
                 <w:rPr>
                   <w:color w:val="2A78D6"/>
@@ -6897,7 +6981,7 @@
               </w:rPr>
               <w:t>EU Sanctions Map</w:t>
             </w:r>
-            <w:hyperlink r:id="rId25">
+            <w:hyperlink r:id="rId26">
               <w:r>
                 <w:rPr>
                   <w:color w:val="2A78D6"/>
@@ -7120,7 +7204,7 @@
                 <w:color w:val="333333"/>
                 <w:sz w:val="18"/>
               </w:rPr>
-              <w:t>News summary 2026-07-28 – 2026-10-26: 3 articles, 0 with an adverse keyword in the headline (details in the section "In the press").</w:t>
+              <w:t>News summary 2026-07-29 – 2026-10-27: 4 articles, 0 with an adverse keyword in the headline (details in the section "In the press").</w:t>
             </w:r>
           </w:p>
         </w:tc>
@@ -7266,7 +7350,7 @@
               </w:rPr>
               <w:t>Voluntary 2025 sustainability report following CSRD/ESRS principles</w:t>
             </w:r>
-            <w:hyperlink r:id="rId26">
+            <w:hyperlink r:id="rId27">
               <w:r>
                 <w:rPr>
                   <w:color w:val="2A78D6"/>
@@ -7492,7 +7576,7 @@
               </w:rPr>
               <w:t>Progress: 19,261 t CO2e in 2025, −41.8% versus 2019 (own calculation)</w:t>
             </w:r>
-            <w:hyperlink r:id="rId27">
+            <w:hyperlink r:id="rId28">
               <w:r>
                 <w:rPr>
                   <w:color w:val="2A78D6"/>
@@ -7771,7 +7855,7 @@
               </w:rPr>
               <w:t>The SEB Investments policy</w:t>
             </w:r>
-            <w:hyperlink r:id="rId28">
+            <w:hyperlink r:id="rId29">
               <w:r>
                 <w:rPr>
                   <w:color w:val="2A78D6"/>
@@ -7806,7 +7890,7 @@
               </w:rPr>
               <w:t>,</w:t>
             </w:r>
-            <w:hyperlink r:id="rId29">
+            <w:hyperlink r:id="rId30">
               <w:r>
                 <w:rPr>
                   <w:color w:val="2A78D6"/>
@@ -7850,7 +7934,7 @@
               </w:rPr>
               <w:t>The Transportation policy does not apply (road, rail and air only)</w:t>
             </w:r>
-            <w:hyperlink r:id="rId30">
+            <w:hyperlink r:id="rId31">
               <w:r>
                 <w:rPr>
                   <w:color w:val="2A78D6"/>
@@ -7943,7 +8027,7 @@
               </w:rPr>
               <w:t>Annual sustainability report with climate data</w:t>
             </w:r>
-            <w:hyperlink r:id="rId26">
+            <w:hyperlink r:id="rId27">
               <w:r>
                 <w:rPr>
                   <w:color w:val="2A78D6"/>
@@ -7979,7 +8063,7 @@
               </w:rPr>
               <w:t>Climate neutrality by 2050 and a plan to move ferries to alternative fuels or electrification, in line with SEB's decarbonisation-plan expectation</w:t>
             </w:r>
-            <w:hyperlink r:id="rId31">
+            <w:hyperlink r:id="rId32">
               <w:r>
                 <w:rPr>
                   <w:color w:val="2A78D6"/>
@@ -7996,7 +8080,7 @@
               </w:rPr>
               <w:t>,</w:t>
             </w:r>
-            <w:hyperlink r:id="rId29">
+            <w:hyperlink r:id="rId30">
               <w:r>
                 <w:rPr>
                   <w:color w:val="2A78D6"/>
@@ -8089,7 +8173,7 @@
               </w:rPr>
               <w:t>Public reports do not describe shipping-specific items (ship energy efficiency plans, CII ratings, ship recycling)</w:t>
             </w:r>
-            <w:hyperlink r:id="rId29">
+            <w:hyperlink r:id="rId30">
               <w:r>
                 <w:rPr>
                   <w:color w:val="2A78D6"/>
@@ -8107,7 +8191,7 @@
               </w:rPr>
               <w:t xml:space="preserve"> or human rights due diligence, whistleblowing and anti-corruption policies</w:t>
             </w:r>
-            <w:hyperlink r:id="rId29">
+            <w:hyperlink r:id="rId30">
               <w:r>
                 <w:rPr>
                   <w:color w:val="2A78D6"/>
@@ -8124,7 +8208,7 @@
               </w:rPr>
               <w:t>,</w:t>
             </w:r>
-            <w:hyperlink r:id="rId32">
+            <w:hyperlink r:id="rId33">
               <w:r>
                 <w:rPr>
                   <w:color w:val="2A78D6"/>
@@ -8404,7 +8488,7 @@
               </w:rPr>
               <w:t>Scope 1+2 emissions 19,261 t CO2e in 2025, −41.8% versus 2019 (own calculation)</w:t>
             </w:r>
-            <w:hyperlink r:id="rId27">
+            <w:hyperlink r:id="rId28">
               <w:r>
                 <w:rPr>
                   <w:color w:val="2A78D6"/>
@@ -9038,7 +9122,7 @@
         <w:t>19.</w:t>
         <w:tab/>
       </w:r>
-      <w:hyperlink r:id="rId24">
+      <w:hyperlink r:id="rId25">
         <w:r>
           <w:rPr>
             <w:color w:val="2A78D6"/>
@@ -9065,7 +9149,7 @@
         <w:t>20.</w:t>
         <w:tab/>
       </w:r>
-      <w:hyperlink r:id="rId25">
+      <w:hyperlink r:id="rId26">
         <w:r>
           <w:rPr>
             <w:color w:val="2A78D6"/>
@@ -9092,7 +9176,7 @@
         <w:t>21.</w:t>
         <w:tab/>
       </w:r>
-      <w:hyperlink r:id="rId26">
+      <w:hyperlink r:id="rId27">
         <w:r>
           <w:rPr>
             <w:color w:val="2A78D6"/>
@@ -9146,7 +9230,7 @@
         <w:t>23.</w:t>
         <w:tab/>
       </w:r>
-      <w:hyperlink r:id="rId27">
+      <w:hyperlink r:id="rId28">
         <w:r>
           <w:rPr>
             <w:color w:val="2A78D6"/>
@@ -9173,7 +9257,7 @@
         <w:t>24.</w:t>
         <w:tab/>
       </w:r>
-      <w:hyperlink r:id="rId28">
+      <w:hyperlink r:id="rId29">
         <w:r>
           <w:rPr>
             <w:color w:val="2A78D6"/>
@@ -9200,7 +9284,7 @@
         <w:t>25.</w:t>
         <w:tab/>
       </w:r>
-      <w:hyperlink r:id="rId29">
+      <w:hyperlink r:id="rId30">
         <w:r>
           <w:rPr>
             <w:color w:val="2A78D6"/>
@@ -9227,7 +9311,7 @@
         <w:t>26.</w:t>
         <w:tab/>
       </w:r>
-      <w:hyperlink r:id="rId30">
+      <w:hyperlink r:id="rId31">
         <w:r>
           <w:rPr>
             <w:color w:val="2A78D6"/>
@@ -9254,7 +9338,7 @@
         <w:t>27.</w:t>
         <w:tab/>
       </w:r>
-      <w:hyperlink r:id="rId31">
+      <w:hyperlink r:id="rId32">
         <w:r>
           <w:rPr>
             <w:color w:val="2A78D6"/>
@@ -9281,7 +9365,7 @@
         <w:t>28.</w:t>
         <w:tab/>
       </w:r>
-      <w:hyperlink r:id="rId29">
+      <w:hyperlink r:id="rId30">
         <w:r>
           <w:rPr>
             <w:color w:val="2A78D6"/>
@@ -9308,7 +9392,7 @@
         <w:t>29.</w:t>
         <w:tab/>
       </w:r>
-      <w:hyperlink r:id="rId29">
+      <w:hyperlink r:id="rId30">
         <w:r>
           <w:rPr>
             <w:color w:val="2A78D6"/>
@@ -9335,7 +9419,7 @@
         <w:t>30.</w:t>
         <w:tab/>
       </w:r>
-      <w:hyperlink r:id="rId32">
+      <w:hyperlink r:id="rId33">
         <w:r>
           <w:rPr>
             <w:color w:val="2A78D6"/>

--- a/docs/files/port-of-tallinn/port-of-tallinn_6M2026_en.docx
+++ b/docs/files/port-of-tallinn/port-of-tallinn_6M2026_en.docx
@@ -6039,7 +6039,7 @@
           <w:color w:val="667085"/>
           <w:sz w:val="18"/>
         </w:rPr>
-        <w:t>Automatic news scan (Google News, EE), 2026-07-29 – 2026-10-27: 4 articles.</w:t>
+        <w:t>Automatic news scan (Google News, EE), 2026-07-30 – 2026-10-28: 4 articles.</w:t>
       </w:r>
     </w:p>
     <w:tbl>
@@ -6904,7 +6904,7 @@
                 <w:color w:val="333333"/>
                 <w:sz w:val="18"/>
               </w:rPr>
-              <w:t>Not found on the EU, UN, US OFAC consolidated sanctions lists (automatic check 2026-10-27).</w:t>
+              <w:t>Not found on the EU, UN, US OFAC consolidated sanctions lists (automatic check 2026-10-28).</w:t>
             </w:r>
           </w:p>
           <w:p>
@@ -7204,7 +7204,7 @@
                 <w:color w:val="333333"/>
                 <w:sz w:val="18"/>
               </w:rPr>
-              <w:t>News summary 2026-07-29 – 2026-10-27: 4 articles, 0 with an adverse keyword in the headline (details in the section "In the press").</w:t>
+              <w:t>News summary 2026-07-30 – 2026-10-28: 4 articles, 0 with an adverse keyword in the headline (details in the section "In the press").</w:t>
             </w:r>
           </w:p>
         </w:tc>

--- a/docs/files/port-of-tallinn/port-of-tallinn_6M2026_en.docx
+++ b/docs/files/port-of-tallinn/port-of-tallinn_6M2026_en.docx
@@ -6039,7 +6039,7 @@
           <w:color w:val="667085"/>
           <w:sz w:val="18"/>
         </w:rPr>
-        <w:t>Automatic news scan (Google News, EE), 2026-07-30 – 2026-10-28: 4 articles.</w:t>
+        <w:t>Automatic news scan (Google News, EE), 2026-08-01 – 2026-10-30: 4 articles.</w:t>
       </w:r>
     </w:p>
     <w:tbl>
@@ -6904,7 +6904,7 @@
                 <w:color w:val="333333"/>
                 <w:sz w:val="18"/>
               </w:rPr>
-              <w:t>Not found on the EU, UN, US OFAC consolidated sanctions lists (automatic check 2026-10-28).</w:t>
+              <w:t>Not found on the EU, UN, US OFAC consolidated sanctions lists (automatic check 2026-10-30).</w:t>
             </w:r>
           </w:p>
           <w:p>
@@ -7204,7 +7204,7 @@
                 <w:color w:val="333333"/>
                 <w:sz w:val="18"/>
               </w:rPr>
-              <w:t>News summary 2026-07-30 – 2026-10-28: 4 articles, 0 with an adverse keyword in the headline (details in the section "In the press").</w:t>
+              <w:t>News summary 2026-08-01 – 2026-10-30: 4 articles, 0 with an adverse keyword in the headline (details in the section "In the press").</w:t>
             </w:r>
           </w:p>
         </w:tc>

--- a/docs/files/port-of-tallinn/port-of-tallinn_6M2026_en.docx
+++ b/docs/files/port-of-tallinn/port-of-tallinn_6M2026_en.docx
@@ -6039,7 +6039,7 @@
           <w:color w:val="667085"/>
           <w:sz w:val="18"/>
         </w:rPr>
-        <w:t>Automatic news scan (Google News, EE), 2026-08-01 – 2026-10-30: 4 articles.</w:t>
+        <w:t>Automatic news scan (Google News, EE), 2026-08-02 – 2026-10-31: 5 articles.</w:t>
       </w:r>
     </w:p>
     <w:tbl>
@@ -6067,6 +6067,90 @@
         <w:gridCol w:w="1360"/>
         <w:gridCol w:w="7257"/>
       </w:tblGrid>
+      <w:tr>
+        <w:tc>
+          <w:tcPr>
+            <w:tcW w:type="dxa" w:w="1020"/>
+            <w:tcBorders>
+              <w:top w:val="nil"/>
+              <w:left w:val="nil"/>
+              <w:bottom w:val="single" w:sz="4" w:color="E3E8EE" w:space="0"/>
+              <w:right w:val="nil"/>
+            </w:tcBorders>
+          </w:tcPr>
+          <w:p>
+            <w:pPr>
+              <w:spacing w:before="0" w:after="0"/>
+            </w:pPr>
+            <w:r>
+              <w:rPr>
+                <w:b w:val="0"/>
+                <w:color w:val="1B2430"/>
+                <w:sz w:val="17"/>
+              </w:rPr>
+              <w:t>2026-10-30</w:t>
+            </w:r>
+          </w:p>
+        </w:tc>
+        <w:tc>
+          <w:tcPr>
+            <w:tcW w:type="dxa" w:w="1361"/>
+            <w:tcBorders>
+              <w:top w:val="nil"/>
+              <w:left w:val="nil"/>
+              <w:bottom w:val="single" w:sz="4" w:color="E3E8EE" w:space="0"/>
+              <w:right w:val="nil"/>
+            </w:tcBorders>
+          </w:tcPr>
+          <w:p>
+            <w:pPr>
+              <w:spacing w:before="0" w:after="0"/>
+            </w:pPr>
+            <w:r>
+              <w:rPr>
+                <w:b/>
+                <w:color w:val="5F6B7A"/>
+                <w:sz w:val="14"/>
+                <w:shd w:val="clear" w:color="auto" w:fill="F0F2F5"/>
+              </w:rPr>
+              <w:t xml:space="preserve"> OTHER </w:t>
+            </w:r>
+          </w:p>
+        </w:tc>
+        <w:tc>
+          <w:tcPr>
+            <w:tcW w:type="dxa" w:w="7257"/>
+            <w:tcBorders>
+              <w:top w:val="nil"/>
+              <w:left w:val="nil"/>
+              <w:bottom w:val="single" w:sz="4" w:color="E3E8EE" w:space="0"/>
+              <w:right w:val="nil"/>
+            </w:tcBorders>
+          </w:tcPr>
+          <w:p>
+            <w:pPr>
+              <w:spacing w:before="0" w:after="0"/>
+            </w:pPr>
+            <w:hyperlink r:id="rId21">
+              <w:r>
+                <w:rPr>
+                  <w:color w:val="1B2430"/>
+                  <w:sz w:val="18"/>
+                </w:rPr>
+                <w:t xml:space="preserve">Tallinna Vesi samaksās Tallinna Sadam vairāk nekā 300 000 eiro, lai izbeigtu tiesvedību</w:t>
+              </w:r>
+            </w:hyperlink>
+            <w:r>
+              <w:rPr>
+                <w:b w:val="0"/>
+                <w:color w:val="667085"/>
+                <w:sz w:val="15"/>
+              </w:rPr>
+              <w:t xml:space="preserve">   Investoru Klubs</w:t>
+            </w:r>
+          </w:p>
+        </w:tc>
+      </w:tr>
       <w:tr>
         <w:tc>
           <w:tcPr>
@@ -6131,7 +6215,7 @@
             <w:pPr>
               <w:spacing w:before="0" w:after="0"/>
             </w:pPr>
-            <w:hyperlink r:id="rId21">
+            <w:hyperlink r:id="rId22">
               <w:r>
                 <w:rPr>
                   <w:color w:val="1B2430"/>
@@ -6215,7 +6299,7 @@
             <w:pPr>
               <w:spacing w:before="0" w:after="0"/>
             </w:pPr>
-            <w:hyperlink r:id="rId22">
+            <w:hyperlink r:id="rId23">
               <w:r>
                 <w:rPr>
                   <w:color w:val="1B2430"/>
@@ -6299,7 +6383,7 @@
             <w:pPr>
               <w:spacing w:before="0" w:after="0"/>
             </w:pPr>
-            <w:hyperlink r:id="rId23">
+            <w:hyperlink r:id="rId24">
               <w:r>
                 <w:rPr>
                   <w:color w:val="1B2430"/>
@@ -6383,7 +6467,7 @@
             <w:pPr>
               <w:spacing w:before="0" w:after="0"/>
             </w:pPr>
-            <w:hyperlink r:id="rId24">
+            <w:hyperlink r:id="rId25">
               <w:r>
                 <w:rPr>
                   <w:color w:val="1B2430"/>
@@ -6904,7 +6988,7 @@
                 <w:color w:val="333333"/>
                 <w:sz w:val="18"/>
               </w:rPr>
-              <w:t>Not found on the EU, UN, US OFAC consolidated sanctions lists (automatic check 2026-10-30).</w:t>
+              <w:t>Not found on the EU, UN, US OFAC consolidated sanctions lists (automatic check 2026-10-31).</w:t>
             </w:r>
           </w:p>
           <w:p>
@@ -6945,7 +7029,7 @@
               </w:rPr>
               <w:t>OFAC sanctions search</w:t>
             </w:r>
-            <w:hyperlink r:id="rId25">
+            <w:hyperlink r:id="rId26">
               <w:r>
                 <w:rPr>
                   <w:color w:val="2A78D6"/>
@@ -6981,7 +7065,7 @@
               </w:rPr>
               <w:t>EU Sanctions Map</w:t>
             </w:r>
-            <w:hyperlink r:id="rId26">
+            <w:hyperlink r:id="rId27">
               <w:r>
                 <w:rPr>
                   <w:color w:val="2A78D6"/>
@@ -7204,7 +7288,7 @@
                 <w:color w:val="333333"/>
                 <w:sz w:val="18"/>
               </w:rPr>
-              <w:t>News summary 2026-08-01 – 2026-10-30: 4 articles, 0 with an adverse keyword in the headline (details in the section "In the press").</w:t>
+              <w:t>News summary 2026-08-02 – 2026-10-31: 5 articles, 0 with an adverse keyword in the headline (details in the section "In the press").</w:t>
             </w:r>
           </w:p>
         </w:tc>
@@ -7350,7 +7434,7 @@
               </w:rPr>
               <w:t>Voluntary 2025 sustainability report following CSRD/ESRS principles</w:t>
             </w:r>
-            <w:hyperlink r:id="rId27">
+            <w:hyperlink r:id="rId28">
               <w:r>
                 <w:rPr>
                   <w:color w:val="2A78D6"/>
@@ -7576,7 +7660,7 @@
               </w:rPr>
               <w:t>Progress: 19,261 t CO2e in 2025, −41.8% versus 2019 (own calculation)</w:t>
             </w:r>
-            <w:hyperlink r:id="rId28">
+            <w:hyperlink r:id="rId29">
               <w:r>
                 <w:rPr>
                   <w:color w:val="2A78D6"/>
@@ -7855,7 +7939,7 @@
               </w:rPr>
               <w:t>The SEB Investments policy</w:t>
             </w:r>
-            <w:hyperlink r:id="rId29">
+            <w:hyperlink r:id="rId30">
               <w:r>
                 <w:rPr>
                   <w:color w:val="2A78D6"/>
@@ -7890,7 +7974,7 @@
               </w:rPr>
               <w:t>,</w:t>
             </w:r>
-            <w:hyperlink r:id="rId30">
+            <w:hyperlink r:id="rId31">
               <w:r>
                 <w:rPr>
                   <w:color w:val="2A78D6"/>
@@ -7934,7 +8018,7 @@
               </w:rPr>
               <w:t>The Transportation policy does not apply (road, rail and air only)</w:t>
             </w:r>
-            <w:hyperlink r:id="rId31">
+            <w:hyperlink r:id="rId32">
               <w:r>
                 <w:rPr>
                   <w:color w:val="2A78D6"/>
@@ -8027,7 +8111,7 @@
               </w:rPr>
               <w:t>Annual sustainability report with climate data</w:t>
             </w:r>
-            <w:hyperlink r:id="rId27">
+            <w:hyperlink r:id="rId28">
               <w:r>
                 <w:rPr>
                   <w:color w:val="2A78D6"/>
@@ -8063,7 +8147,7 @@
               </w:rPr>
               <w:t>Climate neutrality by 2050 and a plan to move ferries to alternative fuels or electrification, in line with SEB's decarbonisation-plan expectation</w:t>
             </w:r>
-            <w:hyperlink r:id="rId32">
+            <w:hyperlink r:id="rId33">
               <w:r>
                 <w:rPr>
                   <w:color w:val="2A78D6"/>
@@ -8080,7 +8164,7 @@
               </w:rPr>
               <w:t>,</w:t>
             </w:r>
-            <w:hyperlink r:id="rId30">
+            <w:hyperlink r:id="rId31">
               <w:r>
                 <w:rPr>
                   <w:color w:val="2A78D6"/>
@@ -8173,7 +8257,7 @@
               </w:rPr>
               <w:t>Public reports do not describe shipping-specific items (ship energy efficiency plans, CII ratings, ship recycling)</w:t>
             </w:r>
-            <w:hyperlink r:id="rId30">
+            <w:hyperlink r:id="rId31">
               <w:r>
                 <w:rPr>
                   <w:color w:val="2A78D6"/>
@@ -8191,7 +8275,7 @@
               </w:rPr>
               <w:t xml:space="preserve"> or human rights due diligence, whistleblowing and anti-corruption policies</w:t>
             </w:r>
-            <w:hyperlink r:id="rId30">
+            <w:hyperlink r:id="rId31">
               <w:r>
                 <w:rPr>
                   <w:color w:val="2A78D6"/>
@@ -8208,7 +8292,7 @@
               </w:rPr>
               <w:t>,</w:t>
             </w:r>
-            <w:hyperlink r:id="rId33">
+            <w:hyperlink r:id="rId34">
               <w:r>
                 <w:rPr>
                   <w:color w:val="2A78D6"/>
@@ -8488,7 +8572,7 @@
               </w:rPr>
               <w:t>Scope 1+2 emissions 19,261 t CO2e in 2025, −41.8% versus 2019 (own calculation)</w:t>
             </w:r>
-            <w:hyperlink r:id="rId28">
+            <w:hyperlink r:id="rId29">
               <w:r>
                 <w:rPr>
                   <w:color w:val="2A78D6"/>
@@ -9122,7 +9206,7 @@
         <w:t>19.</w:t>
         <w:tab/>
       </w:r>
-      <w:hyperlink r:id="rId25">
+      <w:hyperlink r:id="rId26">
         <w:r>
           <w:rPr>
             <w:color w:val="2A78D6"/>
@@ -9149,7 +9233,7 @@
         <w:t>20.</w:t>
         <w:tab/>
       </w:r>
-      <w:hyperlink r:id="rId26">
+      <w:hyperlink r:id="rId27">
         <w:r>
           <w:rPr>
             <w:color w:val="2A78D6"/>
@@ -9176,7 +9260,7 @@
         <w:t>21.</w:t>
         <w:tab/>
       </w:r>
-      <w:hyperlink r:id="rId27">
+      <w:hyperlink r:id="rId28">
         <w:r>
           <w:rPr>
             <w:color w:val="2A78D6"/>
@@ -9230,7 +9314,7 @@
         <w:t>23.</w:t>
         <w:tab/>
       </w:r>
-      <w:hyperlink r:id="rId28">
+      <w:hyperlink r:id="rId29">
         <w:r>
           <w:rPr>
             <w:color w:val="2A78D6"/>
@@ -9257,7 +9341,7 @@
         <w:t>24.</w:t>
         <w:tab/>
       </w:r>
-      <w:hyperlink r:id="rId29">
+      <w:hyperlink r:id="rId30">
         <w:r>
           <w:rPr>
             <w:color w:val="2A78D6"/>
@@ -9284,7 +9368,7 @@
         <w:t>25.</w:t>
         <w:tab/>
       </w:r>
-      <w:hyperlink r:id="rId30">
+      <w:hyperlink r:id="rId31">
         <w:r>
           <w:rPr>
             <w:color w:val="2A78D6"/>
@@ -9311,7 +9395,7 @@
         <w:t>26.</w:t>
         <w:tab/>
       </w:r>
-      <w:hyperlink r:id="rId31">
+      <w:hyperlink r:id="rId32">
         <w:r>
           <w:rPr>
             <w:color w:val="2A78D6"/>
@@ -9338,7 +9422,7 @@
         <w:t>27.</w:t>
         <w:tab/>
       </w:r>
-      <w:hyperlink r:id="rId32">
+      <w:hyperlink r:id="rId33">
         <w:r>
           <w:rPr>
             <w:color w:val="2A78D6"/>
@@ -9365,7 +9449,7 @@
         <w:t>28.</w:t>
         <w:tab/>
       </w:r>
-      <w:hyperlink r:id="rId30">
+      <w:hyperlink r:id="rId31">
         <w:r>
           <w:rPr>
             <w:color w:val="2A78D6"/>
@@ -9392,7 +9476,7 @@
         <w:t>29.</w:t>
         <w:tab/>
       </w:r>
-      <w:hyperlink r:id="rId30">
+      <w:hyperlink r:id="rId31">
         <w:r>
           <w:rPr>
             <w:color w:val="2A78D6"/>
@@ -9419,7 +9503,7 @@
         <w:t>30.</w:t>
         <w:tab/>
       </w:r>
-      <w:hyperlink r:id="rId33">
+      <w:hyperlink r:id="rId34">
         <w:r>
           <w:rPr>
             <w:color w:val="2A78D6"/>
